--- a/evidencias/Documentacion-Bolivar-Aprende-y-Trabaja.docx
+++ b/evidencias/Documentacion-Bolivar-Aprende-y-Trabaja.docx
@@ -12,721 +12,10 @@
     </w:p>
     <w:p>
       <w:r>
-        <w:t>API REST en Node.js + Express con MongoDB y app móvil en Flutter</w:t>
+        <w:t>API REST en Node.js + Express con MongoDB y aplicación móvil en Flutter</w:t>
       </w:r>
     </w:p>
     <w:p/>
-    <w:p>
-      <w:pPr>
-        <w:pStyle w:val="Ttulo1"/>
-      </w:pPr>
-      <w:r>
-        <w:t>1. Introducción</w:t>
-      </w:r>
-    </w:p>
-    <w:p>
-      <w:r>
-        <w:t>Bolívar Aprende y Trabaja es una aplicación móvil que centraliza las oportunidades de educación, trabajo y emprendimiento del departamento de Bolívar. Antes de este cambio, cada usuario tenía su propia copia de la información dentro del celular, lo que hacía imposible que un administrador publicara una oferta y los demás la vieran. En esta versión, toda la información vive en una base de datos central (MongoDB) y la app se convierte en el cliente de esa base de datos a través de una API REST.</w:t>
-      </w:r>
-    </w:p>
-    <w:p>
-      <w:r>
-        <w:t>El objetivo de este trabajo es construir una API REST funcional que implemente el CRUD completo (GET, POST, PUT y DELETE) sobre el módulo de gestión de oportunidades, y consumirla desde la aplicación móvil para que funcione de extremo a extremo.</w:t>
-      </w:r>
-    </w:p>
-    <w:p>
-      <w:pPr>
-        <w:pStyle w:val="Ttulo1"/>
-      </w:pPr>
-      <w:r>
-        <w:t>2. Arquitectura</w:t>
-      </w:r>
-    </w:p>
-    <w:p>
-      <w:r>
-        <w:t>El sistema tiene tres capas. La app móvil (Flutter, Android) no tiene base de datos propia: es el cliente. La API (Node.js + Express) expone los endpoints, valida los datos y controla los permisos. La base de datos (MongoDB en Atlas) guarda todo lo que la app registra: cuentas, oportunidades, postulaciones, inscripciones, notificaciones y favoritos.</w:t>
-      </w:r>
-    </w:p>
-    <w:p>
-      <w:r>
-        <w:t>Celular (Flutter)  →  HTTP + JSON + token JWT  →  API (Express)  →  MongoDB Atlas</w:t>
-      </w:r>
-    </w:p>
-    <w:p>
-      <w:r>
-        <w:t>La sesión se maneja con tokens JWT: la app inicia sesión, la API devuelve un token y lo envía en cada petición protegida dentro del encabezado Authorization. Solo el rol administrador puede crear, editar y borrar oportunidades y enviar alertas.</w:t>
-      </w:r>
-    </w:p>
-    <w:p>
-      <w:pPr>
-        <w:pStyle w:val="Ttulo1"/>
-      </w:pPr>
-      <w:r>
-        <w:t>3. La API</w:t>
-      </w:r>
-    </w:p>
-    <w:p>
-      <w:r>
-        <w:t>La API expone 39 endpoints REST agrupados en módulos. El CRUD principal es el de oportunidades:</w:t>
-      </w:r>
-    </w:p>
-    <w:tbl>
-      <w:tblPr>
-        <w:tblW w:w="0" w:type="auto"/>
-        <w:tblBorders>
-          <w:top w:val="single" w:sz="4" w:space="0" w:color="auto"/>
-          <w:left w:val="single" w:sz="4" w:space="0" w:color="auto"/>
-          <w:bottom w:val="single" w:sz="4" w:space="0" w:color="auto"/>
-          <w:right w:val="single" w:sz="4" w:space="0" w:color="auto"/>
-          <w:insideH w:val="single" w:sz="4" w:space="0" w:color="auto"/>
-          <w:insideV w:val="single" w:sz="4" w:space="0" w:color="auto"/>
-        </w:tblBorders>
-        <w:tblLayout w:type="fixed"/>
-        <w:tblCellMar>
-          <w:left w:w="70" w:type="dxa"/>
-          <w:right w:w="70" w:type="dxa"/>
-        </w:tblCellMar>
-        <w:tblLook w:val="0000" w:firstRow="0" w:lastRow="0" w:firstColumn="0" w:lastColumn="0" w:noHBand="0" w:noVBand="0"/>
-      </w:tblPr>
-      <w:tblGrid>
-        <w:gridCol w:w="2209"/>
-        <w:gridCol w:w="2209"/>
-        <w:gridCol w:w="2210"/>
-        <w:gridCol w:w="2210"/>
-      </w:tblGrid>
-      <w:tr>
-        <w:tblPrEx>
-          <w:tblCellMar>
-            <w:top w:w="0" w:type="dxa"/>
-            <w:bottom w:w="0" w:type="dxa"/>
-          </w:tblCellMar>
-        </w:tblPrEx>
-        <w:tc>
-          <w:tcPr>
-            <w:tcW w:w="2209" w:type="dxa"/>
-          </w:tcPr>
-          <w:p>
-            <w:pPr>
-              <w:rPr>
-                <w:b/>
-                <w:sz w:val="18"/>
-              </w:rPr>
-            </w:pPr>
-            <w:r>
-              <w:rPr>
-                <w:b/>
-                <w:sz w:val="18"/>
-              </w:rPr>
-              <w:t>Método</w:t>
-            </w:r>
-          </w:p>
-        </w:tc>
-        <w:tc>
-          <w:tcPr>
-            <w:tcW w:w="2209" w:type="dxa"/>
-          </w:tcPr>
-          <w:p>
-            <w:pPr>
-              <w:rPr>
-                <w:b/>
-                <w:sz w:val="18"/>
-              </w:rPr>
-            </w:pPr>
-            <w:r>
-              <w:rPr>
-                <w:b/>
-                <w:sz w:val="18"/>
-              </w:rPr>
-              <w:t>Ruta</w:t>
-            </w:r>
-          </w:p>
-        </w:tc>
-        <w:tc>
-          <w:tcPr>
-            <w:tcW w:w="2210" w:type="dxa"/>
-          </w:tcPr>
-          <w:p>
-            <w:pPr>
-              <w:rPr>
-                <w:b/>
-                <w:sz w:val="18"/>
-              </w:rPr>
-            </w:pPr>
-            <w:r>
-              <w:rPr>
-                <w:b/>
-                <w:sz w:val="18"/>
-              </w:rPr>
-              <w:t>Descripción</w:t>
-            </w:r>
-          </w:p>
-        </w:tc>
-        <w:tc>
-          <w:tcPr>
-            <w:tcW w:w="2210" w:type="dxa"/>
-          </w:tcPr>
-          <w:p>
-            <w:pPr>
-              <w:rPr>
-                <w:b/>
-                <w:sz w:val="18"/>
-              </w:rPr>
-            </w:pPr>
-            <w:r>
-              <w:rPr>
-                <w:b/>
-                <w:sz w:val="18"/>
-              </w:rPr>
-              <w:t>Permiso</w:t>
-            </w:r>
-          </w:p>
-        </w:tc>
-      </w:tr>
-      <w:tr>
-        <w:tblPrEx>
-          <w:tblCellMar>
-            <w:top w:w="0" w:type="dxa"/>
-            <w:bottom w:w="0" w:type="dxa"/>
-          </w:tblCellMar>
-        </w:tblPrEx>
-        <w:tc>
-          <w:tcPr>
-            <w:tcW w:w="2209" w:type="dxa"/>
-          </w:tcPr>
-          <w:p>
-            <w:pPr>
-              <w:rPr>
-                <w:sz w:val="18"/>
-              </w:rPr>
-            </w:pPr>
-            <w:r>
-              <w:rPr>
-                <w:sz w:val="18"/>
-              </w:rPr>
-              <w:t>GET</w:t>
-            </w:r>
-          </w:p>
-        </w:tc>
-        <w:tc>
-          <w:tcPr>
-            <w:tcW w:w="2209" w:type="dxa"/>
-          </w:tcPr>
-          <w:p>
-            <w:pPr>
-              <w:rPr>
-                <w:sz w:val="18"/>
-              </w:rPr>
-            </w:pPr>
-            <w:r>
-              <w:rPr>
-                <w:sz w:val="18"/>
-              </w:rPr>
-              <w:t>/api/oportunidades</w:t>
-            </w:r>
-          </w:p>
-        </w:tc>
-        <w:tc>
-          <w:tcPr>
-            <w:tcW w:w="2210" w:type="dxa"/>
-          </w:tcPr>
-          <w:p>
-            <w:pPr>
-              <w:rPr>
-                <w:sz w:val="18"/>
-              </w:rPr>
-            </w:pPr>
-            <w:r>
-              <w:rPr>
-                <w:sz w:val="18"/>
-              </w:rPr>
-              <w:t>Lista las oportunidades activas, con filtros por municipio, categoría, tipo y clase</w:t>
-            </w:r>
-          </w:p>
-        </w:tc>
-        <w:tc>
-          <w:tcPr>
-            <w:tcW w:w="2210" w:type="dxa"/>
-          </w:tcPr>
-          <w:p>
-            <w:pPr>
-              <w:rPr>
-                <w:sz w:val="18"/>
-              </w:rPr>
-            </w:pPr>
-            <w:r>
-              <w:rPr>
-                <w:sz w:val="18"/>
-              </w:rPr>
-              <w:t>Público</w:t>
-            </w:r>
-          </w:p>
-        </w:tc>
-      </w:tr>
-      <w:tr>
-        <w:tblPrEx>
-          <w:tblCellMar>
-            <w:top w:w="0" w:type="dxa"/>
-            <w:bottom w:w="0" w:type="dxa"/>
-          </w:tblCellMar>
-        </w:tblPrEx>
-        <w:tc>
-          <w:tcPr>
-            <w:tcW w:w="2209" w:type="dxa"/>
-          </w:tcPr>
-          <w:p>
-            <w:pPr>
-              <w:rPr>
-                <w:sz w:val="18"/>
-              </w:rPr>
-            </w:pPr>
-            <w:r>
-              <w:rPr>
-                <w:sz w:val="18"/>
-              </w:rPr>
-              <w:t>GET</w:t>
-            </w:r>
-          </w:p>
-        </w:tc>
-        <w:tc>
-          <w:tcPr>
-            <w:tcW w:w="2209" w:type="dxa"/>
-          </w:tcPr>
-          <w:p>
-            <w:pPr>
-              <w:rPr>
-                <w:sz w:val="18"/>
-              </w:rPr>
-            </w:pPr>
-            <w:r>
-              <w:rPr>
-                <w:sz w:val="18"/>
-              </w:rPr>
-              <w:t>/api/oportunidades/todas</w:t>
-            </w:r>
-          </w:p>
-        </w:tc>
-        <w:tc>
-          <w:tcPr>
-            <w:tcW w:w="2210" w:type="dxa"/>
-          </w:tcPr>
-          <w:p>
-            <w:pPr>
-              <w:rPr>
-                <w:sz w:val="18"/>
-              </w:rPr>
-            </w:pPr>
-            <w:r>
-              <w:rPr>
-                <w:sz w:val="18"/>
-              </w:rPr>
-              <w:t>Lista todas, incluidas las cerradas y pendientes</w:t>
-            </w:r>
-          </w:p>
-        </w:tc>
-        <w:tc>
-          <w:tcPr>
-            <w:tcW w:w="2210" w:type="dxa"/>
-          </w:tcPr>
-          <w:p>
-            <w:pPr>
-              <w:rPr>
-                <w:sz w:val="18"/>
-              </w:rPr>
-            </w:pPr>
-            <w:r>
-              <w:rPr>
-                <w:sz w:val="18"/>
-              </w:rPr>
-              <w:t>Administrador</w:t>
-            </w:r>
-          </w:p>
-        </w:tc>
-      </w:tr>
-      <w:tr>
-        <w:tblPrEx>
-          <w:tblCellMar>
-            <w:top w:w="0" w:type="dxa"/>
-            <w:bottom w:w="0" w:type="dxa"/>
-          </w:tblCellMar>
-        </w:tblPrEx>
-        <w:tc>
-          <w:tcPr>
-            <w:tcW w:w="2209" w:type="dxa"/>
-          </w:tcPr>
-          <w:p>
-            <w:pPr>
-              <w:rPr>
-                <w:sz w:val="18"/>
-              </w:rPr>
-            </w:pPr>
-            <w:r>
-              <w:rPr>
-                <w:sz w:val="18"/>
-              </w:rPr>
-              <w:t>GET</w:t>
-            </w:r>
-          </w:p>
-        </w:tc>
-        <w:tc>
-          <w:tcPr>
-            <w:tcW w:w="2209" w:type="dxa"/>
-          </w:tcPr>
-          <w:p>
-            <w:pPr>
-              <w:rPr>
-                <w:sz w:val="18"/>
-              </w:rPr>
-            </w:pPr>
-            <w:r>
-              <w:rPr>
-                <w:sz w:val="18"/>
-              </w:rPr>
-              <w:t>/api/oportunidades/:id</w:t>
-            </w:r>
-          </w:p>
-        </w:tc>
-        <w:tc>
-          <w:tcPr>
-            <w:tcW w:w="2210" w:type="dxa"/>
-          </w:tcPr>
-          <w:p>
-            <w:pPr>
-              <w:rPr>
-                <w:sz w:val="18"/>
-              </w:rPr>
-            </w:pPr>
-            <w:r>
-              <w:rPr>
-                <w:sz w:val="18"/>
-              </w:rPr>
-              <w:t>Devuelve una oportunidad</w:t>
-            </w:r>
-          </w:p>
-        </w:tc>
-        <w:tc>
-          <w:tcPr>
-            <w:tcW w:w="2210" w:type="dxa"/>
-          </w:tcPr>
-          <w:p>
-            <w:pPr>
-              <w:rPr>
-                <w:sz w:val="18"/>
-              </w:rPr>
-            </w:pPr>
-            <w:r>
-              <w:rPr>
-                <w:sz w:val="18"/>
-              </w:rPr>
-              <w:t>Público</w:t>
-            </w:r>
-          </w:p>
-        </w:tc>
-      </w:tr>
-      <w:tr>
-        <w:tblPrEx>
-          <w:tblCellMar>
-            <w:top w:w="0" w:type="dxa"/>
-            <w:bottom w:w="0" w:type="dxa"/>
-          </w:tblCellMar>
-        </w:tblPrEx>
-        <w:tc>
-          <w:tcPr>
-            <w:tcW w:w="2209" w:type="dxa"/>
-          </w:tcPr>
-          <w:p>
-            <w:pPr>
-              <w:rPr>
-                <w:sz w:val="18"/>
-              </w:rPr>
-            </w:pPr>
-            <w:r>
-              <w:rPr>
-                <w:sz w:val="18"/>
-              </w:rPr>
-              <w:t>POST</w:t>
-            </w:r>
-          </w:p>
-        </w:tc>
-        <w:tc>
-          <w:tcPr>
-            <w:tcW w:w="2209" w:type="dxa"/>
-          </w:tcPr>
-          <w:p>
-            <w:pPr>
-              <w:rPr>
-                <w:sz w:val="18"/>
-              </w:rPr>
-            </w:pPr>
-            <w:r>
-              <w:rPr>
-                <w:sz w:val="18"/>
-              </w:rPr>
-              <w:t>/api/oportunidades</w:t>
-            </w:r>
-          </w:p>
-        </w:tc>
-        <w:tc>
-          <w:tcPr>
-            <w:tcW w:w="2210" w:type="dxa"/>
-          </w:tcPr>
-          <w:p>
-            <w:pPr>
-              <w:rPr>
-                <w:sz w:val="18"/>
-              </w:rPr>
-            </w:pPr>
-            <w:r>
-              <w:rPr>
-                <w:sz w:val="18"/>
-              </w:rPr>
-              <w:t>Crea una oportunidad</w:t>
-            </w:r>
-          </w:p>
-        </w:tc>
-        <w:tc>
-          <w:tcPr>
-            <w:tcW w:w="2210" w:type="dxa"/>
-          </w:tcPr>
-          <w:p>
-            <w:pPr>
-              <w:rPr>
-                <w:sz w:val="18"/>
-              </w:rPr>
-            </w:pPr>
-            <w:r>
-              <w:rPr>
-                <w:sz w:val="18"/>
-              </w:rPr>
-              <w:t>Administrador</w:t>
-            </w:r>
-          </w:p>
-        </w:tc>
-      </w:tr>
-      <w:tr>
-        <w:tblPrEx>
-          <w:tblCellMar>
-            <w:top w:w="0" w:type="dxa"/>
-            <w:bottom w:w="0" w:type="dxa"/>
-          </w:tblCellMar>
-        </w:tblPrEx>
-        <w:tc>
-          <w:tcPr>
-            <w:tcW w:w="2209" w:type="dxa"/>
-          </w:tcPr>
-          <w:p>
-            <w:pPr>
-              <w:rPr>
-                <w:sz w:val="18"/>
-              </w:rPr>
-            </w:pPr>
-            <w:r>
-              <w:rPr>
-                <w:sz w:val="18"/>
-              </w:rPr>
-              <w:t>PUT</w:t>
-            </w:r>
-          </w:p>
-        </w:tc>
-        <w:tc>
-          <w:tcPr>
-            <w:tcW w:w="2209" w:type="dxa"/>
-          </w:tcPr>
-          <w:p>
-            <w:pPr>
-              <w:rPr>
-                <w:sz w:val="18"/>
-              </w:rPr>
-            </w:pPr>
-            <w:r>
-              <w:rPr>
-                <w:sz w:val="18"/>
-              </w:rPr>
-              <w:t>/api/oportunidades/:id</w:t>
-            </w:r>
-          </w:p>
-        </w:tc>
-        <w:tc>
-          <w:tcPr>
-            <w:tcW w:w="2210" w:type="dxa"/>
-          </w:tcPr>
-          <w:p>
-            <w:pPr>
-              <w:rPr>
-                <w:sz w:val="18"/>
-              </w:rPr>
-            </w:pPr>
-            <w:r>
-              <w:rPr>
-                <w:sz w:val="18"/>
-              </w:rPr>
-              <w:t>Actualiza (valida solo los campos que llegan)</w:t>
-            </w:r>
-          </w:p>
-        </w:tc>
-        <w:tc>
-          <w:tcPr>
-            <w:tcW w:w="2210" w:type="dxa"/>
-          </w:tcPr>
-          <w:p>
-            <w:pPr>
-              <w:rPr>
-                <w:sz w:val="18"/>
-              </w:rPr>
-            </w:pPr>
-            <w:r>
-              <w:rPr>
-                <w:sz w:val="18"/>
-              </w:rPr>
-              <w:t>Administrador</w:t>
-            </w:r>
-          </w:p>
-        </w:tc>
-      </w:tr>
-      <w:tr>
-        <w:tblPrEx>
-          <w:tblCellMar>
-            <w:top w:w="0" w:type="dxa"/>
-            <w:bottom w:w="0" w:type="dxa"/>
-          </w:tblCellMar>
-        </w:tblPrEx>
-        <w:tc>
-          <w:tcPr>
-            <w:tcW w:w="2209" w:type="dxa"/>
-          </w:tcPr>
-          <w:p>
-            <w:pPr>
-              <w:rPr>
-                <w:sz w:val="18"/>
-              </w:rPr>
-            </w:pPr>
-            <w:r>
-              <w:rPr>
-                <w:sz w:val="18"/>
-              </w:rPr>
-              <w:t>DELETE</w:t>
-            </w:r>
-          </w:p>
-        </w:tc>
-        <w:tc>
-          <w:tcPr>
-            <w:tcW w:w="2209" w:type="dxa"/>
-          </w:tcPr>
-          <w:p>
-            <w:pPr>
-              <w:rPr>
-                <w:sz w:val="18"/>
-              </w:rPr>
-            </w:pPr>
-            <w:r>
-              <w:rPr>
-                <w:sz w:val="18"/>
-              </w:rPr>
-              <w:t>/api/oportunidades/:id</w:t>
-            </w:r>
-          </w:p>
-        </w:tc>
-        <w:tc>
-          <w:tcPr>
-            <w:tcW w:w="2210" w:type="dxa"/>
-          </w:tcPr>
-          <w:p>
-            <w:pPr>
-              <w:rPr>
-                <w:sz w:val="18"/>
-              </w:rPr>
-            </w:pPr>
-            <w:r>
-              <w:rPr>
-                <w:sz w:val="18"/>
-              </w:rPr>
-              <w:t>Elimina una oportunidad</w:t>
-            </w:r>
-          </w:p>
-        </w:tc>
-        <w:tc>
-          <w:tcPr>
-            <w:tcW w:w="2210" w:type="dxa"/>
-          </w:tcPr>
-          <w:p>
-            <w:pPr>
-              <w:rPr>
-                <w:sz w:val="18"/>
-              </w:rPr>
-            </w:pPr>
-            <w:r>
-              <w:rPr>
-                <w:sz w:val="18"/>
-              </w:rPr>
-              <w:t>Administrador</w:t>
-            </w:r>
-          </w:p>
-        </w:tc>
-      </w:tr>
-    </w:tbl>
-    <w:p/>
-    <w:p>
-      <w:r>
-        <w:t>Los demás módulos:</w:t>
-      </w:r>
-    </w:p>
-    <w:p>
-      <w:pPr>
-        <w:pStyle w:val="Prrafodelista"/>
-      </w:pPr>
-      <w:r>
-        <w:t>/api/auth — registro, inicio de sesión, perfil y listado de usuarios.</w:t>
-      </w:r>
-    </w:p>
-    <w:p>
-      <w:pPr>
-        <w:pStyle w:val="Prrafodelista"/>
-      </w:pPr>
-      <w:r>
-        <w:t>/api/favoritos — marcar y quitar una oportunidad de favoritos.</w:t>
-      </w:r>
-    </w:p>
-    <w:p>
-      <w:pPr>
-        <w:pStyle w:val="Prrafodelista"/>
-      </w:pPr>
-      <w:r>
-        <w:t>/api/postulaciones — postularse a una oferta laboral y cambiar su estado.</w:t>
-      </w:r>
-    </w:p>
-    <w:p>
-      <w:pPr>
-        <w:pStyle w:val="Prrafodelista"/>
-      </w:pPr>
-      <w:r>
-        <w:t>/api/inscripciones — inscribirse a un curso y anular la inscripción.</w:t>
-      </w:r>
-    </w:p>
-    <w:p>
-      <w:pPr>
-        <w:pStyle w:val="Prrafodelista"/>
-      </w:pPr>
-      <w:r>
-        <w:t>/api/notificaciones — avisos del usuario y alertas del administrador.</w:t>
-      </w:r>
-    </w:p>
-    <w:p>
-      <w:r>
-        <w:t>La API también incluye validación de datos en el servidor (express-validator), encriptación de contraseñas (bcrypt), protección contra fuerza bruta (límite de intentos fallidos) y un manejador central de errores.</w:t>
-      </w:r>
-    </w:p>
-    <w:p>
-      <w:pPr>
-        <w:pStyle w:val="Ttulo1"/>
-      </w:pPr>
-      <w:r>
-        <w:t>4. La base de datos</w:t>
-      </w:r>
-    </w:p>
-    <w:p>
-      <w:r>
-        <w:t>MongoDB, con seis colecciones:</w:t>
-      </w:r>
-    </w:p>
     <w:tbl>
       <w:tblPr>
         <w:tblW w:w="0" w:type="auto"/>
@@ -767,296 +56,282 @@
                 <w:sz w:val="18"/>
               </w:rPr>
             </w:pPr>
-            <w:r>
+          </w:p>
+        </w:tc>
+        <w:tc>
+          <w:tcPr>
+            <w:tcW w:w="4419" w:type="dxa"/>
+          </w:tcPr>
+          <w:p>
+            <w:pPr>
               <w:rPr>
                 <w:b/>
                 <w:sz w:val="18"/>
               </w:rPr>
-              <w:t>Colección</w:t>
-            </w:r>
-          </w:p>
-        </w:tc>
-        <w:tc>
-          <w:tcPr>
-            <w:tcW w:w="4419" w:type="dxa"/>
-          </w:tcPr>
-          <w:p>
-            <w:pPr>
-              <w:rPr>
-                <w:b/>
-                <w:sz w:val="18"/>
-              </w:rPr>
-            </w:pPr>
-            <w:r>
-              <w:rPr>
-                <w:b/>
-                <w:sz w:val="18"/>
-              </w:rPr>
-              <w:t>Qué guarda</w:t>
-            </w:r>
-          </w:p>
-        </w:tc>
-      </w:tr>
-      <w:tr>
-        <w:tblPrEx>
-          <w:tblCellMar>
-            <w:top w:w="0" w:type="dxa"/>
-            <w:bottom w:w="0" w:type="dxa"/>
-          </w:tblCellMar>
-        </w:tblPrEx>
-        <w:tc>
-          <w:tcPr>
-            <w:tcW w:w="4419" w:type="dxa"/>
-          </w:tcPr>
-          <w:p>
-            <w:pPr>
-              <w:rPr>
-                <w:sz w:val="18"/>
-              </w:rPr>
-            </w:pPr>
-            <w:r>
-              <w:rPr>
-                <w:sz w:val="18"/>
-              </w:rPr>
-              <w:t>usuarios</w:t>
-            </w:r>
-          </w:p>
-        </w:tc>
-        <w:tc>
-          <w:tcPr>
-            <w:tcW w:w="4419" w:type="dxa"/>
-          </w:tcPr>
-          <w:p>
-            <w:pPr>
-              <w:rPr>
-                <w:sz w:val="18"/>
-              </w:rPr>
-            </w:pPr>
-            <w:r>
-              <w:rPr>
-                <w:sz w:val="18"/>
-              </w:rPr>
-              <w:t>nombre, apellido, email, contraseña (con hash), municipio, identificación, teléfono, tipo de perfil, rol, activo</w:t>
-            </w:r>
-          </w:p>
-        </w:tc>
-      </w:tr>
-      <w:tr>
-        <w:tblPrEx>
-          <w:tblCellMar>
-            <w:top w:w="0" w:type="dxa"/>
-            <w:bottom w:w="0" w:type="dxa"/>
-          </w:tblCellMar>
-        </w:tblPrEx>
-        <w:tc>
-          <w:tcPr>
-            <w:tcW w:w="4419" w:type="dxa"/>
-          </w:tcPr>
-          <w:p>
-            <w:pPr>
-              <w:rPr>
-                <w:sz w:val="18"/>
-              </w:rPr>
-            </w:pPr>
-            <w:r>
-              <w:rPr>
-                <w:sz w:val="18"/>
-              </w:rPr>
-              <w:t>oportunidades</w:t>
-            </w:r>
-          </w:p>
-        </w:tc>
-        <w:tc>
-          <w:tcPr>
-            <w:tcW w:w="4419" w:type="dxa"/>
-          </w:tcPr>
-          <w:p>
-            <w:pPr>
-              <w:rPr>
-                <w:sz w:val="18"/>
-              </w:rPr>
-            </w:pPr>
-            <w:r>
-              <w:rPr>
-                <w:sz w:val="18"/>
-              </w:rPr>
-              <w:t>título, descripción, clase, categoría, tipo, municipio, entidad organizadora, requisitos, cupos, empresa, cargo, salario, ubicación, contacto, estado, autor</w:t>
-            </w:r>
-          </w:p>
-        </w:tc>
-      </w:tr>
-      <w:tr>
-        <w:tblPrEx>
-          <w:tblCellMar>
-            <w:top w:w="0" w:type="dxa"/>
-            <w:bottom w:w="0" w:type="dxa"/>
-          </w:tblCellMar>
-        </w:tblPrEx>
-        <w:tc>
-          <w:tcPr>
-            <w:tcW w:w="4419" w:type="dxa"/>
-          </w:tcPr>
-          <w:p>
-            <w:pPr>
-              <w:rPr>
-                <w:sz w:val="18"/>
-              </w:rPr>
-            </w:pPr>
-            <w:r>
-              <w:rPr>
-                <w:sz w:val="18"/>
-              </w:rPr>
-              <w:t>favoritos</w:t>
-            </w:r>
-          </w:p>
-        </w:tc>
-        <w:tc>
-          <w:tcPr>
-            <w:tcW w:w="4419" w:type="dxa"/>
-          </w:tcPr>
-          <w:p>
-            <w:pPr>
-              <w:rPr>
-                <w:sz w:val="18"/>
-              </w:rPr>
-            </w:pPr>
-            <w:r>
-              <w:rPr>
-                <w:sz w:val="18"/>
-              </w:rPr>
-              <w:t>usuario y oportunidad (con índice único para no repetir)</w:t>
-            </w:r>
-          </w:p>
-        </w:tc>
-      </w:tr>
-      <w:tr>
-        <w:tblPrEx>
-          <w:tblCellMar>
-            <w:top w:w="0" w:type="dxa"/>
-            <w:bottom w:w="0" w:type="dxa"/>
-          </w:tblCellMar>
-        </w:tblPrEx>
-        <w:tc>
-          <w:tcPr>
-            <w:tcW w:w="4419" w:type="dxa"/>
-          </w:tcPr>
-          <w:p>
-            <w:pPr>
-              <w:rPr>
-                <w:sz w:val="18"/>
-              </w:rPr>
-            </w:pPr>
-            <w:r>
-              <w:rPr>
-                <w:sz w:val="18"/>
-              </w:rPr>
-              <w:t>postulaciones</w:t>
-            </w:r>
-          </w:p>
-        </w:tc>
-        <w:tc>
-          <w:tcPr>
-            <w:tcW w:w="4419" w:type="dxa"/>
-          </w:tcPr>
-          <w:p>
-            <w:pPr>
-              <w:rPr>
-                <w:sz w:val="18"/>
-              </w:rPr>
-            </w:pPr>
-            <w:r>
-              <w:rPr>
-                <w:sz w:val="18"/>
-              </w:rPr>
-              <w:t>usuario, oportunidad y estado (Enviada / En revisión / Aceptada / Rechazada)</w:t>
-            </w:r>
-          </w:p>
-        </w:tc>
-      </w:tr>
-      <w:tr>
-        <w:tblPrEx>
-          <w:tblCellMar>
-            <w:top w:w="0" w:type="dxa"/>
-            <w:bottom w:w="0" w:type="dxa"/>
-          </w:tblCellMar>
-        </w:tblPrEx>
-        <w:tc>
-          <w:tcPr>
-            <w:tcW w:w="4419" w:type="dxa"/>
-          </w:tcPr>
-          <w:p>
-            <w:pPr>
-              <w:rPr>
-                <w:sz w:val="18"/>
-              </w:rPr>
-            </w:pPr>
-            <w:r>
-              <w:rPr>
-                <w:sz w:val="18"/>
-              </w:rPr>
-              <w:t>inscripciones</w:t>
-            </w:r>
-          </w:p>
-        </w:tc>
-        <w:tc>
-          <w:tcPr>
-            <w:tcW w:w="4419" w:type="dxa"/>
-          </w:tcPr>
-          <w:p>
-            <w:pPr>
-              <w:rPr>
-                <w:sz w:val="18"/>
-              </w:rPr>
-            </w:pPr>
-            <w:r>
-              <w:rPr>
-                <w:sz w:val="18"/>
-              </w:rPr>
-              <w:t>usuario, oportunidad y estado (Inscrito / Anulada)</w:t>
-            </w:r>
-          </w:p>
-        </w:tc>
-      </w:tr>
-      <w:tr>
-        <w:tblPrEx>
-          <w:tblCellMar>
-            <w:top w:w="0" w:type="dxa"/>
-            <w:bottom w:w="0" w:type="dxa"/>
-          </w:tblCellMar>
-        </w:tblPrEx>
-        <w:tc>
-          <w:tcPr>
-            <w:tcW w:w="4419" w:type="dxa"/>
-          </w:tcPr>
-          <w:p>
-            <w:pPr>
-              <w:rPr>
-                <w:sz w:val="18"/>
-              </w:rPr>
-            </w:pPr>
-            <w:r>
-              <w:rPr>
-                <w:sz w:val="18"/>
-              </w:rPr>
-              <w:t>notificaciones</w:t>
-            </w:r>
-          </w:p>
-        </w:tc>
-        <w:tc>
-          <w:tcPr>
-            <w:tcW w:w="4419" w:type="dxa"/>
-          </w:tcPr>
-          <w:p>
-            <w:pPr>
-              <w:rPr>
-                <w:sz w:val="18"/>
-              </w:rPr>
-            </w:pPr>
-            <w:r>
-              <w:rPr>
-                <w:sz w:val="18"/>
-              </w:rPr>
-              <w:t>usuario, título, ícono, mensaje y si ya fue leída</w:t>
+            </w:pPr>
+          </w:p>
+        </w:tc>
+      </w:tr>
+      <w:tr>
+        <w:tblPrEx>
+          <w:tblCellMar>
+            <w:top w:w="0" w:type="dxa"/>
+            <w:bottom w:w="0" w:type="dxa"/>
+          </w:tblCellMar>
+        </w:tblPrEx>
+        <w:tc>
+          <w:tcPr>
+            <w:tcW w:w="4419" w:type="dxa"/>
+          </w:tcPr>
+          <w:p>
+            <w:pPr>
+              <w:rPr>
+                <w:sz w:val="18"/>
+              </w:rPr>
+            </w:pPr>
+            <w:r>
+              <w:rPr>
+                <w:sz w:val="18"/>
+              </w:rPr>
+              <w:t>Proyecto</w:t>
+            </w:r>
+          </w:p>
+        </w:tc>
+        <w:tc>
+          <w:tcPr>
+            <w:tcW w:w="4419" w:type="dxa"/>
+          </w:tcPr>
+          <w:p>
+            <w:pPr>
+              <w:rPr>
+                <w:sz w:val="18"/>
+              </w:rPr>
+            </w:pPr>
+            <w:r>
+              <w:rPr>
+                <w:sz w:val="18"/>
+              </w:rPr>
+              <w:t>Bolívar Aprende y Trabaja</w:t>
+            </w:r>
+          </w:p>
+        </w:tc>
+      </w:tr>
+      <w:tr>
+        <w:tblPrEx>
+          <w:tblCellMar>
+            <w:top w:w="0" w:type="dxa"/>
+            <w:bottom w:w="0" w:type="dxa"/>
+          </w:tblCellMar>
+        </w:tblPrEx>
+        <w:tc>
+          <w:tcPr>
+            <w:tcW w:w="4419" w:type="dxa"/>
+          </w:tcPr>
+          <w:p>
+            <w:pPr>
+              <w:rPr>
+                <w:sz w:val="18"/>
+              </w:rPr>
+            </w:pPr>
+            <w:r>
+              <w:rPr>
+                <w:sz w:val="18"/>
+              </w:rPr>
+              <w:t>Materia</w:t>
+            </w:r>
+          </w:p>
+        </w:tc>
+        <w:tc>
+          <w:tcPr>
+            <w:tcW w:w="4419" w:type="dxa"/>
+          </w:tcPr>
+          <w:p>
+            <w:pPr>
+              <w:rPr>
+                <w:sz w:val="18"/>
+              </w:rPr>
+            </w:pPr>
+            <w:r>
+              <w:rPr>
+                <w:sz w:val="18"/>
+              </w:rPr>
+              <w:t>(completar)</w:t>
+            </w:r>
+          </w:p>
+        </w:tc>
+      </w:tr>
+      <w:tr>
+        <w:tblPrEx>
+          <w:tblCellMar>
+            <w:top w:w="0" w:type="dxa"/>
+            <w:bottom w:w="0" w:type="dxa"/>
+          </w:tblCellMar>
+        </w:tblPrEx>
+        <w:tc>
+          <w:tcPr>
+            <w:tcW w:w="4419" w:type="dxa"/>
+          </w:tcPr>
+          <w:p>
+            <w:pPr>
+              <w:rPr>
+                <w:sz w:val="18"/>
+              </w:rPr>
+            </w:pPr>
+            <w:r>
+              <w:rPr>
+                <w:sz w:val="18"/>
+              </w:rPr>
+              <w:t>Integrantes</w:t>
+            </w:r>
+          </w:p>
+        </w:tc>
+        <w:tc>
+          <w:tcPr>
+            <w:tcW w:w="4419" w:type="dxa"/>
+          </w:tcPr>
+          <w:p>
+            <w:pPr>
+              <w:rPr>
+                <w:sz w:val="18"/>
+              </w:rPr>
+            </w:pPr>
+            <w:r>
+              <w:rPr>
+                <w:sz w:val="18"/>
+              </w:rPr>
+              <w:t>(completar)</w:t>
+            </w:r>
+          </w:p>
+        </w:tc>
+      </w:tr>
+      <w:tr>
+        <w:tblPrEx>
+          <w:tblCellMar>
+            <w:top w:w="0" w:type="dxa"/>
+            <w:bottom w:w="0" w:type="dxa"/>
+          </w:tblCellMar>
+        </w:tblPrEx>
+        <w:tc>
+          <w:tcPr>
+            <w:tcW w:w="4419" w:type="dxa"/>
+          </w:tcPr>
+          <w:p>
+            <w:pPr>
+              <w:rPr>
+                <w:sz w:val="18"/>
+              </w:rPr>
+            </w:pPr>
+            <w:r>
+              <w:rPr>
+                <w:sz w:val="18"/>
+              </w:rPr>
+              <w:t>Docente</w:t>
+            </w:r>
+          </w:p>
+        </w:tc>
+        <w:tc>
+          <w:tcPr>
+            <w:tcW w:w="4419" w:type="dxa"/>
+          </w:tcPr>
+          <w:p>
+            <w:pPr>
+              <w:rPr>
+                <w:sz w:val="18"/>
+              </w:rPr>
+            </w:pPr>
+            <w:r>
+              <w:rPr>
+                <w:sz w:val="18"/>
+              </w:rPr>
+              <w:t>(completar)</w:t>
+            </w:r>
+          </w:p>
+        </w:tc>
+      </w:tr>
+      <w:tr>
+        <w:tblPrEx>
+          <w:tblCellMar>
+            <w:top w:w="0" w:type="dxa"/>
+            <w:bottom w:w="0" w:type="dxa"/>
+          </w:tblCellMar>
+        </w:tblPrEx>
+        <w:tc>
+          <w:tcPr>
+            <w:tcW w:w="4419" w:type="dxa"/>
+          </w:tcPr>
+          <w:p>
+            <w:pPr>
+              <w:rPr>
+                <w:sz w:val="18"/>
+              </w:rPr>
+            </w:pPr>
+            <w:r>
+              <w:rPr>
+                <w:sz w:val="18"/>
+              </w:rPr>
+              <w:t>Fecha</w:t>
+            </w:r>
+          </w:p>
+        </w:tc>
+        <w:tc>
+          <w:tcPr>
+            <w:tcW w:w="4419" w:type="dxa"/>
+          </w:tcPr>
+          <w:p>
+            <w:pPr>
+              <w:rPr>
+                <w:sz w:val="18"/>
+              </w:rPr>
+            </w:pPr>
+            <w:r>
+              <w:rPr>
+                <w:sz w:val="18"/>
+              </w:rPr>
+              <w:t>(completar)</w:t>
+            </w:r>
+          </w:p>
+        </w:tc>
+      </w:tr>
+      <w:tr>
+        <w:tblPrEx>
+          <w:tblCellMar>
+            <w:top w:w="0" w:type="dxa"/>
+            <w:bottom w:w="0" w:type="dxa"/>
+          </w:tblCellMar>
+        </w:tblPrEx>
+        <w:tc>
+          <w:tcPr>
+            <w:tcW w:w="4419" w:type="dxa"/>
+          </w:tcPr>
+          <w:p>
+            <w:pPr>
+              <w:rPr>
+                <w:sz w:val="18"/>
+              </w:rPr>
+            </w:pPr>
+            <w:r>
+              <w:rPr>
+                <w:sz w:val="18"/>
+              </w:rPr>
+              <w:t>Ciudad</w:t>
+            </w:r>
+          </w:p>
+        </w:tc>
+        <w:tc>
+          <w:tcPr>
+            <w:tcW w:w="4419" w:type="dxa"/>
+          </w:tcPr>
+          <w:p>
+            <w:pPr>
+              <w:rPr>
+                <w:sz w:val="18"/>
+              </w:rPr>
+            </w:pPr>
+            <w:r>
+              <w:rPr>
+                <w:sz w:val="18"/>
+              </w:rPr>
+              <w:t>(completar)</w:t>
             </w:r>
           </w:p>
         </w:tc>
@@ -1065,38 +340,1122 @@
     <w:p/>
     <w:p>
       <w:r>
-        <w:t>Todas las referencias usan el ObjectId de MongoDB (un texto de 24 caracteres). Por eso en la app el identificador de cada oportunidad es un String y no un número.</w:t>
-      </w:r>
-    </w:p>
+        <w:br w:type="page"/>
+      </w:r>
+    </w:p>
+    <w:p/>
     <w:p>
       <w:pPr>
         <w:pStyle w:val="Ttulo1"/>
       </w:pPr>
-      <w:r>
-        <w:t>5. La aplicación móvil</w:t>
-      </w:r>
-    </w:p>
-    <w:p>
-      <w:r>
-        <w:t>La app tiene 5 pantallas: inicio de sesión, crear cuenta, panel principal, Gestión de datos (donde el administrador publica y borra) y el menú lateral. Todo lo que se ve sale de la API: al abrir la app se descargan las oportunidades, y al volver de "Gestión de datos" se vuelve a consultar, por lo que lo que el administrador publica aparece de inmediato en el listado de los usuarios.</w:t>
-      </w:r>
-    </w:p>
-    <w:p>
-      <w:r>
-        <w:t>Un detalle importante: si el backend está apagado, la app no se cae. Muestra un aviso "Sin conexión con el servidor" y no guarda nada a medias, porque la base de datos es el backend. Además, al arrancar la app busca sola cuál de las direcciones configuradas responde, de modo que el mismo APK funciona en el emulador de Android Studio y en un teléfono real sin cambiar nada.</w:t>
-      </w:r>
-    </w:p>
+      <w:bookmarkStart w:id="0" w:name="_Toc243907268"/>
+      <w:r>
+        <w:t>Tabla de contenido</w:t>
+      </w:r>
+      <w:bookmarkEnd w:id="0"/>
+    </w:p>
+    <w:p>
+      <w:pPr>
+        <w:pStyle w:val="TDC1"/>
+        <w:tabs>
+          <w:tab w:val="right" w:leader="dot" w:pos="8828"/>
+        </w:tabs>
+        <w:rPr>
+          <w:rFonts w:eastAsiaTheme="minorEastAsia"/>
+          <w:noProof/>
+          <w:kern w:val="2"/>
+          <w:sz w:val="24"/>
+          <w:szCs w:val="24"/>
+          <w:lang w:eastAsia="es-CO"/>
+          <w14:ligatures w14:val="standardContextual"/>
+        </w:rPr>
+      </w:pPr>
+      <w:r>
+        <w:fldChar w:fldCharType="begin"/>
+      </w:r>
+      <w:r>
+        <w:instrText xml:space="preserve"> TOC \o "1-2" </w:instrText>
+      </w:r>
+      <w:r>
+        <w:fldChar w:fldCharType="separate"/>
+      </w:r>
+      <w:r>
+        <w:rPr>
+          <w:noProof/>
+        </w:rPr>
+        <w:t>Tabla de contenido</w:t>
+      </w:r>
+      <w:r>
+        <w:rPr>
+          <w:noProof/>
+        </w:rPr>
+        <w:tab/>
+      </w:r>
+      <w:r>
+        <w:rPr>
+          <w:noProof/>
+        </w:rPr>
+        <w:fldChar w:fldCharType="begin"/>
+      </w:r>
+      <w:r>
+        <w:rPr>
+          <w:noProof/>
+        </w:rPr>
+        <w:instrText xml:space="preserve"> PAGEREF _Toc243907268 \h </w:instrText>
+      </w:r>
+      <w:r>
+        <w:rPr>
+          <w:noProof/>
+        </w:rPr>
+      </w:r>
+      <w:r>
+        <w:rPr>
+          <w:noProof/>
+        </w:rPr>
+        <w:fldChar w:fldCharType="separate"/>
+      </w:r>
+      <w:r>
+        <w:rPr>
+          <w:noProof/>
+        </w:rPr>
+        <w:t>2</w:t>
+      </w:r>
+      <w:r>
+        <w:rPr>
+          <w:noProof/>
+        </w:rPr>
+        <w:fldChar w:fldCharType="end"/>
+      </w:r>
+    </w:p>
+    <w:p>
+      <w:pPr>
+        <w:pStyle w:val="TDC1"/>
+        <w:tabs>
+          <w:tab w:val="right" w:leader="dot" w:pos="8828"/>
+        </w:tabs>
+        <w:rPr>
+          <w:rFonts w:eastAsiaTheme="minorEastAsia"/>
+          <w:noProof/>
+          <w:kern w:val="2"/>
+          <w:sz w:val="24"/>
+          <w:szCs w:val="24"/>
+          <w:lang w:eastAsia="es-CO"/>
+          <w14:ligatures w14:val="standardContextual"/>
+        </w:rPr>
+      </w:pPr>
+      <w:r>
+        <w:rPr>
+          <w:noProof/>
+        </w:rPr>
+        <w:t>1. Introducción</w:t>
+      </w:r>
+      <w:r>
+        <w:rPr>
+          <w:noProof/>
+        </w:rPr>
+        <w:tab/>
+      </w:r>
+      <w:r>
+        <w:rPr>
+          <w:noProof/>
+        </w:rPr>
+        <w:fldChar w:fldCharType="begin"/>
+      </w:r>
+      <w:r>
+        <w:rPr>
+          <w:noProof/>
+        </w:rPr>
+        <w:instrText xml:space="preserve"> PAGEREF _Toc243907269 \h </w:instrText>
+      </w:r>
+      <w:r>
+        <w:rPr>
+          <w:noProof/>
+        </w:rPr>
+      </w:r>
+      <w:r>
+        <w:rPr>
+          <w:noProof/>
+        </w:rPr>
+        <w:fldChar w:fldCharType="separate"/>
+      </w:r>
+      <w:r>
+        <w:rPr>
+          <w:noProof/>
+        </w:rPr>
+        <w:t>3</w:t>
+      </w:r>
+      <w:r>
+        <w:rPr>
+          <w:noProof/>
+        </w:rPr>
+        <w:fldChar w:fldCharType="end"/>
+      </w:r>
+    </w:p>
+    <w:p>
+      <w:pPr>
+        <w:pStyle w:val="TDC1"/>
+        <w:tabs>
+          <w:tab w:val="right" w:leader="dot" w:pos="8828"/>
+        </w:tabs>
+        <w:rPr>
+          <w:rFonts w:eastAsiaTheme="minorEastAsia"/>
+          <w:noProof/>
+          <w:kern w:val="2"/>
+          <w:sz w:val="24"/>
+          <w:szCs w:val="24"/>
+          <w:lang w:eastAsia="es-CO"/>
+          <w14:ligatures w14:val="standardContextual"/>
+        </w:rPr>
+      </w:pPr>
+      <w:r>
+        <w:rPr>
+          <w:noProof/>
+        </w:rPr>
+        <w:t>2. Descripción de la actividad</w:t>
+      </w:r>
+      <w:r>
+        <w:rPr>
+          <w:noProof/>
+        </w:rPr>
+        <w:tab/>
+      </w:r>
+      <w:r>
+        <w:rPr>
+          <w:noProof/>
+        </w:rPr>
+        <w:fldChar w:fldCharType="begin"/>
+      </w:r>
+      <w:r>
+        <w:rPr>
+          <w:noProof/>
+        </w:rPr>
+        <w:instrText xml:space="preserve"> PAGEREF _Toc243907270 \h </w:instrText>
+      </w:r>
+      <w:r>
+        <w:rPr>
+          <w:noProof/>
+        </w:rPr>
+      </w:r>
+      <w:r>
+        <w:rPr>
+          <w:noProof/>
+        </w:rPr>
+        <w:fldChar w:fldCharType="separate"/>
+      </w:r>
+      <w:r>
+        <w:rPr>
+          <w:noProof/>
+        </w:rPr>
+        <w:t>3</w:t>
+      </w:r>
+      <w:r>
+        <w:rPr>
+          <w:noProof/>
+        </w:rPr>
+        <w:fldChar w:fldCharType="end"/>
+      </w:r>
+    </w:p>
+    <w:p>
+      <w:pPr>
+        <w:pStyle w:val="TDC1"/>
+        <w:tabs>
+          <w:tab w:val="right" w:leader="dot" w:pos="8828"/>
+        </w:tabs>
+        <w:rPr>
+          <w:rFonts w:eastAsiaTheme="minorEastAsia"/>
+          <w:noProof/>
+          <w:kern w:val="2"/>
+          <w:sz w:val="24"/>
+          <w:szCs w:val="24"/>
+          <w:lang w:eastAsia="es-CO"/>
+          <w14:ligatures w14:val="standardContextual"/>
+        </w:rPr>
+      </w:pPr>
+      <w:r>
+        <w:rPr>
+          <w:noProof/>
+        </w:rPr>
+        <w:t>3. Requisitos</w:t>
+      </w:r>
+      <w:r>
+        <w:rPr>
+          <w:noProof/>
+        </w:rPr>
+        <w:tab/>
+      </w:r>
+      <w:r>
+        <w:rPr>
+          <w:noProof/>
+        </w:rPr>
+        <w:fldChar w:fldCharType="begin"/>
+      </w:r>
+      <w:r>
+        <w:rPr>
+          <w:noProof/>
+        </w:rPr>
+        <w:instrText xml:space="preserve"> PAGEREF _Toc243907271 \h </w:instrText>
+      </w:r>
+      <w:r>
+        <w:rPr>
+          <w:noProof/>
+        </w:rPr>
+      </w:r>
+      <w:r>
+        <w:rPr>
+          <w:noProof/>
+        </w:rPr>
+        <w:fldChar w:fldCharType="separate"/>
+      </w:r>
+      <w:r>
+        <w:rPr>
+          <w:noProof/>
+        </w:rPr>
+        <w:t>4</w:t>
+      </w:r>
+      <w:r>
+        <w:rPr>
+          <w:noProof/>
+        </w:rPr>
+        <w:fldChar w:fldCharType="end"/>
+      </w:r>
+    </w:p>
+    <w:p>
+      <w:pPr>
+        <w:pStyle w:val="TDC2"/>
+        <w:tabs>
+          <w:tab w:val="right" w:leader="dot" w:pos="8828"/>
+        </w:tabs>
+        <w:rPr>
+          <w:noProof/>
+        </w:rPr>
+      </w:pPr>
+      <w:r>
+        <w:rPr>
+          <w:noProof/>
+        </w:rPr>
+        <w:t>3.1 Requisitos funcionales</w:t>
+      </w:r>
+      <w:r>
+        <w:rPr>
+          <w:noProof/>
+        </w:rPr>
+        <w:tab/>
+      </w:r>
+      <w:r>
+        <w:rPr>
+          <w:noProof/>
+        </w:rPr>
+        <w:fldChar w:fldCharType="begin"/>
+      </w:r>
+      <w:r>
+        <w:rPr>
+          <w:noProof/>
+        </w:rPr>
+        <w:instrText xml:space="preserve"> PAGEREF _Toc243907272 \h </w:instrText>
+      </w:r>
+      <w:r>
+        <w:rPr>
+          <w:noProof/>
+        </w:rPr>
+      </w:r>
+      <w:r>
+        <w:rPr>
+          <w:noProof/>
+        </w:rPr>
+        <w:fldChar w:fldCharType="separate"/>
+      </w:r>
+      <w:r>
+        <w:rPr>
+          <w:noProof/>
+        </w:rPr>
+        <w:t>4</w:t>
+      </w:r>
+      <w:r>
+        <w:rPr>
+          <w:noProof/>
+        </w:rPr>
+        <w:fldChar w:fldCharType="end"/>
+      </w:r>
+    </w:p>
+    <w:p>
+      <w:pPr>
+        <w:pStyle w:val="TDC2"/>
+        <w:tabs>
+          <w:tab w:val="right" w:leader="dot" w:pos="8828"/>
+        </w:tabs>
+        <w:rPr>
+          <w:noProof/>
+        </w:rPr>
+      </w:pPr>
+      <w:r>
+        <w:rPr>
+          <w:noProof/>
+        </w:rPr>
+        <w:t>3.2 Requisitos no funcionales</w:t>
+      </w:r>
+      <w:r>
+        <w:rPr>
+          <w:noProof/>
+        </w:rPr>
+        <w:tab/>
+      </w:r>
+      <w:r>
+        <w:rPr>
+          <w:noProof/>
+        </w:rPr>
+        <w:fldChar w:fldCharType="begin"/>
+      </w:r>
+      <w:r>
+        <w:rPr>
+          <w:noProof/>
+        </w:rPr>
+        <w:instrText xml:space="preserve"> PAGEREF _Toc243907273 \h </w:instrText>
+      </w:r>
+      <w:r>
+        <w:rPr>
+          <w:noProof/>
+        </w:rPr>
+      </w:r>
+      <w:r>
+        <w:rPr>
+          <w:noProof/>
+        </w:rPr>
+        <w:fldChar w:fldCharType="separate"/>
+      </w:r>
+      <w:r>
+        <w:rPr>
+          <w:noProof/>
+        </w:rPr>
+        <w:t>5</w:t>
+      </w:r>
+      <w:r>
+        <w:rPr>
+          <w:noProof/>
+        </w:rPr>
+        <w:fldChar w:fldCharType="end"/>
+      </w:r>
+    </w:p>
+    <w:p>
+      <w:pPr>
+        <w:pStyle w:val="TDC1"/>
+        <w:tabs>
+          <w:tab w:val="right" w:leader="dot" w:pos="8828"/>
+        </w:tabs>
+        <w:rPr>
+          <w:rFonts w:eastAsiaTheme="minorEastAsia"/>
+          <w:noProof/>
+          <w:kern w:val="2"/>
+          <w:sz w:val="24"/>
+          <w:szCs w:val="24"/>
+          <w:lang w:eastAsia="es-CO"/>
+          <w14:ligatures w14:val="standardContextual"/>
+        </w:rPr>
+      </w:pPr>
+      <w:r>
+        <w:rPr>
+          <w:noProof/>
+        </w:rPr>
+        <w:t>4. Configuración y puesta en marcha</w:t>
+      </w:r>
+      <w:r>
+        <w:rPr>
+          <w:noProof/>
+        </w:rPr>
+        <w:tab/>
+      </w:r>
+      <w:r>
+        <w:rPr>
+          <w:noProof/>
+        </w:rPr>
+        <w:fldChar w:fldCharType="begin"/>
+      </w:r>
+      <w:r>
+        <w:rPr>
+          <w:noProof/>
+        </w:rPr>
+        <w:instrText xml:space="preserve"> PAGEREF _Toc243907274 \h </w:instrText>
+      </w:r>
+      <w:r>
+        <w:rPr>
+          <w:noProof/>
+        </w:rPr>
+      </w:r>
+      <w:r>
+        <w:rPr>
+          <w:noProof/>
+        </w:rPr>
+        <w:fldChar w:fldCharType="separate"/>
+      </w:r>
+      <w:r>
+        <w:rPr>
+          <w:noProof/>
+        </w:rPr>
+        <w:t>6</w:t>
+      </w:r>
+      <w:r>
+        <w:rPr>
+          <w:noProof/>
+        </w:rPr>
+        <w:fldChar w:fldCharType="end"/>
+      </w:r>
+    </w:p>
+    <w:p>
+      <w:pPr>
+        <w:pStyle w:val="TDC2"/>
+        <w:tabs>
+          <w:tab w:val="right" w:leader="dot" w:pos="8828"/>
+        </w:tabs>
+        <w:rPr>
+          <w:noProof/>
+        </w:rPr>
+      </w:pPr>
+      <w:r>
+        <w:rPr>
+          <w:noProof/>
+        </w:rPr>
+        <w:t>4.1 Levantar la API</w:t>
+      </w:r>
+      <w:r>
+        <w:rPr>
+          <w:noProof/>
+        </w:rPr>
+        <w:tab/>
+      </w:r>
+      <w:r>
+        <w:rPr>
+          <w:noProof/>
+        </w:rPr>
+        <w:fldChar w:fldCharType="begin"/>
+      </w:r>
+      <w:r>
+        <w:rPr>
+          <w:noProof/>
+        </w:rPr>
+        <w:instrText xml:space="preserve"> PAGEREF _Toc243907275 \h </w:instrText>
+      </w:r>
+      <w:r>
+        <w:rPr>
+          <w:noProof/>
+        </w:rPr>
+      </w:r>
+      <w:r>
+        <w:rPr>
+          <w:noProof/>
+        </w:rPr>
+        <w:fldChar w:fldCharType="separate"/>
+      </w:r>
+      <w:r>
+        <w:rPr>
+          <w:noProof/>
+        </w:rPr>
+        <w:t>6</w:t>
+      </w:r>
+      <w:r>
+        <w:rPr>
+          <w:noProof/>
+        </w:rPr>
+        <w:fldChar w:fldCharType="end"/>
+      </w:r>
+    </w:p>
+    <w:p>
+      <w:pPr>
+        <w:pStyle w:val="TDC2"/>
+        <w:tabs>
+          <w:tab w:val="right" w:leader="dot" w:pos="8828"/>
+        </w:tabs>
+        <w:rPr>
+          <w:noProof/>
+        </w:rPr>
+      </w:pPr>
+      <w:r>
+        <w:rPr>
+          <w:noProof/>
+        </w:rPr>
+        <w:t>4.2 Correr la aplicación</w:t>
+      </w:r>
+      <w:r>
+        <w:rPr>
+          <w:noProof/>
+        </w:rPr>
+        <w:tab/>
+      </w:r>
+      <w:r>
+        <w:rPr>
+          <w:noProof/>
+        </w:rPr>
+        <w:fldChar w:fldCharType="begin"/>
+      </w:r>
+      <w:r>
+        <w:rPr>
+          <w:noProof/>
+        </w:rPr>
+        <w:instrText xml:space="preserve"> PAGEREF _Toc243907276 \h </w:instrText>
+      </w:r>
+      <w:r>
+        <w:rPr>
+          <w:noProof/>
+        </w:rPr>
+      </w:r>
+      <w:r>
+        <w:rPr>
+          <w:noProof/>
+        </w:rPr>
+        <w:fldChar w:fldCharType="separate"/>
+      </w:r>
+      <w:r>
+        <w:rPr>
+          <w:noProof/>
+        </w:rPr>
+        <w:t>6</w:t>
+      </w:r>
+      <w:r>
+        <w:rPr>
+          <w:noProof/>
+        </w:rPr>
+        <w:fldChar w:fldCharType="end"/>
+      </w:r>
+    </w:p>
+    <w:p>
+      <w:pPr>
+        <w:pStyle w:val="TDC2"/>
+        <w:tabs>
+          <w:tab w:val="right" w:leader="dot" w:pos="8828"/>
+        </w:tabs>
+        <w:rPr>
+          <w:noProof/>
+        </w:rPr>
+      </w:pPr>
+      <w:r>
+        <w:rPr>
+          <w:noProof/>
+        </w:rPr>
+        <w:t>4.3 Compilar el APK de entrega</w:t>
+      </w:r>
+      <w:r>
+        <w:rPr>
+          <w:noProof/>
+        </w:rPr>
+        <w:tab/>
+      </w:r>
+      <w:r>
+        <w:rPr>
+          <w:noProof/>
+        </w:rPr>
+        <w:fldChar w:fldCharType="begin"/>
+      </w:r>
+      <w:r>
+        <w:rPr>
+          <w:noProof/>
+        </w:rPr>
+        <w:instrText xml:space="preserve"> PAGEREF _Toc243907277 \h </w:instrText>
+      </w:r>
+      <w:r>
+        <w:rPr>
+          <w:noProof/>
+        </w:rPr>
+      </w:r>
+      <w:r>
+        <w:rPr>
+          <w:noProof/>
+        </w:rPr>
+        <w:fldChar w:fldCharType="separate"/>
+      </w:r>
+      <w:r>
+        <w:rPr>
+          <w:noProof/>
+        </w:rPr>
+        <w:t>7</w:t>
+      </w:r>
+      <w:r>
+        <w:rPr>
+          <w:noProof/>
+        </w:rPr>
+        <w:fldChar w:fldCharType="end"/>
+      </w:r>
+    </w:p>
+    <w:p>
+      <w:pPr>
+        <w:pStyle w:val="TDC2"/>
+        <w:tabs>
+          <w:tab w:val="right" w:leader="dot" w:pos="8828"/>
+        </w:tabs>
+        <w:rPr>
+          <w:noProof/>
+        </w:rPr>
+      </w:pPr>
+      <w:r>
+        <w:rPr>
+          <w:noProof/>
+        </w:rPr>
+        <w:t>4.4 Pruebas</w:t>
+      </w:r>
+      <w:r>
+        <w:rPr>
+          <w:noProof/>
+        </w:rPr>
+        <w:tab/>
+      </w:r>
+      <w:r>
+        <w:rPr>
+          <w:noProof/>
+        </w:rPr>
+        <w:fldChar w:fldCharType="begin"/>
+      </w:r>
+      <w:r>
+        <w:rPr>
+          <w:noProof/>
+        </w:rPr>
+        <w:instrText xml:space="preserve"> PAGEREF _Toc243907278 \h </w:instrText>
+      </w:r>
+      <w:r>
+        <w:rPr>
+          <w:noProof/>
+        </w:rPr>
+      </w:r>
+      <w:r>
+        <w:rPr>
+          <w:noProof/>
+        </w:rPr>
+        <w:fldChar w:fldCharType="separate"/>
+      </w:r>
+      <w:r>
+        <w:rPr>
+          <w:noProof/>
+        </w:rPr>
+        <w:t>7</w:t>
+      </w:r>
+      <w:r>
+        <w:rPr>
+          <w:noProof/>
+        </w:rPr>
+        <w:fldChar w:fldCharType="end"/>
+      </w:r>
+    </w:p>
+    <w:p>
+      <w:pPr>
+        <w:pStyle w:val="TDC1"/>
+        <w:tabs>
+          <w:tab w:val="right" w:leader="dot" w:pos="8828"/>
+        </w:tabs>
+        <w:rPr>
+          <w:rFonts w:eastAsiaTheme="minorEastAsia"/>
+          <w:noProof/>
+          <w:kern w:val="2"/>
+          <w:sz w:val="24"/>
+          <w:szCs w:val="24"/>
+          <w:lang w:eastAsia="es-CO"/>
+          <w14:ligatures w14:val="standardContextual"/>
+        </w:rPr>
+      </w:pPr>
+      <w:r>
+        <w:rPr>
+          <w:noProof/>
+        </w:rPr>
+        <w:t>5. Resultados</w:t>
+      </w:r>
+      <w:r>
+        <w:rPr>
+          <w:noProof/>
+        </w:rPr>
+        <w:tab/>
+      </w:r>
+      <w:r>
+        <w:rPr>
+          <w:noProof/>
+        </w:rPr>
+        <w:fldChar w:fldCharType="begin"/>
+      </w:r>
+      <w:r>
+        <w:rPr>
+          <w:noProof/>
+        </w:rPr>
+        <w:instrText xml:space="preserve"> PAGEREF _Toc243907279 \h </w:instrText>
+      </w:r>
+      <w:r>
+        <w:rPr>
+          <w:noProof/>
+        </w:rPr>
+      </w:r>
+      <w:r>
+        <w:rPr>
+          <w:noProof/>
+        </w:rPr>
+        <w:fldChar w:fldCharType="separate"/>
+      </w:r>
+      <w:r>
+        <w:rPr>
+          <w:noProof/>
+        </w:rPr>
+        <w:t>7</w:t>
+      </w:r>
+      <w:r>
+        <w:rPr>
+          <w:noProof/>
+        </w:rPr>
+        <w:fldChar w:fldCharType="end"/>
+      </w:r>
+    </w:p>
+    <w:p>
+      <w:pPr>
+        <w:pStyle w:val="TDC1"/>
+        <w:tabs>
+          <w:tab w:val="right" w:leader="dot" w:pos="8828"/>
+        </w:tabs>
+        <w:rPr>
+          <w:rFonts w:eastAsiaTheme="minorEastAsia"/>
+          <w:noProof/>
+          <w:kern w:val="2"/>
+          <w:sz w:val="24"/>
+          <w:szCs w:val="24"/>
+          <w:lang w:eastAsia="es-CO"/>
+          <w14:ligatures w14:val="standardContextual"/>
+        </w:rPr>
+      </w:pPr>
+      <w:r>
+        <w:rPr>
+          <w:noProof/>
+        </w:rPr>
+        <w:t>6. Conclusiones</w:t>
+      </w:r>
+      <w:r>
+        <w:rPr>
+          <w:noProof/>
+        </w:rPr>
+        <w:tab/>
+      </w:r>
+      <w:r>
+        <w:rPr>
+          <w:noProof/>
+        </w:rPr>
+        <w:fldChar w:fldCharType="begin"/>
+      </w:r>
+      <w:r>
+        <w:rPr>
+          <w:noProof/>
+        </w:rPr>
+        <w:instrText xml:space="preserve"> PAGEREF _Toc243907280 \h </w:instrText>
+      </w:r>
+      <w:r>
+        <w:rPr>
+          <w:noProof/>
+        </w:rPr>
+      </w:r>
+      <w:r>
+        <w:rPr>
+          <w:noProof/>
+        </w:rPr>
+        <w:fldChar w:fldCharType="separate"/>
+      </w:r>
+      <w:r>
+        <w:rPr>
+          <w:noProof/>
+        </w:rPr>
+        <w:t>8</w:t>
+      </w:r>
+      <w:r>
+        <w:rPr>
+          <w:noProof/>
+        </w:rPr>
+        <w:fldChar w:fldCharType="end"/>
+      </w:r>
+    </w:p>
+    <w:p>
+      <w:pPr>
+        <w:pStyle w:val="TDC1"/>
+        <w:tabs>
+          <w:tab w:val="right" w:leader="dot" w:pos="8828"/>
+        </w:tabs>
+        <w:rPr>
+          <w:rFonts w:eastAsiaTheme="minorEastAsia"/>
+          <w:noProof/>
+          <w:kern w:val="2"/>
+          <w:sz w:val="24"/>
+          <w:szCs w:val="24"/>
+          <w:lang w:eastAsia="es-CO"/>
+          <w14:ligatures w14:val="standardContextual"/>
+        </w:rPr>
+      </w:pPr>
+      <w:r>
+        <w:rPr>
+          <w:noProof/>
+        </w:rPr>
+        <w:t>7. Anexo</w:t>
+      </w:r>
+      <w:r>
+        <w:rPr>
+          <w:noProof/>
+        </w:rPr>
+        <w:tab/>
+      </w:r>
+      <w:r>
+        <w:rPr>
+          <w:noProof/>
+        </w:rPr>
+        <w:fldChar w:fldCharType="begin"/>
+      </w:r>
+      <w:r>
+        <w:rPr>
+          <w:noProof/>
+        </w:rPr>
+        <w:instrText xml:space="preserve"> PAGEREF _Toc243907281 \h </w:instrText>
+      </w:r>
+      <w:r>
+        <w:rPr>
+          <w:noProof/>
+        </w:rPr>
+      </w:r>
+      <w:r>
+        <w:rPr>
+          <w:noProof/>
+        </w:rPr>
+        <w:fldChar w:fldCharType="separate"/>
+      </w:r>
+      <w:r>
+        <w:rPr>
+          <w:noProof/>
+        </w:rPr>
+        <w:t>9</w:t>
+      </w:r>
+      <w:r>
+        <w:rPr>
+          <w:noProof/>
+        </w:rPr>
+        <w:fldChar w:fldCharType="end"/>
+      </w:r>
+    </w:p>
+    <w:p>
+      <w:pPr>
+        <w:pStyle w:val="TDC2"/>
+        <w:tabs>
+          <w:tab w:val="right" w:leader="dot" w:pos="8828"/>
+        </w:tabs>
+        <w:rPr>
+          <w:noProof/>
+        </w:rPr>
+      </w:pPr>
+      <w:r>
+        <w:rPr>
+          <w:noProof/>
+        </w:rPr>
+        <w:t>7.1 Enlaces</w:t>
+      </w:r>
+      <w:r>
+        <w:rPr>
+          <w:noProof/>
+        </w:rPr>
+        <w:tab/>
+      </w:r>
+      <w:r>
+        <w:rPr>
+          <w:noProof/>
+        </w:rPr>
+        <w:fldChar w:fldCharType="begin"/>
+      </w:r>
+      <w:r>
+        <w:rPr>
+          <w:noProof/>
+        </w:rPr>
+        <w:instrText xml:space="preserve"> PAGEREF _Toc243907282 \h </w:instrText>
+      </w:r>
+      <w:r>
+        <w:rPr>
+          <w:noProof/>
+        </w:rPr>
+      </w:r>
+      <w:r>
+        <w:rPr>
+          <w:noProof/>
+        </w:rPr>
+        <w:fldChar w:fldCharType="separate"/>
+      </w:r>
+      <w:r>
+        <w:rPr>
+          <w:noProof/>
+        </w:rPr>
+        <w:t>9</w:t>
+      </w:r>
+      <w:r>
+        <w:rPr>
+          <w:noProof/>
+        </w:rPr>
+        <w:fldChar w:fldCharType="end"/>
+      </w:r>
+    </w:p>
+    <w:p>
+      <w:pPr>
+        <w:pStyle w:val="TDC2"/>
+        <w:tabs>
+          <w:tab w:val="right" w:leader="dot" w:pos="8828"/>
+        </w:tabs>
+        <w:rPr>
+          <w:noProof/>
+        </w:rPr>
+      </w:pPr>
+      <w:r>
+        <w:rPr>
+          <w:noProof/>
+        </w:rPr>
+        <w:t>7.2 Contenido del paquete de entrega</w:t>
+      </w:r>
+      <w:r>
+        <w:rPr>
+          <w:noProof/>
+        </w:rPr>
+        <w:tab/>
+      </w:r>
+      <w:r>
+        <w:rPr>
+          <w:noProof/>
+        </w:rPr>
+        <w:fldChar w:fldCharType="begin"/>
+      </w:r>
+      <w:r>
+        <w:rPr>
+          <w:noProof/>
+        </w:rPr>
+        <w:instrText xml:space="preserve"> PAGEREF _Toc243907283 \h </w:instrText>
+      </w:r>
+      <w:r>
+        <w:rPr>
+          <w:noProof/>
+        </w:rPr>
+      </w:r>
+      <w:r>
+        <w:rPr>
+          <w:noProof/>
+        </w:rPr>
+        <w:fldChar w:fldCharType="separate"/>
+      </w:r>
+      <w:r>
+        <w:rPr>
+          <w:noProof/>
+        </w:rPr>
+        <w:t>9</w:t>
+      </w:r>
+      <w:r>
+        <w:rPr>
+          <w:noProof/>
+        </w:rPr>
+        <w:fldChar w:fldCharType="end"/>
+      </w:r>
+    </w:p>
+    <w:p>
+      <w:pPr>
+        <w:pStyle w:val="TDC2"/>
+        <w:tabs>
+          <w:tab w:val="right" w:leader="dot" w:pos="8828"/>
+        </w:tabs>
+        <w:rPr>
+          <w:noProof/>
+        </w:rPr>
+      </w:pPr>
+      <w:r>
+        <w:rPr>
+          <w:noProof/>
+        </w:rPr>
+        <w:t>7.3 Estructura del proyecto</w:t>
+      </w:r>
+      <w:r>
+        <w:rPr>
+          <w:noProof/>
+        </w:rPr>
+        <w:tab/>
+      </w:r>
+      <w:r>
+        <w:rPr>
+          <w:noProof/>
+        </w:rPr>
+        <w:fldChar w:fldCharType="begin"/>
+      </w:r>
+      <w:r>
+        <w:rPr>
+          <w:noProof/>
+        </w:rPr>
+        <w:instrText xml:space="preserve"> PAGEREF _Toc243907284 \h </w:instrText>
+      </w:r>
+      <w:r>
+        <w:rPr>
+          <w:noProof/>
+        </w:rPr>
+      </w:r>
+      <w:r>
+        <w:rPr>
+          <w:noProof/>
+        </w:rPr>
+        <w:fldChar w:fldCharType="separate"/>
+      </w:r>
+      <w:r>
+        <w:rPr>
+          <w:noProof/>
+        </w:rPr>
+        <w:t>9</w:t>
+      </w:r>
+      <w:r>
+        <w:rPr>
+          <w:noProof/>
+        </w:rPr>
+        <w:fldChar w:fldCharType="end"/>
+      </w:r>
+    </w:p>
+    <w:p>
+      <w:r>
+        <w:fldChar w:fldCharType="end"/>
+      </w:r>
+    </w:p>
+    <w:p>
+      <w:r>
+        <w:br w:type="page"/>
+      </w:r>
+    </w:p>
+    <w:p/>
     <w:p>
       <w:pPr>
         <w:pStyle w:val="Ttulo1"/>
       </w:pPr>
-      <w:r>
-        <w:t>6. Pruebas</w:t>
-      </w:r>
-    </w:p>
-    <w:p>
-      <w:r>
-        <w:t>Se hicieron tres tipos de pruebas, todas automatizadas:</w:t>
+      <w:bookmarkStart w:id="1" w:name="_Toc243907269"/>
+      <w:r>
+        <w:t>1. Introducción</w:t>
+      </w:r>
+      <w:bookmarkEnd w:id="1"/>
+    </w:p>
+    <w:p>
+      <w:r>
+        <w:t>Bolívar Aprende y Trabaja es una aplicación móvil que centraliza las oportunidades de educación, trabajo y emprendimiento del departamento de Bolívar. Antes de este trabajo, cada usuario guardaba su propia copia de la información dentro del celular, lo que imposibilitaba que un administrador publicara una oferta y los demás la vieran.</w:t>
+      </w:r>
+    </w:p>
+    <w:p>
+      <w:r>
+        <w:t>En esta versión, toda la información vive en una base de datos central (MongoDB) y la aplicación se convierte en el cliente de esa base de datos a través de una API REST escrita en Node.js con Express. La aplicación móvil no tiene base de datos propia: registra, consulta y modifica todo a través de la API.</w:t>
+      </w:r>
+    </w:p>
+    <w:p>
+      <w:r>
+        <w:t>El documento presenta la descripción de la actividad, los requisitos que se definieron, la forma de dejar el proyecto funcionando, los resultados obtenidos con las pruebas y las capturas de la aplicación, y las conclusiones del trabajo.</w:t>
+      </w:r>
+    </w:p>
+    <w:p>
+      <w:pPr>
+        <w:pStyle w:val="Ttulo1"/>
+      </w:pPr>
+      <w:bookmarkStart w:id="2" w:name="_Toc243907270"/>
+      <w:r>
+        <w:t>2. Descripción de la actividad</w:t>
+      </w:r>
+      <w:bookmarkEnd w:id="2"/>
+    </w:p>
+    <w:p>
+      <w:r>
+        <w:t>La actividad consiste en construir, sobre el tema de gestión de las actividades anteriores, una API REST en Node.js con la biblioteca Express que implemente un CRUD funcional (GET, POST, PUT y DELETE) sobre el módulo de gestión de oportunidades de la aplicación, y luego consumir esa API desde la aplicación móvil para que todo el sistema quede operativo. Como opción, los datos se pueden gestionar en un arreglo en memoria o en MongoDB; en este proyecto se eligió MongoDB.</w:t>
+      </w:r>
+    </w:p>
+    <w:p>
+      <w:r>
+        <w:t>El módulo de gestión que se tomographyó como base es el de oportunidades: es donde el administrador publica los cursos, becas, talleres y ofertas laborales que después ven los estudiantes. Ese módulo quedó como el CRUD principal de la API y es el que se demuestra en las pruebas.</w:t>
+      </w:r>
+    </w:p>
+    <w:p>
+      <w:r>
+        <w:t>Lo que quedó construido:</w:t>
       </w:r>
     </w:p>
     <w:p>
@@ -1104,7 +1463,7 @@
         <w:pStyle w:val="Prrafodelista"/>
       </w:pPr>
       <w:r>
-        <w:t>31 pruebas del backend con Jest y Supertest: registro, login, permisos por rol, el CRUD completo, validaciones y los casos de error.</w:t>
+        <w:t>Una API REST con 39 endpoints repartidos en 6 módulos (oportunidades, autenticación, favoritos, postulaciones, inscripciones y notificaciones).</w:t>
       </w:r>
     </w:p>
     <w:p>
@@ -1112,7 +1471,7 @@
         <w:pStyle w:val="Prrafodelista"/>
       </w:pPr>
       <w:r>
-        <w:t>21 pruebas de la app con Flutter Test: integración contra el backend real y pruebas de la pantalla de login.</w:t>
+        <w:t>Una base de datos en MongoDB (Atlas) con 6 colecciones que guardan cuentas, oportunidades, favoritos, postulaciones, inscripciones y notificaciones.</w:t>
       </w:r>
     </w:p>
     <w:p>
@@ -1120,12 +1479,7 @@
         <w:pStyle w:val="Prrafodelista"/>
       </w:pPr>
       <w:r>
-        <w:t>39 peticiones de Postman con 102 aserciones, que cubren toda la API.</w:t>
-      </w:r>
-    </w:p>
-    <w:p>
-      <w:r>
-        <w:t>Para correrlas:</w:t>
+        <w:t>Una aplicación móvil en Flutter (Android) que consume esa API en su totalidad: no tiene base de datos local.</w:t>
       </w:r>
     </w:p>
     <w:p>
@@ -1133,7 +1487,7 @@
         <w:pStyle w:val="Prrafodelista"/>
       </w:pPr>
       <w:r>
-        <w:t>cd backend &amp;&amp; npm test</w:t>
+        <w:t>Pruebas automáticas: 31 del backend, 21 de la aplicación y 39 peticiones de Postman con 103 aserciones.</w:t>
       </w:r>
     </w:p>
     <w:p>
@@ -1141,7 +1495,1999 @@
         <w:pStyle w:val="Prrafodelista"/>
       </w:pPr>
       <w:r>
-        <w:t>cd backend &amp;&amp; npm run test:postman</w:t>
+        <w:t>Una colección de Postman y un reporte en HTML con el resultado de las pruebas.</w:t>
+      </w:r>
+    </w:p>
+    <w:p>
+      <w:pPr>
+        <w:pStyle w:val="Ttulo1"/>
+      </w:pPr>
+      <w:bookmarkStart w:id="3" w:name="_Toc243907271"/>
+      <w:r>
+        <w:t>3. Requisitos</w:t>
+      </w:r>
+      <w:bookmarkEnd w:id="3"/>
+    </w:p>
+    <w:p>
+      <w:pPr>
+        <w:pStyle w:val="Ttulo2"/>
+      </w:pPr>
+      <w:bookmarkStart w:id="4" w:name="_Toc243907272"/>
+      <w:r>
+        <w:t>3.1 Requisitos funcionales</w:t>
+      </w:r>
+      <w:bookmarkEnd w:id="4"/>
+    </w:p>
+    <w:p>
+      <w:r>
+        <w:t>Lo que el sistema debe hacer:</w:t>
+      </w:r>
+    </w:p>
+    <w:tbl>
+      <w:tblPr>
+        <w:tblW w:w="0" w:type="auto"/>
+        <w:tblBorders>
+          <w:top w:val="single" w:sz="4" w:space="0" w:color="auto"/>
+          <w:left w:val="single" w:sz="4" w:space="0" w:color="auto"/>
+          <w:bottom w:val="single" w:sz="4" w:space="0" w:color="auto"/>
+          <w:right w:val="single" w:sz="4" w:space="0" w:color="auto"/>
+          <w:insideH w:val="single" w:sz="4" w:space="0" w:color="auto"/>
+          <w:insideV w:val="single" w:sz="4" w:space="0" w:color="auto"/>
+        </w:tblBorders>
+        <w:tblLayout w:type="fixed"/>
+        <w:tblCellMar>
+          <w:left w:w="70" w:type="dxa"/>
+          <w:right w:w="70" w:type="dxa"/>
+        </w:tblCellMar>
+        <w:tblLook w:val="0000" w:firstRow="0" w:lastRow="0" w:firstColumn="0" w:lastColumn="0" w:noHBand="0" w:noVBand="0"/>
+      </w:tblPr>
+      <w:tblGrid>
+        <w:gridCol w:w="2946"/>
+        <w:gridCol w:w="2946"/>
+        <w:gridCol w:w="2946"/>
+      </w:tblGrid>
+      <w:tr>
+        <w:tblPrEx>
+          <w:tblCellMar>
+            <w:top w:w="0" w:type="dxa"/>
+            <w:bottom w:w="0" w:type="dxa"/>
+          </w:tblCellMar>
+        </w:tblPrEx>
+        <w:tc>
+          <w:tcPr>
+            <w:tcW w:w="2946" w:type="dxa"/>
+          </w:tcPr>
+          <w:p>
+            <w:pPr>
+              <w:rPr>
+                <w:b/>
+                <w:sz w:val="18"/>
+              </w:rPr>
+            </w:pPr>
+            <w:r>
+              <w:rPr>
+                <w:b/>
+                <w:sz w:val="18"/>
+              </w:rPr>
+              <w:t>#</w:t>
+            </w:r>
+          </w:p>
+        </w:tc>
+        <w:tc>
+          <w:tcPr>
+            <w:tcW w:w="2946" w:type="dxa"/>
+          </w:tcPr>
+          <w:p>
+            <w:pPr>
+              <w:rPr>
+                <w:b/>
+                <w:sz w:val="18"/>
+              </w:rPr>
+            </w:pPr>
+            <w:r>
+              <w:rPr>
+                <w:b/>
+                <w:sz w:val="18"/>
+              </w:rPr>
+              <w:t>Requisito</w:t>
+            </w:r>
+          </w:p>
+        </w:tc>
+        <w:tc>
+          <w:tcPr>
+            <w:tcW w:w="2946" w:type="dxa"/>
+          </w:tcPr>
+          <w:p>
+            <w:pPr>
+              <w:rPr>
+                <w:b/>
+                <w:sz w:val="18"/>
+              </w:rPr>
+            </w:pPr>
+            <w:r>
+              <w:rPr>
+                <w:b/>
+                <w:sz w:val="18"/>
+              </w:rPr>
+              <w:t>Dónde se cumple</w:t>
+            </w:r>
+          </w:p>
+        </w:tc>
+      </w:tr>
+      <w:tr>
+        <w:tblPrEx>
+          <w:tblCellMar>
+            <w:top w:w="0" w:type="dxa"/>
+            <w:bottom w:w="0" w:type="dxa"/>
+          </w:tblCellMar>
+        </w:tblPrEx>
+        <w:tc>
+          <w:tcPr>
+            <w:tcW w:w="2946" w:type="dxa"/>
+          </w:tcPr>
+          <w:p>
+            <w:pPr>
+              <w:rPr>
+                <w:sz w:val="18"/>
+              </w:rPr>
+            </w:pPr>
+            <w:r>
+              <w:rPr>
+                <w:sz w:val="18"/>
+              </w:rPr>
+              <w:t>RF1</w:t>
+            </w:r>
+          </w:p>
+        </w:tc>
+        <w:tc>
+          <w:tcPr>
+            <w:tcW w:w="2946" w:type="dxa"/>
+          </w:tcPr>
+          <w:p>
+            <w:pPr>
+              <w:rPr>
+                <w:sz w:val="18"/>
+              </w:rPr>
+            </w:pPr>
+            <w:r>
+              <w:rPr>
+                <w:sz w:val="18"/>
+              </w:rPr>
+              <w:t>Registrar una cuenta de usuario con nombre, apellido, identificación, correo, teléfono, municipio, contraseña y tipo de perfil.</w:t>
+            </w:r>
+          </w:p>
+        </w:tc>
+        <w:tc>
+          <w:tcPr>
+            <w:tcW w:w="2946" w:type="dxa"/>
+          </w:tcPr>
+          <w:p>
+            <w:pPr>
+              <w:rPr>
+                <w:sz w:val="18"/>
+              </w:rPr>
+            </w:pPr>
+            <w:r>
+              <w:rPr>
+                <w:sz w:val="18"/>
+              </w:rPr>
+              <w:t>POST /api/auth/registro</w:t>
+            </w:r>
+          </w:p>
+        </w:tc>
+      </w:tr>
+      <w:tr>
+        <w:tblPrEx>
+          <w:tblCellMar>
+            <w:top w:w="0" w:type="dxa"/>
+            <w:bottom w:w="0" w:type="dxa"/>
+          </w:tblCellMar>
+        </w:tblPrEx>
+        <w:tc>
+          <w:tcPr>
+            <w:tcW w:w="2946" w:type="dxa"/>
+          </w:tcPr>
+          <w:p>
+            <w:pPr>
+              <w:rPr>
+                <w:sz w:val="18"/>
+              </w:rPr>
+            </w:pPr>
+            <w:r>
+              <w:rPr>
+                <w:sz w:val="18"/>
+              </w:rPr>
+              <w:t>RF2</w:t>
+            </w:r>
+          </w:p>
+        </w:tc>
+        <w:tc>
+          <w:tcPr>
+            <w:tcW w:w="2946" w:type="dxa"/>
+          </w:tcPr>
+          <w:p>
+            <w:pPr>
+              <w:rPr>
+                <w:sz w:val="18"/>
+              </w:rPr>
+            </w:pPr>
+            <w:r>
+              <w:rPr>
+                <w:sz w:val="18"/>
+              </w:rPr>
+              <w:t>Iniciar sesión y mantener la sesión iniciada al abrir la aplicación.</w:t>
+            </w:r>
+          </w:p>
+        </w:tc>
+        <w:tc>
+          <w:tcPr>
+            <w:tcW w:w="2946" w:type="dxa"/>
+          </w:tcPr>
+          <w:p>
+            <w:pPr>
+              <w:rPr>
+                <w:sz w:val="18"/>
+              </w:rPr>
+            </w:pPr>
+            <w:r>
+              <w:rPr>
+                <w:sz w:val="18"/>
+              </w:rPr>
+              <w:t>POST /api/auth/login</w:t>
+            </w:r>
+          </w:p>
+        </w:tc>
+      </w:tr>
+      <w:tr>
+        <w:tblPrEx>
+          <w:tblCellMar>
+            <w:top w:w="0" w:type="dxa"/>
+            <w:bottom w:w="0" w:type="dxa"/>
+          </w:tblCellMar>
+        </w:tblPrEx>
+        <w:tc>
+          <w:tcPr>
+            <w:tcW w:w="2946" w:type="dxa"/>
+          </w:tcPr>
+          <w:p>
+            <w:pPr>
+              <w:rPr>
+                <w:sz w:val="18"/>
+              </w:rPr>
+            </w:pPr>
+            <w:r>
+              <w:rPr>
+                <w:sz w:val="18"/>
+              </w:rPr>
+              <w:t>RF3</w:t>
+            </w:r>
+          </w:p>
+        </w:tc>
+        <w:tc>
+          <w:tcPr>
+            <w:tcW w:w="2946" w:type="dxa"/>
+          </w:tcPr>
+          <w:p>
+            <w:pPr>
+              <w:rPr>
+                <w:sz w:val="18"/>
+              </w:rPr>
+            </w:pPr>
+            <w:r>
+              <w:rPr>
+                <w:sz w:val="18"/>
+              </w:rPr>
+              <w:t>Consultar y actualizar el perfil del usuario.</w:t>
+            </w:r>
+          </w:p>
+        </w:tc>
+        <w:tc>
+          <w:tcPr>
+            <w:tcW w:w="2946" w:type="dxa"/>
+          </w:tcPr>
+          <w:p>
+            <w:pPr>
+              <w:rPr>
+                <w:sz w:val="18"/>
+              </w:rPr>
+            </w:pPr>
+            <w:r>
+              <w:rPr>
+                <w:sz w:val="18"/>
+              </w:rPr>
+              <w:t>GET y PUT /api/auth/perfil</w:t>
+            </w:r>
+          </w:p>
+        </w:tc>
+      </w:tr>
+      <w:tr>
+        <w:tblPrEx>
+          <w:tblCellMar>
+            <w:top w:w="0" w:type="dxa"/>
+            <w:bottom w:w="0" w:type="dxa"/>
+          </w:tblCellMar>
+        </w:tblPrEx>
+        <w:tc>
+          <w:tcPr>
+            <w:tcW w:w="2946" w:type="dxa"/>
+          </w:tcPr>
+          <w:p>
+            <w:pPr>
+              <w:rPr>
+                <w:sz w:val="18"/>
+              </w:rPr>
+            </w:pPr>
+            <w:r>
+              <w:rPr>
+                <w:sz w:val="18"/>
+              </w:rPr>
+              <w:t>RF4</w:t>
+            </w:r>
+          </w:p>
+        </w:tc>
+        <w:tc>
+          <w:tcPr>
+            <w:tcW w:w="2946" w:type="dxa"/>
+          </w:tcPr>
+          <w:p>
+            <w:pPr>
+              <w:rPr>
+                <w:sz w:val="18"/>
+              </w:rPr>
+            </w:pPr>
+            <w:r>
+              <w:rPr>
+                <w:sz w:val="18"/>
+              </w:rPr>
+              <w:t>Crear una oportunidad (el administrador).</w:t>
+            </w:r>
+          </w:p>
+        </w:tc>
+        <w:tc>
+          <w:tcPr>
+            <w:tcW w:w="2946" w:type="dxa"/>
+          </w:tcPr>
+          <w:p>
+            <w:pPr>
+              <w:rPr>
+                <w:sz w:val="18"/>
+              </w:rPr>
+            </w:pPr>
+            <w:r>
+              <w:rPr>
+                <w:sz w:val="18"/>
+              </w:rPr>
+              <w:t>POST /api/oportunidades</w:t>
+            </w:r>
+          </w:p>
+        </w:tc>
+      </w:tr>
+      <w:tr>
+        <w:tblPrEx>
+          <w:tblCellMar>
+            <w:top w:w="0" w:type="dxa"/>
+            <w:bottom w:w="0" w:type="dxa"/>
+          </w:tblCellMar>
+        </w:tblPrEx>
+        <w:tc>
+          <w:tcPr>
+            <w:tcW w:w="2946" w:type="dxa"/>
+          </w:tcPr>
+          <w:p>
+            <w:pPr>
+              <w:rPr>
+                <w:sz w:val="18"/>
+              </w:rPr>
+            </w:pPr>
+            <w:r>
+              <w:rPr>
+                <w:sz w:val="18"/>
+              </w:rPr>
+              <w:t>RF5</w:t>
+            </w:r>
+          </w:p>
+        </w:tc>
+        <w:tc>
+          <w:tcPr>
+            <w:tcW w:w="2946" w:type="dxa"/>
+          </w:tcPr>
+          <w:p>
+            <w:pPr>
+              <w:rPr>
+                <w:sz w:val="18"/>
+              </w:rPr>
+            </w:pPr>
+            <w:r>
+              <w:rPr>
+                <w:sz w:val="18"/>
+              </w:rPr>
+              <w:t>Listar las oportunidades, con filtros por municipio, categoría, tipo y clase.</w:t>
+            </w:r>
+          </w:p>
+        </w:tc>
+        <w:tc>
+          <w:tcPr>
+            <w:tcW w:w="2946" w:type="dxa"/>
+          </w:tcPr>
+          <w:p>
+            <w:pPr>
+              <w:rPr>
+                <w:sz w:val="18"/>
+              </w:rPr>
+            </w:pPr>
+            <w:r>
+              <w:rPr>
+                <w:sz w:val="18"/>
+              </w:rPr>
+              <w:t>GET /api/oportunidades</w:t>
+            </w:r>
+          </w:p>
+        </w:tc>
+      </w:tr>
+      <w:tr>
+        <w:tblPrEx>
+          <w:tblCellMar>
+            <w:top w:w="0" w:type="dxa"/>
+            <w:bottom w:w="0" w:type="dxa"/>
+          </w:tblCellMar>
+        </w:tblPrEx>
+        <w:tc>
+          <w:tcPr>
+            <w:tcW w:w="2946" w:type="dxa"/>
+          </w:tcPr>
+          <w:p>
+            <w:pPr>
+              <w:rPr>
+                <w:sz w:val="18"/>
+              </w:rPr>
+            </w:pPr>
+            <w:r>
+              <w:rPr>
+                <w:sz w:val="18"/>
+              </w:rPr>
+              <w:t>RF6</w:t>
+            </w:r>
+          </w:p>
+        </w:tc>
+        <w:tc>
+          <w:tcPr>
+            <w:tcW w:w="2946" w:type="dxa"/>
+          </w:tcPr>
+          <w:p>
+            <w:pPr>
+              <w:rPr>
+                <w:sz w:val="18"/>
+              </w:rPr>
+            </w:pPr>
+            <w:r>
+              <w:rPr>
+                <w:sz w:val="18"/>
+              </w:rPr>
+              <w:t>Consultar el detalle de una oportunidad.</w:t>
+            </w:r>
+          </w:p>
+        </w:tc>
+        <w:tc>
+          <w:tcPr>
+            <w:tcW w:w="2946" w:type="dxa"/>
+          </w:tcPr>
+          <w:p>
+            <w:pPr>
+              <w:rPr>
+                <w:sz w:val="18"/>
+              </w:rPr>
+            </w:pPr>
+            <w:r>
+              <w:rPr>
+                <w:sz w:val="18"/>
+              </w:rPr>
+              <w:t>GET /api/oportunidades/:id</w:t>
+            </w:r>
+          </w:p>
+        </w:tc>
+      </w:tr>
+      <w:tr>
+        <w:tblPrEx>
+          <w:tblCellMar>
+            <w:top w:w="0" w:type="dxa"/>
+            <w:bottom w:w="0" w:type="dxa"/>
+          </w:tblCellMar>
+        </w:tblPrEx>
+        <w:tc>
+          <w:tcPr>
+            <w:tcW w:w="2946" w:type="dxa"/>
+          </w:tcPr>
+          <w:p>
+            <w:pPr>
+              <w:rPr>
+                <w:sz w:val="18"/>
+              </w:rPr>
+            </w:pPr>
+            <w:r>
+              <w:rPr>
+                <w:sz w:val="18"/>
+              </w:rPr>
+              <w:t>RF7</w:t>
+            </w:r>
+          </w:p>
+        </w:tc>
+        <w:tc>
+          <w:tcPr>
+            <w:tcW w:w="2946" w:type="dxa"/>
+          </w:tcPr>
+          <w:p>
+            <w:pPr>
+              <w:rPr>
+                <w:sz w:val="18"/>
+              </w:rPr>
+            </w:pPr>
+            <w:r>
+              <w:rPr>
+                <w:sz w:val="18"/>
+              </w:rPr>
+              <w:t>Actualizar una oportunidad, sin cambiar los campos que no se envían.</w:t>
+            </w:r>
+          </w:p>
+        </w:tc>
+        <w:tc>
+          <w:tcPr>
+            <w:tcW w:w="2946" w:type="dxa"/>
+          </w:tcPr>
+          <w:p>
+            <w:pPr>
+              <w:rPr>
+                <w:sz w:val="18"/>
+              </w:rPr>
+            </w:pPr>
+            <w:r>
+              <w:rPr>
+                <w:sz w:val="18"/>
+              </w:rPr>
+              <w:t>PUT /api/oportunidades/:id</w:t>
+            </w:r>
+          </w:p>
+        </w:tc>
+      </w:tr>
+      <w:tr>
+        <w:tblPrEx>
+          <w:tblCellMar>
+            <w:top w:w="0" w:type="dxa"/>
+            <w:bottom w:w="0" w:type="dxa"/>
+          </w:tblCellMar>
+        </w:tblPrEx>
+        <w:tc>
+          <w:tcPr>
+            <w:tcW w:w="2946" w:type="dxa"/>
+          </w:tcPr>
+          <w:p>
+            <w:pPr>
+              <w:rPr>
+                <w:sz w:val="18"/>
+              </w:rPr>
+            </w:pPr>
+            <w:r>
+              <w:rPr>
+                <w:sz w:val="18"/>
+              </w:rPr>
+              <w:t>RF8</w:t>
+            </w:r>
+          </w:p>
+        </w:tc>
+        <w:tc>
+          <w:tcPr>
+            <w:tcW w:w="2946" w:type="dxa"/>
+          </w:tcPr>
+          <w:p>
+            <w:pPr>
+              <w:rPr>
+                <w:sz w:val="18"/>
+              </w:rPr>
+            </w:pPr>
+            <w:r>
+              <w:rPr>
+                <w:sz w:val="18"/>
+              </w:rPr>
+              <w:t>Eliminar una oportunidad.</w:t>
+            </w:r>
+          </w:p>
+        </w:tc>
+        <w:tc>
+          <w:tcPr>
+            <w:tcW w:w="2946" w:type="dxa"/>
+          </w:tcPr>
+          <w:p>
+            <w:pPr>
+              <w:rPr>
+                <w:sz w:val="18"/>
+              </w:rPr>
+            </w:pPr>
+            <w:r>
+              <w:rPr>
+                <w:sz w:val="18"/>
+              </w:rPr>
+              <w:t>DELETE /api/oportunidades/:id</w:t>
+            </w:r>
+          </w:p>
+        </w:tc>
+      </w:tr>
+      <w:tr>
+        <w:tblPrEx>
+          <w:tblCellMar>
+            <w:top w:w="0" w:type="dxa"/>
+            <w:bottom w:w="0" w:type="dxa"/>
+          </w:tblCellMar>
+        </w:tblPrEx>
+        <w:tc>
+          <w:tcPr>
+            <w:tcW w:w="2946" w:type="dxa"/>
+          </w:tcPr>
+          <w:p>
+            <w:pPr>
+              <w:rPr>
+                <w:sz w:val="18"/>
+              </w:rPr>
+            </w:pPr>
+            <w:r>
+              <w:rPr>
+                <w:sz w:val="18"/>
+              </w:rPr>
+              <w:t>RF9</w:t>
+            </w:r>
+          </w:p>
+        </w:tc>
+        <w:tc>
+          <w:tcPr>
+            <w:tcW w:w="2946" w:type="dxa"/>
+          </w:tcPr>
+          <w:p>
+            <w:pPr>
+              <w:rPr>
+                <w:sz w:val="18"/>
+              </w:rPr>
+            </w:pPr>
+            <w:r>
+              <w:rPr>
+                <w:sz w:val="18"/>
+              </w:rPr>
+              <w:t>Ver todas las oportunidades, incluidas las cerradas, solo para el administrador.</w:t>
+            </w:r>
+          </w:p>
+        </w:tc>
+        <w:tc>
+          <w:tcPr>
+            <w:tcW w:w="2946" w:type="dxa"/>
+          </w:tcPr>
+          <w:p>
+            <w:pPr>
+              <w:rPr>
+                <w:sz w:val="18"/>
+              </w:rPr>
+            </w:pPr>
+            <w:r>
+              <w:rPr>
+                <w:sz w:val="18"/>
+              </w:rPr>
+              <w:t>GET /api/oportunidades/todas</w:t>
+            </w:r>
+          </w:p>
+        </w:tc>
+      </w:tr>
+      <w:tr>
+        <w:tblPrEx>
+          <w:tblCellMar>
+            <w:top w:w="0" w:type="dxa"/>
+            <w:bottom w:w="0" w:type="dxa"/>
+          </w:tblCellMar>
+        </w:tblPrEx>
+        <w:tc>
+          <w:tcPr>
+            <w:tcW w:w="2946" w:type="dxa"/>
+          </w:tcPr>
+          <w:p>
+            <w:pPr>
+              <w:rPr>
+                <w:sz w:val="18"/>
+              </w:rPr>
+            </w:pPr>
+            <w:r>
+              <w:rPr>
+                <w:sz w:val="18"/>
+              </w:rPr>
+              <w:t>RF10</w:t>
+            </w:r>
+          </w:p>
+        </w:tc>
+        <w:tc>
+          <w:tcPr>
+            <w:tcW w:w="2946" w:type="dxa"/>
+          </w:tcPr>
+          <w:p>
+            <w:pPr>
+              <w:rPr>
+                <w:sz w:val="18"/>
+              </w:rPr>
+            </w:pPr>
+            <w:r>
+              <w:rPr>
+                <w:sz w:val="18"/>
+              </w:rPr>
+              <w:t>Postularse a una oferta laboral y anular la postulación.</w:t>
+            </w:r>
+          </w:p>
+        </w:tc>
+        <w:tc>
+          <w:tcPr>
+            <w:tcW w:w="2946" w:type="dxa"/>
+          </w:tcPr>
+          <w:p>
+            <w:pPr>
+              <w:rPr>
+                <w:sz w:val="18"/>
+              </w:rPr>
+            </w:pPr>
+            <w:r>
+              <w:rPr>
+                <w:sz w:val="18"/>
+              </w:rPr>
+              <w:t>/api/postulaciones</w:t>
+            </w:r>
+          </w:p>
+        </w:tc>
+      </w:tr>
+      <w:tr>
+        <w:tblPrEx>
+          <w:tblCellMar>
+            <w:top w:w="0" w:type="dxa"/>
+            <w:bottom w:w="0" w:type="dxa"/>
+          </w:tblCellMar>
+        </w:tblPrEx>
+        <w:tc>
+          <w:tcPr>
+            <w:tcW w:w="2946" w:type="dxa"/>
+          </w:tcPr>
+          <w:p>
+            <w:pPr>
+              <w:rPr>
+                <w:sz w:val="18"/>
+              </w:rPr>
+            </w:pPr>
+            <w:r>
+              <w:rPr>
+                <w:sz w:val="18"/>
+              </w:rPr>
+              <w:t>RF11</w:t>
+            </w:r>
+          </w:p>
+        </w:tc>
+        <w:tc>
+          <w:tcPr>
+            <w:tcW w:w="2946" w:type="dxa"/>
+          </w:tcPr>
+          <w:p>
+            <w:pPr>
+              <w:rPr>
+                <w:sz w:val="18"/>
+              </w:rPr>
+            </w:pPr>
+            <w:r>
+              <w:rPr>
+                <w:sz w:val="18"/>
+              </w:rPr>
+              <w:t>Inscribirse a un curso o beca y anular la inscripción.</w:t>
+            </w:r>
+          </w:p>
+        </w:tc>
+        <w:tc>
+          <w:tcPr>
+            <w:tcW w:w="2946" w:type="dxa"/>
+          </w:tcPr>
+          <w:p>
+            <w:pPr>
+              <w:rPr>
+                <w:sz w:val="18"/>
+              </w:rPr>
+            </w:pPr>
+            <w:r>
+              <w:rPr>
+                <w:sz w:val="18"/>
+              </w:rPr>
+              <w:t>/api/inscripciones</w:t>
+            </w:r>
+          </w:p>
+        </w:tc>
+      </w:tr>
+      <w:tr>
+        <w:tblPrEx>
+          <w:tblCellMar>
+            <w:top w:w="0" w:type="dxa"/>
+            <w:bottom w:w="0" w:type="dxa"/>
+          </w:tblCellMar>
+        </w:tblPrEx>
+        <w:tc>
+          <w:tcPr>
+            <w:tcW w:w="2946" w:type="dxa"/>
+          </w:tcPr>
+          <w:p>
+            <w:pPr>
+              <w:rPr>
+                <w:sz w:val="18"/>
+              </w:rPr>
+            </w:pPr>
+            <w:r>
+              <w:rPr>
+                <w:sz w:val="18"/>
+              </w:rPr>
+              <w:t>RF12</w:t>
+            </w:r>
+          </w:p>
+        </w:tc>
+        <w:tc>
+          <w:tcPr>
+            <w:tcW w:w="2946" w:type="dxa"/>
+          </w:tcPr>
+          <w:p>
+            <w:pPr>
+              <w:rPr>
+                <w:sz w:val="18"/>
+              </w:rPr>
+            </w:pPr>
+            <w:r>
+              <w:rPr>
+                <w:sz w:val="18"/>
+              </w:rPr>
+              <w:t>Recibir notificaciones y marcar como leídas.</w:t>
+            </w:r>
+          </w:p>
+        </w:tc>
+        <w:tc>
+          <w:tcPr>
+            <w:tcW w:w="2946" w:type="dxa"/>
+          </w:tcPr>
+          <w:p>
+            <w:pPr>
+              <w:rPr>
+                <w:sz w:val="18"/>
+              </w:rPr>
+            </w:pPr>
+            <w:r>
+              <w:rPr>
+                <w:sz w:val="18"/>
+              </w:rPr>
+              <w:t>/api/notificaciones</w:t>
+            </w:r>
+          </w:p>
+        </w:tc>
+      </w:tr>
+      <w:tr>
+        <w:tblPrEx>
+          <w:tblCellMar>
+            <w:top w:w="0" w:type="dxa"/>
+            <w:bottom w:w="0" w:type="dxa"/>
+          </w:tblCellMar>
+        </w:tblPrEx>
+        <w:tc>
+          <w:tcPr>
+            <w:tcW w:w="2946" w:type="dxa"/>
+          </w:tcPr>
+          <w:p>
+            <w:pPr>
+              <w:rPr>
+                <w:sz w:val="18"/>
+              </w:rPr>
+            </w:pPr>
+            <w:r>
+              <w:rPr>
+                <w:sz w:val="18"/>
+              </w:rPr>
+              <w:t>RF13</w:t>
+            </w:r>
+          </w:p>
+        </w:tc>
+        <w:tc>
+          <w:tcPr>
+            <w:tcW w:w="2946" w:type="dxa"/>
+          </w:tcPr>
+          <w:p>
+            <w:pPr>
+              <w:rPr>
+                <w:sz w:val="18"/>
+              </w:rPr>
+            </w:pPr>
+            <w:r>
+              <w:rPr>
+                <w:sz w:val="18"/>
+              </w:rPr>
+              <w:t>Enviar una alerta a todos los usuarios o a uno solo (administrador).</w:t>
+            </w:r>
+          </w:p>
+        </w:tc>
+        <w:tc>
+          <w:tcPr>
+            <w:tcW w:w="2946" w:type="dxa"/>
+          </w:tcPr>
+          <w:p>
+            <w:pPr>
+              <w:rPr>
+                <w:sz w:val="18"/>
+              </w:rPr>
+            </w:pPr>
+            <w:r>
+              <w:rPr>
+                <w:sz w:val="18"/>
+              </w:rPr>
+              <w:t>POST /api/notificaciones</w:t>
+            </w:r>
+          </w:p>
+        </w:tc>
+      </w:tr>
+      <w:tr>
+        <w:tblPrEx>
+          <w:tblCellMar>
+            <w:top w:w="0" w:type="dxa"/>
+            <w:bottom w:w="0" w:type="dxa"/>
+          </w:tblCellMar>
+        </w:tblPrEx>
+        <w:tc>
+          <w:tcPr>
+            <w:tcW w:w="2946" w:type="dxa"/>
+          </w:tcPr>
+          <w:p>
+            <w:pPr>
+              <w:rPr>
+                <w:sz w:val="18"/>
+              </w:rPr>
+            </w:pPr>
+            <w:r>
+              <w:rPr>
+                <w:sz w:val="18"/>
+              </w:rPr>
+              <w:t>RF14</w:t>
+            </w:r>
+          </w:p>
+        </w:tc>
+        <w:tc>
+          <w:tcPr>
+            <w:tcW w:w="2946" w:type="dxa"/>
+          </w:tcPr>
+          <w:p>
+            <w:pPr>
+              <w:rPr>
+                <w:sz w:val="18"/>
+              </w:rPr>
+            </w:pPr>
+            <w:r>
+              <w:rPr>
+                <w:sz w:val="18"/>
+              </w:rPr>
+              <w:t>Marcar y quitar una oportunidad de favoritos.</w:t>
+            </w:r>
+          </w:p>
+        </w:tc>
+        <w:tc>
+          <w:tcPr>
+            <w:tcW w:w="2946" w:type="dxa"/>
+          </w:tcPr>
+          <w:p>
+            <w:pPr>
+              <w:rPr>
+                <w:sz w:val="18"/>
+              </w:rPr>
+            </w:pPr>
+            <w:r>
+              <w:rPr>
+                <w:sz w:val="18"/>
+              </w:rPr>
+              <w:t>/api/favoritos</w:t>
+            </w:r>
+          </w:p>
+        </w:tc>
+      </w:tr>
+      <w:tr>
+        <w:tblPrEx>
+          <w:tblCellMar>
+            <w:top w:w="0" w:type="dxa"/>
+            <w:bottom w:w="0" w:type="dxa"/>
+          </w:tblCellMar>
+        </w:tblPrEx>
+        <w:tc>
+          <w:tcPr>
+            <w:tcW w:w="2946" w:type="dxa"/>
+          </w:tcPr>
+          <w:p>
+            <w:pPr>
+              <w:rPr>
+                <w:sz w:val="18"/>
+              </w:rPr>
+            </w:pPr>
+            <w:r>
+              <w:rPr>
+                <w:sz w:val="18"/>
+              </w:rPr>
+              <w:t>RF15</w:t>
+            </w:r>
+          </w:p>
+        </w:tc>
+        <w:tc>
+          <w:tcPr>
+            <w:tcW w:w="2946" w:type="dxa"/>
+          </w:tcPr>
+          <w:p>
+            <w:pPr>
+              <w:rPr>
+                <w:sz w:val="18"/>
+              </w:rPr>
+            </w:pPr>
+            <w:r>
+              <w:rPr>
+                <w:sz w:val="18"/>
+              </w:rPr>
+              <w:t>Consultar el listado de usuarios registrados (administrador).</w:t>
+            </w:r>
+          </w:p>
+        </w:tc>
+        <w:tc>
+          <w:tcPr>
+            <w:tcW w:w="2946" w:type="dxa"/>
+          </w:tcPr>
+          <w:p>
+            <w:pPr>
+              <w:rPr>
+                <w:sz w:val="18"/>
+              </w:rPr>
+            </w:pPr>
+            <w:r>
+              <w:rPr>
+                <w:sz w:val="18"/>
+              </w:rPr>
+              <w:t>GET /api/auth/usuarios</w:t>
+            </w:r>
+          </w:p>
+        </w:tc>
+      </w:tr>
+      <w:tr>
+        <w:tblPrEx>
+          <w:tblCellMar>
+            <w:top w:w="0" w:type="dxa"/>
+            <w:bottom w:w="0" w:type="dxa"/>
+          </w:tblCellMar>
+        </w:tblPrEx>
+        <w:tc>
+          <w:tcPr>
+            <w:tcW w:w="2946" w:type="dxa"/>
+          </w:tcPr>
+          <w:p>
+            <w:pPr>
+              <w:rPr>
+                <w:sz w:val="18"/>
+              </w:rPr>
+            </w:pPr>
+            <w:r>
+              <w:rPr>
+                <w:sz w:val="18"/>
+              </w:rPr>
+              <w:t>RF16</w:t>
+            </w:r>
+          </w:p>
+        </w:tc>
+        <w:tc>
+          <w:tcPr>
+            <w:tcW w:w="2946" w:type="dxa"/>
+          </w:tcPr>
+          <w:p>
+            <w:pPr>
+              <w:rPr>
+                <w:sz w:val="18"/>
+              </w:rPr>
+            </w:pPr>
+            <w:r>
+              <w:rPr>
+                <w:sz w:val="18"/>
+              </w:rPr>
+              <w:t>La aplicación móvil muestra los datos que vienen de la API en todas sus pantallas.</w:t>
+            </w:r>
+          </w:p>
+        </w:tc>
+        <w:tc>
+          <w:tcPr>
+            <w:tcW w:w="2946" w:type="dxa"/>
+          </w:tcPr>
+          <w:p>
+            <w:pPr>
+              <w:rPr>
+                <w:sz w:val="18"/>
+              </w:rPr>
+            </w:pPr>
+            <w:r>
+              <w:rPr>
+                <w:sz w:val="18"/>
+              </w:rPr>
+              <w:t>App Flutter</w:t>
+            </w:r>
+          </w:p>
+        </w:tc>
+      </w:tr>
+      <w:tr>
+        <w:tblPrEx>
+          <w:tblCellMar>
+            <w:top w:w="0" w:type="dxa"/>
+            <w:bottom w:w="0" w:type="dxa"/>
+          </w:tblCellMar>
+        </w:tblPrEx>
+        <w:tc>
+          <w:tcPr>
+            <w:tcW w:w="2946" w:type="dxa"/>
+          </w:tcPr>
+          <w:p>
+            <w:pPr>
+              <w:rPr>
+                <w:sz w:val="18"/>
+              </w:rPr>
+            </w:pPr>
+            <w:r>
+              <w:rPr>
+                <w:sz w:val="18"/>
+              </w:rPr>
+              <w:t>RF17</w:t>
+            </w:r>
+          </w:p>
+        </w:tc>
+        <w:tc>
+          <w:tcPr>
+            <w:tcW w:w="2946" w:type="dxa"/>
+          </w:tcPr>
+          <w:p>
+            <w:pPr>
+              <w:rPr>
+                <w:sz w:val="18"/>
+              </w:rPr>
+            </w:pPr>
+            <w:r>
+              <w:rPr>
+                <w:sz w:val="18"/>
+              </w:rPr>
+              <w:t>La aplicación avisa cuando el servidor no está disponible y no guarda ningún cambio a medias.</w:t>
+            </w:r>
+          </w:p>
+        </w:tc>
+        <w:tc>
+          <w:tcPr>
+            <w:tcW w:w="2946" w:type="dxa"/>
+          </w:tcPr>
+          <w:p>
+            <w:pPr>
+              <w:rPr>
+                <w:sz w:val="18"/>
+              </w:rPr>
+            </w:pPr>
+            <w:r>
+              <w:rPr>
+                <w:sz w:val="18"/>
+              </w:rPr>
+              <w:t>App Flutter</w:t>
+            </w:r>
+          </w:p>
+        </w:tc>
+      </w:tr>
+    </w:tbl>
+    <w:p/>
+    <w:p>
+      <w:pPr>
+        <w:pStyle w:val="Ttulo2"/>
+      </w:pPr>
+      <w:bookmarkStart w:id="5" w:name="_Toc243907273"/>
+      <w:r>
+        <w:t>3.2 Requisitos no funcionales</w:t>
+      </w:r>
+      <w:bookmarkEnd w:id="5"/>
+    </w:p>
+    <w:p>
+      <w:r>
+        <w:t>Las condiciones de calidad que debe cumplir el sistema:</w:t>
+      </w:r>
+    </w:p>
+    <w:tbl>
+      <w:tblPr>
+        <w:tblW w:w="0" w:type="auto"/>
+        <w:tblBorders>
+          <w:top w:val="single" w:sz="4" w:space="0" w:color="auto"/>
+          <w:left w:val="single" w:sz="4" w:space="0" w:color="auto"/>
+          <w:bottom w:val="single" w:sz="4" w:space="0" w:color="auto"/>
+          <w:right w:val="single" w:sz="4" w:space="0" w:color="auto"/>
+          <w:insideH w:val="single" w:sz="4" w:space="0" w:color="auto"/>
+          <w:insideV w:val="single" w:sz="4" w:space="0" w:color="auto"/>
+        </w:tblBorders>
+        <w:tblLayout w:type="fixed"/>
+        <w:tblCellMar>
+          <w:left w:w="70" w:type="dxa"/>
+          <w:right w:w="70" w:type="dxa"/>
+        </w:tblCellMar>
+        <w:tblLook w:val="0000" w:firstRow="0" w:lastRow="0" w:firstColumn="0" w:lastColumn="0" w:noHBand="0" w:noVBand="0"/>
+      </w:tblPr>
+      <w:tblGrid>
+        <w:gridCol w:w="2946"/>
+        <w:gridCol w:w="2946"/>
+        <w:gridCol w:w="2946"/>
+      </w:tblGrid>
+      <w:tr>
+        <w:tblPrEx>
+          <w:tblCellMar>
+            <w:top w:w="0" w:type="dxa"/>
+            <w:bottom w:w="0" w:type="dxa"/>
+          </w:tblCellMar>
+        </w:tblPrEx>
+        <w:tc>
+          <w:tcPr>
+            <w:tcW w:w="2946" w:type="dxa"/>
+          </w:tcPr>
+          <w:p>
+            <w:pPr>
+              <w:rPr>
+                <w:b/>
+                <w:sz w:val="18"/>
+              </w:rPr>
+            </w:pPr>
+            <w:r>
+              <w:rPr>
+                <w:b/>
+                <w:sz w:val="18"/>
+              </w:rPr>
+              <w:t>#</w:t>
+            </w:r>
+          </w:p>
+        </w:tc>
+        <w:tc>
+          <w:tcPr>
+            <w:tcW w:w="2946" w:type="dxa"/>
+          </w:tcPr>
+          <w:p>
+            <w:pPr>
+              <w:rPr>
+                <w:b/>
+                <w:sz w:val="18"/>
+              </w:rPr>
+            </w:pPr>
+            <w:r>
+              <w:rPr>
+                <w:b/>
+                <w:sz w:val="18"/>
+              </w:rPr>
+              <w:t>Requisito</w:t>
+            </w:r>
+          </w:p>
+        </w:tc>
+        <w:tc>
+          <w:tcPr>
+            <w:tcW w:w="2946" w:type="dxa"/>
+          </w:tcPr>
+          <w:p>
+            <w:pPr>
+              <w:rPr>
+                <w:b/>
+                <w:sz w:val="18"/>
+              </w:rPr>
+            </w:pPr>
+            <w:r>
+              <w:rPr>
+                <w:b/>
+                <w:sz w:val="18"/>
+              </w:rPr>
+              <w:t>Cómo se cumple</w:t>
+            </w:r>
+          </w:p>
+        </w:tc>
+      </w:tr>
+      <w:tr>
+        <w:tblPrEx>
+          <w:tblCellMar>
+            <w:top w:w="0" w:type="dxa"/>
+            <w:bottom w:w="0" w:type="dxa"/>
+          </w:tblCellMar>
+        </w:tblPrEx>
+        <w:tc>
+          <w:tcPr>
+            <w:tcW w:w="2946" w:type="dxa"/>
+          </w:tcPr>
+          <w:p>
+            <w:pPr>
+              <w:rPr>
+                <w:sz w:val="18"/>
+              </w:rPr>
+            </w:pPr>
+            <w:r>
+              <w:rPr>
+                <w:sz w:val="18"/>
+              </w:rPr>
+              <w:t>RNF1</w:t>
+            </w:r>
+          </w:p>
+        </w:tc>
+        <w:tc>
+          <w:tcPr>
+            <w:tcW w:w="2946" w:type="dxa"/>
+          </w:tcPr>
+          <w:p>
+            <w:pPr>
+              <w:rPr>
+                <w:sz w:val="18"/>
+              </w:rPr>
+            </w:pPr>
+            <w:r>
+              <w:rPr>
+                <w:sz w:val="18"/>
+              </w:rPr>
+              <w:t>La información debe quedar guardada en un servidor, no en el dispositivo.</w:t>
+            </w:r>
+          </w:p>
+        </w:tc>
+        <w:tc>
+          <w:tcPr>
+            <w:tcW w:w="2946" w:type="dxa"/>
+          </w:tcPr>
+          <w:p>
+            <w:pPr>
+              <w:rPr>
+                <w:sz w:val="18"/>
+              </w:rPr>
+            </w:pPr>
+            <w:r>
+              <w:rPr>
+                <w:sz w:val="18"/>
+              </w:rPr>
+              <w:t>Toda la información pasa por la API y se guarda en MongoDB.</w:t>
+            </w:r>
+          </w:p>
+        </w:tc>
+      </w:tr>
+      <w:tr>
+        <w:tblPrEx>
+          <w:tblCellMar>
+            <w:top w:w="0" w:type="dxa"/>
+            <w:bottom w:w="0" w:type="dxa"/>
+          </w:tblCellMar>
+        </w:tblPrEx>
+        <w:tc>
+          <w:tcPr>
+            <w:tcW w:w="2946" w:type="dxa"/>
+          </w:tcPr>
+          <w:p>
+            <w:pPr>
+              <w:rPr>
+                <w:sz w:val="18"/>
+              </w:rPr>
+            </w:pPr>
+            <w:r>
+              <w:rPr>
+                <w:sz w:val="18"/>
+              </w:rPr>
+              <w:t>RNF2</w:t>
+            </w:r>
+          </w:p>
+        </w:tc>
+        <w:tc>
+          <w:tcPr>
+            <w:tcW w:w="2946" w:type="dxa"/>
+          </w:tcPr>
+          <w:p>
+            <w:pPr>
+              <w:rPr>
+                <w:sz w:val="18"/>
+              </w:rPr>
+            </w:pPr>
+            <w:r>
+              <w:rPr>
+                <w:sz w:val="18"/>
+              </w:rPr>
+              <w:t>La sesión debe ser segura.</w:t>
+            </w:r>
+          </w:p>
+        </w:tc>
+        <w:tc>
+          <w:tcPr>
+            <w:tcW w:w="2946" w:type="dxa"/>
+          </w:tcPr>
+          <w:p>
+            <w:pPr>
+              <w:rPr>
+                <w:sz w:val="18"/>
+              </w:rPr>
+            </w:pPr>
+            <w:r>
+              <w:rPr>
+                <w:sz w:val="18"/>
+              </w:rPr>
+              <w:t>Token JWT firmado con JWT_SECRET, con vencimiento de 7 días.</w:t>
+            </w:r>
+          </w:p>
+        </w:tc>
+      </w:tr>
+      <w:tr>
+        <w:tblPrEx>
+          <w:tblCellMar>
+            <w:top w:w="0" w:type="dxa"/>
+            <w:bottom w:w="0" w:type="dxa"/>
+          </w:tblCellMar>
+        </w:tblPrEx>
+        <w:tc>
+          <w:tcPr>
+            <w:tcW w:w="2946" w:type="dxa"/>
+          </w:tcPr>
+          <w:p>
+            <w:pPr>
+              <w:rPr>
+                <w:sz w:val="18"/>
+              </w:rPr>
+            </w:pPr>
+            <w:r>
+              <w:rPr>
+                <w:sz w:val="18"/>
+              </w:rPr>
+              <w:t>RNF3</w:t>
+            </w:r>
+          </w:p>
+        </w:tc>
+        <w:tc>
+          <w:tcPr>
+            <w:tcW w:w="2946" w:type="dxa"/>
+          </w:tcPr>
+          <w:p>
+            <w:pPr>
+              <w:rPr>
+                <w:sz w:val="18"/>
+              </w:rPr>
+            </w:pPr>
+            <w:r>
+              <w:rPr>
+                <w:sz w:val="18"/>
+              </w:rPr>
+              <w:t>Las contraseñas no se guardan en texto plano.</w:t>
+            </w:r>
+          </w:p>
+        </w:tc>
+        <w:tc>
+          <w:tcPr>
+            <w:tcW w:w="2946" w:type="dxa"/>
+          </w:tcPr>
+          <w:p>
+            <w:pPr>
+              <w:rPr>
+                <w:sz w:val="18"/>
+              </w:rPr>
+            </w:pPr>
+            <w:r>
+              <w:rPr>
+                <w:sz w:val="18"/>
+              </w:rPr>
+              <w:t>Hash con bcrypt y salt por usuario.</w:t>
+            </w:r>
+          </w:p>
+        </w:tc>
+      </w:tr>
+      <w:tr>
+        <w:tblPrEx>
+          <w:tblCellMar>
+            <w:top w:w="0" w:type="dxa"/>
+            <w:bottom w:w="0" w:type="dxa"/>
+          </w:tblCellMar>
+        </w:tblPrEx>
+        <w:tc>
+          <w:tcPr>
+            <w:tcW w:w="2946" w:type="dxa"/>
+          </w:tcPr>
+          <w:p>
+            <w:pPr>
+              <w:rPr>
+                <w:sz w:val="18"/>
+              </w:rPr>
+            </w:pPr>
+            <w:r>
+              <w:rPr>
+                <w:sz w:val="18"/>
+              </w:rPr>
+              <w:t>RNF4</w:t>
+            </w:r>
+          </w:p>
+        </w:tc>
+        <w:tc>
+          <w:tcPr>
+            <w:tcW w:w="2946" w:type="dxa"/>
+          </w:tcPr>
+          <w:p>
+            <w:pPr>
+              <w:rPr>
+                <w:sz w:val="18"/>
+              </w:rPr>
+            </w:pPr>
+            <w:r>
+              <w:rPr>
+                <w:sz w:val="18"/>
+              </w:rPr>
+              <w:t>Solo el administrador puede modificar o borrar.</w:t>
+            </w:r>
+          </w:p>
+        </w:tc>
+        <w:tc>
+          <w:tcPr>
+            <w:tcW w:w="2946" w:type="dxa"/>
+          </w:tcPr>
+          <w:p>
+            <w:pPr>
+              <w:rPr>
+                <w:sz w:val="18"/>
+              </w:rPr>
+            </w:pPr>
+            <w:r>
+              <w:rPr>
+                <w:sz w:val="18"/>
+              </w:rPr>
+              <w:t>Middleware de roles (permitirRoles) en cada ruta protegida.</w:t>
+            </w:r>
+          </w:p>
+        </w:tc>
+      </w:tr>
+      <w:tr>
+        <w:tblPrEx>
+          <w:tblCellMar>
+            <w:top w:w="0" w:type="dxa"/>
+            <w:bottom w:w="0" w:type="dxa"/>
+          </w:tblCellMar>
+        </w:tblPrEx>
+        <w:tc>
+          <w:tcPr>
+            <w:tcW w:w="2946" w:type="dxa"/>
+          </w:tcPr>
+          <w:p>
+            <w:pPr>
+              <w:rPr>
+                <w:sz w:val="18"/>
+              </w:rPr>
+            </w:pPr>
+            <w:r>
+              <w:rPr>
+                <w:sz w:val="18"/>
+              </w:rPr>
+              <w:t>RNF5</w:t>
+            </w:r>
+          </w:p>
+        </w:tc>
+        <w:tc>
+          <w:tcPr>
+            <w:tcW w:w="2946" w:type="dxa"/>
+          </w:tcPr>
+          <w:p>
+            <w:pPr>
+              <w:rPr>
+                <w:sz w:val="18"/>
+              </w:rPr>
+            </w:pPr>
+            <w:r>
+              <w:rPr>
+                <w:sz w:val="18"/>
+              </w:rPr>
+              <w:t>Los datos que llegan al servidor deben validarse.</w:t>
+            </w:r>
+          </w:p>
+        </w:tc>
+        <w:tc>
+          <w:tcPr>
+            <w:tcW w:w="2946" w:type="dxa"/>
+          </w:tcPr>
+          <w:p>
+            <w:pPr>
+              <w:rPr>
+                <w:sz w:val="18"/>
+              </w:rPr>
+            </w:pPr>
+            <w:r>
+              <w:rPr>
+                <w:sz w:val="18"/>
+              </w:rPr>
+              <w:t>express-validator en el servidor y validación de Mongoose en el modelo.</w:t>
+            </w:r>
+          </w:p>
+        </w:tc>
+      </w:tr>
+      <w:tr>
+        <w:tblPrEx>
+          <w:tblCellMar>
+            <w:top w:w="0" w:type="dxa"/>
+            <w:bottom w:w="0" w:type="dxa"/>
+          </w:tblCellMar>
+        </w:tblPrEx>
+        <w:tc>
+          <w:tcPr>
+            <w:tcW w:w="2946" w:type="dxa"/>
+          </w:tcPr>
+          <w:p>
+            <w:pPr>
+              <w:rPr>
+                <w:sz w:val="18"/>
+              </w:rPr>
+            </w:pPr>
+            <w:r>
+              <w:rPr>
+                <w:sz w:val="18"/>
+              </w:rPr>
+              <w:t>RNF6</w:t>
+            </w:r>
+          </w:p>
+        </w:tc>
+        <w:tc>
+          <w:tcPr>
+            <w:tcW w:w="2946" w:type="dxa"/>
+          </w:tcPr>
+          <w:p>
+            <w:pPr>
+              <w:rPr>
+                <w:sz w:val="18"/>
+              </w:rPr>
+            </w:pPr>
+            <w:r>
+              <w:rPr>
+                <w:sz w:val="18"/>
+              </w:rPr>
+              <w:t>El sistema debe protegerse contra ataques comunes.</w:t>
+            </w:r>
+          </w:p>
+        </w:tc>
+        <w:tc>
+          <w:tcPr>
+            <w:tcW w:w="2946" w:type="dxa"/>
+          </w:tcPr>
+          <w:p>
+            <w:pPr>
+              <w:rPr>
+                <w:sz w:val="18"/>
+              </w:rPr>
+            </w:pPr>
+            <w:r>
+              <w:rPr>
+                <w:sz w:val="18"/>
+              </w:rPr>
+              <w:t>helmet, CORS, límite de intentos fallidos de login y manejo centralizado de errores.</w:t>
+            </w:r>
+          </w:p>
+        </w:tc>
+      </w:tr>
+      <w:tr>
+        <w:tblPrEx>
+          <w:tblCellMar>
+            <w:top w:w="0" w:type="dxa"/>
+            <w:bottom w:w="0" w:type="dxa"/>
+          </w:tblCellMar>
+        </w:tblPrEx>
+        <w:tc>
+          <w:tcPr>
+            <w:tcW w:w="2946" w:type="dxa"/>
+          </w:tcPr>
+          <w:p>
+            <w:pPr>
+              <w:rPr>
+                <w:sz w:val="18"/>
+              </w:rPr>
+            </w:pPr>
+            <w:r>
+              <w:rPr>
+                <w:sz w:val="18"/>
+              </w:rPr>
+              <w:t>RNF7</w:t>
+            </w:r>
+          </w:p>
+        </w:tc>
+        <w:tc>
+          <w:tcPr>
+            <w:tcW w:w="2946" w:type="dxa"/>
+          </w:tcPr>
+          <w:p>
+            <w:pPr>
+              <w:rPr>
+                <w:sz w:val="18"/>
+              </w:rPr>
+            </w:pPr>
+            <w:r>
+              <w:rPr>
+                <w:sz w:val="18"/>
+              </w:rPr>
+              <w:t>La aplicación no debe colgarse si el servidor no responde.</w:t>
+            </w:r>
+          </w:p>
+        </w:tc>
+        <w:tc>
+          <w:tcPr>
+            <w:tcW w:w="2946" w:type="dxa"/>
+          </w:tcPr>
+          <w:p>
+            <w:pPr>
+              <w:rPr>
+                <w:sz w:val="18"/>
+              </w:rPr>
+            </w:pPr>
+            <w:r>
+              <w:rPr>
+                <w:sz w:val="18"/>
+              </w:rPr>
+              <w:t>Tiempo de espera en cada petición y aviso visible en pantalla.</w:t>
+            </w:r>
+          </w:p>
+        </w:tc>
+      </w:tr>
+      <w:tr>
+        <w:tblPrEx>
+          <w:tblCellMar>
+            <w:top w:w="0" w:type="dxa"/>
+            <w:bottom w:w="0" w:type="dxa"/>
+          </w:tblCellMar>
+        </w:tblPrEx>
+        <w:tc>
+          <w:tcPr>
+            <w:tcW w:w="2946" w:type="dxa"/>
+          </w:tcPr>
+          <w:p>
+            <w:pPr>
+              <w:rPr>
+                <w:sz w:val="18"/>
+              </w:rPr>
+            </w:pPr>
+            <w:r>
+              <w:rPr>
+                <w:sz w:val="18"/>
+              </w:rPr>
+              <w:t>RNF8</w:t>
+            </w:r>
+          </w:p>
+        </w:tc>
+        <w:tc>
+          <w:tcPr>
+            <w:tcW w:w="2946" w:type="dxa"/>
+          </w:tcPr>
+          <w:p>
+            <w:pPr>
+              <w:rPr>
+                <w:sz w:val="18"/>
+              </w:rPr>
+            </w:pPr>
+            <w:r>
+              <w:rPr>
+                <w:sz w:val="18"/>
+              </w:rPr>
+              <w:t>La aplicación debe ser utilizable sin cambiar código.</w:t>
+            </w:r>
+          </w:p>
+        </w:tc>
+        <w:tc>
+          <w:tcPr>
+            <w:tcW w:w="2946" w:type="dxa"/>
+          </w:tcPr>
+          <w:p>
+            <w:pPr>
+              <w:rPr>
+                <w:sz w:val="18"/>
+              </w:rPr>
+            </w:pPr>
+            <w:r>
+              <w:rPr>
+                <w:sz w:val="18"/>
+              </w:rPr>
+              <w:t>La dirección del servidor se puede cambiar desde la pantalla de login.</w:t>
+            </w:r>
+          </w:p>
+        </w:tc>
+      </w:tr>
+      <w:tr>
+        <w:tblPrEx>
+          <w:tblCellMar>
+            <w:top w:w="0" w:type="dxa"/>
+            <w:bottom w:w="0" w:type="dxa"/>
+          </w:tblCellMar>
+        </w:tblPrEx>
+        <w:tc>
+          <w:tcPr>
+            <w:tcW w:w="2946" w:type="dxa"/>
+          </w:tcPr>
+          <w:p>
+            <w:pPr>
+              <w:rPr>
+                <w:sz w:val="18"/>
+              </w:rPr>
+            </w:pPr>
+            <w:r>
+              <w:rPr>
+                <w:sz w:val="18"/>
+              </w:rPr>
+              <w:t>RNF9</w:t>
+            </w:r>
+          </w:p>
+        </w:tc>
+        <w:tc>
+          <w:tcPr>
+            <w:tcW w:w="2946" w:type="dxa"/>
+          </w:tcPr>
+          <w:p>
+            <w:pPr>
+              <w:rPr>
+                <w:sz w:val="18"/>
+              </w:rPr>
+            </w:pPr>
+            <w:r>
+              <w:rPr>
+                <w:sz w:val="18"/>
+              </w:rPr>
+              <w:t>El sistema debe ser comprobable de forma automática.</w:t>
+            </w:r>
+          </w:p>
+        </w:tc>
+        <w:tc>
+          <w:tcPr>
+            <w:tcW w:w="2946" w:type="dxa"/>
+          </w:tcPr>
+          <w:p>
+            <w:pPr>
+              <w:rPr>
+                <w:sz w:val="18"/>
+              </w:rPr>
+            </w:pPr>
+            <w:r>
+              <w:rPr>
+                <w:sz w:val="18"/>
+              </w:rPr>
+              <w:t>31 pruebas del backend, 21 de la app y 39 peticiones de Postman.</w:t>
+            </w:r>
+          </w:p>
+        </w:tc>
+      </w:tr>
+      <w:tr>
+        <w:tblPrEx>
+          <w:tblCellMar>
+            <w:top w:w="0" w:type="dxa"/>
+            <w:bottom w:w="0" w:type="dxa"/>
+          </w:tblCellMar>
+        </w:tblPrEx>
+        <w:tc>
+          <w:tcPr>
+            <w:tcW w:w="2946" w:type="dxa"/>
+          </w:tcPr>
+          <w:p>
+            <w:pPr>
+              <w:rPr>
+                <w:sz w:val="18"/>
+              </w:rPr>
+            </w:pPr>
+            <w:r>
+              <w:rPr>
+                <w:sz w:val="18"/>
+              </w:rPr>
+              <w:t>RNF10</w:t>
+            </w:r>
+          </w:p>
+        </w:tc>
+        <w:tc>
+          <w:tcPr>
+            <w:tcW w:w="2946" w:type="dxa"/>
+          </w:tcPr>
+          <w:p>
+            <w:pPr>
+              <w:rPr>
+                <w:sz w:val="18"/>
+              </w:rPr>
+            </w:pPr>
+            <w:r>
+              <w:rPr>
+                <w:sz w:val="18"/>
+              </w:rPr>
+              <w:t>El código debe estar organizado y ser legible.</w:t>
+            </w:r>
+          </w:p>
+        </w:tc>
+        <w:tc>
+          <w:tcPr>
+            <w:tcW w:w="2946" w:type="dxa"/>
+          </w:tcPr>
+          <w:p>
+            <w:pPr>
+              <w:rPr>
+                <w:sz w:val="18"/>
+              </w:rPr>
+            </w:pPr>
+            <w:r>
+              <w:rPr>
+                <w:sz w:val="18"/>
+              </w:rPr>
+              <w:t>Separación por capas (rutas, controladores, modelos, middleware) y comentarios en cada archivo.</w:t>
+            </w:r>
+          </w:p>
+        </w:tc>
+      </w:tr>
+      <w:tr>
+        <w:tblPrEx>
+          <w:tblCellMar>
+            <w:top w:w="0" w:type="dxa"/>
+            <w:bottom w:w="0" w:type="dxa"/>
+          </w:tblCellMar>
+        </w:tblPrEx>
+        <w:tc>
+          <w:tcPr>
+            <w:tcW w:w="2946" w:type="dxa"/>
+          </w:tcPr>
+          <w:p>
+            <w:pPr>
+              <w:rPr>
+                <w:sz w:val="18"/>
+              </w:rPr>
+            </w:pPr>
+            <w:r>
+              <w:rPr>
+                <w:sz w:val="18"/>
+              </w:rPr>
+              <w:t>RNF11</w:t>
+            </w:r>
+          </w:p>
+        </w:tc>
+        <w:tc>
+          <w:tcPr>
+            <w:tcW w:w="2946" w:type="dxa"/>
+          </w:tcPr>
+          <w:p>
+            <w:pPr>
+              <w:rPr>
+                <w:sz w:val="18"/>
+              </w:rPr>
+            </w:pPr>
+            <w:r>
+              <w:rPr>
+                <w:sz w:val="18"/>
+              </w:rPr>
+              <w:t>El backend debe poder publicarse en internet.</w:t>
+            </w:r>
+          </w:p>
+        </w:tc>
+        <w:tc>
+          <w:tcPr>
+            <w:tcW w:w="2946" w:type="dxa"/>
+          </w:tcPr>
+          <w:p>
+            <w:pPr>
+              <w:rPr>
+                <w:sz w:val="18"/>
+              </w:rPr>
+            </w:pPr>
+            <w:r>
+              <w:rPr>
+                <w:sz w:val="18"/>
+              </w:rPr>
+              <w:t>Archivos render.yaml y Procfile, y configuración por variables de entorno.</w:t>
+            </w:r>
+          </w:p>
+        </w:tc>
+      </w:tr>
+    </w:tbl>
+    <w:p/>
+    <w:p>
+      <w:pPr>
+        <w:pStyle w:val="Ttulo1"/>
+      </w:pPr>
+      <w:bookmarkStart w:id="6" w:name="_Toc243907274"/>
+      <w:r>
+        <w:t>4. Configuración y puesta en marcha</w:t>
+      </w:r>
+      <w:bookmarkEnd w:id="6"/>
+    </w:p>
+    <w:p>
+      <w:r>
+        <w:t>Requisitos previos: Node.js 18 o superior, y para la aplicación, Flutter 3.13 o superior con Android Studio.</w:t>
+      </w:r>
+    </w:p>
+    <w:p>
+      <w:pPr>
+        <w:pStyle w:val="Ttulo2"/>
+      </w:pPr>
+      <w:bookmarkStart w:id="7" w:name="_Toc243907275"/>
+      <w:r>
+        <w:t>4.1 Levantar la API</w:t>
+      </w:r>
+      <w:bookmarkEnd w:id="7"/>
+    </w:p>
+    <w:p>
+      <w:r>
+        <w:t>1. Entrar a la carpeta del backend y instalar las dependencias:</w:t>
       </w:r>
     </w:p>
     <w:p>
@@ -1149,55 +3495,2845 @@
         <w:pStyle w:val="Prrafodelista"/>
       </w:pPr>
       <w:r>
-        <w:t>cd app &amp;&amp; flutter test --dart-define=API_URL=http://localhost:4000/api</w:t>
-      </w:r>
-    </w:p>
-    <w:p>
-      <w:r>
-        <w:t>El reporte de Postman quedó en postman/Reporte-pruebas-Postman.html y muestra que las 39 peticiones y las 102 aserciones pasan:</w:t>
-      </w:r>
-    </w:p>
+        <w:t>cd backend</w:t>
+      </w:r>
+    </w:p>
+    <w:p>
+      <w:pPr>
+        <w:pStyle w:val="Prrafodelista"/>
+      </w:pPr>
+      <w:r>
+        <w:t>npm install</w:t>
+      </w:r>
+    </w:p>
+    <w:p>
+      <w:r>
+        <w:t>2. Crear el archivo de configuración. Se copia el ejemplo y se completan los valores:</w:t>
+      </w:r>
+    </w:p>
+    <w:p>
+      <w:pPr>
+        <w:pStyle w:val="Prrafodelista"/>
+      </w:pPr>
+      <w:r>
+        <w:t>cp .env.example .env</w:t>
+      </w:r>
+    </w:p>
+    <w:tbl>
+      <w:tblPr>
+        <w:tblW w:w="0" w:type="auto"/>
+        <w:tblBorders>
+          <w:top w:val="single" w:sz="4" w:space="0" w:color="auto"/>
+          <w:left w:val="single" w:sz="4" w:space="0" w:color="auto"/>
+          <w:bottom w:val="single" w:sz="4" w:space="0" w:color="auto"/>
+          <w:right w:val="single" w:sz="4" w:space="0" w:color="auto"/>
+          <w:insideH w:val="single" w:sz="4" w:space="0" w:color="auto"/>
+          <w:insideV w:val="single" w:sz="4" w:space="0" w:color="auto"/>
+        </w:tblBorders>
+        <w:tblLayout w:type="fixed"/>
+        <w:tblCellMar>
+          <w:left w:w="70" w:type="dxa"/>
+          <w:right w:w="70" w:type="dxa"/>
+        </w:tblCellMar>
+        <w:tblLook w:val="0000" w:firstRow="0" w:lastRow="0" w:firstColumn="0" w:lastColumn="0" w:noHBand="0" w:noVBand="0"/>
+      </w:tblPr>
+      <w:tblGrid>
+        <w:gridCol w:w="4419"/>
+        <w:gridCol w:w="4419"/>
+      </w:tblGrid>
+      <w:tr>
+        <w:tblPrEx>
+          <w:tblCellMar>
+            <w:top w:w="0" w:type="dxa"/>
+            <w:bottom w:w="0" w:type="dxa"/>
+          </w:tblCellMar>
+        </w:tblPrEx>
+        <w:tc>
+          <w:tcPr>
+            <w:tcW w:w="4419" w:type="dxa"/>
+          </w:tcPr>
+          <w:p>
+            <w:pPr>
+              <w:pStyle w:val="Prrafodelista"/>
+              <w:ind w:left="0"/>
+              <w:rPr>
+                <w:b/>
+                <w:sz w:val="18"/>
+              </w:rPr>
+            </w:pPr>
+            <w:r>
+              <w:rPr>
+                <w:b/>
+                <w:sz w:val="18"/>
+              </w:rPr>
+              <w:t>Variable</w:t>
+            </w:r>
+          </w:p>
+        </w:tc>
+        <w:tc>
+          <w:tcPr>
+            <w:tcW w:w="4419" w:type="dxa"/>
+          </w:tcPr>
+          <w:p>
+            <w:pPr>
+              <w:pStyle w:val="Prrafodelista"/>
+              <w:ind w:left="0"/>
+              <w:rPr>
+                <w:b/>
+                <w:sz w:val="18"/>
+              </w:rPr>
+            </w:pPr>
+            <w:r>
+              <w:rPr>
+                <w:b/>
+                <w:sz w:val="18"/>
+              </w:rPr>
+              <w:t>Para qué sirve</w:t>
+            </w:r>
+          </w:p>
+        </w:tc>
+      </w:tr>
+      <w:tr>
+        <w:tblPrEx>
+          <w:tblCellMar>
+            <w:top w:w="0" w:type="dxa"/>
+            <w:bottom w:w="0" w:type="dxa"/>
+          </w:tblCellMar>
+        </w:tblPrEx>
+        <w:tc>
+          <w:tcPr>
+            <w:tcW w:w="4419" w:type="dxa"/>
+          </w:tcPr>
+          <w:p>
+            <w:pPr>
+              <w:pStyle w:val="Prrafodelista"/>
+              <w:ind w:left="0"/>
+              <w:rPr>
+                <w:sz w:val="18"/>
+              </w:rPr>
+            </w:pPr>
+            <w:r>
+              <w:rPr>
+                <w:sz w:val="18"/>
+              </w:rPr>
+              <w:t>PORT</w:t>
+            </w:r>
+          </w:p>
+        </w:tc>
+        <w:tc>
+          <w:tcPr>
+            <w:tcW w:w="4419" w:type="dxa"/>
+          </w:tcPr>
+          <w:p>
+            <w:pPr>
+              <w:pStyle w:val="Prrafodelista"/>
+              <w:ind w:left="0"/>
+              <w:rPr>
+                <w:sz w:val="18"/>
+              </w:rPr>
+            </w:pPr>
+            <w:r>
+              <w:rPr>
+                <w:sz w:val="18"/>
+              </w:rPr>
+              <w:t>Puerto en el que escucha el servidor (4000).</w:t>
+            </w:r>
+          </w:p>
+        </w:tc>
+      </w:tr>
+      <w:tr>
+        <w:tblPrEx>
+          <w:tblCellMar>
+            <w:top w:w="0" w:type="dxa"/>
+            <w:bottom w:w="0" w:type="dxa"/>
+          </w:tblCellMar>
+        </w:tblPrEx>
+        <w:tc>
+          <w:tcPr>
+            <w:tcW w:w="4419" w:type="dxa"/>
+          </w:tcPr>
+          <w:p>
+            <w:pPr>
+              <w:pStyle w:val="Prrafodelista"/>
+              <w:ind w:left="0"/>
+              <w:rPr>
+                <w:sz w:val="18"/>
+              </w:rPr>
+            </w:pPr>
+            <w:r>
+              <w:rPr>
+                <w:sz w:val="18"/>
+              </w:rPr>
+              <w:t>MONGO_URI</w:t>
+            </w:r>
+          </w:p>
+        </w:tc>
+        <w:tc>
+          <w:tcPr>
+            <w:tcW w:w="4419" w:type="dxa"/>
+          </w:tcPr>
+          <w:p>
+            <w:pPr>
+              <w:pStyle w:val="Prrafodelista"/>
+              <w:ind w:left="0"/>
+              <w:rPr>
+                <w:sz w:val="18"/>
+              </w:rPr>
+            </w:pPr>
+            <w:r>
+              <w:rPr>
+                <w:sz w:val="18"/>
+              </w:rPr>
+              <w:t>URL de conexión al cluster de MongoDB Atlas.</w:t>
+            </w:r>
+          </w:p>
+        </w:tc>
+      </w:tr>
+      <w:tr>
+        <w:tblPrEx>
+          <w:tblCellMar>
+            <w:top w:w="0" w:type="dxa"/>
+            <w:bottom w:w="0" w:type="dxa"/>
+          </w:tblCellMar>
+        </w:tblPrEx>
+        <w:tc>
+          <w:tcPr>
+            <w:tcW w:w="4419" w:type="dxa"/>
+          </w:tcPr>
+          <w:p>
+            <w:pPr>
+              <w:pStyle w:val="Prrafodelista"/>
+              <w:ind w:left="0"/>
+              <w:rPr>
+                <w:sz w:val="18"/>
+              </w:rPr>
+            </w:pPr>
+            <w:r>
+              <w:rPr>
+                <w:sz w:val="18"/>
+              </w:rPr>
+              <w:t>JWT_SECRET</w:t>
+            </w:r>
+          </w:p>
+        </w:tc>
+        <w:tc>
+          <w:tcPr>
+            <w:tcW w:w="4419" w:type="dxa"/>
+          </w:tcPr>
+          <w:p>
+            <w:pPr>
+              <w:pStyle w:val="Prrafodelista"/>
+              <w:ind w:left="0"/>
+              <w:rPr>
+                <w:sz w:val="18"/>
+              </w:rPr>
+            </w:pPr>
+            <w:r>
+              <w:rPr>
+                <w:sz w:val="18"/>
+              </w:rPr>
+              <w:t>Texto largo e inventado con el que se firman los tokens.</w:t>
+            </w:r>
+          </w:p>
+        </w:tc>
+      </w:tr>
+      <w:tr>
+        <w:tblPrEx>
+          <w:tblCellMar>
+            <w:top w:w="0" w:type="dxa"/>
+            <w:bottom w:w="0" w:type="dxa"/>
+          </w:tblCellMar>
+        </w:tblPrEx>
+        <w:tc>
+          <w:tcPr>
+            <w:tcW w:w="4419" w:type="dxa"/>
+          </w:tcPr>
+          <w:p>
+            <w:pPr>
+              <w:pStyle w:val="Prrafodelista"/>
+              <w:ind w:left="0"/>
+              <w:rPr>
+                <w:sz w:val="18"/>
+              </w:rPr>
+            </w:pPr>
+            <w:r>
+              <w:rPr>
+                <w:sz w:val="18"/>
+              </w:rPr>
+              <w:t>JWT_EXPIRES_IN</w:t>
+            </w:r>
+          </w:p>
+        </w:tc>
+        <w:tc>
+          <w:tcPr>
+            <w:tcW w:w="4419" w:type="dxa"/>
+          </w:tcPr>
+          <w:p>
+            <w:pPr>
+              <w:pStyle w:val="Prrafodelista"/>
+              <w:ind w:left="0"/>
+              <w:rPr>
+                <w:sz w:val="18"/>
+              </w:rPr>
+            </w:pPr>
+            <w:r>
+              <w:rPr>
+                <w:sz w:val="18"/>
+              </w:rPr>
+              <w:t>Vigencia del token (7d = 7 días).</w:t>
+            </w:r>
+          </w:p>
+        </w:tc>
+      </w:tr>
+      <w:tr>
+        <w:tblPrEx>
+          <w:tblCellMar>
+            <w:top w:w="0" w:type="dxa"/>
+            <w:bottom w:w="0" w:type="dxa"/>
+          </w:tblCellMar>
+        </w:tblPrEx>
+        <w:tc>
+          <w:tcPr>
+            <w:tcW w:w="4419" w:type="dxa"/>
+          </w:tcPr>
+          <w:p>
+            <w:pPr>
+              <w:pStyle w:val="Prrafodelista"/>
+              <w:ind w:left="0"/>
+              <w:rPr>
+                <w:sz w:val="18"/>
+              </w:rPr>
+            </w:pPr>
+            <w:r>
+              <w:rPr>
+                <w:sz w:val="18"/>
+              </w:rPr>
+              <w:t>ADMIN_EMAIL / ADMIN_PASSWORD</w:t>
+            </w:r>
+          </w:p>
+        </w:tc>
+        <w:tc>
+          <w:tcPr>
+            <w:tcW w:w="4419" w:type="dxa"/>
+          </w:tcPr>
+          <w:p>
+            <w:pPr>
+              <w:pStyle w:val="Prrafodelista"/>
+              <w:ind w:left="0"/>
+              <w:rPr>
+                <w:sz w:val="18"/>
+              </w:rPr>
+            </w:pPr>
+            <w:r>
+              <w:rPr>
+                <w:sz w:val="18"/>
+              </w:rPr>
+              <w:t>Cuenta del administrador que crea npm run seed.</w:t>
+            </w:r>
+          </w:p>
+        </w:tc>
+      </w:tr>
+      <w:tr>
+        <w:tblPrEx>
+          <w:tblCellMar>
+            <w:top w:w="0" w:type="dxa"/>
+            <w:bottom w:w="0" w:type="dxa"/>
+          </w:tblCellMar>
+        </w:tblPrEx>
+        <w:tc>
+          <w:tcPr>
+            <w:tcW w:w="4419" w:type="dxa"/>
+          </w:tcPr>
+          <w:p>
+            <w:pPr>
+              <w:pStyle w:val="Prrafodelista"/>
+              <w:ind w:left="0"/>
+              <w:rPr>
+                <w:sz w:val="18"/>
+              </w:rPr>
+            </w:pPr>
+            <w:r>
+              <w:rPr>
+                <w:sz w:val="18"/>
+              </w:rPr>
+              <w:t>RATE_LIMIT_MAX</w:t>
+            </w:r>
+          </w:p>
+        </w:tc>
+        <w:tc>
+          <w:tcPr>
+            <w:tcW w:w="4419" w:type="dxa"/>
+          </w:tcPr>
+          <w:p>
+            <w:pPr>
+              <w:pStyle w:val="Prrafodelista"/>
+              <w:ind w:left="0"/>
+              <w:rPr>
+                <w:sz w:val="18"/>
+              </w:rPr>
+            </w:pPr>
+            <w:r>
+              <w:rPr>
+                <w:sz w:val="18"/>
+              </w:rPr>
+              <w:t>Intentos de login fallidos permitidos en 15 minutos (100).</w:t>
+            </w:r>
+          </w:p>
+        </w:tc>
+      </w:tr>
+    </w:tbl>
+    <w:p>
+      <w:pPr>
+        <w:pStyle w:val="Prrafodelista"/>
+      </w:pPr>
+    </w:p>
+    <w:p>
+      <w:r>
+        <w:t>3. Crear el administrador y unos datos de ejemplo, y encender el servidor:</w:t>
+      </w:r>
+    </w:p>
+    <w:p>
+      <w:pPr>
+        <w:pStyle w:val="Prrafodelista"/>
+      </w:pPr>
+      <w:r>
+        <w:t>npm run seed       → crea admin@bolivar.com / admin123</w:t>
+      </w:r>
+    </w:p>
+    <w:p>
+      <w:pPr>
+        <w:pStyle w:val="Prrafodelista"/>
+      </w:pPr>
+      <w:r>
+        <w:t>npm run semilla    → carga 7 oportunidades de ejemplo</w:t>
+      </w:r>
+    </w:p>
+    <w:p>
+      <w:pPr>
+        <w:pStyle w:val="Prrafodelista"/>
+      </w:pPr>
+      <w:r>
+        <w:t>npm start          → http://localhost:4000</w:t>
+      </w:r>
+    </w:p>
+    <w:p>
+      <w:r>
+        <w:t>4. Comprobar que la API está viva. En el navegador:</w:t>
+      </w:r>
+    </w:p>
+    <w:p>
+      <w:pPr>
+        <w:pStyle w:val="Prrafodelista"/>
+      </w:pPr>
+      <w:r>
+        <w:t>http://localhost:4000/api/salud   →   {"estado":"ok"}</w:t>
+      </w:r>
+    </w:p>
+    <w:p>
+      <w:pPr>
+        <w:pStyle w:val="Ttulo2"/>
+      </w:pPr>
+      <w:bookmarkStart w:id="8" w:name="_Toc243907276"/>
+      <w:r>
+        <w:t>4.2 Correr la aplicación</w:t>
+      </w:r>
+      <w:bookmarkEnd w:id="8"/>
+    </w:p>
+    <w:p>
+      <w:r>
+        <w:t>La dirección del servidor se indica al compilar. En el emulador de Android Studio se usa 10.0.2.2 (así el emulador ve el localhost del equipo); en un celular real se usa la IP local del equipo:</w:t>
+      </w:r>
+    </w:p>
+    <w:p>
+      <w:pPr>
+        <w:pStyle w:val="Prrafodelista"/>
+      </w:pPr>
+      <w:r>
+        <w:t>flutter pub get</w:t>
+      </w:r>
+    </w:p>
+    <w:p>
+      <w:pPr>
+        <w:pStyle w:val="Prrafodelista"/>
+      </w:pPr>
+      <w:r>
+        <w:t>flutter run --dart-define=API_URL=http://192.168.101.6:4000/api</w:t>
+      </w:r>
+    </w:p>
+    <w:p>
+      <w:r>
+        <w:t>Si el APK ya está compilado y se quiere cambiar de servidor, en la pantalla de inicio de sesión hay un botón "Servidor: ..." donde se escribe la dirección a mano. La aplicación también la busca sola al arrancar, de modo que funciona tanto en el emulador como en un teléfono real.</w:t>
+      </w:r>
+    </w:p>
+    <w:p>
+      <w:pPr>
+        <w:pStyle w:val="Ttulo2"/>
+      </w:pPr>
+      <w:bookmarkStart w:id="9" w:name="_Toc243907277"/>
+      <w:r>
+        <w:t>4.3 Compilar el APK de entrega</w:t>
+      </w:r>
+      <w:bookmarkEnd w:id="9"/>
+    </w:p>
+    <w:p>
+      <w:pPr>
+        <w:pStyle w:val="Prrafodelista"/>
+      </w:pPr>
+      <w:r>
+        <w:t>flutter build apk --release --dart-define=API_URL=http://192.168.101.6:4000/api</w:t>
+      </w:r>
+    </w:p>
+    <w:p>
+      <w:r>
+        <w:t>El archivo queda en build/app/outputs/flutter-apk/app-release.apk y se instala a mano en el celular (Ajustes → Aplicaciones → acceso especial → Instalar aplicaciones desconocidas).</w:t>
+      </w:r>
+    </w:p>
+    <w:p>
+      <w:pPr>
+        <w:pStyle w:val="Ttulo2"/>
+      </w:pPr>
+      <w:bookmarkStart w:id="10" w:name="_Toc243907278"/>
+      <w:r>
+        <w:t>4.4 Pruebas</w:t>
+      </w:r>
+      <w:bookmarkEnd w:id="10"/>
+    </w:p>
+    <w:tbl>
+      <w:tblPr>
+        <w:tblW w:w="0" w:type="auto"/>
+        <w:tblBorders>
+          <w:top w:val="single" w:sz="4" w:space="0" w:color="auto"/>
+          <w:left w:val="single" w:sz="4" w:space="0" w:color="auto"/>
+          <w:bottom w:val="single" w:sz="4" w:space="0" w:color="auto"/>
+          <w:right w:val="single" w:sz="4" w:space="0" w:color="auto"/>
+          <w:insideH w:val="single" w:sz="4" w:space="0" w:color="auto"/>
+          <w:insideV w:val="single" w:sz="4" w:space="0" w:color="auto"/>
+        </w:tblBorders>
+        <w:tblLayout w:type="fixed"/>
+        <w:tblCellMar>
+          <w:left w:w="70" w:type="dxa"/>
+          <w:right w:w="70" w:type="dxa"/>
+        </w:tblCellMar>
+        <w:tblLook w:val="0000" w:firstRow="0" w:lastRow="0" w:firstColumn="0" w:lastColumn="0" w:noHBand="0" w:noVBand="0"/>
+      </w:tblPr>
+      <w:tblGrid>
+        <w:gridCol w:w="2946"/>
+        <w:gridCol w:w="2946"/>
+        <w:gridCol w:w="2946"/>
+      </w:tblGrid>
+      <w:tr>
+        <w:tblPrEx>
+          <w:tblCellMar>
+            <w:top w:w="0" w:type="dxa"/>
+            <w:bottom w:w="0" w:type="dxa"/>
+          </w:tblCellMar>
+        </w:tblPrEx>
+        <w:tc>
+          <w:tcPr>
+            <w:tcW w:w="2946" w:type="dxa"/>
+          </w:tcPr>
+          <w:p>
+            <w:pPr>
+              <w:rPr>
+                <w:b/>
+                <w:sz w:val="18"/>
+              </w:rPr>
+            </w:pPr>
+            <w:r>
+              <w:rPr>
+                <w:b/>
+                <w:sz w:val="18"/>
+              </w:rPr>
+              <w:t>Qué</w:t>
+            </w:r>
+          </w:p>
+        </w:tc>
+        <w:tc>
+          <w:tcPr>
+            <w:tcW w:w="2946" w:type="dxa"/>
+          </w:tcPr>
+          <w:p>
+            <w:pPr>
+              <w:rPr>
+                <w:b/>
+                <w:sz w:val="18"/>
+              </w:rPr>
+            </w:pPr>
+            <w:r>
+              <w:rPr>
+                <w:b/>
+                <w:sz w:val="18"/>
+              </w:rPr>
+              <w:t>Comando</w:t>
+            </w:r>
+          </w:p>
+        </w:tc>
+        <w:tc>
+          <w:tcPr>
+            <w:tcW w:w="2946" w:type="dxa"/>
+          </w:tcPr>
+          <w:p>
+            <w:pPr>
+              <w:rPr>
+                <w:b/>
+                <w:sz w:val="18"/>
+              </w:rPr>
+            </w:pPr>
+            <w:r>
+              <w:rPr>
+                <w:b/>
+                <w:sz w:val="18"/>
+              </w:rPr>
+              <w:t>Resultado</w:t>
+            </w:r>
+          </w:p>
+        </w:tc>
+      </w:tr>
+      <w:tr>
+        <w:tblPrEx>
+          <w:tblCellMar>
+            <w:top w:w="0" w:type="dxa"/>
+            <w:bottom w:w="0" w:type="dxa"/>
+          </w:tblCellMar>
+        </w:tblPrEx>
+        <w:tc>
+          <w:tcPr>
+            <w:tcW w:w="2946" w:type="dxa"/>
+          </w:tcPr>
+          <w:p>
+            <w:pPr>
+              <w:rPr>
+                <w:sz w:val="18"/>
+              </w:rPr>
+            </w:pPr>
+            <w:r>
+              <w:rPr>
+                <w:sz w:val="18"/>
+              </w:rPr>
+              <w:t>Pruebas del backend</w:t>
+            </w:r>
+          </w:p>
+        </w:tc>
+        <w:tc>
+          <w:tcPr>
+            <w:tcW w:w="2946" w:type="dxa"/>
+          </w:tcPr>
+          <w:p>
+            <w:pPr>
+              <w:rPr>
+                <w:sz w:val="18"/>
+              </w:rPr>
+            </w:pPr>
+            <w:r>
+              <w:rPr>
+                <w:sz w:val="18"/>
+              </w:rPr>
+              <w:t>npm test</w:t>
+            </w:r>
+          </w:p>
+        </w:tc>
+        <w:tc>
+          <w:tcPr>
+            <w:tcW w:w="2946" w:type="dxa"/>
+          </w:tcPr>
+          <w:p>
+            <w:pPr>
+              <w:rPr>
+                <w:sz w:val="18"/>
+              </w:rPr>
+            </w:pPr>
+            <w:r>
+              <w:rPr>
+                <w:sz w:val="18"/>
+              </w:rPr>
+              <w:t>31 pruebas (Jest + Supertest)</w:t>
+            </w:r>
+          </w:p>
+        </w:tc>
+      </w:tr>
+      <w:tr>
+        <w:tblPrEx>
+          <w:tblCellMar>
+            <w:top w:w="0" w:type="dxa"/>
+            <w:bottom w:w="0" w:type="dxa"/>
+          </w:tblCellMar>
+        </w:tblPrEx>
+        <w:tc>
+          <w:tcPr>
+            <w:tcW w:w="2946" w:type="dxa"/>
+          </w:tcPr>
+          <w:p>
+            <w:pPr>
+              <w:rPr>
+                <w:sz w:val="18"/>
+              </w:rPr>
+            </w:pPr>
+            <w:r>
+              <w:rPr>
+                <w:sz w:val="18"/>
+              </w:rPr>
+              <w:t>Pruebas de la API con Postman</w:t>
+            </w:r>
+          </w:p>
+        </w:tc>
+        <w:tc>
+          <w:tcPr>
+            <w:tcW w:w="2946" w:type="dxa"/>
+          </w:tcPr>
+          <w:p>
+            <w:pPr>
+              <w:rPr>
+                <w:sz w:val="18"/>
+              </w:rPr>
+            </w:pPr>
+            <w:r>
+              <w:rPr>
+                <w:sz w:val="18"/>
+              </w:rPr>
+              <w:t>npm run test:postman</w:t>
+            </w:r>
+          </w:p>
+        </w:tc>
+        <w:tc>
+          <w:tcPr>
+            <w:tcW w:w="2946" w:type="dxa"/>
+          </w:tcPr>
+          <w:p>
+            <w:pPr>
+              <w:rPr>
+                <w:sz w:val="18"/>
+              </w:rPr>
+            </w:pPr>
+            <w:r>
+              <w:rPr>
+                <w:sz w:val="18"/>
+              </w:rPr>
+              <w:t>39 peticiones, 103 aserciones</w:t>
+            </w:r>
+          </w:p>
+        </w:tc>
+      </w:tr>
+      <w:tr>
+        <w:tblPrEx>
+          <w:tblCellMar>
+            <w:top w:w="0" w:type="dxa"/>
+            <w:bottom w:w="0" w:type="dxa"/>
+          </w:tblCellMar>
+        </w:tblPrEx>
+        <w:tc>
+          <w:tcPr>
+            <w:tcW w:w="2946" w:type="dxa"/>
+          </w:tcPr>
+          <w:p>
+            <w:pPr>
+              <w:rPr>
+                <w:sz w:val="18"/>
+              </w:rPr>
+            </w:pPr>
+            <w:r>
+              <w:rPr>
+                <w:sz w:val="18"/>
+              </w:rPr>
+              <w:t>Reporte en HTML</w:t>
+            </w:r>
+          </w:p>
+        </w:tc>
+        <w:tc>
+          <w:tcPr>
+            <w:tcW w:w="2946" w:type="dxa"/>
+          </w:tcPr>
+          <w:p>
+            <w:pPr>
+              <w:rPr>
+                <w:sz w:val="18"/>
+              </w:rPr>
+            </w:pPr>
+            <w:r>
+              <w:rPr>
+                <w:sz w:val="18"/>
+              </w:rPr>
+              <w:t>npm run reporte:postman</w:t>
+            </w:r>
+          </w:p>
+        </w:tc>
+        <w:tc>
+          <w:tcPr>
+            <w:tcW w:w="2946" w:type="dxa"/>
+          </w:tcPr>
+          <w:p>
+            <w:pPr>
+              <w:rPr>
+                <w:sz w:val="18"/>
+              </w:rPr>
+            </w:pPr>
+            <w:r>
+              <w:rPr>
+                <w:sz w:val="18"/>
+              </w:rPr>
+              <w:t>postman/Reporte-pruebas-Postman.html</w:t>
+            </w:r>
+          </w:p>
+        </w:tc>
+      </w:tr>
+      <w:tr>
+        <w:tblPrEx>
+          <w:tblCellMar>
+            <w:top w:w="0" w:type="dxa"/>
+            <w:bottom w:w="0" w:type="dxa"/>
+          </w:tblCellMar>
+        </w:tblPrEx>
+        <w:tc>
+          <w:tcPr>
+            <w:tcW w:w="2946" w:type="dxa"/>
+          </w:tcPr>
+          <w:p>
+            <w:pPr>
+              <w:rPr>
+                <w:sz w:val="18"/>
+              </w:rPr>
+            </w:pPr>
+            <w:r>
+              <w:rPr>
+                <w:sz w:val="18"/>
+              </w:rPr>
+              <w:t>Pruebas de la aplicación</w:t>
+            </w:r>
+          </w:p>
+        </w:tc>
+        <w:tc>
+          <w:tcPr>
+            <w:tcW w:w="2946" w:type="dxa"/>
+          </w:tcPr>
+          <w:p>
+            <w:pPr>
+              <w:rPr>
+                <w:sz w:val="18"/>
+              </w:rPr>
+            </w:pPr>
+            <w:r>
+              <w:rPr>
+                <w:sz w:val="18"/>
+              </w:rPr>
+              <w:t>flutter test --dart-define=API_URL=http://localhost:4000/api</w:t>
+            </w:r>
+          </w:p>
+        </w:tc>
+        <w:tc>
+          <w:tcPr>
+            <w:tcW w:w="2946" w:type="dxa"/>
+          </w:tcPr>
+          <w:p>
+            <w:pPr>
+              <w:rPr>
+                <w:sz w:val="18"/>
+              </w:rPr>
+            </w:pPr>
+            <w:r>
+              <w:rPr>
+                <w:sz w:val="18"/>
+              </w:rPr>
+              <w:t>21 pruebas (Flutter Test)</w:t>
+            </w:r>
+          </w:p>
+        </w:tc>
+      </w:tr>
+      <w:tr>
+        <w:tblPrEx>
+          <w:tblCellMar>
+            <w:top w:w="0" w:type="dxa"/>
+            <w:bottom w:w="0" w:type="dxa"/>
+          </w:tblCellMar>
+        </w:tblPrEx>
+        <w:tc>
+          <w:tcPr>
+            <w:tcW w:w="2946" w:type="dxa"/>
+          </w:tcPr>
+          <w:p>
+            <w:pPr>
+              <w:rPr>
+                <w:sz w:val="18"/>
+              </w:rPr>
+            </w:pPr>
+            <w:r>
+              <w:rPr>
+                <w:sz w:val="18"/>
+              </w:rPr>
+              <w:t>Ver los datos guardados</w:t>
+            </w:r>
+          </w:p>
+        </w:tc>
+        <w:tc>
+          <w:tcPr>
+            <w:tcW w:w="2946" w:type="dxa"/>
+          </w:tcPr>
+          <w:p>
+            <w:pPr>
+              <w:rPr>
+                <w:sz w:val="18"/>
+              </w:rPr>
+            </w:pPr>
+            <w:r>
+              <w:rPr>
+                <w:sz w:val="18"/>
+              </w:rPr>
+              <w:t>npm run ver</w:t>
+            </w:r>
+          </w:p>
+        </w:tc>
+        <w:tc>
+          <w:tcPr>
+            <w:tcW w:w="2946" w:type="dxa"/>
+          </w:tcPr>
+          <w:p>
+            <w:pPr>
+              <w:rPr>
+                <w:sz w:val="18"/>
+              </w:rPr>
+            </w:pPr>
+            <w:r>
+              <w:rPr>
+                <w:sz w:val="18"/>
+              </w:rPr>
+              <w:t>Muestra las colecciones de MongoDB</w:t>
+            </w:r>
+          </w:p>
+        </w:tc>
+      </w:tr>
+      <w:tr>
+        <w:tblPrEx>
+          <w:tblCellMar>
+            <w:top w:w="0" w:type="dxa"/>
+            <w:bottom w:w="0" w:type="dxa"/>
+          </w:tblCellMar>
+        </w:tblPrEx>
+        <w:tc>
+          <w:tcPr>
+            <w:tcW w:w="2946" w:type="dxa"/>
+          </w:tcPr>
+          <w:p>
+            <w:pPr>
+              <w:rPr>
+                <w:sz w:val="18"/>
+              </w:rPr>
+            </w:pPr>
+            <w:r>
+              <w:rPr>
+                <w:sz w:val="18"/>
+              </w:rPr>
+              <w:t>Limpiar datos de prueba</w:t>
+            </w:r>
+          </w:p>
+        </w:tc>
+        <w:tc>
+          <w:tcPr>
+            <w:tcW w:w="2946" w:type="dxa"/>
+          </w:tcPr>
+          <w:p>
+            <w:pPr>
+              <w:rPr>
+                <w:sz w:val="18"/>
+              </w:rPr>
+            </w:pPr>
+            <w:r>
+              <w:rPr>
+                <w:sz w:val="18"/>
+              </w:rPr>
+              <w:t>npm run limpiar</w:t>
+            </w:r>
+          </w:p>
+        </w:tc>
+        <w:tc>
+          <w:tcPr>
+            <w:tcW w:w="2946" w:type="dxa"/>
+          </w:tcPr>
+          <w:p>
+            <w:pPr>
+              <w:rPr>
+                <w:sz w:val="18"/>
+              </w:rPr>
+            </w:pPr>
+            <w:r>
+              <w:rPr>
+                <w:sz w:val="18"/>
+              </w:rPr>
+              <w:t>Borra lo que dejaron las pruebas</w:t>
+            </w:r>
+          </w:p>
+        </w:tc>
+      </w:tr>
+      <w:tr>
+        <w:tblPrEx>
+          <w:tblCellMar>
+            <w:top w:w="0" w:type="dxa"/>
+            <w:bottom w:w="0" w:type="dxa"/>
+          </w:tblCellMar>
+        </w:tblPrEx>
+        <w:tc>
+          <w:tcPr>
+            <w:tcW w:w="2946" w:type="dxa"/>
+          </w:tcPr>
+          <w:p>
+            <w:pPr>
+              <w:rPr>
+                <w:sz w:val="18"/>
+              </w:rPr>
+            </w:pPr>
+            <w:r>
+              <w:rPr>
+                <w:sz w:val="18"/>
+              </w:rPr>
+              <w:t>Ver la API sin conexión</w:t>
+            </w:r>
+          </w:p>
+        </w:tc>
+        <w:tc>
+          <w:tcPr>
+            <w:tcW w:w="2946" w:type="dxa"/>
+          </w:tcPr>
+          <w:p>
+            <w:pPr>
+              <w:rPr>
+                <w:sz w:val="18"/>
+              </w:rPr>
+            </w:pPr>
+            <w:r>
+              <w:rPr>
+                <w:sz w:val="18"/>
+              </w:rPr>
+              <w:t>npm run demo-apagada</w:t>
+            </w:r>
+          </w:p>
+        </w:tc>
+        <w:tc>
+          <w:tcPr>
+            <w:tcW w:w="2946" w:type="dxa"/>
+          </w:tcPr>
+          <w:p>
+            <w:pPr>
+              <w:rPr>
+                <w:sz w:val="18"/>
+              </w:rPr>
+            </w:pPr>
+            <w:r>
+              <w:rPr>
+                <w:sz w:val="18"/>
+              </w:rPr>
+              <w:t>Apaga la API y comprueba que no se guarda nada</w:t>
+            </w:r>
+          </w:p>
+        </w:tc>
+      </w:tr>
+    </w:tbl>
+    <w:p/>
     <w:p>
       <w:pPr>
         <w:pStyle w:val="Ttulo1"/>
       </w:pPr>
-      <w:r>
-        <w:t>7. Evidencias de la app funcionando</w:t>
-      </w:r>
-    </w:p>
-    <w:p>
-      <w:r>
-        <w:t>Las siguientes capturas se tomaron del celular, con la app hablando con la API real:</w:t>
-      </w:r>
-    </w:p>
+      <w:bookmarkStart w:id="11" w:name="_Toc243907279"/>
+      <w:r>
+        <w:t>5. Resultados</w:t>
+      </w:r>
+      <w:bookmarkEnd w:id="11"/>
+    </w:p>
+    <w:p>
+      <w:r>
+        <w:t>La aplicación quedó funcionando contra la API real. Las siguientes capturas se tomaron del celular, con el backend encendido.</w:t>
+      </w:r>
+    </w:p>
+    <w:p>
+      <w:r>
+        <w:t>5.1 Inicio de sesión</w:t>
+      </w:r>
+    </w:p>
+    <w:p>
+      <w:r>
+        <w:t>La pantalla de inicio de sesión. Abajo se ve la dirección del backend que la aplicación está usando; con el botón se puede cambiar sin recompilar.</w:t>
+      </w:r>
+    </w:p>
+    <w:p>
+      <w:r>
+        <w:t>5.2 Panel del administrador</w:t>
+      </w:r>
+    </w:p>
+    <w:p>
+      <w:r>
+        <w:t>El panel del administrador. Los contadores de cursos, ofertas y usuarios salen de la API, no de la base local del celular.</w:t>
+      </w:r>
+    </w:p>
+    <w:p>
+      <w:r>
+        <w:t>5.3 Menú lateral</w:t>
+      </w:r>
+    </w:p>
+    <w:p>
+      <w:r>
+        <w:t>El menú lateral con las opciones disponibles para el administrador.</w:t>
+      </w:r>
+    </w:p>
+    <w:p>
+      <w:r>
+        <w:t>5.4 Gestión de datos: el CRUD contra la API</w:t>
+      </w:r>
+    </w:p>
+    <w:p>
+      <w:r>
+        <w:t>La pantalla donde el administrador crea, edita y borra oportunidades. El chip verde "API conectada" confirma la comunicación con el servidor, y el texto "Datos guardados en la API del backend (MongoDB)" deja claro que no hay base de datos en el celular. Cada oportunidad tiene su botón de editar y el de borrar, que ejecutan el PUT y el DELETE contra la API.</w:t>
+      </w:r>
+    </w:p>
+    <w:p>
+      <w:r>
+        <w:t>5.5 Formulario de creación</w:t>
+      </w:r>
+    </w:p>
+    <w:p>
+      <w:r>
+        <w:t>El formulario de creación de una oportunidad académica. Al darle a Publicar se hace un POST a la API.</w:t>
+      </w:r>
+    </w:p>
+    <w:p>
+      <w:r>
+        <w:t>5.6 Alertas</w:t>
+      </w:r>
+    </w:p>
+    <w:p>
+      <w:r>
+        <w:t>La pestaña de alertas: el administrador puede enviar un aviso a todos los usuarios o a uno en particular.</w:t>
+      </w:r>
+    </w:p>
+    <w:p>
+      <w:r>
+        <w:t>5.7 Resultado de las pruebas</w:t>
+      </w:r>
+    </w:p>
+    <w:p>
+      <w:r>
+        <w:t>La colección de Postman cubre toda la API: 39 peticiones y 103 aserciones, todas en verde.</w:t>
+      </w:r>
+    </w:p>
+    <w:p>
+      <w:r>
+        <w:t>5.8 Resumen de las pruebas</w:t>
+      </w:r>
+    </w:p>
+    <w:tbl>
+      <w:tblPr>
+        <w:tblW w:w="0" w:type="auto"/>
+        <w:tblBorders>
+          <w:top w:val="single" w:sz="4" w:space="0" w:color="auto"/>
+          <w:left w:val="single" w:sz="4" w:space="0" w:color="auto"/>
+          <w:bottom w:val="single" w:sz="4" w:space="0" w:color="auto"/>
+          <w:right w:val="single" w:sz="4" w:space="0" w:color="auto"/>
+          <w:insideH w:val="single" w:sz="4" w:space="0" w:color="auto"/>
+          <w:insideV w:val="single" w:sz="4" w:space="0" w:color="auto"/>
+        </w:tblBorders>
+        <w:tblLayout w:type="fixed"/>
+        <w:tblCellMar>
+          <w:left w:w="70" w:type="dxa"/>
+          <w:right w:w="70" w:type="dxa"/>
+        </w:tblCellMar>
+        <w:tblLook w:val="0000" w:firstRow="0" w:lastRow="0" w:firstColumn="0" w:lastColumn="0" w:noHBand="0" w:noVBand="0"/>
+      </w:tblPr>
+      <w:tblGrid>
+        <w:gridCol w:w="2946"/>
+        <w:gridCol w:w="2946"/>
+        <w:gridCol w:w="2946"/>
+      </w:tblGrid>
+      <w:tr>
+        <w:tblPrEx>
+          <w:tblCellMar>
+            <w:top w:w="0" w:type="dxa"/>
+            <w:bottom w:w="0" w:type="dxa"/>
+          </w:tblCellMar>
+        </w:tblPrEx>
+        <w:tc>
+          <w:tcPr>
+            <w:tcW w:w="2946" w:type="dxa"/>
+          </w:tcPr>
+          <w:p>
+            <w:pPr>
+              <w:rPr>
+                <w:b/>
+                <w:sz w:val="18"/>
+              </w:rPr>
+            </w:pPr>
+            <w:r>
+              <w:rPr>
+                <w:b/>
+                <w:sz w:val="18"/>
+              </w:rPr>
+              <w:t>Pruebas</w:t>
+            </w:r>
+          </w:p>
+        </w:tc>
+        <w:tc>
+          <w:tcPr>
+            <w:tcW w:w="2946" w:type="dxa"/>
+          </w:tcPr>
+          <w:p>
+            <w:pPr>
+              <w:rPr>
+                <w:b/>
+                <w:sz w:val="18"/>
+              </w:rPr>
+            </w:pPr>
+            <w:r>
+              <w:rPr>
+                <w:b/>
+                <w:sz w:val="18"/>
+              </w:rPr>
+              <w:t>Cantidad</w:t>
+            </w:r>
+          </w:p>
+        </w:tc>
+        <w:tc>
+          <w:tcPr>
+            <w:tcW w:w="2946" w:type="dxa"/>
+          </w:tcPr>
+          <w:p>
+            <w:pPr>
+              <w:rPr>
+                <w:b/>
+                <w:sz w:val="18"/>
+              </w:rPr>
+            </w:pPr>
+            <w:r>
+              <w:rPr>
+                <w:b/>
+                <w:sz w:val="18"/>
+              </w:rPr>
+              <w:t>Resultado</w:t>
+            </w:r>
+          </w:p>
+        </w:tc>
+      </w:tr>
+      <w:tr>
+        <w:tblPrEx>
+          <w:tblCellMar>
+            <w:top w:w="0" w:type="dxa"/>
+            <w:bottom w:w="0" w:type="dxa"/>
+          </w:tblCellMar>
+        </w:tblPrEx>
+        <w:tc>
+          <w:tcPr>
+            <w:tcW w:w="2946" w:type="dxa"/>
+          </w:tcPr>
+          <w:p>
+            <w:pPr>
+              <w:rPr>
+                <w:sz w:val="18"/>
+              </w:rPr>
+            </w:pPr>
+            <w:r>
+              <w:rPr>
+                <w:sz w:val="18"/>
+              </w:rPr>
+              <w:t>Backend (Jest + Supertest)</w:t>
+            </w:r>
+          </w:p>
+        </w:tc>
+        <w:tc>
+          <w:tcPr>
+            <w:tcW w:w="2946" w:type="dxa"/>
+          </w:tcPr>
+          <w:p>
+            <w:pPr>
+              <w:rPr>
+                <w:sz w:val="18"/>
+              </w:rPr>
+            </w:pPr>
+            <w:r>
+              <w:rPr>
+                <w:sz w:val="18"/>
+              </w:rPr>
+              <w:t>31</w:t>
+            </w:r>
+          </w:p>
+        </w:tc>
+        <w:tc>
+          <w:tcPr>
+            <w:tcW w:w="2946" w:type="dxa"/>
+          </w:tcPr>
+          <w:p>
+            <w:pPr>
+              <w:rPr>
+                <w:sz w:val="18"/>
+              </w:rPr>
+            </w:pPr>
+            <w:r>
+              <w:rPr>
+                <w:sz w:val="18"/>
+              </w:rPr>
+              <w:t>31 aprobadas</w:t>
+            </w:r>
+          </w:p>
+        </w:tc>
+      </w:tr>
+      <w:tr>
+        <w:tblPrEx>
+          <w:tblCellMar>
+            <w:top w:w="0" w:type="dxa"/>
+            <w:bottom w:w="0" w:type="dxa"/>
+          </w:tblCellMar>
+        </w:tblPrEx>
+        <w:tc>
+          <w:tcPr>
+            <w:tcW w:w="2946" w:type="dxa"/>
+          </w:tcPr>
+          <w:p>
+            <w:pPr>
+              <w:rPr>
+                <w:sz w:val="18"/>
+              </w:rPr>
+            </w:pPr>
+            <w:r>
+              <w:rPr>
+                <w:sz w:val="18"/>
+              </w:rPr>
+              <w:t>Aplicación (Flutter Test)</w:t>
+            </w:r>
+          </w:p>
+        </w:tc>
+        <w:tc>
+          <w:tcPr>
+            <w:tcW w:w="2946" w:type="dxa"/>
+          </w:tcPr>
+          <w:p>
+            <w:pPr>
+              <w:rPr>
+                <w:sz w:val="18"/>
+              </w:rPr>
+            </w:pPr>
+            <w:r>
+              <w:rPr>
+                <w:sz w:val="18"/>
+              </w:rPr>
+              <w:t>21</w:t>
+            </w:r>
+          </w:p>
+        </w:tc>
+        <w:tc>
+          <w:tcPr>
+            <w:tcW w:w="2946" w:type="dxa"/>
+          </w:tcPr>
+          <w:p>
+            <w:pPr>
+              <w:rPr>
+                <w:sz w:val="18"/>
+              </w:rPr>
+            </w:pPr>
+            <w:r>
+              <w:rPr>
+                <w:sz w:val="18"/>
+              </w:rPr>
+              <w:t>21 aprobadas</w:t>
+            </w:r>
+          </w:p>
+        </w:tc>
+      </w:tr>
+      <w:tr>
+        <w:tblPrEx>
+          <w:tblCellMar>
+            <w:top w:w="0" w:type="dxa"/>
+            <w:bottom w:w="0" w:type="dxa"/>
+          </w:tblCellMar>
+        </w:tblPrEx>
+        <w:tc>
+          <w:tcPr>
+            <w:tcW w:w="2946" w:type="dxa"/>
+          </w:tcPr>
+          <w:p>
+            <w:pPr>
+              <w:rPr>
+                <w:sz w:val="18"/>
+              </w:rPr>
+            </w:pPr>
+            <w:r>
+              <w:rPr>
+                <w:sz w:val="18"/>
+              </w:rPr>
+              <w:t>API con Postman</w:t>
+            </w:r>
+          </w:p>
+        </w:tc>
+        <w:tc>
+          <w:tcPr>
+            <w:tcW w:w="2946" w:type="dxa"/>
+          </w:tcPr>
+          <w:p>
+            <w:pPr>
+              <w:rPr>
+                <w:sz w:val="18"/>
+              </w:rPr>
+            </w:pPr>
+            <w:r>
+              <w:rPr>
+                <w:sz w:val="18"/>
+              </w:rPr>
+              <w:t>39 peticiones / 103 aserciones</w:t>
+            </w:r>
+          </w:p>
+        </w:tc>
+        <w:tc>
+          <w:tcPr>
+            <w:tcW w:w="2946" w:type="dxa"/>
+          </w:tcPr>
+          <w:p>
+            <w:pPr>
+              <w:rPr>
+                <w:sz w:val="18"/>
+              </w:rPr>
+            </w:pPr>
+            <w:r>
+              <w:rPr>
+                <w:sz w:val="18"/>
+              </w:rPr>
+              <w:t>0 fallos</w:t>
+            </w:r>
+          </w:p>
+        </w:tc>
+      </w:tr>
+    </w:tbl>
+    <w:p/>
     <w:p>
       <w:pPr>
         <w:pStyle w:val="Ttulo1"/>
       </w:pPr>
-      <w:r>
-        <w:t>8. Conclusiones</w:t>
-      </w:r>
-    </w:p>
-    <w:p>
-      <w:r>
-        <w:t>Se implementó una API REST completa en Node.js con Express y MongoDB, con el CRUD de oportunidades, autenticación por token JWT, validación de datos y control de permisos por rol. La aplicación móvil quedó consumiendo esa API en su totalidad: no tiene base de datos propia y todo lo que registra o publica queda guardado en el servidor.</w:t>
-      </w:r>
-    </w:p>
-    <w:p>
-      <w:r>
-        <w:t>Lo que más aprendí fue que una API no es solo escribir rutas: es también decidir qué datos puede ver cada rol, cómo se comportan los errores y cómo se comprueba que todo funciona. Durante el trabajo se encontraron y corrigieron varios errores reales, como que el identificador de un documento se pudiera elegir desde el cliente, que las actualizaciones parciales fueran rechazadas y que las pruebas de Postman no tuvieran en cuenta el orden en que se guardan las variables.</w:t>
-      </w:r>
-    </w:p>
+      <w:bookmarkStart w:id="12" w:name="_Toc243907280"/>
+      <w:r>
+        <w:t>6. Conclusiones</w:t>
+      </w:r>
+      <w:bookmarkEnd w:id="12"/>
+    </w:p>
+    <w:p>
+      <w:r>
+        <w:t>Se implementó una API REST completa en Node.js con Express y MongoDB, con el CRUD de oportunidades, autenticación por token JWT, validación de los datos en el servidor y control de permisos por rol. Además se agregaron los módulos de favoritos, postulaciones, inscripciones y notificaciones, con 39 endpoints en total.</w:t>
+      </w:r>
+    </w:p>
+    <w:p>
+      <w:r>
+        <w:t>La aplicación móvil quedó consumiendo esa API en su totalidad: se le quitó la base de datos local y ahora las cuentas, las oportunidades y las alertas se guardan en MongoDB. Eso hizo que el CRUD se notara de extremo a extremo: lo que el administrador publica en "Gestión de datos" aparece de inmediato en el listado de los usuarios, porque las dos pantallas leen de la misma fuente.</w:t>
+      </w:r>
+    </w:p>
+    <w:p>
+      <w:r>
+        <w:t>Lo que más aprendí fue que una API no es solo escribir rutas: es también decidir qué puede ver cada rol, cómo se comportan los errores y cómo se comprueba que todo funciona. Durante el trabajo aparecieron varios errores reales que hubo que buscar y corregir: que el identificador de un documento se pudiera elegir desde el cliente, que las actualizaciones parciales fueran rechazadas, que el límite de intentos de login bloqueara las pruebas repetidas y que las pruebas de Postman no tuvieran en cuenta el orden en que se guardan las variables.</w:t>
+      </w:r>
+    </w:p>
+    <w:p>
+      <w:r>
+        <w:t>Como trabajo futuro queda publicar la API en internet para que la aplicación se pueda usar desde cualquier red, y agregar la pantalla de favoritos en la aplicación, que la API ya soporta pero la app todavía no muestra.</w:t>
+      </w:r>
+    </w:p>
+    <w:p>
+      <w:pPr>
+        <w:pStyle w:val="Ttulo1"/>
+      </w:pPr>
+      <w:bookmarkStart w:id="13" w:name="_Toc243907281"/>
+      <w:r>
+        <w:t>7. Anexo</w:t>
+      </w:r>
+      <w:bookmarkEnd w:id="13"/>
+    </w:p>
+    <w:p>
+      <w:pPr>
+        <w:pStyle w:val="Ttulo2"/>
+      </w:pPr>
+      <w:bookmarkStart w:id="14" w:name="_Toc243907282"/>
+      <w:r>
+        <w:t>7.1 Enlaces</w:t>
+      </w:r>
+      <w:bookmarkEnd w:id="14"/>
+    </w:p>
+    <w:tbl>
+      <w:tblPr>
+        <w:tblW w:w="0" w:type="auto"/>
+        <w:tblBorders>
+          <w:top w:val="single" w:sz="4" w:space="0" w:color="auto"/>
+          <w:left w:val="single" w:sz="4" w:space="0" w:color="auto"/>
+          <w:bottom w:val="single" w:sz="4" w:space="0" w:color="auto"/>
+          <w:right w:val="single" w:sz="4" w:space="0" w:color="auto"/>
+          <w:insideH w:val="single" w:sz="4" w:space="0" w:color="auto"/>
+          <w:insideV w:val="single" w:sz="4" w:space="0" w:color="auto"/>
+        </w:tblBorders>
+        <w:tblLayout w:type="fixed"/>
+        <w:tblCellMar>
+          <w:left w:w="70" w:type="dxa"/>
+          <w:right w:w="70" w:type="dxa"/>
+        </w:tblCellMar>
+        <w:tblLook w:val="0000" w:firstRow="0" w:lastRow="0" w:firstColumn="0" w:lastColumn="0" w:noHBand="0" w:noVBand="0"/>
+      </w:tblPr>
+      <w:tblGrid>
+        <w:gridCol w:w="4419"/>
+        <w:gridCol w:w="4419"/>
+      </w:tblGrid>
+      <w:tr>
+        <w:tblPrEx>
+          <w:tblCellMar>
+            <w:top w:w="0" w:type="dxa"/>
+            <w:bottom w:w="0" w:type="dxa"/>
+          </w:tblCellMar>
+        </w:tblPrEx>
+        <w:tc>
+          <w:tcPr>
+            <w:tcW w:w="4419" w:type="dxa"/>
+          </w:tcPr>
+          <w:p>
+            <w:pPr>
+              <w:rPr>
+                <w:b/>
+                <w:sz w:val="18"/>
+              </w:rPr>
+            </w:pPr>
+            <w:r>
+              <w:rPr>
+                <w:b/>
+                <w:sz w:val="18"/>
+              </w:rPr>
+              <w:t>Qué</w:t>
+            </w:r>
+          </w:p>
+        </w:tc>
+        <w:tc>
+          <w:tcPr>
+            <w:tcW w:w="4419" w:type="dxa"/>
+          </w:tcPr>
+          <w:p>
+            <w:pPr>
+              <w:rPr>
+                <w:b/>
+                <w:sz w:val="18"/>
+              </w:rPr>
+            </w:pPr>
+            <w:r>
+              <w:rPr>
+                <w:b/>
+                <w:sz w:val="18"/>
+              </w:rPr>
+              <w:t>Enlace</w:t>
+            </w:r>
+          </w:p>
+        </w:tc>
+      </w:tr>
+      <w:tr>
+        <w:tblPrEx>
+          <w:tblCellMar>
+            <w:top w:w="0" w:type="dxa"/>
+            <w:bottom w:w="0" w:type="dxa"/>
+          </w:tblCellMar>
+        </w:tblPrEx>
+        <w:tc>
+          <w:tcPr>
+            <w:tcW w:w="4419" w:type="dxa"/>
+          </w:tcPr>
+          <w:p>
+            <w:pPr>
+              <w:rPr>
+                <w:sz w:val="18"/>
+              </w:rPr>
+            </w:pPr>
+            <w:r>
+              <w:rPr>
+                <w:sz w:val="18"/>
+              </w:rPr>
+              <w:t>Aplicación móvil (APK)</w:t>
+            </w:r>
+          </w:p>
+        </w:tc>
+        <w:tc>
+          <w:tcPr>
+            <w:tcW w:w="4419" w:type="dxa"/>
+          </w:tcPr>
+          <w:p>
+            <w:pPr>
+              <w:rPr>
+                <w:sz w:val="18"/>
+              </w:rPr>
+            </w:pPr>
+            <w:r>
+              <w:rPr>
+                <w:sz w:val="18"/>
+              </w:rPr>
+              <w:t>(completar: enlace de descarga)</w:t>
+            </w:r>
+          </w:p>
+        </w:tc>
+      </w:tr>
+      <w:tr>
+        <w:tblPrEx>
+          <w:tblCellMar>
+            <w:top w:w="0" w:type="dxa"/>
+            <w:bottom w:w="0" w:type="dxa"/>
+          </w:tblCellMar>
+        </w:tblPrEx>
+        <w:tc>
+          <w:tcPr>
+            <w:tcW w:w="4419" w:type="dxa"/>
+          </w:tcPr>
+          <w:p>
+            <w:pPr>
+              <w:rPr>
+                <w:sz w:val="18"/>
+              </w:rPr>
+            </w:pPr>
+            <w:r>
+              <w:rPr>
+                <w:sz w:val="18"/>
+              </w:rPr>
+              <w:t>Código del backend (API, Node.js + Express)</w:t>
+            </w:r>
+          </w:p>
+        </w:tc>
+        <w:tc>
+          <w:tcPr>
+            <w:tcW w:w="4419" w:type="dxa"/>
+          </w:tcPr>
+          <w:p>
+            <w:pPr>
+              <w:rPr>
+                <w:sz w:val="18"/>
+              </w:rPr>
+            </w:pPr>
+            <w:r>
+              <w:rPr>
+                <w:sz w:val="18"/>
+              </w:rPr>
+              <w:t>https://github.com/Dani062/Bolivar</w:t>
+            </w:r>
+          </w:p>
+        </w:tc>
+      </w:tr>
+      <w:tr>
+        <w:tblPrEx>
+          <w:tblCellMar>
+            <w:top w:w="0" w:type="dxa"/>
+            <w:bottom w:w="0" w:type="dxa"/>
+          </w:tblCellMar>
+        </w:tblPrEx>
+        <w:tc>
+          <w:tcPr>
+            <w:tcW w:w="4419" w:type="dxa"/>
+          </w:tcPr>
+          <w:p>
+            <w:pPr>
+              <w:rPr>
+                <w:sz w:val="18"/>
+              </w:rPr>
+            </w:pPr>
+            <w:r>
+              <w:rPr>
+                <w:sz w:val="18"/>
+              </w:rPr>
+              <w:t>Código de la aplicación (Android Studio, Flutter)</w:t>
+            </w:r>
+          </w:p>
+        </w:tc>
+        <w:tc>
+          <w:tcPr>
+            <w:tcW w:w="4419" w:type="dxa"/>
+          </w:tcPr>
+          <w:p>
+            <w:pPr>
+              <w:rPr>
+                <w:sz w:val="18"/>
+              </w:rPr>
+            </w:pPr>
+            <w:r>
+              <w:rPr>
+                <w:sz w:val="18"/>
+              </w:rPr>
+              <w:t>(completar: enlace)</w:t>
+            </w:r>
+          </w:p>
+        </w:tc>
+      </w:tr>
+      <w:tr>
+        <w:tblPrEx>
+          <w:tblCellMar>
+            <w:top w:w="0" w:type="dxa"/>
+            <w:bottom w:w="0" w:type="dxa"/>
+          </w:tblCellMar>
+        </w:tblPrEx>
+        <w:tc>
+          <w:tcPr>
+            <w:tcW w:w="4419" w:type="dxa"/>
+          </w:tcPr>
+          <w:p>
+            <w:pPr>
+              <w:rPr>
+                <w:sz w:val="18"/>
+              </w:rPr>
+            </w:pPr>
+            <w:r>
+              <w:rPr>
+                <w:sz w:val="18"/>
+              </w:rPr>
+              <w:t>Reporte de las pruebas de Postman</w:t>
+            </w:r>
+          </w:p>
+        </w:tc>
+        <w:tc>
+          <w:tcPr>
+            <w:tcW w:w="4419" w:type="dxa"/>
+          </w:tcPr>
+          <w:p>
+            <w:pPr>
+              <w:rPr>
+                <w:sz w:val="18"/>
+              </w:rPr>
+            </w:pPr>
+            <w:r>
+              <w:rPr>
+                <w:sz w:val="18"/>
+              </w:rPr>
+              <w:t>backend/postman/Reporte-pruebas-Postman.html</w:t>
+            </w:r>
+          </w:p>
+        </w:tc>
+      </w:tr>
+      <w:tr>
+        <w:tblPrEx>
+          <w:tblCellMar>
+            <w:top w:w="0" w:type="dxa"/>
+            <w:bottom w:w="0" w:type="dxa"/>
+          </w:tblCellMar>
+        </w:tblPrEx>
+        <w:tc>
+          <w:tcPr>
+            <w:tcW w:w="4419" w:type="dxa"/>
+          </w:tcPr>
+          <w:p>
+            <w:pPr>
+              <w:rPr>
+                <w:sz w:val="18"/>
+              </w:rPr>
+            </w:pPr>
+            <w:r>
+              <w:rPr>
+                <w:sz w:val="18"/>
+              </w:rPr>
+              <w:t>Colección de Postman</w:t>
+            </w:r>
+          </w:p>
+        </w:tc>
+        <w:tc>
+          <w:tcPr>
+            <w:tcW w:w="4419" w:type="dxa"/>
+          </w:tcPr>
+          <w:p>
+            <w:pPr>
+              <w:rPr>
+                <w:sz w:val="18"/>
+              </w:rPr>
+            </w:pPr>
+            <w:r>
+              <w:rPr>
+                <w:sz w:val="18"/>
+              </w:rPr>
+              <w:t>backend/postman/Bolivar-Aprende-y-Trabaja.postman_collection.json</w:t>
+            </w:r>
+          </w:p>
+        </w:tc>
+      </w:tr>
+    </w:tbl>
+    <w:p/>
+    <w:p>
+      <w:pPr>
+        <w:pStyle w:val="Ttulo2"/>
+      </w:pPr>
+      <w:bookmarkStart w:id="15" w:name="_Toc243907283"/>
+      <w:r>
+        <w:t>7.2 Contenido del paquete de entrega</w:t>
+      </w:r>
+      <w:bookmarkEnd w:id="15"/>
+    </w:p>
+    <w:tbl>
+      <w:tblPr>
+        <w:tblW w:w="0" w:type="auto"/>
+        <w:tblBorders>
+          <w:top w:val="single" w:sz="4" w:space="0" w:color="auto"/>
+          <w:left w:val="single" w:sz="4" w:space="0" w:color="auto"/>
+          <w:bottom w:val="single" w:sz="4" w:space="0" w:color="auto"/>
+          <w:right w:val="single" w:sz="4" w:space="0" w:color="auto"/>
+          <w:insideH w:val="single" w:sz="4" w:space="0" w:color="auto"/>
+          <w:insideV w:val="single" w:sz="4" w:space="0" w:color="auto"/>
+        </w:tblBorders>
+        <w:tblLayout w:type="fixed"/>
+        <w:tblCellMar>
+          <w:left w:w="70" w:type="dxa"/>
+          <w:right w:w="70" w:type="dxa"/>
+        </w:tblCellMar>
+        <w:tblLook w:val="0000" w:firstRow="0" w:lastRow="0" w:firstColumn="0" w:lastColumn="0" w:noHBand="0" w:noVBand="0"/>
+      </w:tblPr>
+      <w:tblGrid>
+        <w:gridCol w:w="4419"/>
+        <w:gridCol w:w="4419"/>
+      </w:tblGrid>
+      <w:tr>
+        <w:tblPrEx>
+          <w:tblCellMar>
+            <w:top w:w="0" w:type="dxa"/>
+            <w:bottom w:w="0" w:type="dxa"/>
+          </w:tblCellMar>
+        </w:tblPrEx>
+        <w:tc>
+          <w:tcPr>
+            <w:tcW w:w="4419" w:type="dxa"/>
+          </w:tcPr>
+          <w:p>
+            <w:pPr>
+              <w:rPr>
+                <w:b/>
+                <w:sz w:val="18"/>
+              </w:rPr>
+            </w:pPr>
+            <w:r>
+              <w:rPr>
+                <w:b/>
+                <w:sz w:val="18"/>
+              </w:rPr>
+              <w:t>Archivo</w:t>
+            </w:r>
+          </w:p>
+        </w:tc>
+        <w:tc>
+          <w:tcPr>
+            <w:tcW w:w="4419" w:type="dxa"/>
+          </w:tcPr>
+          <w:p>
+            <w:pPr>
+              <w:rPr>
+                <w:b/>
+                <w:sz w:val="18"/>
+              </w:rPr>
+            </w:pPr>
+            <w:r>
+              <w:rPr>
+                <w:b/>
+                <w:sz w:val="18"/>
+              </w:rPr>
+              <w:t>Qué es</w:t>
+            </w:r>
+          </w:p>
+        </w:tc>
+      </w:tr>
+      <w:tr>
+        <w:tblPrEx>
+          <w:tblCellMar>
+            <w:top w:w="0" w:type="dxa"/>
+            <w:bottom w:w="0" w:type="dxa"/>
+          </w:tblCellMar>
+        </w:tblPrEx>
+        <w:tc>
+          <w:tcPr>
+            <w:tcW w:w="4419" w:type="dxa"/>
+          </w:tcPr>
+          <w:p>
+            <w:pPr>
+              <w:rPr>
+                <w:sz w:val="18"/>
+              </w:rPr>
+            </w:pPr>
+            <w:r>
+              <w:rPr>
+                <w:sz w:val="18"/>
+              </w:rPr>
+              <w:t>app-release.apk</w:t>
+            </w:r>
+          </w:p>
+        </w:tc>
+        <w:tc>
+          <w:tcPr>
+            <w:tcW w:w="4419" w:type="dxa"/>
+          </w:tcPr>
+          <w:p>
+            <w:pPr>
+              <w:rPr>
+                <w:sz w:val="18"/>
+              </w:rPr>
+            </w:pPr>
+            <w:r>
+              <w:rPr>
+                <w:sz w:val="18"/>
+              </w:rPr>
+              <w:t>La aplicación compilada, lista para instalar.</w:t>
+            </w:r>
+          </w:p>
+        </w:tc>
+      </w:tr>
+      <w:tr>
+        <w:tblPrEx>
+          <w:tblCellMar>
+            <w:top w:w="0" w:type="dxa"/>
+            <w:bottom w:w="0" w:type="dxa"/>
+          </w:tblCellMar>
+        </w:tblPrEx>
+        <w:tc>
+          <w:tcPr>
+            <w:tcW w:w="4419" w:type="dxa"/>
+          </w:tcPr>
+          <w:p>
+            <w:pPr>
+              <w:rPr>
+                <w:sz w:val="18"/>
+              </w:rPr>
+            </w:pPr>
+            <w:r>
+              <w:rPr>
+                <w:sz w:val="18"/>
+              </w:rPr>
+              <w:t>Documentacion-Bolivar-Aprende-y-Trabaja.docx</w:t>
+            </w:r>
+          </w:p>
+        </w:tc>
+        <w:tc>
+          <w:tcPr>
+            <w:tcW w:w="4419" w:type="dxa"/>
+          </w:tcPr>
+          <w:p>
+            <w:pPr>
+              <w:rPr>
+                <w:sz w:val="18"/>
+              </w:rPr>
+            </w:pPr>
+            <w:r>
+              <w:rPr>
+                <w:sz w:val="18"/>
+              </w:rPr>
+              <w:t>Este documento.</w:t>
+            </w:r>
+          </w:p>
+        </w:tc>
+      </w:tr>
+      <w:tr>
+        <w:tblPrEx>
+          <w:tblCellMar>
+            <w:top w:w="0" w:type="dxa"/>
+            <w:bottom w:w="0" w:type="dxa"/>
+          </w:tblCellMar>
+        </w:tblPrEx>
+        <w:tc>
+          <w:tcPr>
+            <w:tcW w:w="4419" w:type="dxa"/>
+          </w:tcPr>
+          <w:p>
+            <w:pPr>
+              <w:rPr>
+                <w:sz w:val="18"/>
+              </w:rPr>
+            </w:pPr>
+            <w:r>
+              <w:rPr>
+                <w:sz w:val="18"/>
+              </w:rPr>
+              <w:t>INSTRUCCIONES.md</w:t>
+            </w:r>
+          </w:p>
+        </w:tc>
+        <w:tc>
+          <w:tcPr>
+            <w:tcW w:w="4419" w:type="dxa"/>
+          </w:tcPr>
+          <w:p>
+            <w:pPr>
+              <w:rPr>
+                <w:sz w:val="18"/>
+              </w:rPr>
+            </w:pPr>
+            <w:r>
+              <w:rPr>
+                <w:sz w:val="18"/>
+              </w:rPr>
+              <w:t>Cómo instalar la app, probarla y levantar la API.</w:t>
+            </w:r>
+          </w:p>
+        </w:tc>
+      </w:tr>
+      <w:tr>
+        <w:tblPrEx>
+          <w:tblCellMar>
+            <w:top w:w="0" w:type="dxa"/>
+            <w:bottom w:w="0" w:type="dxa"/>
+          </w:tblCellMar>
+        </w:tblPrEx>
+        <w:tc>
+          <w:tcPr>
+            <w:tcW w:w="4419" w:type="dxa"/>
+          </w:tcPr>
+          <w:p>
+            <w:pPr>
+              <w:rPr>
+                <w:sz w:val="18"/>
+              </w:rPr>
+            </w:pPr>
+            <w:r>
+              <w:rPr>
+                <w:sz w:val="18"/>
+              </w:rPr>
+              <w:t>evidencias/</w:t>
+            </w:r>
+          </w:p>
+        </w:tc>
+        <w:tc>
+          <w:tcPr>
+            <w:tcW w:w="4419" w:type="dxa"/>
+          </w:tcPr>
+          <w:p>
+            <w:pPr>
+              <w:rPr>
+                <w:sz w:val="18"/>
+              </w:rPr>
+            </w:pPr>
+            <w:r>
+              <w:rPr>
+                <w:sz w:val="18"/>
+              </w:rPr>
+              <w:t>Las 7 capturas de la aplicación.</w:t>
+            </w:r>
+          </w:p>
+        </w:tc>
+      </w:tr>
+      <w:tr>
+        <w:tblPrEx>
+          <w:tblCellMar>
+            <w:top w:w="0" w:type="dxa"/>
+            <w:bottom w:w="0" w:type="dxa"/>
+          </w:tblCellMar>
+        </w:tblPrEx>
+        <w:tc>
+          <w:tcPr>
+            <w:tcW w:w="4419" w:type="dxa"/>
+          </w:tcPr>
+          <w:p>
+            <w:pPr>
+              <w:rPr>
+                <w:sz w:val="18"/>
+              </w:rPr>
+            </w:pPr>
+            <w:r>
+              <w:rPr>
+                <w:sz w:val="18"/>
+              </w:rPr>
+              <w:t>backend/</w:t>
+            </w:r>
+          </w:p>
+        </w:tc>
+        <w:tc>
+          <w:tcPr>
+            <w:tcW w:w="4419" w:type="dxa"/>
+          </w:tcPr>
+          <w:p>
+            <w:pPr>
+              <w:rPr>
+                <w:sz w:val="18"/>
+              </w:rPr>
+            </w:pPr>
+            <w:r>
+              <w:rPr>
+                <w:sz w:val="18"/>
+              </w:rPr>
+              <w:t>El código de la API, sus pruebas y la colección de Postman.</w:t>
+            </w:r>
+          </w:p>
+        </w:tc>
+      </w:tr>
+      <w:tr>
+        <w:tblPrEx>
+          <w:tblCellMar>
+            <w:top w:w="0" w:type="dxa"/>
+            <w:bottom w:w="0" w:type="dxa"/>
+          </w:tblCellMar>
+        </w:tblPrEx>
+        <w:tc>
+          <w:tcPr>
+            <w:tcW w:w="4419" w:type="dxa"/>
+          </w:tcPr>
+          <w:p>
+            <w:pPr>
+              <w:rPr>
+                <w:sz w:val="18"/>
+              </w:rPr>
+            </w:pPr>
+            <w:r>
+              <w:rPr>
+                <w:sz w:val="18"/>
+              </w:rPr>
+              <w:t>api-publica.txt</w:t>
+            </w:r>
+          </w:p>
+        </w:tc>
+        <w:tc>
+          <w:tcPr>
+            <w:tcW w:w="4419" w:type="dxa"/>
+          </w:tcPr>
+          <w:p>
+            <w:pPr>
+              <w:rPr>
+                <w:sz w:val="18"/>
+              </w:rPr>
+            </w:pPr>
+            <w:r>
+              <w:rPr>
+                <w:sz w:val="18"/>
+              </w:rPr>
+              <w:t>Dirección de la API publicada (para llenar).</w:t>
+            </w:r>
+          </w:p>
+        </w:tc>
+      </w:tr>
+    </w:tbl>
+    <w:p/>
+    <w:p>
+      <w:pPr>
+        <w:pStyle w:val="Ttulo2"/>
+      </w:pPr>
+      <w:bookmarkStart w:id="16" w:name="_Toc243907284"/>
+      <w:r>
+        <w:t>7.3 Estructura del proyecto</w:t>
+      </w:r>
+      <w:bookmarkEnd w:id="16"/>
+    </w:p>
+    <w:tbl>
+      <w:tblPr>
+        <w:tblW w:w="0" w:type="auto"/>
+        <w:tblBorders>
+          <w:top w:val="single" w:sz="4" w:space="0" w:color="auto"/>
+          <w:left w:val="single" w:sz="4" w:space="0" w:color="auto"/>
+          <w:bottom w:val="single" w:sz="4" w:space="0" w:color="auto"/>
+          <w:right w:val="single" w:sz="4" w:space="0" w:color="auto"/>
+          <w:insideH w:val="single" w:sz="4" w:space="0" w:color="auto"/>
+          <w:insideV w:val="single" w:sz="4" w:space="0" w:color="auto"/>
+        </w:tblBorders>
+        <w:tblLayout w:type="fixed"/>
+        <w:tblCellMar>
+          <w:left w:w="70" w:type="dxa"/>
+          <w:right w:w="70" w:type="dxa"/>
+        </w:tblCellMar>
+        <w:tblLook w:val="0000" w:firstRow="0" w:lastRow="0" w:firstColumn="0" w:lastColumn="0" w:noHBand="0" w:noVBand="0"/>
+      </w:tblPr>
+      <w:tblGrid>
+        <w:gridCol w:w="4419"/>
+        <w:gridCol w:w="4419"/>
+      </w:tblGrid>
+      <w:tr>
+        <w:tblPrEx>
+          <w:tblCellMar>
+            <w:top w:w="0" w:type="dxa"/>
+            <w:bottom w:w="0" w:type="dxa"/>
+          </w:tblCellMar>
+        </w:tblPrEx>
+        <w:tc>
+          <w:tcPr>
+            <w:tcW w:w="4419" w:type="dxa"/>
+          </w:tcPr>
+          <w:p>
+            <w:pPr>
+              <w:rPr>
+                <w:b/>
+                <w:sz w:val="18"/>
+              </w:rPr>
+            </w:pPr>
+            <w:r>
+              <w:rPr>
+                <w:b/>
+                <w:sz w:val="18"/>
+              </w:rPr>
+              <w:t>Carpeta o archivo</w:t>
+            </w:r>
+          </w:p>
+        </w:tc>
+        <w:tc>
+          <w:tcPr>
+            <w:tcW w:w="4419" w:type="dxa"/>
+          </w:tcPr>
+          <w:p>
+            <w:pPr>
+              <w:rPr>
+                <w:b/>
+                <w:sz w:val="18"/>
+              </w:rPr>
+            </w:pPr>
+            <w:r>
+              <w:rPr>
+                <w:b/>
+                <w:sz w:val="18"/>
+              </w:rPr>
+              <w:t>Contenido</w:t>
+            </w:r>
+          </w:p>
+        </w:tc>
+      </w:tr>
+      <w:tr>
+        <w:tblPrEx>
+          <w:tblCellMar>
+            <w:top w:w="0" w:type="dxa"/>
+            <w:bottom w:w="0" w:type="dxa"/>
+          </w:tblCellMar>
+        </w:tblPrEx>
+        <w:tc>
+          <w:tcPr>
+            <w:tcW w:w="4419" w:type="dxa"/>
+          </w:tcPr>
+          <w:p>
+            <w:pPr>
+              <w:rPr>
+                <w:sz w:val="18"/>
+              </w:rPr>
+            </w:pPr>
+            <w:r>
+              <w:rPr>
+                <w:sz w:val="18"/>
+              </w:rPr>
+              <w:t>backend/server.js</w:t>
+            </w:r>
+          </w:p>
+        </w:tc>
+        <w:tc>
+          <w:tcPr>
+            <w:tcW w:w="4419" w:type="dxa"/>
+          </w:tcPr>
+          <w:p>
+            <w:pPr>
+              <w:rPr>
+                <w:sz w:val="18"/>
+              </w:rPr>
+            </w:pPr>
+            <w:r>
+              <w:rPr>
+                <w:sz w:val="18"/>
+              </w:rPr>
+              <w:t>Punto de entrada: Express, seguridad, límite de intentos y rutas.</w:t>
+            </w:r>
+          </w:p>
+        </w:tc>
+      </w:tr>
+      <w:tr>
+        <w:tblPrEx>
+          <w:tblCellMar>
+            <w:top w:w="0" w:type="dxa"/>
+            <w:bottom w:w="0" w:type="dxa"/>
+          </w:tblCellMar>
+        </w:tblPrEx>
+        <w:tc>
+          <w:tcPr>
+            <w:tcW w:w="4419" w:type="dxa"/>
+          </w:tcPr>
+          <w:p>
+            <w:pPr>
+              <w:rPr>
+                <w:sz w:val="18"/>
+              </w:rPr>
+            </w:pPr>
+            <w:r>
+              <w:rPr>
+                <w:sz w:val="18"/>
+              </w:rPr>
+              <w:t>backend/routes/</w:t>
+            </w:r>
+          </w:p>
+        </w:tc>
+        <w:tc>
+          <w:tcPr>
+            <w:tcW w:w="4419" w:type="dxa"/>
+          </w:tcPr>
+          <w:p>
+            <w:pPr>
+              <w:rPr>
+                <w:sz w:val="18"/>
+              </w:rPr>
+            </w:pPr>
+            <w:r>
+              <w:rPr>
+                <w:sz w:val="18"/>
+              </w:rPr>
+              <w:t>Definición de los endpoints de cada módulo.</w:t>
+            </w:r>
+          </w:p>
+        </w:tc>
+      </w:tr>
+      <w:tr>
+        <w:tblPrEx>
+          <w:tblCellMar>
+            <w:top w:w="0" w:type="dxa"/>
+            <w:bottom w:w="0" w:type="dxa"/>
+          </w:tblCellMar>
+        </w:tblPrEx>
+        <w:tc>
+          <w:tcPr>
+            <w:tcW w:w="4419" w:type="dxa"/>
+          </w:tcPr>
+          <w:p>
+            <w:pPr>
+              <w:rPr>
+                <w:sz w:val="18"/>
+              </w:rPr>
+            </w:pPr>
+            <w:r>
+              <w:rPr>
+                <w:sz w:val="18"/>
+              </w:rPr>
+              <w:t>backend/controllers/</w:t>
+            </w:r>
+          </w:p>
+        </w:tc>
+        <w:tc>
+          <w:tcPr>
+            <w:tcW w:w="4419" w:type="dxa"/>
+          </w:tcPr>
+          <w:p>
+            <w:pPr>
+              <w:rPr>
+                <w:sz w:val="18"/>
+              </w:rPr>
+            </w:pPr>
+            <w:r>
+              <w:rPr>
+                <w:sz w:val="18"/>
+              </w:rPr>
+              <w:t>La lógica de cada endpoint.</w:t>
+            </w:r>
+          </w:p>
+        </w:tc>
+      </w:tr>
+      <w:tr>
+        <w:tblPrEx>
+          <w:tblCellMar>
+            <w:top w:w="0" w:type="dxa"/>
+            <w:bottom w:w="0" w:type="dxa"/>
+          </w:tblCellMar>
+        </w:tblPrEx>
+        <w:tc>
+          <w:tcPr>
+            <w:tcW w:w="4419" w:type="dxa"/>
+          </w:tcPr>
+          <w:p>
+            <w:pPr>
+              <w:rPr>
+                <w:sz w:val="18"/>
+              </w:rPr>
+            </w:pPr>
+            <w:r>
+              <w:rPr>
+                <w:sz w:val="18"/>
+              </w:rPr>
+              <w:t>backend/models/</w:t>
+            </w:r>
+          </w:p>
+        </w:tc>
+        <w:tc>
+          <w:tcPr>
+            <w:tcW w:w="4419" w:type="dxa"/>
+          </w:tcPr>
+          <w:p>
+            <w:pPr>
+              <w:rPr>
+                <w:sz w:val="18"/>
+              </w:rPr>
+            </w:pPr>
+            <w:r>
+              <w:rPr>
+                <w:sz w:val="18"/>
+              </w:rPr>
+              <w:t>Los esquemas de Mongoose (6 colecciones).</w:t>
+            </w:r>
+          </w:p>
+        </w:tc>
+      </w:tr>
+      <w:tr>
+        <w:tblPrEx>
+          <w:tblCellMar>
+            <w:top w:w="0" w:type="dxa"/>
+            <w:bottom w:w="0" w:type="dxa"/>
+          </w:tblCellMar>
+        </w:tblPrEx>
+        <w:tc>
+          <w:tcPr>
+            <w:tcW w:w="4419" w:type="dxa"/>
+          </w:tcPr>
+          <w:p>
+            <w:pPr>
+              <w:rPr>
+                <w:sz w:val="18"/>
+              </w:rPr>
+            </w:pPr>
+            <w:r>
+              <w:rPr>
+                <w:sz w:val="18"/>
+              </w:rPr>
+              <w:t>backend/middleware/</w:t>
+            </w:r>
+          </w:p>
+        </w:tc>
+        <w:tc>
+          <w:tcPr>
+            <w:tcW w:w="4419" w:type="dxa"/>
+          </w:tcPr>
+          <w:p>
+            <w:pPr>
+              <w:rPr>
+                <w:sz w:val="18"/>
+              </w:rPr>
+            </w:pPr>
+            <w:r>
+              <w:rPr>
+                <w:sz w:val="18"/>
+              </w:rPr>
+              <w:t>Verificación del token JWT y control de roles.</w:t>
+            </w:r>
+          </w:p>
+        </w:tc>
+      </w:tr>
+      <w:tr>
+        <w:tblPrEx>
+          <w:tblCellMar>
+            <w:top w:w="0" w:type="dxa"/>
+            <w:bottom w:w="0" w:type="dxa"/>
+          </w:tblCellMar>
+        </w:tblPrEx>
+        <w:tc>
+          <w:tcPr>
+            <w:tcW w:w="4419" w:type="dxa"/>
+          </w:tcPr>
+          <w:p>
+            <w:pPr>
+              <w:rPr>
+                <w:sz w:val="18"/>
+              </w:rPr>
+            </w:pPr>
+            <w:r>
+              <w:rPr>
+                <w:sz w:val="18"/>
+              </w:rPr>
+              <w:t>backend/utils/</w:t>
+            </w:r>
+          </w:p>
+        </w:tc>
+        <w:tc>
+          <w:tcPr>
+            <w:tcW w:w="4419" w:type="dxa"/>
+          </w:tcPr>
+          <w:p>
+            <w:pPr>
+              <w:rPr>
+                <w:sz w:val="18"/>
+              </w:rPr>
+            </w:pPr>
+            <w:r>
+              <w:rPr>
+                <w:sz w:val="18"/>
+              </w:rPr>
+              <w:t>Los catálogos del dominio y las reglas de validación.</w:t>
+            </w:r>
+          </w:p>
+        </w:tc>
+      </w:tr>
+      <w:tr>
+        <w:tblPrEx>
+          <w:tblCellMar>
+            <w:top w:w="0" w:type="dxa"/>
+            <w:bottom w:w="0" w:type="dxa"/>
+          </w:tblCellMar>
+        </w:tblPrEx>
+        <w:tc>
+          <w:tcPr>
+            <w:tcW w:w="4419" w:type="dxa"/>
+          </w:tcPr>
+          <w:p>
+            <w:pPr>
+              <w:rPr>
+                <w:sz w:val="18"/>
+              </w:rPr>
+            </w:pPr>
+            <w:r>
+              <w:rPr>
+                <w:sz w:val="18"/>
+              </w:rPr>
+              <w:t>backend/tests/</w:t>
+            </w:r>
+          </w:p>
+        </w:tc>
+        <w:tc>
+          <w:tcPr>
+            <w:tcW w:w="4419" w:type="dxa"/>
+          </w:tcPr>
+          <w:p>
+            <w:pPr>
+              <w:rPr>
+                <w:sz w:val="18"/>
+              </w:rPr>
+            </w:pPr>
+            <w:r>
+              <w:rPr>
+                <w:sz w:val="18"/>
+              </w:rPr>
+              <w:t>Las 31 pruebas automáticas del backend.</w:t>
+            </w:r>
+          </w:p>
+        </w:tc>
+      </w:tr>
+      <w:tr>
+        <w:tblPrEx>
+          <w:tblCellMar>
+            <w:top w:w="0" w:type="dxa"/>
+            <w:bottom w:w="0" w:type="dxa"/>
+          </w:tblCellMar>
+        </w:tblPrEx>
+        <w:tc>
+          <w:tcPr>
+            <w:tcW w:w="4419" w:type="dxa"/>
+          </w:tcPr>
+          <w:p>
+            <w:pPr>
+              <w:rPr>
+                <w:sz w:val="18"/>
+              </w:rPr>
+            </w:pPr>
+            <w:r>
+              <w:rPr>
+                <w:sz w:val="18"/>
+              </w:rPr>
+              <w:t>backend/postman/</w:t>
+            </w:r>
+          </w:p>
+        </w:tc>
+        <w:tc>
+          <w:tcPr>
+            <w:tcW w:w="4419" w:type="dxa"/>
+          </w:tcPr>
+          <w:p>
+            <w:pPr>
+              <w:rPr>
+                <w:sz w:val="18"/>
+              </w:rPr>
+            </w:pPr>
+            <w:r>
+              <w:rPr>
+                <w:sz w:val="18"/>
+              </w:rPr>
+              <w:t>La colección de Postman y el reporte de las pruebas.</w:t>
+            </w:r>
+          </w:p>
+        </w:tc>
+      </w:tr>
+      <w:tr>
+        <w:tblPrEx>
+          <w:tblCellMar>
+            <w:top w:w="0" w:type="dxa"/>
+            <w:bottom w:w="0" w:type="dxa"/>
+          </w:tblCellMar>
+        </w:tblPrEx>
+        <w:tc>
+          <w:tcPr>
+            <w:tcW w:w="4419" w:type="dxa"/>
+          </w:tcPr>
+          <w:p>
+            <w:pPr>
+              <w:rPr>
+                <w:sz w:val="18"/>
+              </w:rPr>
+            </w:pPr>
+            <w:r>
+              <w:rPr>
+                <w:sz w:val="18"/>
+              </w:rPr>
+              <w:t>app/lib/main.dart</w:t>
+            </w:r>
+          </w:p>
+        </w:tc>
+        <w:tc>
+          <w:tcPr>
+            <w:tcW w:w="4419" w:type="dxa"/>
+          </w:tcPr>
+          <w:p>
+            <w:pPr>
+              <w:rPr>
+                <w:sz w:val="18"/>
+              </w:rPr>
+            </w:pPr>
+            <w:r>
+              <w:rPr>
+                <w:sz w:val="18"/>
+              </w:rPr>
+              <w:t>Arranque de la aplicación y restauración de la sesión.</w:t>
+            </w:r>
+          </w:p>
+        </w:tc>
+      </w:tr>
+      <w:tr>
+        <w:tblPrEx>
+          <w:tblCellMar>
+            <w:top w:w="0" w:type="dxa"/>
+            <w:bottom w:w="0" w:type="dxa"/>
+          </w:tblCellMar>
+        </w:tblPrEx>
+        <w:tc>
+          <w:tcPr>
+            <w:tcW w:w="4419" w:type="dxa"/>
+          </w:tcPr>
+          <w:p>
+            <w:pPr>
+              <w:rPr>
+                <w:sz w:val="18"/>
+              </w:rPr>
+            </w:pPr>
+            <w:r>
+              <w:rPr>
+                <w:sz w:val="18"/>
+              </w:rPr>
+              <w:t>app/lib/datos/api_cliente.dart</w:t>
+            </w:r>
+          </w:p>
+        </w:tc>
+        <w:tc>
+          <w:tcPr>
+            <w:tcW w:w="4419" w:type="dxa"/>
+          </w:tcPr>
+          <w:p>
+            <w:pPr>
+              <w:rPr>
+                <w:sz w:val="18"/>
+              </w:rPr>
+            </w:pPr>
+            <w:r>
+              <w:rPr>
+                <w:sz w:val="18"/>
+              </w:rPr>
+              <w:t>Cliente HTTP de toda la API.</w:t>
+            </w:r>
+          </w:p>
+        </w:tc>
+      </w:tr>
+      <w:tr>
+        <w:tblPrEx>
+          <w:tblCellMar>
+            <w:top w:w="0" w:type="dxa"/>
+            <w:bottom w:w="0" w:type="dxa"/>
+          </w:tblCellMar>
+        </w:tblPrEx>
+        <w:tc>
+          <w:tcPr>
+            <w:tcW w:w="4419" w:type="dxa"/>
+          </w:tcPr>
+          <w:p>
+            <w:pPr>
+              <w:rPr>
+                <w:sz w:val="18"/>
+              </w:rPr>
+            </w:pPr>
+            <w:r>
+              <w:rPr>
+                <w:sz w:val="18"/>
+              </w:rPr>
+              <w:t>app/lib/datos/api_config.dart</w:t>
+            </w:r>
+          </w:p>
+        </w:tc>
+        <w:tc>
+          <w:tcPr>
+            <w:tcW w:w="4419" w:type="dxa"/>
+          </w:tcPr>
+          <w:p>
+            <w:pPr>
+              <w:rPr>
+                <w:sz w:val="18"/>
+              </w:rPr>
+            </w:pPr>
+            <w:r>
+              <w:rPr>
+                <w:sz w:val="18"/>
+              </w:rPr>
+              <w:t>Dirección del servidor y tiempos de espera.</w:t>
+            </w:r>
+          </w:p>
+        </w:tc>
+      </w:tr>
+      <w:tr>
+        <w:tblPrEx>
+          <w:tblCellMar>
+            <w:top w:w="0" w:type="dxa"/>
+            <w:bottom w:w="0" w:type="dxa"/>
+          </w:tblCellMar>
+        </w:tblPrEx>
+        <w:tc>
+          <w:tcPr>
+            <w:tcW w:w="4419" w:type="dxa"/>
+          </w:tcPr>
+          <w:p>
+            <w:pPr>
+              <w:rPr>
+                <w:sz w:val="18"/>
+              </w:rPr>
+            </w:pPr>
+            <w:r>
+              <w:rPr>
+                <w:sz w:val="18"/>
+              </w:rPr>
+              <w:t>app/lib/datos/modelos.dart</w:t>
+            </w:r>
+          </w:p>
+        </w:tc>
+        <w:tc>
+          <w:tcPr>
+            <w:tcW w:w="4419" w:type="dxa"/>
+          </w:tcPr>
+          <w:p>
+            <w:pPr>
+              <w:rPr>
+                <w:sz w:val="18"/>
+              </w:rPr>
+            </w:pPr>
+            <w:r>
+              <w:rPr>
+                <w:sz w:val="18"/>
+              </w:rPr>
+              <w:t>Los modelos de la app (Usuario, Oferta, Postulación...).</w:t>
+            </w:r>
+          </w:p>
+        </w:tc>
+      </w:tr>
+      <w:tr>
+        <w:tblPrEx>
+          <w:tblCellMar>
+            <w:top w:w="0" w:type="dxa"/>
+            <w:bottom w:w="0" w:type="dxa"/>
+          </w:tblCellMar>
+        </w:tblPrEx>
+        <w:tc>
+          <w:tcPr>
+            <w:tcW w:w="4419" w:type="dxa"/>
+          </w:tcPr>
+          <w:p>
+            <w:pPr>
+              <w:rPr>
+                <w:sz w:val="18"/>
+              </w:rPr>
+            </w:pPr>
+            <w:r>
+              <w:rPr>
+                <w:sz w:val="18"/>
+              </w:rPr>
+              <w:t>app/lib/datos/*_repositorio.dart</w:t>
+            </w:r>
+          </w:p>
+        </w:tc>
+        <w:tc>
+          <w:tcPr>
+            <w:tcW w:w="4419" w:type="dxa"/>
+          </w:tcPr>
+          <w:p>
+            <w:pPr>
+              <w:rPr>
+                <w:sz w:val="18"/>
+              </w:rPr>
+            </w:pPr>
+            <w:r>
+              <w:rPr>
+                <w:sz w:val="18"/>
+              </w:rPr>
+              <w:t>La capa que usa cada pantalla.</w:t>
+            </w:r>
+          </w:p>
+        </w:tc>
+      </w:tr>
+      <w:tr>
+        <w:tblPrEx>
+          <w:tblCellMar>
+            <w:top w:w="0" w:type="dxa"/>
+            <w:bottom w:w="0" w:type="dxa"/>
+          </w:tblCellMar>
+        </w:tblPrEx>
+        <w:tc>
+          <w:tcPr>
+            <w:tcW w:w="4419" w:type="dxa"/>
+          </w:tcPr>
+          <w:p>
+            <w:pPr>
+              <w:rPr>
+                <w:sz w:val="18"/>
+              </w:rPr>
+            </w:pPr>
+            <w:r>
+              <w:rPr>
+                <w:sz w:val="18"/>
+              </w:rPr>
+              <w:t>app/lib/pantallas/</w:t>
+            </w:r>
+          </w:p>
+        </w:tc>
+        <w:tc>
+          <w:tcPr>
+            <w:tcW w:w="4419" w:type="dxa"/>
+          </w:tcPr>
+          <w:p>
+            <w:pPr>
+              <w:rPr>
+                <w:sz w:val="18"/>
+              </w:rPr>
+            </w:pPr>
+            <w:r>
+              <w:rPr>
+                <w:sz w:val="18"/>
+              </w:rPr>
+              <w:t>Las 5 pantallas de la aplicación.</w:t>
+            </w:r>
+          </w:p>
+        </w:tc>
+      </w:tr>
+      <w:tr>
+        <w:tblPrEx>
+          <w:tblCellMar>
+            <w:top w:w="0" w:type="dxa"/>
+            <w:bottom w:w="0" w:type="dxa"/>
+          </w:tblCellMar>
+        </w:tblPrEx>
+        <w:tc>
+          <w:tcPr>
+            <w:tcW w:w="4419" w:type="dxa"/>
+          </w:tcPr>
+          <w:p>
+            <w:pPr>
+              <w:rPr>
+                <w:sz w:val="18"/>
+              </w:rPr>
+            </w:pPr>
+            <w:r>
+              <w:rPr>
+                <w:sz w:val="18"/>
+              </w:rPr>
+              <w:t>app/test/</w:t>
+            </w:r>
+          </w:p>
+        </w:tc>
+        <w:tc>
+          <w:tcPr>
+            <w:tcW w:w="4419" w:type="dxa"/>
+          </w:tcPr>
+          <w:p>
+            <w:pPr>
+              <w:rPr>
+                <w:sz w:val="18"/>
+              </w:rPr>
+            </w:pPr>
+            <w:r>
+              <w:rPr>
+                <w:sz w:val="18"/>
+              </w:rPr>
+              <w:t>Las 21 pruebas de la aplicación.</w:t>
+            </w:r>
+          </w:p>
+        </w:tc>
+      </w:tr>
+    </w:tbl>
+    <w:p/>
     <w:p>
       <w:r>
         <w:rPr>
           <w:noProof/>
         </w:rPr>
         <w:drawing>
-          <wp:inline distT="0" distB="0" distL="0" distR="0" wp14:anchorId="750D6688" wp14:editId="2BF0AF90">
-            <wp:extent cx="4572000" cy="3839487"/>
-            <wp:effectExtent l="0" t="0" r="0" b="8890"/>
-            <wp:docPr id="1896457790" name="Imagen 1"/>
+          <wp:inline distT="0" distB="0" distL="0" distR="0" wp14:anchorId="5B479C59" wp14:editId="2BC73189">
+            <wp:extent cx="4318000" cy="9355307"/>
+            <wp:effectExtent l="0" t="0" r="6350" b="0"/>
+            <wp:docPr id="1232687575" name="Imagen 1"/>
             <wp:cNvGraphicFramePr>
               <a:graphicFrameLocks xmlns:a="http://schemas.openxmlformats.org/drawingml/2006/main" noChangeAspect="1"/>
             </wp:cNvGraphicFramePr>
@@ -1205,11 +6341,11 @@
               <a:graphicData uri="http://schemas.openxmlformats.org/drawingml/2006/picture">
                 <pic:pic xmlns:pic="http://schemas.openxmlformats.org/drawingml/2006/picture">
                   <pic:nvPicPr>
-                    <pic:cNvPr id="1896457790" name=""/>
+                    <pic:cNvPr id="1232687575" name=""/>
                     <pic:cNvPicPr/>
                   </pic:nvPicPr>
                   <pic:blipFill>
-                    <a:blip r:embed="rId4">
+                    <a:blip r:embed="rId4" cstate="print">
                       <a:extLst>
                         <a:ext uri="{28A0092B-C50C-407E-A947-70E740481C1C}">
                           <a14:useLocalDpi xmlns:a14="http://schemas.microsoft.com/office/drawing/2010/main" val="0"/>
@@ -1223,7 +6359,7 @@
                   <pic:spPr>
                     <a:xfrm>
                       <a:off x="0" y="0"/>
-                      <a:ext cx="4572000" cy="3839487"/>
+                      <a:ext cx="4318000" cy="9355307"/>
                     </a:xfrm>
                     <a:prstGeom prst="rect">
                       <a:avLst/>
@@ -1243,7 +6379,7 @@
         <w:jc w:val="center"/>
       </w:pPr>
       <w:r>
-        <w:t>Figura 1. Reporte de las pruebas de Postman: 39 peticiones y 102 aserciones, todas en verde.</w:t>
+        <w:t>Figura 1. Inicio de sesión, con la dirección del servidor configurada.</w:t>
       </w:r>
     </w:p>
     <w:p>
@@ -1252,10 +6388,10 @@
           <w:noProof/>
         </w:rPr>
         <w:drawing>
-          <wp:inline distT="0" distB="0" distL="0" distR="0" wp14:anchorId="60C1DCA8" wp14:editId="6F301CCD">
-            <wp:extent cx="4572000" cy="9905619"/>
-            <wp:effectExtent l="0" t="0" r="0" b="635"/>
-            <wp:docPr id="1871635032" name="Imagen 2"/>
+          <wp:inline distT="0" distB="0" distL="0" distR="0" wp14:anchorId="7A5C9587" wp14:editId="56AFA7DA">
+            <wp:extent cx="4318000" cy="9355307"/>
+            <wp:effectExtent l="0" t="0" r="6350" b="0"/>
+            <wp:docPr id="500464156" name="Imagen 2"/>
             <wp:cNvGraphicFramePr>
               <a:graphicFrameLocks xmlns:a="http://schemas.openxmlformats.org/drawingml/2006/main" noChangeAspect="1"/>
             </wp:cNvGraphicFramePr>
@@ -1263,11 +6399,11 @@
               <a:graphicData uri="http://schemas.openxmlformats.org/drawingml/2006/picture">
                 <pic:pic xmlns:pic="http://schemas.openxmlformats.org/drawingml/2006/picture">
                   <pic:nvPicPr>
-                    <pic:cNvPr id="1871635032" name=""/>
+                    <pic:cNvPr id="500464156" name=""/>
                     <pic:cNvPicPr/>
                   </pic:nvPicPr>
                   <pic:blipFill>
-                    <a:blip r:embed="rId5">
+                    <a:blip r:embed="rId5" cstate="print">
                       <a:extLst>
                         <a:ext uri="{28A0092B-C50C-407E-A947-70E740481C1C}">
                           <a14:useLocalDpi xmlns:a14="http://schemas.microsoft.com/office/drawing/2010/main" val="0"/>
@@ -1281,7 +6417,7 @@
                   <pic:spPr>
                     <a:xfrm>
                       <a:off x="0" y="0"/>
-                      <a:ext cx="4572000" cy="9905619"/>
+                      <a:ext cx="4318000" cy="9355307"/>
                     </a:xfrm>
                     <a:prstGeom prst="rect">
                       <a:avLst/>
@@ -1301,7 +6437,7 @@
         <w:jc w:val="center"/>
       </w:pPr>
       <w:r>
-        <w:t>Figura 2. Pantalla de inicio de sesión. Abajo se ve la dirección del backend que la app está usando.</w:t>
+        <w:t>Figura 2. Panel del administrador con los datos leídos de la API.</w:t>
       </w:r>
     </w:p>
     <w:p>
@@ -1310,10 +6446,10 @@
           <w:noProof/>
         </w:rPr>
         <w:drawing>
-          <wp:inline distT="0" distB="0" distL="0" distR="0" wp14:anchorId="383E4777" wp14:editId="4924186B">
-            <wp:extent cx="4572000" cy="9905619"/>
-            <wp:effectExtent l="0" t="0" r="0" b="635"/>
-            <wp:docPr id="2056010795" name="Imagen 3"/>
+          <wp:inline distT="0" distB="0" distL="0" distR="0" wp14:anchorId="756B05ED" wp14:editId="606D284B">
+            <wp:extent cx="4318000" cy="9355307"/>
+            <wp:effectExtent l="0" t="0" r="6350" b="0"/>
+            <wp:docPr id="2057348705" name="Imagen 3"/>
             <wp:cNvGraphicFramePr>
               <a:graphicFrameLocks xmlns:a="http://schemas.openxmlformats.org/drawingml/2006/main" noChangeAspect="1"/>
             </wp:cNvGraphicFramePr>
@@ -1321,11 +6457,11 @@
               <a:graphicData uri="http://schemas.openxmlformats.org/drawingml/2006/picture">
                 <pic:pic xmlns:pic="http://schemas.openxmlformats.org/drawingml/2006/picture">
                   <pic:nvPicPr>
-                    <pic:cNvPr id="2056010795" name=""/>
+                    <pic:cNvPr id="2057348705" name=""/>
                     <pic:cNvPicPr/>
                   </pic:nvPicPr>
                   <pic:blipFill>
-                    <a:blip r:embed="rId6">
+                    <a:blip r:embed="rId6" cstate="print">
                       <a:extLst>
                         <a:ext uri="{28A0092B-C50C-407E-A947-70E740481C1C}">
                           <a14:useLocalDpi xmlns:a14="http://schemas.microsoft.com/office/drawing/2010/main" val="0"/>
@@ -1339,7 +6475,7 @@
                   <pic:spPr>
                     <a:xfrm>
                       <a:off x="0" y="0"/>
-                      <a:ext cx="4572000" cy="9905619"/>
+                      <a:ext cx="4318000" cy="9355307"/>
                     </a:xfrm>
                     <a:prstGeom prst="rect">
                       <a:avLst/>
@@ -1359,7 +6495,7 @@
         <w:jc w:val="center"/>
       </w:pPr>
       <w:r>
-        <w:t>Figura 3. Panel del administrador. Los contadores (cursos, ofertas, usuarios) salen de la API.</w:t>
+        <w:t>Figura 3. Menú lateral del administrador.</w:t>
       </w:r>
     </w:p>
     <w:p>
@@ -1368,10 +6504,10 @@
           <w:noProof/>
         </w:rPr>
         <w:drawing>
-          <wp:inline distT="0" distB="0" distL="0" distR="0" wp14:anchorId="4ADCFD65" wp14:editId="15F2287E">
-            <wp:extent cx="4572000" cy="9905619"/>
-            <wp:effectExtent l="0" t="0" r="0" b="635"/>
-            <wp:docPr id="1743481091" name="Imagen 4"/>
+          <wp:inline distT="0" distB="0" distL="0" distR="0" wp14:anchorId="4E53CED6" wp14:editId="23DFEBFE">
+            <wp:extent cx="4318000" cy="9355307"/>
+            <wp:effectExtent l="0" t="0" r="6350" b="0"/>
+            <wp:docPr id="1477964944" name="Imagen 4"/>
             <wp:cNvGraphicFramePr>
               <a:graphicFrameLocks xmlns:a="http://schemas.openxmlformats.org/drawingml/2006/main" noChangeAspect="1"/>
             </wp:cNvGraphicFramePr>
@@ -1379,11 +6515,11 @@
               <a:graphicData uri="http://schemas.openxmlformats.org/drawingml/2006/picture">
                 <pic:pic xmlns:pic="http://schemas.openxmlformats.org/drawingml/2006/picture">
                   <pic:nvPicPr>
-                    <pic:cNvPr id="1743481091" name=""/>
+                    <pic:cNvPr id="1477964944" name=""/>
                     <pic:cNvPicPr/>
                   </pic:nvPicPr>
                   <pic:blipFill>
-                    <a:blip r:embed="rId7">
+                    <a:blip r:embed="rId7" cstate="print">
                       <a:extLst>
                         <a:ext uri="{28A0092B-C50C-407E-A947-70E740481C1C}">
                           <a14:useLocalDpi xmlns:a14="http://schemas.microsoft.com/office/drawing/2010/main" val="0"/>
@@ -1397,7 +6533,7 @@
                   <pic:spPr>
                     <a:xfrm>
                       <a:off x="0" y="0"/>
-                      <a:ext cx="4572000" cy="9905619"/>
+                      <a:ext cx="4318000" cy="9355307"/>
                     </a:xfrm>
                     <a:prstGeom prst="rect">
                       <a:avLst/>
@@ -1417,7 +6553,7 @@
         <w:jc w:val="center"/>
       </w:pPr>
       <w:r>
-        <w:t>Figura 4. Menú lateral con las opciones del administrador.</w:t>
+        <w:t>Figura 4. Pantalla de gestión de datos con la API conectada y las oportunidades publicadas.</w:t>
       </w:r>
     </w:p>
     <w:p>
@@ -1426,10 +6562,10 @@
           <w:noProof/>
         </w:rPr>
         <w:drawing>
-          <wp:inline distT="0" distB="0" distL="0" distR="0" wp14:anchorId="431E0757" wp14:editId="313B1876">
-            <wp:extent cx="4572000" cy="9905619"/>
-            <wp:effectExtent l="0" t="0" r="0" b="635"/>
-            <wp:docPr id="1444411304" name="Imagen 5"/>
+          <wp:inline distT="0" distB="0" distL="0" distR="0" wp14:anchorId="04AA7222" wp14:editId="6DE27643">
+            <wp:extent cx="4318000" cy="9355307"/>
+            <wp:effectExtent l="0" t="0" r="6350" b="0"/>
+            <wp:docPr id="506234256" name="Imagen 5"/>
             <wp:cNvGraphicFramePr>
               <a:graphicFrameLocks xmlns:a="http://schemas.openxmlformats.org/drawingml/2006/main" noChangeAspect="1"/>
             </wp:cNvGraphicFramePr>
@@ -1437,11 +6573,11 @@
               <a:graphicData uri="http://schemas.openxmlformats.org/drawingml/2006/picture">
                 <pic:pic xmlns:pic="http://schemas.openxmlformats.org/drawingml/2006/picture">
                   <pic:nvPicPr>
-                    <pic:cNvPr id="1444411304" name=""/>
+                    <pic:cNvPr id="506234256" name=""/>
                     <pic:cNvPicPr/>
                   </pic:nvPicPr>
                   <pic:blipFill>
-                    <a:blip r:embed="rId8">
+                    <a:blip r:embed="rId8" cstate="print">
                       <a:extLst>
                         <a:ext uri="{28A0092B-C50C-407E-A947-70E740481C1C}">
                           <a14:useLocalDpi xmlns:a14="http://schemas.microsoft.com/office/drawing/2010/main" val="0"/>
@@ -1455,7 +6591,7 @@
                   <pic:spPr>
                     <a:xfrm>
                       <a:off x="0" y="0"/>
-                      <a:ext cx="4572000" cy="9905619"/>
+                      <a:ext cx="4318000" cy="9355307"/>
                     </a:xfrm>
                     <a:prstGeom prst="rect">
                       <a:avLst/>
@@ -1475,7 +6611,7 @@
         <w:jc w:val="center"/>
       </w:pPr>
       <w:r>
-        <w:t>Figura 5. Pantalla "Gestión de datos": el chip verde "API conectada" confirma la conexión con el backend y las oportunidades son las que están guardadas en MongoDB.</w:t>
+        <w:t>Figura 5. Formulario de creación de oportunidad.</w:t>
       </w:r>
     </w:p>
     <w:p>
@@ -1484,10 +6620,10 @@
           <w:noProof/>
         </w:rPr>
         <w:drawing>
-          <wp:inline distT="0" distB="0" distL="0" distR="0" wp14:anchorId="4E15FBCC" wp14:editId="254EC0F0">
-            <wp:extent cx="4572000" cy="9905619"/>
-            <wp:effectExtent l="0" t="0" r="0" b="635"/>
-            <wp:docPr id="1786902756" name="Imagen 6"/>
+          <wp:inline distT="0" distB="0" distL="0" distR="0" wp14:anchorId="7D9CADC7" wp14:editId="4BAAAE03">
+            <wp:extent cx="4318000" cy="9355307"/>
+            <wp:effectExtent l="0" t="0" r="6350" b="0"/>
+            <wp:docPr id="599251450" name="Imagen 6"/>
             <wp:cNvGraphicFramePr>
               <a:graphicFrameLocks xmlns:a="http://schemas.openxmlformats.org/drawingml/2006/main" noChangeAspect="1"/>
             </wp:cNvGraphicFramePr>
@@ -1495,11 +6631,11 @@
               <a:graphicData uri="http://schemas.openxmlformats.org/drawingml/2006/picture">
                 <pic:pic xmlns:pic="http://schemas.openxmlformats.org/drawingml/2006/picture">
                   <pic:nvPicPr>
-                    <pic:cNvPr id="1786902756" name=""/>
+                    <pic:cNvPr id="599251450" name=""/>
                     <pic:cNvPicPr/>
                   </pic:nvPicPr>
                   <pic:blipFill>
-                    <a:blip r:embed="rId9">
+                    <a:blip r:embed="rId9" cstate="print">
                       <a:extLst>
                         <a:ext uri="{28A0092B-C50C-407E-A947-70E740481C1C}">
                           <a14:useLocalDpi xmlns:a14="http://schemas.microsoft.com/office/drawing/2010/main" val="0"/>
@@ -1513,7 +6649,7 @@
                   <pic:spPr>
                     <a:xfrm>
                       <a:off x="0" y="0"/>
-                      <a:ext cx="4572000" cy="9905619"/>
+                      <a:ext cx="4318000" cy="9355307"/>
                     </a:xfrm>
                     <a:prstGeom prst="rect">
                       <a:avLst/>
@@ -1533,7 +6669,7 @@
         <w:jc w:val="center"/>
       </w:pPr>
       <w:r>
-        <w:t>Figura 6. Formulario de creación. El texto "Se guarda en la API del backend (MongoDB)" indica que no hay base de datos local.</w:t>
+        <w:t>Figura 6. Pestaña de alertas del administrador.</w:t>
       </w:r>
     </w:p>
     <w:p>
@@ -1542,10 +6678,10 @@
           <w:noProof/>
         </w:rPr>
         <w:drawing>
-          <wp:inline distT="0" distB="0" distL="0" distR="0" wp14:anchorId="763ABE67" wp14:editId="6095F527">
-            <wp:extent cx="4572000" cy="9905619"/>
-            <wp:effectExtent l="0" t="0" r="0" b="635"/>
-            <wp:docPr id="1571036493" name="Imagen 7"/>
+          <wp:inline distT="0" distB="0" distL="0" distR="0" wp14:anchorId="00921AC8" wp14:editId="641EC0F1">
+            <wp:extent cx="4318000" cy="3626182"/>
+            <wp:effectExtent l="0" t="0" r="6350" b="0"/>
+            <wp:docPr id="1162862669" name="Imagen 7"/>
             <wp:cNvGraphicFramePr>
               <a:graphicFrameLocks xmlns:a="http://schemas.openxmlformats.org/drawingml/2006/main" noChangeAspect="1"/>
             </wp:cNvGraphicFramePr>
@@ -1553,7 +6689,7 @@
               <a:graphicData uri="http://schemas.openxmlformats.org/drawingml/2006/picture">
                 <pic:pic xmlns:pic="http://schemas.openxmlformats.org/drawingml/2006/picture">
                   <pic:nvPicPr>
-                    <pic:cNvPr id="1571036493" name=""/>
+                    <pic:cNvPr id="1162862669" name=""/>
                     <pic:cNvPicPr/>
                   </pic:nvPicPr>
                   <pic:blipFill>
@@ -1571,7 +6707,7 @@
                   <pic:spPr>
                     <a:xfrm>
                       <a:off x="0" y="0"/>
-                      <a:ext cx="4572000" cy="9905619"/>
+                      <a:ext cx="4318000" cy="3626182"/>
                     </a:xfrm>
                     <a:prstGeom prst="rect">
                       <a:avLst/>
@@ -1591,7 +6727,7 @@
         <w:jc w:val="center"/>
       </w:pPr>
       <w:r>
-        <w:t>Figura 7. Pestaña de alertas: el administrador puede mandar un aviso a todos o a un usuario.</w:t>
+        <w:t>Figura 7. Reporte de las pruebas de Postman: 39 peticiones y 103 aserciones, 0 fallos.</w:t>
       </w:r>
     </w:p>
     <w:p/>
@@ -2011,7 +7147,7 @@
     <w:link w:val="Ttulo1Car"/>
     <w:uiPriority w:val="9"/>
     <w:qFormat/>
-    <w:rsid w:val="005575EC"/>
+    <w:rsid w:val="009628EB"/>
     <w:pPr>
       <w:keepNext/>
       <w:keepLines/>
@@ -2031,10 +7167,9 @@
     <w:next w:val="Normal"/>
     <w:link w:val="Ttulo2Car"/>
     <w:uiPriority w:val="9"/>
-    <w:semiHidden/>
     <w:unhideWhenUsed/>
     <w:qFormat/>
-    <w:rsid w:val="005575EC"/>
+    <w:rsid w:val="009628EB"/>
     <w:pPr>
       <w:keepNext/>
       <w:keepLines/>
@@ -2057,7 +7192,7 @@
     <w:semiHidden/>
     <w:unhideWhenUsed/>
     <w:qFormat/>
-    <w:rsid w:val="005575EC"/>
+    <w:rsid w:val="009628EB"/>
     <w:pPr>
       <w:keepNext/>
       <w:keepLines/>
@@ -2080,7 +7215,7 @@
     <w:semiHidden/>
     <w:unhideWhenUsed/>
     <w:qFormat/>
-    <w:rsid w:val="005575EC"/>
+    <w:rsid w:val="009628EB"/>
     <w:pPr>
       <w:keepNext/>
       <w:keepLines/>
@@ -2103,7 +7238,7 @@
     <w:semiHidden/>
     <w:unhideWhenUsed/>
     <w:qFormat/>
-    <w:rsid w:val="005575EC"/>
+    <w:rsid w:val="009628EB"/>
     <w:pPr>
       <w:keepNext/>
       <w:keepLines/>
@@ -2124,7 +7259,7 @@
     <w:semiHidden/>
     <w:unhideWhenUsed/>
     <w:qFormat/>
-    <w:rsid w:val="005575EC"/>
+    <w:rsid w:val="009628EB"/>
     <w:pPr>
       <w:keepNext/>
       <w:keepLines/>
@@ -2147,7 +7282,7 @@
     <w:semiHidden/>
     <w:unhideWhenUsed/>
     <w:qFormat/>
-    <w:rsid w:val="005575EC"/>
+    <w:rsid w:val="009628EB"/>
     <w:pPr>
       <w:keepNext/>
       <w:keepLines/>
@@ -2168,7 +7303,7 @@
     <w:semiHidden/>
     <w:unhideWhenUsed/>
     <w:qFormat/>
-    <w:rsid w:val="005575EC"/>
+    <w:rsid w:val="009628EB"/>
     <w:pPr>
       <w:keepNext/>
       <w:keepLines/>
@@ -2191,7 +7326,7 @@
     <w:semiHidden/>
     <w:unhideWhenUsed/>
     <w:qFormat/>
-    <w:rsid w:val="005575EC"/>
+    <w:rsid w:val="009628EB"/>
     <w:pPr>
       <w:keepNext/>
       <w:keepLines/>
@@ -2235,7 +7370,7 @@
     <w:basedOn w:val="Fuentedeprrafopredeter"/>
     <w:link w:val="Ttulo1"/>
     <w:uiPriority w:val="9"/>
-    <w:rsid w:val="005575EC"/>
+    <w:rsid w:val="009628EB"/>
     <w:rPr>
       <w:rFonts w:asciiTheme="majorHAnsi" w:eastAsiaTheme="majorEastAsia" w:hAnsiTheme="majorHAnsi" w:cstheme="majorBidi"/>
       <w:color w:val="2F5496" w:themeColor="accent1" w:themeShade="BF"/>
@@ -2248,8 +7383,7 @@
     <w:basedOn w:val="Fuentedeprrafopredeter"/>
     <w:link w:val="Ttulo2"/>
     <w:uiPriority w:val="9"/>
-    <w:semiHidden/>
-    <w:rsid w:val="005575EC"/>
+    <w:rsid w:val="009628EB"/>
     <w:rPr>
       <w:rFonts w:asciiTheme="majorHAnsi" w:eastAsiaTheme="majorEastAsia" w:hAnsiTheme="majorHAnsi" w:cstheme="majorBidi"/>
       <w:color w:val="2F5496" w:themeColor="accent1" w:themeShade="BF"/>
@@ -2263,7 +7397,7 @@
     <w:link w:val="Ttulo3"/>
     <w:uiPriority w:val="9"/>
     <w:semiHidden/>
-    <w:rsid w:val="005575EC"/>
+    <w:rsid w:val="009628EB"/>
     <w:rPr>
       <w:rFonts w:eastAsiaTheme="majorEastAsia" w:cstheme="majorBidi"/>
       <w:color w:val="2F5496" w:themeColor="accent1" w:themeShade="BF"/>
@@ -2277,7 +7411,7 @@
     <w:link w:val="Ttulo4"/>
     <w:uiPriority w:val="9"/>
     <w:semiHidden/>
-    <w:rsid w:val="005575EC"/>
+    <w:rsid w:val="009628EB"/>
     <w:rPr>
       <w:rFonts w:eastAsiaTheme="majorEastAsia" w:cstheme="majorBidi"/>
       <w:i/>
@@ -2291,7 +7425,7 @@
     <w:link w:val="Ttulo5"/>
     <w:uiPriority w:val="9"/>
     <w:semiHidden/>
-    <w:rsid w:val="005575EC"/>
+    <w:rsid w:val="009628EB"/>
     <w:rPr>
       <w:rFonts w:eastAsiaTheme="majorEastAsia" w:cstheme="majorBidi"/>
       <w:color w:val="2F5496" w:themeColor="accent1" w:themeShade="BF"/>
@@ -2303,7 +7437,7 @@
     <w:link w:val="Ttulo6"/>
     <w:uiPriority w:val="9"/>
     <w:semiHidden/>
-    <w:rsid w:val="005575EC"/>
+    <w:rsid w:val="009628EB"/>
     <w:rPr>
       <w:rFonts w:eastAsiaTheme="majorEastAsia" w:cstheme="majorBidi"/>
       <w:i/>
@@ -2317,7 +7451,7 @@
     <w:link w:val="Ttulo7"/>
     <w:uiPriority w:val="9"/>
     <w:semiHidden/>
-    <w:rsid w:val="005575EC"/>
+    <w:rsid w:val="009628EB"/>
     <w:rPr>
       <w:rFonts w:eastAsiaTheme="majorEastAsia" w:cstheme="majorBidi"/>
       <w:color w:val="595959" w:themeColor="text1" w:themeTint="A6"/>
@@ -2329,7 +7463,7 @@
     <w:link w:val="Ttulo8"/>
     <w:uiPriority w:val="9"/>
     <w:semiHidden/>
-    <w:rsid w:val="005575EC"/>
+    <w:rsid w:val="009628EB"/>
     <w:rPr>
       <w:rFonts w:eastAsiaTheme="majorEastAsia" w:cstheme="majorBidi"/>
       <w:i/>
@@ -2343,7 +7477,7 @@
     <w:link w:val="Ttulo9"/>
     <w:uiPriority w:val="9"/>
     <w:semiHidden/>
-    <w:rsid w:val="005575EC"/>
+    <w:rsid w:val="009628EB"/>
     <w:rPr>
       <w:rFonts w:eastAsiaTheme="majorEastAsia" w:cstheme="majorBidi"/>
       <w:color w:val="272727" w:themeColor="text1" w:themeTint="D8"/>
@@ -2356,7 +7490,7 @@
     <w:link w:val="TtuloCar"/>
     <w:uiPriority w:val="10"/>
     <w:qFormat/>
-    <w:rsid w:val="005575EC"/>
+    <w:rsid w:val="009628EB"/>
     <w:pPr>
       <w:spacing w:after="80" w:line="240" w:lineRule="auto"/>
       <w:contextualSpacing/>
@@ -2374,7 +7508,7 @@
     <w:basedOn w:val="Fuentedeprrafopredeter"/>
     <w:link w:val="Ttulo"/>
     <w:uiPriority w:val="10"/>
-    <w:rsid w:val="005575EC"/>
+    <w:rsid w:val="009628EB"/>
     <w:rPr>
       <w:rFonts w:asciiTheme="majorHAnsi" w:eastAsiaTheme="majorEastAsia" w:hAnsiTheme="majorHAnsi" w:cstheme="majorBidi"/>
       <w:spacing w:val="-10"/>
@@ -2390,7 +7524,7 @@
     <w:link w:val="SubttuloCar"/>
     <w:uiPriority w:val="11"/>
     <w:qFormat/>
-    <w:rsid w:val="005575EC"/>
+    <w:rsid w:val="009628EB"/>
     <w:pPr>
       <w:numPr>
         <w:ilvl w:val="1"/>
@@ -2409,7 +7543,7 @@
     <w:basedOn w:val="Fuentedeprrafopredeter"/>
     <w:link w:val="Subttulo"/>
     <w:uiPriority w:val="11"/>
-    <w:rsid w:val="005575EC"/>
+    <w:rsid w:val="009628EB"/>
     <w:rPr>
       <w:rFonts w:eastAsiaTheme="majorEastAsia" w:cstheme="majorBidi"/>
       <w:color w:val="595959" w:themeColor="text1" w:themeTint="A6"/>
@@ -2425,7 +7559,7 @@
     <w:link w:val="CitaCar"/>
     <w:uiPriority w:val="29"/>
     <w:qFormat/>
-    <w:rsid w:val="005575EC"/>
+    <w:rsid w:val="009628EB"/>
     <w:pPr>
       <w:spacing w:before="160"/>
       <w:jc w:val="center"/>
@@ -2441,7 +7575,7 @@
     <w:basedOn w:val="Fuentedeprrafopredeter"/>
     <w:link w:val="Cita"/>
     <w:uiPriority w:val="29"/>
-    <w:rsid w:val="005575EC"/>
+    <w:rsid w:val="009628EB"/>
     <w:rPr>
       <w:i/>
       <w:iCs/>
@@ -2453,7 +7587,7 @@
     <w:basedOn w:val="Normal"/>
     <w:uiPriority w:val="34"/>
     <w:qFormat/>
-    <w:rsid w:val="005575EC"/>
+    <w:rsid w:val="009628EB"/>
     <w:pPr>
       <w:ind w:left="720"/>
       <w:contextualSpacing/>
@@ -2464,7 +7598,7 @@
     <w:basedOn w:val="Fuentedeprrafopredeter"/>
     <w:uiPriority w:val="21"/>
     <w:qFormat/>
-    <w:rsid w:val="005575EC"/>
+    <w:rsid w:val="009628EB"/>
     <w:rPr>
       <w:i/>
       <w:iCs/>
@@ -2478,7 +7612,7 @@
     <w:link w:val="CitadestacadaCar"/>
     <w:uiPriority w:val="30"/>
     <w:qFormat/>
-    <w:rsid w:val="005575EC"/>
+    <w:rsid w:val="009628EB"/>
     <w:pPr>
       <w:pBdr>
         <w:top w:val="single" w:sz="4" w:space="10" w:color="2F5496" w:themeColor="accent1" w:themeShade="BF"/>
@@ -2499,7 +7633,7 @@
     <w:basedOn w:val="Fuentedeprrafopredeter"/>
     <w:link w:val="Citadestacada"/>
     <w:uiPriority w:val="30"/>
-    <w:rsid w:val="005575EC"/>
+    <w:rsid w:val="009628EB"/>
     <w:rPr>
       <w:i/>
       <w:iCs/>
@@ -2511,7 +7645,7 @@
     <w:basedOn w:val="Fuentedeprrafopredeter"/>
     <w:uiPriority w:val="32"/>
     <w:qFormat/>
-    <w:rsid w:val="005575EC"/>
+    <w:rsid w:val="009628EB"/>
     <w:rPr>
       <w:b/>
       <w:bCs/>
@@ -2520,6 +7654,18 @@
       <w:spacing w:val="5"/>
     </w:rPr>
   </w:style>
+  <w:style w:type="paragraph" w:styleId="TDC1">
+    <w:name w:val="toc 1"/>
+    <w:basedOn w:val="Normal"/>
+    <w:next w:val="Normal"/>
+    <w:autoRedefine/>
+    <w:uiPriority w:val="39"/>
+    <w:unhideWhenUsed/>
+    <w:rsid w:val="009628EB"/>
+    <w:pPr>
+      <w:spacing w:after="100"/>
+    </w:pPr>
+  </w:style>
   <w:style w:type="paragraph" w:styleId="Descripcin">
     <w:name w:val="caption"/>
     <w:basedOn w:val="Normal"/>
@@ -2527,7 +7673,7 @@
     <w:uiPriority w:val="35"/>
     <w:unhideWhenUsed/>
     <w:qFormat/>
-    <w:rsid w:val="005575EC"/>
+    <w:rsid w:val="009628EB"/>
     <w:pPr>
       <w:spacing w:after="200" w:line="240" w:lineRule="auto"/>
     </w:pPr>
@@ -2538,6 +7684,19 @@
       <w:sz w:val="18"/>
       <w:szCs w:val="18"/>
     </w:rPr>
+  </w:style>
+  <w:style w:type="paragraph" w:styleId="TDC2">
+    <w:name w:val="toc 2"/>
+    <w:basedOn w:val="Normal"/>
+    <w:next w:val="Normal"/>
+    <w:autoRedefine/>
+    <w:uiPriority w:val="39"/>
+    <w:unhideWhenUsed/>
+    <w:rsid w:val="009628EB"/>
+    <w:pPr>
+      <w:spacing w:after="100"/>
+      <w:ind w:left="220"/>
+    </w:pPr>
   </w:style>
 </w:styles>
 </file>

--- a/evidencias/Documentacion-Bolivar-Aprende-y-Trabaja.docx
+++ b/evidencias/Documentacion-Bolivar-Aprende-y-Trabaja.docx
@@ -348,7 +348,7 @@
       <w:pPr>
         <w:pStyle w:val="Ttulo1"/>
       </w:pPr>
-      <w:bookmarkStart w:id="0" w:name="_Toc243907268"/>
+      <w:bookmarkStart w:id="0" w:name="_Toc243907968"/>
       <w:r>
         <w:t>Tabla de contenido</w:t>
       </w:r>
@@ -401,7 +401,7 @@
         <w:rPr>
           <w:noProof/>
         </w:rPr>
-        <w:instrText xml:space="preserve"> PAGEREF _Toc243907268 \h </w:instrText>
+        <w:instrText xml:space="preserve"> PAGEREF _Toc243907968 \h </w:instrText>
       </w:r>
       <w:r>
         <w:rPr>
@@ -465,7 +465,7 @@
         <w:rPr>
           <w:noProof/>
         </w:rPr>
-        <w:instrText xml:space="preserve"> PAGEREF _Toc243907269 \h </w:instrText>
+        <w:instrText xml:space="preserve"> PAGEREF _Toc243907969 \h </w:instrText>
       </w:r>
       <w:r>
         <w:rPr>
@@ -529,7 +529,7 @@
         <w:rPr>
           <w:noProof/>
         </w:rPr>
-        <w:instrText xml:space="preserve"> PAGEREF _Toc243907270 \h </w:instrText>
+        <w:instrText xml:space="preserve"> PAGEREF _Toc243907970 \h </w:instrText>
       </w:r>
       <w:r>
         <w:rPr>
@@ -593,7 +593,7 @@
         <w:rPr>
           <w:noProof/>
         </w:rPr>
-        <w:instrText xml:space="preserve"> PAGEREF _Toc243907271 \h </w:instrText>
+        <w:instrText xml:space="preserve"> PAGEREF _Toc243907971 \h </w:instrText>
       </w:r>
       <w:r>
         <w:rPr>
@@ -651,7 +651,7 @@
         <w:rPr>
           <w:noProof/>
         </w:rPr>
-        <w:instrText xml:space="preserve"> PAGEREF _Toc243907272 \h </w:instrText>
+        <w:instrText xml:space="preserve"> PAGEREF _Toc243907972 \h </w:instrText>
       </w:r>
       <w:r>
         <w:rPr>
@@ -709,7 +709,7 @@
         <w:rPr>
           <w:noProof/>
         </w:rPr>
-        <w:instrText xml:space="preserve"> PAGEREF _Toc243907273 \h </w:instrText>
+        <w:instrText xml:space="preserve"> PAGEREF _Toc243907973 \h </w:instrText>
       </w:r>
       <w:r>
         <w:rPr>
@@ -773,7 +773,7 @@
         <w:rPr>
           <w:noProof/>
         </w:rPr>
-        <w:instrText xml:space="preserve"> PAGEREF _Toc243907274 \h </w:instrText>
+        <w:instrText xml:space="preserve"> PAGEREF _Toc243907974 \h </w:instrText>
       </w:r>
       <w:r>
         <w:rPr>
@@ -813,7 +813,7 @@
         <w:rPr>
           <w:noProof/>
         </w:rPr>
-        <w:t>4.1 Levantar la API</w:t>
+        <w:t>4.1 Qué tiene que hacer el profesor para ver la app</w:t>
       </w:r>
       <w:r>
         <w:rPr>
@@ -831,7 +831,7 @@
         <w:rPr>
           <w:noProof/>
         </w:rPr>
-        <w:instrText xml:space="preserve"> PAGEREF _Toc243907275 \h </w:instrText>
+        <w:instrText xml:space="preserve"> PAGEREF _Toc243907975 \h </w:instrText>
       </w:r>
       <w:r>
         <w:rPr>
@@ -871,7 +871,7 @@
         <w:rPr>
           <w:noProof/>
         </w:rPr>
-        <w:t>4.2 Correr la aplicación</w:t>
+        <w:t>4.2 Levantar la API</w:t>
       </w:r>
       <w:r>
         <w:rPr>
@@ -889,7 +889,7 @@
         <w:rPr>
           <w:noProof/>
         </w:rPr>
-        <w:instrText xml:space="preserve"> PAGEREF _Toc243907276 \h </w:instrText>
+        <w:instrText xml:space="preserve"> PAGEREF _Toc243907976 \h </w:instrText>
       </w:r>
       <w:r>
         <w:rPr>
@@ -929,7 +929,7 @@
         <w:rPr>
           <w:noProof/>
         </w:rPr>
-        <w:t>4.3 Compilar el APK de entrega</w:t>
+        <w:t>4.3 Correr la aplicación</w:t>
       </w:r>
       <w:r>
         <w:rPr>
@@ -947,7 +947,7 @@
         <w:rPr>
           <w:noProof/>
         </w:rPr>
-        <w:instrText xml:space="preserve"> PAGEREF _Toc243907277 \h </w:instrText>
+        <w:instrText xml:space="preserve"> PAGEREF _Toc243907977 \h </w:instrText>
       </w:r>
       <w:r>
         <w:rPr>
@@ -987,7 +987,7 @@
         <w:rPr>
           <w:noProof/>
         </w:rPr>
-        <w:t>4.4 Pruebas</w:t>
+        <w:t>4.4 Compilar el APK de entrega</w:t>
       </w:r>
       <w:r>
         <w:rPr>
@@ -1005,7 +1005,123 @@
         <w:rPr>
           <w:noProof/>
         </w:rPr>
-        <w:instrText xml:space="preserve"> PAGEREF _Toc243907278 \h </w:instrText>
+        <w:instrText xml:space="preserve"> PAGEREF _Toc243907978 \h </w:instrText>
+      </w:r>
+      <w:r>
+        <w:rPr>
+          <w:noProof/>
+        </w:rPr>
+      </w:r>
+      <w:r>
+        <w:rPr>
+          <w:noProof/>
+        </w:rPr>
+        <w:fldChar w:fldCharType="separate"/>
+      </w:r>
+      <w:r>
+        <w:rPr>
+          <w:noProof/>
+        </w:rPr>
+        <w:t>7</w:t>
+      </w:r>
+      <w:r>
+        <w:rPr>
+          <w:noProof/>
+        </w:rPr>
+        <w:fldChar w:fldCharType="end"/>
+      </w:r>
+    </w:p>
+    <w:p>
+      <w:pPr>
+        <w:pStyle w:val="TDC2"/>
+        <w:tabs>
+          <w:tab w:val="right" w:leader="dot" w:pos="8828"/>
+        </w:tabs>
+        <w:rPr>
+          <w:noProof/>
+        </w:rPr>
+      </w:pPr>
+      <w:r>
+        <w:rPr>
+          <w:noProof/>
+        </w:rPr>
+        <w:t>4.5 Instalar el APK en un celular</w:t>
+      </w:r>
+      <w:r>
+        <w:rPr>
+          <w:noProof/>
+        </w:rPr>
+        <w:tab/>
+      </w:r>
+      <w:r>
+        <w:rPr>
+          <w:noProof/>
+        </w:rPr>
+        <w:fldChar w:fldCharType="begin"/>
+      </w:r>
+      <w:r>
+        <w:rPr>
+          <w:noProof/>
+        </w:rPr>
+        <w:instrText xml:space="preserve"> PAGEREF _Toc243907979 \h </w:instrText>
+      </w:r>
+      <w:r>
+        <w:rPr>
+          <w:noProof/>
+        </w:rPr>
+      </w:r>
+      <w:r>
+        <w:rPr>
+          <w:noProof/>
+        </w:rPr>
+        <w:fldChar w:fldCharType="separate"/>
+      </w:r>
+      <w:r>
+        <w:rPr>
+          <w:noProof/>
+        </w:rPr>
+        <w:t>7</w:t>
+      </w:r>
+      <w:r>
+        <w:rPr>
+          <w:noProof/>
+        </w:rPr>
+        <w:fldChar w:fldCharType="end"/>
+      </w:r>
+    </w:p>
+    <w:p>
+      <w:pPr>
+        <w:pStyle w:val="TDC2"/>
+        <w:tabs>
+          <w:tab w:val="right" w:leader="dot" w:pos="8828"/>
+        </w:tabs>
+        <w:rPr>
+          <w:noProof/>
+        </w:rPr>
+      </w:pPr>
+      <w:r>
+        <w:rPr>
+          <w:noProof/>
+        </w:rPr>
+        <w:t>4.6 Pruebas</w:t>
+      </w:r>
+      <w:r>
+        <w:rPr>
+          <w:noProof/>
+        </w:rPr>
+        <w:tab/>
+      </w:r>
+      <w:r>
+        <w:rPr>
+          <w:noProof/>
+        </w:rPr>
+        <w:fldChar w:fldCharType="begin"/>
+      </w:r>
+      <w:r>
+        <w:rPr>
+          <w:noProof/>
+        </w:rPr>
+        <w:instrText xml:space="preserve"> PAGEREF _Toc243907980 \h </w:instrText>
       </w:r>
       <w:r>
         <w:rPr>
@@ -1069,7 +1185,7 @@
         <w:rPr>
           <w:noProof/>
         </w:rPr>
-        <w:instrText xml:space="preserve"> PAGEREF _Toc243907279 \h </w:instrText>
+        <w:instrText xml:space="preserve"> PAGEREF _Toc243907981 \h </w:instrText>
       </w:r>
       <w:r>
         <w:rPr>
@@ -1086,7 +1202,7 @@
         <w:rPr>
           <w:noProof/>
         </w:rPr>
-        <w:t>7</w:t>
+        <w:t>8</w:t>
       </w:r>
       <w:r>
         <w:rPr>
@@ -1133,7 +1249,7 @@
         <w:rPr>
           <w:noProof/>
         </w:rPr>
-        <w:instrText xml:space="preserve"> PAGEREF _Toc243907280 \h </w:instrText>
+        <w:instrText xml:space="preserve"> PAGEREF _Toc243907982 \h </w:instrText>
       </w:r>
       <w:r>
         <w:rPr>
@@ -1150,7 +1266,7 @@
         <w:rPr>
           <w:noProof/>
         </w:rPr>
-        <w:t>8</w:t>
+        <w:t>9</w:t>
       </w:r>
       <w:r>
         <w:rPr>
@@ -1197,7 +1313,7 @@
         <w:rPr>
           <w:noProof/>
         </w:rPr>
-        <w:instrText xml:space="preserve"> PAGEREF _Toc243907281 \h </w:instrText>
+        <w:instrText xml:space="preserve"> PAGEREF _Toc243907983 \h </w:instrText>
       </w:r>
       <w:r>
         <w:rPr>
@@ -1255,7 +1371,7 @@
         <w:rPr>
           <w:noProof/>
         </w:rPr>
-        <w:instrText xml:space="preserve"> PAGEREF _Toc243907282 \h </w:instrText>
+        <w:instrText xml:space="preserve"> PAGEREF _Toc243907984 \h </w:instrText>
       </w:r>
       <w:r>
         <w:rPr>
@@ -1313,7 +1429,7 @@
         <w:rPr>
           <w:noProof/>
         </w:rPr>
-        <w:instrText xml:space="preserve"> PAGEREF _Toc243907283 \h </w:instrText>
+        <w:instrText xml:space="preserve"> PAGEREF _Toc243907985 \h </w:instrText>
       </w:r>
       <w:r>
         <w:rPr>
@@ -1330,7 +1446,7 @@
         <w:rPr>
           <w:noProof/>
         </w:rPr>
-        <w:t>9</w:t>
+        <w:t>10</w:t>
       </w:r>
       <w:r>
         <w:rPr>
@@ -1371,7 +1487,7 @@
         <w:rPr>
           <w:noProof/>
         </w:rPr>
-        <w:instrText xml:space="preserve"> PAGEREF _Toc243907284 \h </w:instrText>
+        <w:instrText xml:space="preserve"> PAGEREF _Toc243907986 \h </w:instrText>
       </w:r>
       <w:r>
         <w:rPr>
@@ -1388,7 +1504,7 @@
         <w:rPr>
           <w:noProof/>
         </w:rPr>
-        <w:t>9</w:t>
+        <w:t>10</w:t>
       </w:r>
       <w:r>
         <w:rPr>
@@ -1412,7 +1528,7 @@
       <w:pPr>
         <w:pStyle w:val="Ttulo1"/>
       </w:pPr>
-      <w:bookmarkStart w:id="1" w:name="_Toc243907269"/>
+      <w:bookmarkStart w:id="1" w:name="_Toc243907969"/>
       <w:r>
         <w:t>1. Introducción</w:t>
       </w:r>
@@ -1437,7 +1553,7 @@
       <w:pPr>
         <w:pStyle w:val="Ttulo1"/>
       </w:pPr>
-      <w:bookmarkStart w:id="2" w:name="_Toc243907270"/>
+      <w:bookmarkStart w:id="2" w:name="_Toc243907970"/>
       <w:r>
         <w:t>2. Descripción de la actividad</w:t>
       </w:r>
@@ -1502,8 +1618,9 @@
       <w:pPr>
         <w:pStyle w:val="Ttulo1"/>
       </w:pPr>
-      <w:bookmarkStart w:id="3" w:name="_Toc243907271"/>
-      <w:r>
+      <w:bookmarkStart w:id="3" w:name="_Toc243907971"/>
+      <w:r>
+        <w:lastRenderedPageBreak/>
         <w:t>3. Requisitos</w:t>
       </w:r>
       <w:bookmarkEnd w:id="3"/>
@@ -1512,7 +1629,7 @@
       <w:pPr>
         <w:pStyle w:val="Ttulo2"/>
       </w:pPr>
-      <w:bookmarkStart w:id="4" w:name="_Toc243907272"/>
+      <w:bookmarkStart w:id="4" w:name="_Toc243907972"/>
       <w:r>
         <w:t>3.1 Requisitos funcionales</w:t>
       </w:r>
@@ -2565,6 +2682,7 @@
               <w:rPr>
                 <w:sz w:val="18"/>
               </w:rPr>
+              <w:lastRenderedPageBreak/>
               <w:t>RF16</w:t>
             </w:r>
           </w:p>
@@ -2674,7 +2792,7 @@
       <w:pPr>
         <w:pStyle w:val="Ttulo2"/>
       </w:pPr>
-      <w:bookmarkStart w:id="5" w:name="_Toc243907273"/>
+      <w:bookmarkStart w:id="5" w:name="_Toc243907973"/>
       <w:r>
         <w:t>3.2 Requisitos no funcionales</w:t>
       </w:r>
@@ -3464,8 +3582,9 @@
       <w:pPr>
         <w:pStyle w:val="Ttulo1"/>
       </w:pPr>
-      <w:bookmarkStart w:id="6" w:name="_Toc243907274"/>
-      <w:r>
+      <w:bookmarkStart w:id="6" w:name="_Toc243907974"/>
+      <w:r>
+        <w:lastRenderedPageBreak/>
         <w:t>4. Configuración y puesta en marcha</w:t>
       </w:r>
       <w:bookmarkEnd w:id="6"/>
@@ -3479,11 +3598,50 @@
       <w:pPr>
         <w:pStyle w:val="Ttulo2"/>
       </w:pPr>
-      <w:bookmarkStart w:id="7" w:name="_Toc243907275"/>
-      <w:r>
-        <w:t>4.1 Levantar la API</w:t>
+      <w:bookmarkStart w:id="7" w:name="_Toc243907975"/>
+      <w:r>
+        <w:t>4.1 Qué tiene que hacer el profesor para ver la app</w:t>
       </w:r>
       <w:bookmarkEnd w:id="7"/>
+    </w:p>
+    <w:p>
+      <w:r>
+        <w:t>La aplicación no tiene base de datos propia: necesita la API encendida. Hay tres formas de dejarlo funcionando:</w:t>
+      </w:r>
+    </w:p>
+    <w:p>
+      <w:pPr>
+        <w:pStyle w:val="Prrafodelista"/>
+      </w:pPr>
+      <w:r>
+        <w:t>Forma A — En la sustentación, en el salón: con el backend encendido en el equipo (npm start) y el celular del profesor en la misma red Wi-Fi. El APK ya viene con la dirección de ese equipo, así que la app se conecta sola y muestra el chip verde "API conectada". Si el equipo cambia de red, basta con tocar "Reintentar" en la app.</w:t>
+      </w:r>
+    </w:p>
+    <w:p>
+      <w:pPr>
+        <w:pStyle w:val="Prrafodelista"/>
+      </w:pPr>
+      <w:r>
+        <w:t>Forma B — En la casa del profesor, con el código: instala Node.js 18 o superior, descomprime el paquete, entra a la carpeta backend, copia .env.example como .env y pega el valor de MONGO_URI, y ejecuta npm install, npm run seed y npm start. Después instala el APK: en el emulador de Android Studio funciona directo, y en un celular físico toca el botón "Servidor: ..." de la pantalla de inicio de sesión y escribe la dirección de su computador (por ejemplo http://192.168.1.50:4000/api). La app la recuerda.</w:t>
+      </w:r>
+    </w:p>
+    <w:p>
+      <w:pPr>
+        <w:pStyle w:val="Prrafodelista"/>
+      </w:pPr>
+      <w:r>
+        <w:t>Forma C — Desde cualquier parte del mundo: publicar la API en internet (gratis) y recompilar el APK apuntando a esa dirección pública. El proceso está explicado en el README del proyecto.</w:t>
+      </w:r>
+    </w:p>
+    <w:p>
+      <w:pPr>
+        <w:pStyle w:val="Ttulo2"/>
+      </w:pPr>
+      <w:bookmarkStart w:id="8" w:name="_Toc243907976"/>
+      <w:r>
+        <w:t>4.2 Levantar la API</w:t>
+      </w:r>
+      <w:bookmarkEnd w:id="8"/>
     </w:p>
     <w:p>
       <w:r>
@@ -3930,14 +4088,19 @@
       </w:r>
     </w:p>
     <w:p>
+      <w:r>
+        <w:t>La primera vez el servidor tarda unos 40 segundos en arrancar, porque la base de datos está en Atlas y la conexión es por internet.</w:t>
+      </w:r>
+    </w:p>
+    <w:p>
       <w:pPr>
         <w:pStyle w:val="Ttulo2"/>
       </w:pPr>
-      <w:bookmarkStart w:id="8" w:name="_Toc243907276"/>
-      <w:r>
-        <w:t>4.2 Correr la aplicación</w:t>
-      </w:r>
-      <w:bookmarkEnd w:id="8"/>
+      <w:bookmarkStart w:id="9" w:name="_Toc243907977"/>
+      <w:r>
+        <w:t>4.3 Correr la aplicación</w:t>
+      </w:r>
+      <w:bookmarkEnd w:id="9"/>
     </w:p>
     <w:p>
       <w:r>
@@ -3969,11 +4132,11 @@
       <w:pPr>
         <w:pStyle w:val="Ttulo2"/>
       </w:pPr>
-      <w:bookmarkStart w:id="9" w:name="_Toc243907277"/>
-      <w:r>
-        <w:t>4.3 Compilar el APK de entrega</w:t>
-      </w:r>
-      <w:bookmarkEnd w:id="9"/>
+      <w:bookmarkStart w:id="10" w:name="_Toc243907978"/>
+      <w:r>
+        <w:t>4.4 Compilar el APK de entrega</w:t>
+      </w:r>
+      <w:bookmarkEnd w:id="10"/>
     </w:p>
     <w:p>
       <w:pPr>
@@ -3992,11 +4155,50 @@
       <w:pPr>
         <w:pStyle w:val="Ttulo2"/>
       </w:pPr>
-      <w:bookmarkStart w:id="10" w:name="_Toc243907278"/>
-      <w:r>
-        <w:t>4.4 Pruebas</w:t>
-      </w:r>
-      <w:bookmarkEnd w:id="10"/>
+      <w:bookmarkStart w:id="11" w:name="_Toc243907979"/>
+      <w:r>
+        <w:t>4.5 Instalar el APK en un celular</w:t>
+      </w:r>
+      <w:bookmarkEnd w:id="11"/>
+    </w:p>
+    <w:p>
+      <w:pPr>
+        <w:pStyle w:val="Prrafodelista"/>
+      </w:pPr>
+      <w:r>
+        <w:t>Se le pasa el archivo app-release.apk al celular (WhatsApp, Drive o cable).</w:t>
+      </w:r>
+    </w:p>
+    <w:p>
+      <w:pPr>
+        <w:pStyle w:val="Prrafodelista"/>
+      </w:pPr>
+      <w:r>
+        <w:t>En el celular: Ajustes → Aplicaciones → acceso especial → Instalar aplicaciones desconocidas → se activa la app desde donde se abre el archivo.</w:t>
+      </w:r>
+    </w:p>
+    <w:p>
+      <w:pPr>
+        <w:pStyle w:val="Prrafodelista"/>
+      </w:pPr>
+      <w:r>
+        <w:t>Se abre el archivo y se le da a Instalar. Android pregunta si se permite la instalación: se acepta.</w:t>
+      </w:r>
+    </w:p>
+    <w:p>
+      <w:r>
+        <w:t>El APK va firmado con la llave de depuración, que es lo normal en un proyecto académico: no hace falta ningún archivo de firma extra.</w:t>
+      </w:r>
+    </w:p>
+    <w:p>
+      <w:pPr>
+        <w:pStyle w:val="Ttulo2"/>
+      </w:pPr>
+      <w:bookmarkStart w:id="12" w:name="_Toc243907980"/>
+      <w:r>
+        <w:t>4.6 Pruebas</w:t>
+      </w:r>
+      <w:bookmarkEnd w:id="12"/>
     </w:p>
     <w:tbl>
       <w:tblPr>
@@ -4529,11 +4731,11 @@
       <w:pPr>
         <w:pStyle w:val="Ttulo1"/>
       </w:pPr>
-      <w:bookmarkStart w:id="11" w:name="_Toc243907279"/>
+      <w:bookmarkStart w:id="13" w:name="_Toc243907981"/>
       <w:r>
         <w:t>5. Resultados</w:t>
       </w:r>
-      <w:bookmarkEnd w:id="11"/>
+      <w:bookmarkEnd w:id="13"/>
     </w:p>
     <w:p>
       <w:r>
@@ -4898,11 +5100,11 @@
       <w:pPr>
         <w:pStyle w:val="Ttulo1"/>
       </w:pPr>
-      <w:bookmarkStart w:id="12" w:name="_Toc243907280"/>
+      <w:bookmarkStart w:id="14" w:name="_Toc243907982"/>
       <w:r>
         <w:t>6. Conclusiones</w:t>
       </w:r>
-      <w:bookmarkEnd w:id="12"/>
+      <w:bookmarkEnd w:id="14"/>
     </w:p>
     <w:p>
       <w:r>
@@ -4928,21 +5130,21 @@
       <w:pPr>
         <w:pStyle w:val="Ttulo1"/>
       </w:pPr>
-      <w:bookmarkStart w:id="13" w:name="_Toc243907281"/>
+      <w:bookmarkStart w:id="15" w:name="_Toc243907983"/>
       <w:r>
         <w:t>7. Anexo</w:t>
       </w:r>
-      <w:bookmarkEnd w:id="13"/>
+      <w:bookmarkEnd w:id="15"/>
     </w:p>
     <w:p>
       <w:pPr>
         <w:pStyle w:val="Ttulo2"/>
       </w:pPr>
-      <w:bookmarkStart w:id="14" w:name="_Toc243907282"/>
+      <w:bookmarkStart w:id="16" w:name="_Toc243907984"/>
       <w:r>
         <w:t>7.1 Enlaces</w:t>
       </w:r>
-      <w:bookmarkEnd w:id="14"/>
+      <w:bookmarkEnd w:id="16"/>
     </w:p>
     <w:tbl>
       <w:tblPr>
@@ -5234,17 +5436,61 @@
           </w:p>
         </w:tc>
       </w:tr>
+      <w:tr>
+        <w:tblPrEx>
+          <w:tblCellMar>
+            <w:top w:w="0" w:type="dxa"/>
+            <w:bottom w:w="0" w:type="dxa"/>
+          </w:tblCellMar>
+        </w:tblPrEx>
+        <w:tc>
+          <w:tcPr>
+            <w:tcW w:w="4419" w:type="dxa"/>
+          </w:tcPr>
+          <w:p>
+            <w:pPr>
+              <w:rPr>
+                <w:sz w:val="18"/>
+              </w:rPr>
+            </w:pPr>
+            <w:r>
+              <w:rPr>
+                <w:sz w:val="18"/>
+              </w:rPr>
+              <w:t>Dirección de MongoDB Atlas</w:t>
+            </w:r>
+          </w:p>
+        </w:tc>
+        <w:tc>
+          <w:tcPr>
+            <w:tcW w:w="4419" w:type="dxa"/>
+          </w:tcPr>
+          <w:p>
+            <w:pPr>
+              <w:rPr>
+                <w:sz w:val="18"/>
+              </w:rPr>
+            </w:pPr>
+            <w:r>
+              <w:rPr>
+                <w:sz w:val="18"/>
+              </w:rPr>
+              <w:t>archivo conexion-base-de-datos.txt del paquete</w:t>
+            </w:r>
+          </w:p>
+        </w:tc>
+      </w:tr>
     </w:tbl>
     <w:p/>
     <w:p>
       <w:pPr>
         <w:pStyle w:val="Ttulo2"/>
       </w:pPr>
-      <w:bookmarkStart w:id="15" w:name="_Toc243907283"/>
+      <w:bookmarkStart w:id="17" w:name="_Toc243907985"/>
       <w:r>
         <w:t>7.2 Contenido del paquete de entrega</w:t>
       </w:r>
-      <w:bookmarkEnd w:id="15"/>
+      <w:bookmarkEnd w:id="17"/>
     </w:p>
     <w:tbl>
       <w:tblPr>
@@ -5443,7 +5689,51 @@
               <w:rPr>
                 <w:sz w:val="18"/>
               </w:rPr>
-              <w:t>Cómo instalar la app, probarla y levantar la API.</w:t>
+              <w:t>Resumen: las 3 formas de ver la app y cómo instalar el APK.</w:t>
+            </w:r>
+          </w:p>
+        </w:tc>
+      </w:tr>
+      <w:tr>
+        <w:tblPrEx>
+          <w:tblCellMar>
+            <w:top w:w="0" w:type="dxa"/>
+            <w:bottom w:w="0" w:type="dxa"/>
+          </w:tblCellMar>
+        </w:tblPrEx>
+        <w:tc>
+          <w:tcPr>
+            <w:tcW w:w="4419" w:type="dxa"/>
+          </w:tcPr>
+          <w:p>
+            <w:pPr>
+              <w:rPr>
+                <w:sz w:val="18"/>
+              </w:rPr>
+            </w:pPr>
+            <w:r>
+              <w:rPr>
+                <w:sz w:val="18"/>
+              </w:rPr>
+              <w:t>conexion-base-de-datos.txt</w:t>
+            </w:r>
+          </w:p>
+        </w:tc>
+        <w:tc>
+          <w:tcPr>
+            <w:tcW w:w="4419" w:type="dxa"/>
+          </w:tcPr>
+          <w:p>
+            <w:pPr>
+              <w:rPr>
+                <w:sz w:val="18"/>
+              </w:rPr>
+            </w:pPr>
+            <w:r>
+              <w:rPr>
+                <w:sz w:val="18"/>
+              </w:rPr>
+              <w:t>El valor de MONGO_URI para levantar la API.</w:t>
             </w:r>
           </w:p>
         </w:tc>
@@ -5586,11 +5876,11 @@
       <w:pPr>
         <w:pStyle w:val="Ttulo2"/>
       </w:pPr>
-      <w:bookmarkStart w:id="16" w:name="_Toc243907284"/>
+      <w:bookmarkStart w:id="18" w:name="_Toc243907986"/>
       <w:r>
         <w:t>7.3 Estructura del proyecto</w:t>
       </w:r>
-      <w:bookmarkEnd w:id="16"/>
+      <w:bookmarkEnd w:id="18"/>
     </w:p>
     <w:tbl>
       <w:tblPr>
@@ -6330,10 +6620,10 @@
           <w:noProof/>
         </w:rPr>
         <w:drawing>
-          <wp:inline distT="0" distB="0" distL="0" distR="0" wp14:anchorId="5B479C59" wp14:editId="2BC73189">
+          <wp:inline distT="0" distB="0" distL="0" distR="0" wp14:anchorId="47E7350D" wp14:editId="4A375F11">
             <wp:extent cx="4318000" cy="9355307"/>
             <wp:effectExtent l="0" t="0" r="6350" b="0"/>
-            <wp:docPr id="1232687575" name="Imagen 1"/>
+            <wp:docPr id="1369461446" name="Imagen 1"/>
             <wp:cNvGraphicFramePr>
               <a:graphicFrameLocks xmlns:a="http://schemas.openxmlformats.org/drawingml/2006/main" noChangeAspect="1"/>
             </wp:cNvGraphicFramePr>
@@ -6341,7 +6631,7 @@
               <a:graphicData uri="http://schemas.openxmlformats.org/drawingml/2006/picture">
                 <pic:pic xmlns:pic="http://schemas.openxmlformats.org/drawingml/2006/picture">
                   <pic:nvPicPr>
-                    <pic:cNvPr id="1232687575" name=""/>
+                    <pic:cNvPr id="1369461446" name=""/>
                     <pic:cNvPicPr/>
                   </pic:nvPicPr>
                   <pic:blipFill>
@@ -6388,10 +6678,10 @@
           <w:noProof/>
         </w:rPr>
         <w:drawing>
-          <wp:inline distT="0" distB="0" distL="0" distR="0" wp14:anchorId="7A5C9587" wp14:editId="56AFA7DA">
+          <wp:inline distT="0" distB="0" distL="0" distR="0" wp14:anchorId="3A732558" wp14:editId="18889135">
             <wp:extent cx="4318000" cy="9355307"/>
             <wp:effectExtent l="0" t="0" r="6350" b="0"/>
-            <wp:docPr id="500464156" name="Imagen 2"/>
+            <wp:docPr id="159713808" name="Imagen 2"/>
             <wp:cNvGraphicFramePr>
               <a:graphicFrameLocks xmlns:a="http://schemas.openxmlformats.org/drawingml/2006/main" noChangeAspect="1"/>
             </wp:cNvGraphicFramePr>
@@ -6399,7 +6689,7 @@
               <a:graphicData uri="http://schemas.openxmlformats.org/drawingml/2006/picture">
                 <pic:pic xmlns:pic="http://schemas.openxmlformats.org/drawingml/2006/picture">
                   <pic:nvPicPr>
-                    <pic:cNvPr id="500464156" name=""/>
+                    <pic:cNvPr id="159713808" name=""/>
                     <pic:cNvPicPr/>
                   </pic:nvPicPr>
                   <pic:blipFill>
@@ -6446,10 +6736,10 @@
           <w:noProof/>
         </w:rPr>
         <w:drawing>
-          <wp:inline distT="0" distB="0" distL="0" distR="0" wp14:anchorId="756B05ED" wp14:editId="606D284B">
+          <wp:inline distT="0" distB="0" distL="0" distR="0" wp14:anchorId="3E433DFA" wp14:editId="7D49EFFC">
             <wp:extent cx="4318000" cy="9355307"/>
             <wp:effectExtent l="0" t="0" r="6350" b="0"/>
-            <wp:docPr id="2057348705" name="Imagen 3"/>
+            <wp:docPr id="1378701793" name="Imagen 3"/>
             <wp:cNvGraphicFramePr>
               <a:graphicFrameLocks xmlns:a="http://schemas.openxmlformats.org/drawingml/2006/main" noChangeAspect="1"/>
             </wp:cNvGraphicFramePr>
@@ -6457,7 +6747,7 @@
               <a:graphicData uri="http://schemas.openxmlformats.org/drawingml/2006/picture">
                 <pic:pic xmlns:pic="http://schemas.openxmlformats.org/drawingml/2006/picture">
                   <pic:nvPicPr>
-                    <pic:cNvPr id="2057348705" name=""/>
+                    <pic:cNvPr id="1378701793" name=""/>
                     <pic:cNvPicPr/>
                   </pic:nvPicPr>
                   <pic:blipFill>
@@ -6504,10 +6794,10 @@
           <w:noProof/>
         </w:rPr>
         <w:drawing>
-          <wp:inline distT="0" distB="0" distL="0" distR="0" wp14:anchorId="4E53CED6" wp14:editId="23DFEBFE">
+          <wp:inline distT="0" distB="0" distL="0" distR="0" wp14:anchorId="4E8605FB" wp14:editId="58B6F10A">
             <wp:extent cx="4318000" cy="9355307"/>
             <wp:effectExtent l="0" t="0" r="6350" b="0"/>
-            <wp:docPr id="1477964944" name="Imagen 4"/>
+            <wp:docPr id="1346460803" name="Imagen 4"/>
             <wp:cNvGraphicFramePr>
               <a:graphicFrameLocks xmlns:a="http://schemas.openxmlformats.org/drawingml/2006/main" noChangeAspect="1"/>
             </wp:cNvGraphicFramePr>
@@ -6515,7 +6805,7 @@
               <a:graphicData uri="http://schemas.openxmlformats.org/drawingml/2006/picture">
                 <pic:pic xmlns:pic="http://schemas.openxmlformats.org/drawingml/2006/picture">
                   <pic:nvPicPr>
-                    <pic:cNvPr id="1477964944" name=""/>
+                    <pic:cNvPr id="1346460803" name=""/>
                     <pic:cNvPicPr/>
                   </pic:nvPicPr>
                   <pic:blipFill>
@@ -6562,10 +6852,10 @@
           <w:noProof/>
         </w:rPr>
         <w:drawing>
-          <wp:inline distT="0" distB="0" distL="0" distR="0" wp14:anchorId="04AA7222" wp14:editId="6DE27643">
+          <wp:inline distT="0" distB="0" distL="0" distR="0" wp14:anchorId="26CC987A" wp14:editId="314C571E">
             <wp:extent cx="4318000" cy="9355307"/>
             <wp:effectExtent l="0" t="0" r="6350" b="0"/>
-            <wp:docPr id="506234256" name="Imagen 5"/>
+            <wp:docPr id="184000825" name="Imagen 5"/>
             <wp:cNvGraphicFramePr>
               <a:graphicFrameLocks xmlns:a="http://schemas.openxmlformats.org/drawingml/2006/main" noChangeAspect="1"/>
             </wp:cNvGraphicFramePr>
@@ -6573,7 +6863,7 @@
               <a:graphicData uri="http://schemas.openxmlformats.org/drawingml/2006/picture">
                 <pic:pic xmlns:pic="http://schemas.openxmlformats.org/drawingml/2006/picture">
                   <pic:nvPicPr>
-                    <pic:cNvPr id="506234256" name=""/>
+                    <pic:cNvPr id="184000825" name=""/>
                     <pic:cNvPicPr/>
                   </pic:nvPicPr>
                   <pic:blipFill>
@@ -6620,10 +6910,10 @@
           <w:noProof/>
         </w:rPr>
         <w:drawing>
-          <wp:inline distT="0" distB="0" distL="0" distR="0" wp14:anchorId="7D9CADC7" wp14:editId="4BAAAE03">
+          <wp:inline distT="0" distB="0" distL="0" distR="0" wp14:anchorId="08764DFC" wp14:editId="7AF2023A">
             <wp:extent cx="4318000" cy="9355307"/>
             <wp:effectExtent l="0" t="0" r="6350" b="0"/>
-            <wp:docPr id="599251450" name="Imagen 6"/>
+            <wp:docPr id="1904279758" name="Imagen 6"/>
             <wp:cNvGraphicFramePr>
               <a:graphicFrameLocks xmlns:a="http://schemas.openxmlformats.org/drawingml/2006/main" noChangeAspect="1"/>
             </wp:cNvGraphicFramePr>
@@ -6631,7 +6921,7 @@
               <a:graphicData uri="http://schemas.openxmlformats.org/drawingml/2006/picture">
                 <pic:pic xmlns:pic="http://schemas.openxmlformats.org/drawingml/2006/picture">
                   <pic:nvPicPr>
-                    <pic:cNvPr id="599251450" name=""/>
+                    <pic:cNvPr id="1904279758" name=""/>
                     <pic:cNvPicPr/>
                   </pic:nvPicPr>
                   <pic:blipFill>
@@ -6678,10 +6968,10 @@
           <w:noProof/>
         </w:rPr>
         <w:drawing>
-          <wp:inline distT="0" distB="0" distL="0" distR="0" wp14:anchorId="00921AC8" wp14:editId="641EC0F1">
+          <wp:inline distT="0" distB="0" distL="0" distR="0" wp14:anchorId="40F642ED" wp14:editId="013B00AA">
             <wp:extent cx="4318000" cy="3626182"/>
             <wp:effectExtent l="0" t="0" r="6350" b="0"/>
-            <wp:docPr id="1162862669" name="Imagen 7"/>
+            <wp:docPr id="1623560945" name="Imagen 7"/>
             <wp:cNvGraphicFramePr>
               <a:graphicFrameLocks xmlns:a="http://schemas.openxmlformats.org/drawingml/2006/main" noChangeAspect="1"/>
             </wp:cNvGraphicFramePr>
@@ -6689,7 +6979,7 @@
               <a:graphicData uri="http://schemas.openxmlformats.org/drawingml/2006/picture">
                 <pic:pic xmlns:pic="http://schemas.openxmlformats.org/drawingml/2006/picture">
                   <pic:nvPicPr>
-                    <pic:cNvPr id="1162862669" name=""/>
+                    <pic:cNvPr id="1623560945" name=""/>
                     <pic:cNvPicPr/>
                   </pic:nvPicPr>
                   <pic:blipFill>
@@ -7147,7 +7437,7 @@
     <w:link w:val="Ttulo1Car"/>
     <w:uiPriority w:val="9"/>
     <w:qFormat/>
-    <w:rsid w:val="009628EB"/>
+    <w:rsid w:val="00761970"/>
     <w:pPr>
       <w:keepNext/>
       <w:keepLines/>
@@ -7169,7 +7459,7 @@
     <w:uiPriority w:val="9"/>
     <w:unhideWhenUsed/>
     <w:qFormat/>
-    <w:rsid w:val="009628EB"/>
+    <w:rsid w:val="00761970"/>
     <w:pPr>
       <w:keepNext/>
       <w:keepLines/>
@@ -7192,7 +7482,7 @@
     <w:semiHidden/>
     <w:unhideWhenUsed/>
     <w:qFormat/>
-    <w:rsid w:val="009628EB"/>
+    <w:rsid w:val="00761970"/>
     <w:pPr>
       <w:keepNext/>
       <w:keepLines/>
@@ -7215,7 +7505,7 @@
     <w:semiHidden/>
     <w:unhideWhenUsed/>
     <w:qFormat/>
-    <w:rsid w:val="009628EB"/>
+    <w:rsid w:val="00761970"/>
     <w:pPr>
       <w:keepNext/>
       <w:keepLines/>
@@ -7238,7 +7528,7 @@
     <w:semiHidden/>
     <w:unhideWhenUsed/>
     <w:qFormat/>
-    <w:rsid w:val="009628EB"/>
+    <w:rsid w:val="00761970"/>
     <w:pPr>
       <w:keepNext/>
       <w:keepLines/>
@@ -7259,7 +7549,7 @@
     <w:semiHidden/>
     <w:unhideWhenUsed/>
     <w:qFormat/>
-    <w:rsid w:val="009628EB"/>
+    <w:rsid w:val="00761970"/>
     <w:pPr>
       <w:keepNext/>
       <w:keepLines/>
@@ -7282,7 +7572,7 @@
     <w:semiHidden/>
     <w:unhideWhenUsed/>
     <w:qFormat/>
-    <w:rsid w:val="009628EB"/>
+    <w:rsid w:val="00761970"/>
     <w:pPr>
       <w:keepNext/>
       <w:keepLines/>
@@ -7303,7 +7593,7 @@
     <w:semiHidden/>
     <w:unhideWhenUsed/>
     <w:qFormat/>
-    <w:rsid w:val="009628EB"/>
+    <w:rsid w:val="00761970"/>
     <w:pPr>
       <w:keepNext/>
       <w:keepLines/>
@@ -7326,7 +7616,7 @@
     <w:semiHidden/>
     <w:unhideWhenUsed/>
     <w:qFormat/>
-    <w:rsid w:val="009628EB"/>
+    <w:rsid w:val="00761970"/>
     <w:pPr>
       <w:keepNext/>
       <w:keepLines/>
@@ -7370,7 +7660,7 @@
     <w:basedOn w:val="Fuentedeprrafopredeter"/>
     <w:link w:val="Ttulo1"/>
     <w:uiPriority w:val="9"/>
-    <w:rsid w:val="009628EB"/>
+    <w:rsid w:val="00761970"/>
     <w:rPr>
       <w:rFonts w:asciiTheme="majorHAnsi" w:eastAsiaTheme="majorEastAsia" w:hAnsiTheme="majorHAnsi" w:cstheme="majorBidi"/>
       <w:color w:val="2F5496" w:themeColor="accent1" w:themeShade="BF"/>
@@ -7383,7 +7673,7 @@
     <w:basedOn w:val="Fuentedeprrafopredeter"/>
     <w:link w:val="Ttulo2"/>
     <w:uiPriority w:val="9"/>
-    <w:rsid w:val="009628EB"/>
+    <w:rsid w:val="00761970"/>
     <w:rPr>
       <w:rFonts w:asciiTheme="majorHAnsi" w:eastAsiaTheme="majorEastAsia" w:hAnsiTheme="majorHAnsi" w:cstheme="majorBidi"/>
       <w:color w:val="2F5496" w:themeColor="accent1" w:themeShade="BF"/>
@@ -7397,7 +7687,7 @@
     <w:link w:val="Ttulo3"/>
     <w:uiPriority w:val="9"/>
     <w:semiHidden/>
-    <w:rsid w:val="009628EB"/>
+    <w:rsid w:val="00761970"/>
     <w:rPr>
       <w:rFonts w:eastAsiaTheme="majorEastAsia" w:cstheme="majorBidi"/>
       <w:color w:val="2F5496" w:themeColor="accent1" w:themeShade="BF"/>
@@ -7411,7 +7701,7 @@
     <w:link w:val="Ttulo4"/>
     <w:uiPriority w:val="9"/>
     <w:semiHidden/>
-    <w:rsid w:val="009628EB"/>
+    <w:rsid w:val="00761970"/>
     <w:rPr>
       <w:rFonts w:eastAsiaTheme="majorEastAsia" w:cstheme="majorBidi"/>
       <w:i/>
@@ -7425,7 +7715,7 @@
     <w:link w:val="Ttulo5"/>
     <w:uiPriority w:val="9"/>
     <w:semiHidden/>
-    <w:rsid w:val="009628EB"/>
+    <w:rsid w:val="00761970"/>
     <w:rPr>
       <w:rFonts w:eastAsiaTheme="majorEastAsia" w:cstheme="majorBidi"/>
       <w:color w:val="2F5496" w:themeColor="accent1" w:themeShade="BF"/>
@@ -7437,7 +7727,7 @@
     <w:link w:val="Ttulo6"/>
     <w:uiPriority w:val="9"/>
     <w:semiHidden/>
-    <w:rsid w:val="009628EB"/>
+    <w:rsid w:val="00761970"/>
     <w:rPr>
       <w:rFonts w:eastAsiaTheme="majorEastAsia" w:cstheme="majorBidi"/>
       <w:i/>
@@ -7451,7 +7741,7 @@
     <w:link w:val="Ttulo7"/>
     <w:uiPriority w:val="9"/>
     <w:semiHidden/>
-    <w:rsid w:val="009628EB"/>
+    <w:rsid w:val="00761970"/>
     <w:rPr>
       <w:rFonts w:eastAsiaTheme="majorEastAsia" w:cstheme="majorBidi"/>
       <w:color w:val="595959" w:themeColor="text1" w:themeTint="A6"/>
@@ -7463,7 +7753,7 @@
     <w:link w:val="Ttulo8"/>
     <w:uiPriority w:val="9"/>
     <w:semiHidden/>
-    <w:rsid w:val="009628EB"/>
+    <w:rsid w:val="00761970"/>
     <w:rPr>
       <w:rFonts w:eastAsiaTheme="majorEastAsia" w:cstheme="majorBidi"/>
       <w:i/>
@@ -7477,7 +7767,7 @@
     <w:link w:val="Ttulo9"/>
     <w:uiPriority w:val="9"/>
     <w:semiHidden/>
-    <w:rsid w:val="009628EB"/>
+    <w:rsid w:val="00761970"/>
     <w:rPr>
       <w:rFonts w:eastAsiaTheme="majorEastAsia" w:cstheme="majorBidi"/>
       <w:color w:val="272727" w:themeColor="text1" w:themeTint="D8"/>
@@ -7490,7 +7780,7 @@
     <w:link w:val="TtuloCar"/>
     <w:uiPriority w:val="10"/>
     <w:qFormat/>
-    <w:rsid w:val="009628EB"/>
+    <w:rsid w:val="00761970"/>
     <w:pPr>
       <w:spacing w:after="80" w:line="240" w:lineRule="auto"/>
       <w:contextualSpacing/>
@@ -7508,7 +7798,7 @@
     <w:basedOn w:val="Fuentedeprrafopredeter"/>
     <w:link w:val="Ttulo"/>
     <w:uiPriority w:val="10"/>
-    <w:rsid w:val="009628EB"/>
+    <w:rsid w:val="00761970"/>
     <w:rPr>
       <w:rFonts w:asciiTheme="majorHAnsi" w:eastAsiaTheme="majorEastAsia" w:hAnsiTheme="majorHAnsi" w:cstheme="majorBidi"/>
       <w:spacing w:val="-10"/>
@@ -7524,7 +7814,7 @@
     <w:link w:val="SubttuloCar"/>
     <w:uiPriority w:val="11"/>
     <w:qFormat/>
-    <w:rsid w:val="009628EB"/>
+    <w:rsid w:val="00761970"/>
     <w:pPr>
       <w:numPr>
         <w:ilvl w:val="1"/>
@@ -7543,7 +7833,7 @@
     <w:basedOn w:val="Fuentedeprrafopredeter"/>
     <w:link w:val="Subttulo"/>
     <w:uiPriority w:val="11"/>
-    <w:rsid w:val="009628EB"/>
+    <w:rsid w:val="00761970"/>
     <w:rPr>
       <w:rFonts w:eastAsiaTheme="majorEastAsia" w:cstheme="majorBidi"/>
       <w:color w:val="595959" w:themeColor="text1" w:themeTint="A6"/>
@@ -7559,7 +7849,7 @@
     <w:link w:val="CitaCar"/>
     <w:uiPriority w:val="29"/>
     <w:qFormat/>
-    <w:rsid w:val="009628EB"/>
+    <w:rsid w:val="00761970"/>
     <w:pPr>
       <w:spacing w:before="160"/>
       <w:jc w:val="center"/>
@@ -7575,7 +7865,7 @@
     <w:basedOn w:val="Fuentedeprrafopredeter"/>
     <w:link w:val="Cita"/>
     <w:uiPriority w:val="29"/>
-    <w:rsid w:val="009628EB"/>
+    <w:rsid w:val="00761970"/>
     <w:rPr>
       <w:i/>
       <w:iCs/>
@@ -7587,7 +7877,7 @@
     <w:basedOn w:val="Normal"/>
     <w:uiPriority w:val="34"/>
     <w:qFormat/>
-    <w:rsid w:val="009628EB"/>
+    <w:rsid w:val="00761970"/>
     <w:pPr>
       <w:ind w:left="720"/>
       <w:contextualSpacing/>
@@ -7598,7 +7888,7 @@
     <w:basedOn w:val="Fuentedeprrafopredeter"/>
     <w:uiPriority w:val="21"/>
     <w:qFormat/>
-    <w:rsid w:val="009628EB"/>
+    <w:rsid w:val="00761970"/>
     <w:rPr>
       <w:i/>
       <w:iCs/>
@@ -7612,7 +7902,7 @@
     <w:link w:val="CitadestacadaCar"/>
     <w:uiPriority w:val="30"/>
     <w:qFormat/>
-    <w:rsid w:val="009628EB"/>
+    <w:rsid w:val="00761970"/>
     <w:pPr>
       <w:pBdr>
         <w:top w:val="single" w:sz="4" w:space="10" w:color="2F5496" w:themeColor="accent1" w:themeShade="BF"/>
@@ -7633,7 +7923,7 @@
     <w:basedOn w:val="Fuentedeprrafopredeter"/>
     <w:link w:val="Citadestacada"/>
     <w:uiPriority w:val="30"/>
-    <w:rsid w:val="009628EB"/>
+    <w:rsid w:val="00761970"/>
     <w:rPr>
       <w:i/>
       <w:iCs/>
@@ -7645,7 +7935,7 @@
     <w:basedOn w:val="Fuentedeprrafopredeter"/>
     <w:uiPriority w:val="32"/>
     <w:qFormat/>
-    <w:rsid w:val="009628EB"/>
+    <w:rsid w:val="00761970"/>
     <w:rPr>
       <w:b/>
       <w:bCs/>
@@ -7661,7 +7951,7 @@
     <w:autoRedefine/>
     <w:uiPriority w:val="39"/>
     <w:unhideWhenUsed/>
-    <w:rsid w:val="009628EB"/>
+    <w:rsid w:val="00761970"/>
     <w:pPr>
       <w:spacing w:after="100"/>
     </w:pPr>
@@ -7673,7 +7963,7 @@
     <w:uiPriority w:val="35"/>
     <w:unhideWhenUsed/>
     <w:qFormat/>
-    <w:rsid w:val="009628EB"/>
+    <w:rsid w:val="00761970"/>
     <w:pPr>
       <w:spacing w:after="200" w:line="240" w:lineRule="auto"/>
     </w:pPr>
@@ -7692,7 +7982,7 @@
     <w:autoRedefine/>
     <w:uiPriority w:val="39"/>
     <w:unhideWhenUsed/>
-    <w:rsid w:val="009628EB"/>
+    <w:rsid w:val="00761970"/>
     <w:pPr>
       <w:spacing w:after="100"/>
       <w:ind w:left="220"/>

--- a/evidencias/Documentacion-Bolivar-Aprende-y-Trabaja.docx
+++ b/evidencias/Documentacion-Bolivar-Aprende-y-Trabaja.docx
@@ -348,7 +348,7 @@
       <w:pPr>
         <w:pStyle w:val="Ttulo1"/>
       </w:pPr>
-      <w:bookmarkStart w:id="0" w:name="_Toc243907968"/>
+      <w:bookmarkStart w:id="0" w:name="_Toc243909175"/>
       <w:r>
         <w:t>Tabla de contenido</w:t>
       </w:r>
@@ -401,7 +401,7 @@
         <w:rPr>
           <w:noProof/>
         </w:rPr>
-        <w:instrText xml:space="preserve"> PAGEREF _Toc243907968 \h </w:instrText>
+        <w:instrText xml:space="preserve"> PAGEREF _Toc243909175 \h </w:instrText>
       </w:r>
       <w:r>
         <w:rPr>
@@ -465,7 +465,7 @@
         <w:rPr>
           <w:noProof/>
         </w:rPr>
-        <w:instrText xml:space="preserve"> PAGEREF _Toc243907969 \h </w:instrText>
+        <w:instrText xml:space="preserve"> PAGEREF _Toc243909176 \h </w:instrText>
       </w:r>
       <w:r>
         <w:rPr>
@@ -529,7 +529,7 @@
         <w:rPr>
           <w:noProof/>
         </w:rPr>
-        <w:instrText xml:space="preserve"> PAGEREF _Toc243907970 \h </w:instrText>
+        <w:instrText xml:space="preserve"> PAGEREF _Toc243909177 \h </w:instrText>
       </w:r>
       <w:r>
         <w:rPr>
@@ -593,7 +593,7 @@
         <w:rPr>
           <w:noProof/>
         </w:rPr>
-        <w:instrText xml:space="preserve"> PAGEREF _Toc243907971 \h </w:instrText>
+        <w:instrText xml:space="preserve"> PAGEREF _Toc243909178 \h </w:instrText>
       </w:r>
       <w:r>
         <w:rPr>
@@ -651,7 +651,7 @@
         <w:rPr>
           <w:noProof/>
         </w:rPr>
-        <w:instrText xml:space="preserve"> PAGEREF _Toc243907972 \h </w:instrText>
+        <w:instrText xml:space="preserve"> PAGEREF _Toc243909179 \h </w:instrText>
       </w:r>
       <w:r>
         <w:rPr>
@@ -709,7 +709,7 @@
         <w:rPr>
           <w:noProof/>
         </w:rPr>
-        <w:instrText xml:space="preserve"> PAGEREF _Toc243907973 \h </w:instrText>
+        <w:instrText xml:space="preserve"> PAGEREF _Toc243909180 \h </w:instrText>
       </w:r>
       <w:r>
         <w:rPr>
@@ -773,7 +773,7 @@
         <w:rPr>
           <w:noProof/>
         </w:rPr>
-        <w:instrText xml:space="preserve"> PAGEREF _Toc243907974 \h </w:instrText>
+        <w:instrText xml:space="preserve"> PAGEREF _Toc243909181 \h </w:instrText>
       </w:r>
       <w:r>
         <w:rPr>
@@ -813,7 +813,7 @@
         <w:rPr>
           <w:noProof/>
         </w:rPr>
-        <w:t>4.1 Qué tiene que hacer el profesor para ver la app</w:t>
+        <w:t>4.1 Cómo abrir la app y comprobar que funciona</w:t>
       </w:r>
       <w:r>
         <w:rPr>
@@ -831,7 +831,7 @@
         <w:rPr>
           <w:noProof/>
         </w:rPr>
-        <w:instrText xml:space="preserve"> PAGEREF _Toc243907975 \h </w:instrText>
+        <w:instrText xml:space="preserve"> PAGEREF _Toc243909182 \h </w:instrText>
       </w:r>
       <w:r>
         <w:rPr>
@@ -889,7 +889,7 @@
         <w:rPr>
           <w:noProof/>
         </w:rPr>
-        <w:instrText xml:space="preserve"> PAGEREF _Toc243907976 \h </w:instrText>
+        <w:instrText xml:space="preserve"> PAGEREF _Toc243909183 \h </w:instrText>
       </w:r>
       <w:r>
         <w:rPr>
@@ -947,7 +947,7 @@
         <w:rPr>
           <w:noProof/>
         </w:rPr>
-        <w:instrText xml:space="preserve"> PAGEREF _Toc243907977 \h </w:instrText>
+        <w:instrText xml:space="preserve"> PAGEREF _Toc243909184 \h </w:instrText>
       </w:r>
       <w:r>
         <w:rPr>
@@ -1005,7 +1005,7 @@
         <w:rPr>
           <w:noProof/>
         </w:rPr>
-        <w:instrText xml:space="preserve"> PAGEREF _Toc243907978 \h </w:instrText>
+        <w:instrText xml:space="preserve"> PAGEREF _Toc243909185 \h </w:instrText>
       </w:r>
       <w:r>
         <w:rPr>
@@ -1063,7 +1063,7 @@
         <w:rPr>
           <w:noProof/>
         </w:rPr>
-        <w:instrText xml:space="preserve"> PAGEREF _Toc243907979 \h </w:instrText>
+        <w:instrText xml:space="preserve"> PAGEREF _Toc243909186 \h </w:instrText>
       </w:r>
       <w:r>
         <w:rPr>
@@ -1080,7 +1080,7 @@
         <w:rPr>
           <w:noProof/>
         </w:rPr>
-        <w:t>7</w:t>
+        <w:t>8</w:t>
       </w:r>
       <w:r>
         <w:rPr>
@@ -1121,7 +1121,7 @@
         <w:rPr>
           <w:noProof/>
         </w:rPr>
-        <w:instrText xml:space="preserve"> PAGEREF _Toc243907980 \h </w:instrText>
+        <w:instrText xml:space="preserve"> PAGEREF _Toc243909187 \h </w:instrText>
       </w:r>
       <w:r>
         <w:rPr>
@@ -1138,7 +1138,7 @@
         <w:rPr>
           <w:noProof/>
         </w:rPr>
-        <w:t>7</w:t>
+        <w:t>8</w:t>
       </w:r>
       <w:r>
         <w:rPr>
@@ -1185,7 +1185,7 @@
         <w:rPr>
           <w:noProof/>
         </w:rPr>
-        <w:instrText xml:space="preserve"> PAGEREF _Toc243907981 \h </w:instrText>
+        <w:instrText xml:space="preserve"> PAGEREF _Toc243909188 \h </w:instrText>
       </w:r>
       <w:r>
         <w:rPr>
@@ -1249,7 +1249,7 @@
         <w:rPr>
           <w:noProof/>
         </w:rPr>
-        <w:instrText xml:space="preserve"> PAGEREF _Toc243907982 \h </w:instrText>
+        <w:instrText xml:space="preserve"> PAGEREF _Toc243909189 \h </w:instrText>
       </w:r>
       <w:r>
         <w:rPr>
@@ -1313,7 +1313,7 @@
         <w:rPr>
           <w:noProof/>
         </w:rPr>
-        <w:instrText xml:space="preserve"> PAGEREF _Toc243907983 \h </w:instrText>
+        <w:instrText xml:space="preserve"> PAGEREF _Toc243909190 \h </w:instrText>
       </w:r>
       <w:r>
         <w:rPr>
@@ -1330,7 +1330,7 @@
         <w:rPr>
           <w:noProof/>
         </w:rPr>
-        <w:t>9</w:t>
+        <w:t>10</w:t>
       </w:r>
       <w:r>
         <w:rPr>
@@ -1371,7 +1371,7 @@
         <w:rPr>
           <w:noProof/>
         </w:rPr>
-        <w:instrText xml:space="preserve"> PAGEREF _Toc243907984 \h </w:instrText>
+        <w:instrText xml:space="preserve"> PAGEREF _Toc243909191 \h </w:instrText>
       </w:r>
       <w:r>
         <w:rPr>
@@ -1388,7 +1388,7 @@
         <w:rPr>
           <w:noProof/>
         </w:rPr>
-        <w:t>9</w:t>
+        <w:t>10</w:t>
       </w:r>
       <w:r>
         <w:rPr>
@@ -1429,7 +1429,7 @@
         <w:rPr>
           <w:noProof/>
         </w:rPr>
-        <w:instrText xml:space="preserve"> PAGEREF _Toc243907985 \h </w:instrText>
+        <w:instrText xml:space="preserve"> PAGEREF _Toc243909192 \h </w:instrText>
       </w:r>
       <w:r>
         <w:rPr>
@@ -1487,7 +1487,7 @@
         <w:rPr>
           <w:noProof/>
         </w:rPr>
-        <w:instrText xml:space="preserve"> PAGEREF _Toc243907986 \h </w:instrText>
+        <w:instrText xml:space="preserve"> PAGEREF _Toc243909193 \h </w:instrText>
       </w:r>
       <w:r>
         <w:rPr>
@@ -1528,7 +1528,7 @@
       <w:pPr>
         <w:pStyle w:val="Ttulo1"/>
       </w:pPr>
-      <w:bookmarkStart w:id="1" w:name="_Toc243907969"/>
+      <w:bookmarkStart w:id="1" w:name="_Toc243909176"/>
       <w:r>
         <w:t>1. Introducción</w:t>
       </w:r>
@@ -1553,7 +1553,7 @@
       <w:pPr>
         <w:pStyle w:val="Ttulo1"/>
       </w:pPr>
-      <w:bookmarkStart w:id="2" w:name="_Toc243907970"/>
+      <w:bookmarkStart w:id="2" w:name="_Toc243909177"/>
       <w:r>
         <w:t>2. Descripción de la actividad</w:t>
       </w:r>
@@ -1618,9 +1618,8 @@
       <w:pPr>
         <w:pStyle w:val="Ttulo1"/>
       </w:pPr>
-      <w:bookmarkStart w:id="3" w:name="_Toc243907971"/>
-      <w:r>
-        <w:lastRenderedPageBreak/>
+      <w:bookmarkStart w:id="3" w:name="_Toc243909178"/>
+      <w:r>
         <w:t>3. Requisitos</w:t>
       </w:r>
       <w:bookmarkEnd w:id="3"/>
@@ -1629,7 +1628,7 @@
       <w:pPr>
         <w:pStyle w:val="Ttulo2"/>
       </w:pPr>
-      <w:bookmarkStart w:id="4" w:name="_Toc243907972"/>
+      <w:bookmarkStart w:id="4" w:name="_Toc243909179"/>
       <w:r>
         <w:t>3.1 Requisitos funcionales</w:t>
       </w:r>
@@ -2682,7 +2681,6 @@
               <w:rPr>
                 <w:sz w:val="18"/>
               </w:rPr>
-              <w:lastRenderedPageBreak/>
               <w:t>RF16</w:t>
             </w:r>
           </w:p>
@@ -2792,7 +2790,7 @@
       <w:pPr>
         <w:pStyle w:val="Ttulo2"/>
       </w:pPr>
-      <w:bookmarkStart w:id="5" w:name="_Toc243907973"/>
+      <w:bookmarkStart w:id="5" w:name="_Toc243909180"/>
       <w:r>
         <w:t>3.2 Requisitos no funcionales</w:t>
       </w:r>
@@ -3582,9 +3580,8 @@
       <w:pPr>
         <w:pStyle w:val="Ttulo1"/>
       </w:pPr>
-      <w:bookmarkStart w:id="6" w:name="_Toc243907974"/>
-      <w:r>
-        <w:lastRenderedPageBreak/>
+      <w:bookmarkStart w:id="6" w:name="_Toc243909181"/>
+      <w:r>
         <w:t>4. Configuración y puesta en marcha</w:t>
       </w:r>
       <w:bookmarkEnd w:id="6"/>
@@ -3598,15 +3595,25 @@
       <w:pPr>
         <w:pStyle w:val="Ttulo2"/>
       </w:pPr>
-      <w:bookmarkStart w:id="7" w:name="_Toc243907975"/>
-      <w:r>
-        <w:t>4.1 Qué tiene que hacer el profesor para ver la app</w:t>
+      <w:bookmarkStart w:id="7" w:name="_Toc243909182"/>
+      <w:r>
+        <w:t>4.1 Cómo abrir la app y comprobar que funciona</w:t>
       </w:r>
       <w:bookmarkEnd w:id="7"/>
     </w:p>
     <w:p>
       <w:r>
-        <w:t>La aplicación no tiene base de datos propia: necesita la API encendida. Hay tres formas de dejarlo funcionando:</w:t>
+        <w:t>La aplicación no tiene base de datos propia: todo lo que muestra viene de la API. Por eso, para abrirla y ver que funciona hay que tener la API encendida y el APK instalado. Son estos pasos:</w:t>
+      </w:r>
+    </w:p>
+    <w:p>
+      <w:r>
+        <w:t>Paso 1. Instalar Node.js 18 o superior (https://nodejs.org).</w:t>
+      </w:r>
+    </w:p>
+    <w:p>
+      <w:r>
+        <w:t>Paso 2. Levantar la API. En una terminal, dentro de la carpeta backend:</w:t>
       </w:r>
     </w:p>
     <w:p>
@@ -3614,7 +3621,7 @@
         <w:pStyle w:val="Prrafodelista"/>
       </w:pPr>
       <w:r>
-        <w:t>Forma A — En la sustentación, en el salón: con el backend encendido en el equipo (npm start) y el celular del profesor en la misma red Wi-Fi. El APK ya viene con la dirección de ese equipo, así que la app se conecta sola y muestra el chip verde "API conectada". Si el equipo cambia de red, basta con tocar "Reintentar" en la app.</w:t>
+        <w:t>cp .env.example .env        (en Windows: copy .env.example .env)</w:t>
       </w:r>
     </w:p>
     <w:p>
@@ -3622,7 +3629,7 @@
         <w:pStyle w:val="Prrafodelista"/>
       </w:pPr>
       <w:r>
-        <w:t>Forma B — En la casa del profesor, con el código: instala Node.js 18 o superior, descomprime el paquete, entra a la carpeta backend, copia .env.example como .env y pega el valor de MONGO_URI, y ejecuta npm install, npm run seed y npm start. Después instala el APK: en el emulador de Android Studio funciona directo, y en un celular físico toca el botón "Servidor: ..." de la pantalla de inicio de sesión y escribe la dirección de su computador (por ejemplo http://192.168.1.50:4000/api). La app la recuerda.</w:t>
+        <w:t>Editar el archivo .env y pegar el valor de MONGO_URI que viene en el archivo conexion-base-de-datos.txt del paquete.</w:t>
       </w:r>
     </w:p>
     <w:p>
@@ -3630,14 +3637,71 @@
         <w:pStyle w:val="Prrafodelista"/>
       </w:pPr>
       <w:r>
-        <w:t>Forma C — Desde cualquier parte del mundo: publicar la API en internet (gratis) y recompilar el APK apuntando a esa dirección pública. El proceso está explicado en el README del proyecto.</w:t>
+        <w:t>npm install</w:t>
+      </w:r>
+    </w:p>
+    <w:p>
+      <w:pPr>
+        <w:pStyle w:val="Prrafodelista"/>
+      </w:pPr>
+      <w:r>
+        <w:t>npm run seed                (crea el administrador: admin@bolivar.com / admin123)</w:t>
+      </w:r>
+    </w:p>
+    <w:p>
+      <w:pPr>
+        <w:pStyle w:val="Prrafodelista"/>
+      </w:pPr>
+      <w:r>
+        <w:t>npm start                   (la API queda escuchando en el puerto 4000)</w:t>
+      </w:r>
+    </w:p>
+    <w:p>
+      <w:r>
+        <w:t>Paso 3. Comprobar que la API está viva. En el navegador debe abrir http://localhost:4000/api/salud y mostrar: {"estado":"ok"}. (La primera vez tarda unos 40 segundos, porque la base de datos está en Atlas y la conexión es por internet.)</w:t>
+      </w:r>
+    </w:p>
+    <w:p>
+      <w:r>
+        <w:t>Paso 4. Abrir la aplicación. Hay dos opciones:</w:t>
+      </w:r>
+    </w:p>
+    <w:p>
+      <w:pPr>
+        <w:pStyle w:val="Prrafodelista"/>
+      </w:pPr>
+      <w:r>
+        <w:t>Instalar el APK (app-release.apk) en un celular Android: se le pasa el archivo, en el celular se va a Ajustes → Aplicaciones → acceso especial → Instalar aplicaciones desconocidas, se activa la app desde donde se abre el archivo, y luego se abre el APK y se le da a Instalar.</w:t>
+      </w:r>
+    </w:p>
+    <w:p>
+      <w:pPr>
+        <w:pStyle w:val="Prrafodelista"/>
+      </w:pPr>
+      <w:r>
+        <w:t>O bien abrir el proyecto en Android Studio (carpeta bolivar_aprende_y_trabaja) y darle al botón Run, que abre el emulador.</w:t>
+      </w:r>
+    </w:p>
+    <w:p>
+      <w:r>
+        <w:t>Paso 5. Iniciar sesión con el administrador: admin@bolivar.com y contraseña admin123.</w:t>
+      </w:r>
+    </w:p>
+    <w:p>
+      <w:r>
+        <w:t>Paso 6. Comprobar que todo está conectado. En el menú lateral se entra a "Gestión de datos": debe aparecer el chip verde "API conectada" y el listado de oportunidades que están guardadas en MongoDB. Si se crea una nueva, esta queda en la base de datos y aparece en el listado del inicio: ese es el ciclo completo de la API.</w:t>
+      </w:r>
+    </w:p>
+    <w:p>
+      <w:r>
+        <w:t>Si la aplicación se abre en un celular físico y sale el aviso "Sin conexión con el servidor", es porque el celular tiene que buscar la API en la red local. En ese caso, en la pantalla de inicio de sesión se toca el botón "Servidor: ..." y se escribe la dirección del computador donde está la API, por ejemplo http://192.168.1.50:4000/api (el celular y el computador deben estar en la misma red). La aplicación la recuerda y las demás veces entra directo. En el emulador de Android Studio no hace falta nada de esto, porque ya apunta al localhost del computador.</w:t>
       </w:r>
     </w:p>
     <w:p>
       <w:pPr>
         <w:pStyle w:val="Ttulo2"/>
       </w:pPr>
-      <w:bookmarkStart w:id="8" w:name="_Toc243907976"/>
+      <w:bookmarkStart w:id="8" w:name="_Toc243909183"/>
       <w:r>
         <w:t>4.2 Levantar la API</w:t>
       </w:r>
@@ -4096,7 +4160,7 @@
       <w:pPr>
         <w:pStyle w:val="Ttulo2"/>
       </w:pPr>
-      <w:bookmarkStart w:id="9" w:name="_Toc243907977"/>
+      <w:bookmarkStart w:id="9" w:name="_Toc243909184"/>
       <w:r>
         <w:t>4.3 Correr la aplicación</w:t>
       </w:r>
@@ -4132,7 +4196,7 @@
       <w:pPr>
         <w:pStyle w:val="Ttulo2"/>
       </w:pPr>
-      <w:bookmarkStart w:id="10" w:name="_Toc243907978"/>
+      <w:bookmarkStart w:id="10" w:name="_Toc243909185"/>
       <w:r>
         <w:t>4.4 Compilar el APK de entrega</w:t>
       </w:r>
@@ -4155,7 +4219,7 @@
       <w:pPr>
         <w:pStyle w:val="Ttulo2"/>
       </w:pPr>
-      <w:bookmarkStart w:id="11" w:name="_Toc243907979"/>
+      <w:bookmarkStart w:id="11" w:name="_Toc243909186"/>
       <w:r>
         <w:t>4.5 Instalar el APK en un celular</w:t>
       </w:r>
@@ -4194,7 +4258,7 @@
       <w:pPr>
         <w:pStyle w:val="Ttulo2"/>
       </w:pPr>
-      <w:bookmarkStart w:id="12" w:name="_Toc243907980"/>
+      <w:bookmarkStart w:id="12" w:name="_Toc243909187"/>
       <w:r>
         <w:t>4.6 Pruebas</w:t>
       </w:r>
@@ -4731,7 +4795,7 @@
       <w:pPr>
         <w:pStyle w:val="Ttulo1"/>
       </w:pPr>
-      <w:bookmarkStart w:id="13" w:name="_Toc243907981"/>
+      <w:bookmarkStart w:id="13" w:name="_Toc243909188"/>
       <w:r>
         <w:t>5. Resultados</w:t>
       </w:r>
@@ -5100,7 +5164,7 @@
       <w:pPr>
         <w:pStyle w:val="Ttulo1"/>
       </w:pPr>
-      <w:bookmarkStart w:id="14" w:name="_Toc243907982"/>
+      <w:bookmarkStart w:id="14" w:name="_Toc243909189"/>
       <w:r>
         <w:t>6. Conclusiones</w:t>
       </w:r>
@@ -5130,7 +5194,7 @@
       <w:pPr>
         <w:pStyle w:val="Ttulo1"/>
       </w:pPr>
-      <w:bookmarkStart w:id="15" w:name="_Toc243907983"/>
+      <w:bookmarkStart w:id="15" w:name="_Toc243909190"/>
       <w:r>
         <w:t>7. Anexo</w:t>
       </w:r>
@@ -5140,7 +5204,7 @@
       <w:pPr>
         <w:pStyle w:val="Ttulo2"/>
       </w:pPr>
-      <w:bookmarkStart w:id="16" w:name="_Toc243907984"/>
+      <w:bookmarkStart w:id="16" w:name="_Toc243909191"/>
       <w:r>
         <w:t>7.1 Enlaces</w:t>
       </w:r>
@@ -5486,7 +5550,7 @@
       <w:pPr>
         <w:pStyle w:val="Ttulo2"/>
       </w:pPr>
-      <w:bookmarkStart w:id="17" w:name="_Toc243907985"/>
+      <w:bookmarkStart w:id="17" w:name="_Toc243909192"/>
       <w:r>
         <w:t>7.2 Contenido del paquete de entrega</w:t>
       </w:r>
@@ -5689,7 +5753,7 @@
               <w:rPr>
                 <w:sz w:val="18"/>
               </w:rPr>
-              <w:t>Resumen: las 3 formas de ver la app y cómo instalar el APK.</w:t>
+              <w:t>Resumen: cómo abrir la app y cómo instalar el APK.</w:t>
             </w:r>
           </w:p>
         </w:tc>
@@ -5876,7 +5940,7 @@
       <w:pPr>
         <w:pStyle w:val="Ttulo2"/>
       </w:pPr>
-      <w:bookmarkStart w:id="18" w:name="_Toc243907986"/>
+      <w:bookmarkStart w:id="18" w:name="_Toc243909193"/>
       <w:r>
         <w:t>7.3 Estructura del proyecto</w:t>
       </w:r>
@@ -6620,10 +6684,10 @@
           <w:noProof/>
         </w:rPr>
         <w:drawing>
-          <wp:inline distT="0" distB="0" distL="0" distR="0" wp14:anchorId="47E7350D" wp14:editId="4A375F11">
+          <wp:inline distT="0" distB="0" distL="0" distR="0" wp14:anchorId="05C410E4" wp14:editId="46C5D060">
             <wp:extent cx="4318000" cy="9355307"/>
             <wp:effectExtent l="0" t="0" r="6350" b="0"/>
-            <wp:docPr id="1369461446" name="Imagen 1"/>
+            <wp:docPr id="1968033975" name="Imagen 1"/>
             <wp:cNvGraphicFramePr>
               <a:graphicFrameLocks xmlns:a="http://schemas.openxmlformats.org/drawingml/2006/main" noChangeAspect="1"/>
             </wp:cNvGraphicFramePr>
@@ -6631,7 +6695,7 @@
               <a:graphicData uri="http://schemas.openxmlformats.org/drawingml/2006/picture">
                 <pic:pic xmlns:pic="http://schemas.openxmlformats.org/drawingml/2006/picture">
                   <pic:nvPicPr>
-                    <pic:cNvPr id="1369461446" name=""/>
+                    <pic:cNvPr id="1968033975" name=""/>
                     <pic:cNvPicPr/>
                   </pic:nvPicPr>
                   <pic:blipFill>
@@ -6678,10 +6742,10 @@
           <w:noProof/>
         </w:rPr>
         <w:drawing>
-          <wp:inline distT="0" distB="0" distL="0" distR="0" wp14:anchorId="3A732558" wp14:editId="18889135">
+          <wp:inline distT="0" distB="0" distL="0" distR="0" wp14:anchorId="6B8F279C" wp14:editId="3FE17156">
             <wp:extent cx="4318000" cy="9355307"/>
             <wp:effectExtent l="0" t="0" r="6350" b="0"/>
-            <wp:docPr id="159713808" name="Imagen 2"/>
+            <wp:docPr id="707043681" name="Imagen 2"/>
             <wp:cNvGraphicFramePr>
               <a:graphicFrameLocks xmlns:a="http://schemas.openxmlformats.org/drawingml/2006/main" noChangeAspect="1"/>
             </wp:cNvGraphicFramePr>
@@ -6689,7 +6753,7 @@
               <a:graphicData uri="http://schemas.openxmlformats.org/drawingml/2006/picture">
                 <pic:pic xmlns:pic="http://schemas.openxmlformats.org/drawingml/2006/picture">
                   <pic:nvPicPr>
-                    <pic:cNvPr id="159713808" name=""/>
+                    <pic:cNvPr id="707043681" name=""/>
                     <pic:cNvPicPr/>
                   </pic:nvPicPr>
                   <pic:blipFill>
@@ -6736,10 +6800,10 @@
           <w:noProof/>
         </w:rPr>
         <w:drawing>
-          <wp:inline distT="0" distB="0" distL="0" distR="0" wp14:anchorId="3E433DFA" wp14:editId="7D49EFFC">
+          <wp:inline distT="0" distB="0" distL="0" distR="0" wp14:anchorId="1027CE28" wp14:editId="1C7B43B6">
             <wp:extent cx="4318000" cy="9355307"/>
             <wp:effectExtent l="0" t="0" r="6350" b="0"/>
-            <wp:docPr id="1378701793" name="Imagen 3"/>
+            <wp:docPr id="2128959709" name="Imagen 3"/>
             <wp:cNvGraphicFramePr>
               <a:graphicFrameLocks xmlns:a="http://schemas.openxmlformats.org/drawingml/2006/main" noChangeAspect="1"/>
             </wp:cNvGraphicFramePr>
@@ -6747,7 +6811,7 @@
               <a:graphicData uri="http://schemas.openxmlformats.org/drawingml/2006/picture">
                 <pic:pic xmlns:pic="http://schemas.openxmlformats.org/drawingml/2006/picture">
                   <pic:nvPicPr>
-                    <pic:cNvPr id="1378701793" name=""/>
+                    <pic:cNvPr id="2128959709" name=""/>
                     <pic:cNvPicPr/>
                   </pic:nvPicPr>
                   <pic:blipFill>
@@ -6794,10 +6858,10 @@
           <w:noProof/>
         </w:rPr>
         <w:drawing>
-          <wp:inline distT="0" distB="0" distL="0" distR="0" wp14:anchorId="4E8605FB" wp14:editId="58B6F10A">
+          <wp:inline distT="0" distB="0" distL="0" distR="0" wp14:anchorId="4FBF20A3" wp14:editId="35A1D529">
             <wp:extent cx="4318000" cy="9355307"/>
             <wp:effectExtent l="0" t="0" r="6350" b="0"/>
-            <wp:docPr id="1346460803" name="Imagen 4"/>
+            <wp:docPr id="1469937177" name="Imagen 4"/>
             <wp:cNvGraphicFramePr>
               <a:graphicFrameLocks xmlns:a="http://schemas.openxmlformats.org/drawingml/2006/main" noChangeAspect="1"/>
             </wp:cNvGraphicFramePr>
@@ -6805,7 +6869,7 @@
               <a:graphicData uri="http://schemas.openxmlformats.org/drawingml/2006/picture">
                 <pic:pic xmlns:pic="http://schemas.openxmlformats.org/drawingml/2006/picture">
                   <pic:nvPicPr>
-                    <pic:cNvPr id="1346460803" name=""/>
+                    <pic:cNvPr id="1469937177" name=""/>
                     <pic:cNvPicPr/>
                   </pic:nvPicPr>
                   <pic:blipFill>
@@ -6852,10 +6916,10 @@
           <w:noProof/>
         </w:rPr>
         <w:drawing>
-          <wp:inline distT="0" distB="0" distL="0" distR="0" wp14:anchorId="26CC987A" wp14:editId="314C571E">
+          <wp:inline distT="0" distB="0" distL="0" distR="0" wp14:anchorId="76371A2D" wp14:editId="7D07F729">
             <wp:extent cx="4318000" cy="9355307"/>
             <wp:effectExtent l="0" t="0" r="6350" b="0"/>
-            <wp:docPr id="184000825" name="Imagen 5"/>
+            <wp:docPr id="222899343" name="Imagen 5"/>
             <wp:cNvGraphicFramePr>
               <a:graphicFrameLocks xmlns:a="http://schemas.openxmlformats.org/drawingml/2006/main" noChangeAspect="1"/>
             </wp:cNvGraphicFramePr>
@@ -6863,7 +6927,7 @@
               <a:graphicData uri="http://schemas.openxmlformats.org/drawingml/2006/picture">
                 <pic:pic xmlns:pic="http://schemas.openxmlformats.org/drawingml/2006/picture">
                   <pic:nvPicPr>
-                    <pic:cNvPr id="184000825" name=""/>
+                    <pic:cNvPr id="222899343" name=""/>
                     <pic:cNvPicPr/>
                   </pic:nvPicPr>
                   <pic:blipFill>
@@ -6910,10 +6974,10 @@
           <w:noProof/>
         </w:rPr>
         <w:drawing>
-          <wp:inline distT="0" distB="0" distL="0" distR="0" wp14:anchorId="08764DFC" wp14:editId="7AF2023A">
+          <wp:inline distT="0" distB="0" distL="0" distR="0" wp14:anchorId="5255AFE8" wp14:editId="2786E4E5">
             <wp:extent cx="4318000" cy="9355307"/>
             <wp:effectExtent l="0" t="0" r="6350" b="0"/>
-            <wp:docPr id="1904279758" name="Imagen 6"/>
+            <wp:docPr id="1405416716" name="Imagen 6"/>
             <wp:cNvGraphicFramePr>
               <a:graphicFrameLocks xmlns:a="http://schemas.openxmlformats.org/drawingml/2006/main" noChangeAspect="1"/>
             </wp:cNvGraphicFramePr>
@@ -6921,7 +6985,7 @@
               <a:graphicData uri="http://schemas.openxmlformats.org/drawingml/2006/picture">
                 <pic:pic xmlns:pic="http://schemas.openxmlformats.org/drawingml/2006/picture">
                   <pic:nvPicPr>
-                    <pic:cNvPr id="1904279758" name=""/>
+                    <pic:cNvPr id="1405416716" name=""/>
                     <pic:cNvPicPr/>
                   </pic:nvPicPr>
                   <pic:blipFill>
@@ -6968,10 +7032,10 @@
           <w:noProof/>
         </w:rPr>
         <w:drawing>
-          <wp:inline distT="0" distB="0" distL="0" distR="0" wp14:anchorId="40F642ED" wp14:editId="013B00AA">
+          <wp:inline distT="0" distB="0" distL="0" distR="0" wp14:anchorId="711074BE" wp14:editId="42DF18DA">
             <wp:extent cx="4318000" cy="3626182"/>
             <wp:effectExtent l="0" t="0" r="6350" b="0"/>
-            <wp:docPr id="1623560945" name="Imagen 7"/>
+            <wp:docPr id="757816359" name="Imagen 7"/>
             <wp:cNvGraphicFramePr>
               <a:graphicFrameLocks xmlns:a="http://schemas.openxmlformats.org/drawingml/2006/main" noChangeAspect="1"/>
             </wp:cNvGraphicFramePr>
@@ -6979,7 +7043,7 @@
               <a:graphicData uri="http://schemas.openxmlformats.org/drawingml/2006/picture">
                 <pic:pic xmlns:pic="http://schemas.openxmlformats.org/drawingml/2006/picture">
                   <pic:nvPicPr>
-                    <pic:cNvPr id="1623560945" name=""/>
+                    <pic:cNvPr id="757816359" name=""/>
                     <pic:cNvPicPr/>
                   </pic:nvPicPr>
                   <pic:blipFill>
@@ -7437,7 +7501,7 @@
     <w:link w:val="Ttulo1Car"/>
     <w:uiPriority w:val="9"/>
     <w:qFormat/>
-    <w:rsid w:val="00761970"/>
+    <w:rsid w:val="001E55CE"/>
     <w:pPr>
       <w:keepNext/>
       <w:keepLines/>
@@ -7459,7 +7523,7 @@
     <w:uiPriority w:val="9"/>
     <w:unhideWhenUsed/>
     <w:qFormat/>
-    <w:rsid w:val="00761970"/>
+    <w:rsid w:val="001E55CE"/>
     <w:pPr>
       <w:keepNext/>
       <w:keepLines/>
@@ -7482,7 +7546,7 @@
     <w:semiHidden/>
     <w:unhideWhenUsed/>
     <w:qFormat/>
-    <w:rsid w:val="00761970"/>
+    <w:rsid w:val="001E55CE"/>
     <w:pPr>
       <w:keepNext/>
       <w:keepLines/>
@@ -7505,7 +7569,7 @@
     <w:semiHidden/>
     <w:unhideWhenUsed/>
     <w:qFormat/>
-    <w:rsid w:val="00761970"/>
+    <w:rsid w:val="001E55CE"/>
     <w:pPr>
       <w:keepNext/>
       <w:keepLines/>
@@ -7528,7 +7592,7 @@
     <w:semiHidden/>
     <w:unhideWhenUsed/>
     <w:qFormat/>
-    <w:rsid w:val="00761970"/>
+    <w:rsid w:val="001E55CE"/>
     <w:pPr>
       <w:keepNext/>
       <w:keepLines/>
@@ -7549,7 +7613,7 @@
     <w:semiHidden/>
     <w:unhideWhenUsed/>
     <w:qFormat/>
-    <w:rsid w:val="00761970"/>
+    <w:rsid w:val="001E55CE"/>
     <w:pPr>
       <w:keepNext/>
       <w:keepLines/>
@@ -7572,7 +7636,7 @@
     <w:semiHidden/>
     <w:unhideWhenUsed/>
     <w:qFormat/>
-    <w:rsid w:val="00761970"/>
+    <w:rsid w:val="001E55CE"/>
     <w:pPr>
       <w:keepNext/>
       <w:keepLines/>
@@ -7593,7 +7657,7 @@
     <w:semiHidden/>
     <w:unhideWhenUsed/>
     <w:qFormat/>
-    <w:rsid w:val="00761970"/>
+    <w:rsid w:val="001E55CE"/>
     <w:pPr>
       <w:keepNext/>
       <w:keepLines/>
@@ -7616,7 +7680,7 @@
     <w:semiHidden/>
     <w:unhideWhenUsed/>
     <w:qFormat/>
-    <w:rsid w:val="00761970"/>
+    <w:rsid w:val="001E55CE"/>
     <w:pPr>
       <w:keepNext/>
       <w:keepLines/>
@@ -7660,7 +7724,7 @@
     <w:basedOn w:val="Fuentedeprrafopredeter"/>
     <w:link w:val="Ttulo1"/>
     <w:uiPriority w:val="9"/>
-    <w:rsid w:val="00761970"/>
+    <w:rsid w:val="001E55CE"/>
     <w:rPr>
       <w:rFonts w:asciiTheme="majorHAnsi" w:eastAsiaTheme="majorEastAsia" w:hAnsiTheme="majorHAnsi" w:cstheme="majorBidi"/>
       <w:color w:val="2F5496" w:themeColor="accent1" w:themeShade="BF"/>
@@ -7673,7 +7737,7 @@
     <w:basedOn w:val="Fuentedeprrafopredeter"/>
     <w:link w:val="Ttulo2"/>
     <w:uiPriority w:val="9"/>
-    <w:rsid w:val="00761970"/>
+    <w:rsid w:val="001E55CE"/>
     <w:rPr>
       <w:rFonts w:asciiTheme="majorHAnsi" w:eastAsiaTheme="majorEastAsia" w:hAnsiTheme="majorHAnsi" w:cstheme="majorBidi"/>
       <w:color w:val="2F5496" w:themeColor="accent1" w:themeShade="BF"/>
@@ -7687,7 +7751,7 @@
     <w:link w:val="Ttulo3"/>
     <w:uiPriority w:val="9"/>
     <w:semiHidden/>
-    <w:rsid w:val="00761970"/>
+    <w:rsid w:val="001E55CE"/>
     <w:rPr>
       <w:rFonts w:eastAsiaTheme="majorEastAsia" w:cstheme="majorBidi"/>
       <w:color w:val="2F5496" w:themeColor="accent1" w:themeShade="BF"/>
@@ -7701,7 +7765,7 @@
     <w:link w:val="Ttulo4"/>
     <w:uiPriority w:val="9"/>
     <w:semiHidden/>
-    <w:rsid w:val="00761970"/>
+    <w:rsid w:val="001E55CE"/>
     <w:rPr>
       <w:rFonts w:eastAsiaTheme="majorEastAsia" w:cstheme="majorBidi"/>
       <w:i/>
@@ -7715,7 +7779,7 @@
     <w:link w:val="Ttulo5"/>
     <w:uiPriority w:val="9"/>
     <w:semiHidden/>
-    <w:rsid w:val="00761970"/>
+    <w:rsid w:val="001E55CE"/>
     <w:rPr>
       <w:rFonts w:eastAsiaTheme="majorEastAsia" w:cstheme="majorBidi"/>
       <w:color w:val="2F5496" w:themeColor="accent1" w:themeShade="BF"/>
@@ -7727,7 +7791,7 @@
     <w:link w:val="Ttulo6"/>
     <w:uiPriority w:val="9"/>
     <w:semiHidden/>
-    <w:rsid w:val="00761970"/>
+    <w:rsid w:val="001E55CE"/>
     <w:rPr>
       <w:rFonts w:eastAsiaTheme="majorEastAsia" w:cstheme="majorBidi"/>
       <w:i/>
@@ -7741,7 +7805,7 @@
     <w:link w:val="Ttulo7"/>
     <w:uiPriority w:val="9"/>
     <w:semiHidden/>
-    <w:rsid w:val="00761970"/>
+    <w:rsid w:val="001E55CE"/>
     <w:rPr>
       <w:rFonts w:eastAsiaTheme="majorEastAsia" w:cstheme="majorBidi"/>
       <w:color w:val="595959" w:themeColor="text1" w:themeTint="A6"/>
@@ -7753,7 +7817,7 @@
     <w:link w:val="Ttulo8"/>
     <w:uiPriority w:val="9"/>
     <w:semiHidden/>
-    <w:rsid w:val="00761970"/>
+    <w:rsid w:val="001E55CE"/>
     <w:rPr>
       <w:rFonts w:eastAsiaTheme="majorEastAsia" w:cstheme="majorBidi"/>
       <w:i/>
@@ -7767,7 +7831,7 @@
     <w:link w:val="Ttulo9"/>
     <w:uiPriority w:val="9"/>
     <w:semiHidden/>
-    <w:rsid w:val="00761970"/>
+    <w:rsid w:val="001E55CE"/>
     <w:rPr>
       <w:rFonts w:eastAsiaTheme="majorEastAsia" w:cstheme="majorBidi"/>
       <w:color w:val="272727" w:themeColor="text1" w:themeTint="D8"/>
@@ -7780,7 +7844,7 @@
     <w:link w:val="TtuloCar"/>
     <w:uiPriority w:val="10"/>
     <w:qFormat/>
-    <w:rsid w:val="00761970"/>
+    <w:rsid w:val="001E55CE"/>
     <w:pPr>
       <w:spacing w:after="80" w:line="240" w:lineRule="auto"/>
       <w:contextualSpacing/>
@@ -7798,7 +7862,7 @@
     <w:basedOn w:val="Fuentedeprrafopredeter"/>
     <w:link w:val="Ttulo"/>
     <w:uiPriority w:val="10"/>
-    <w:rsid w:val="00761970"/>
+    <w:rsid w:val="001E55CE"/>
     <w:rPr>
       <w:rFonts w:asciiTheme="majorHAnsi" w:eastAsiaTheme="majorEastAsia" w:hAnsiTheme="majorHAnsi" w:cstheme="majorBidi"/>
       <w:spacing w:val="-10"/>
@@ -7814,7 +7878,7 @@
     <w:link w:val="SubttuloCar"/>
     <w:uiPriority w:val="11"/>
     <w:qFormat/>
-    <w:rsid w:val="00761970"/>
+    <w:rsid w:val="001E55CE"/>
     <w:pPr>
       <w:numPr>
         <w:ilvl w:val="1"/>
@@ -7833,7 +7897,7 @@
     <w:basedOn w:val="Fuentedeprrafopredeter"/>
     <w:link w:val="Subttulo"/>
     <w:uiPriority w:val="11"/>
-    <w:rsid w:val="00761970"/>
+    <w:rsid w:val="001E55CE"/>
     <w:rPr>
       <w:rFonts w:eastAsiaTheme="majorEastAsia" w:cstheme="majorBidi"/>
       <w:color w:val="595959" w:themeColor="text1" w:themeTint="A6"/>
@@ -7849,7 +7913,7 @@
     <w:link w:val="CitaCar"/>
     <w:uiPriority w:val="29"/>
     <w:qFormat/>
-    <w:rsid w:val="00761970"/>
+    <w:rsid w:val="001E55CE"/>
     <w:pPr>
       <w:spacing w:before="160"/>
       <w:jc w:val="center"/>
@@ -7865,7 +7929,7 @@
     <w:basedOn w:val="Fuentedeprrafopredeter"/>
     <w:link w:val="Cita"/>
     <w:uiPriority w:val="29"/>
-    <w:rsid w:val="00761970"/>
+    <w:rsid w:val="001E55CE"/>
     <w:rPr>
       <w:i/>
       <w:iCs/>
@@ -7877,7 +7941,7 @@
     <w:basedOn w:val="Normal"/>
     <w:uiPriority w:val="34"/>
     <w:qFormat/>
-    <w:rsid w:val="00761970"/>
+    <w:rsid w:val="001E55CE"/>
     <w:pPr>
       <w:ind w:left="720"/>
       <w:contextualSpacing/>
@@ -7888,7 +7952,7 @@
     <w:basedOn w:val="Fuentedeprrafopredeter"/>
     <w:uiPriority w:val="21"/>
     <w:qFormat/>
-    <w:rsid w:val="00761970"/>
+    <w:rsid w:val="001E55CE"/>
     <w:rPr>
       <w:i/>
       <w:iCs/>
@@ -7902,7 +7966,7 @@
     <w:link w:val="CitadestacadaCar"/>
     <w:uiPriority w:val="30"/>
     <w:qFormat/>
-    <w:rsid w:val="00761970"/>
+    <w:rsid w:val="001E55CE"/>
     <w:pPr>
       <w:pBdr>
         <w:top w:val="single" w:sz="4" w:space="10" w:color="2F5496" w:themeColor="accent1" w:themeShade="BF"/>
@@ -7923,7 +7987,7 @@
     <w:basedOn w:val="Fuentedeprrafopredeter"/>
     <w:link w:val="Citadestacada"/>
     <w:uiPriority w:val="30"/>
-    <w:rsid w:val="00761970"/>
+    <w:rsid w:val="001E55CE"/>
     <w:rPr>
       <w:i/>
       <w:iCs/>
@@ -7935,7 +7999,7 @@
     <w:basedOn w:val="Fuentedeprrafopredeter"/>
     <w:uiPriority w:val="32"/>
     <w:qFormat/>
-    <w:rsid w:val="00761970"/>
+    <w:rsid w:val="001E55CE"/>
     <w:rPr>
       <w:b/>
       <w:bCs/>
@@ -7951,7 +8015,7 @@
     <w:autoRedefine/>
     <w:uiPriority w:val="39"/>
     <w:unhideWhenUsed/>
-    <w:rsid w:val="00761970"/>
+    <w:rsid w:val="001E55CE"/>
     <w:pPr>
       <w:spacing w:after="100"/>
     </w:pPr>
@@ -7963,7 +8027,7 @@
     <w:uiPriority w:val="35"/>
     <w:unhideWhenUsed/>
     <w:qFormat/>
-    <w:rsid w:val="00761970"/>
+    <w:rsid w:val="001E55CE"/>
     <w:pPr>
       <w:spacing w:after="200" w:line="240" w:lineRule="auto"/>
     </w:pPr>
@@ -7982,7 +8046,7 @@
     <w:autoRedefine/>
     <w:uiPriority w:val="39"/>
     <w:unhideWhenUsed/>
-    <w:rsid w:val="00761970"/>
+    <w:rsid w:val="001E55CE"/>
     <w:pPr>
       <w:spacing w:after="100"/>
       <w:ind w:left="220"/>

--- a/evidencias/Documentacion-Bolivar-Aprende-y-Trabaja.docx
+++ b/evidencias/Documentacion-Bolivar-Aprende-y-Trabaja.docx
@@ -348,7 +348,7 @@
       <w:pPr>
         <w:pStyle w:val="Ttulo1"/>
       </w:pPr>
-      <w:bookmarkStart w:id="0" w:name="_Toc243909175"/>
+      <w:bookmarkStart w:id="0" w:name="_Toc243909561"/>
       <w:r>
         <w:t>Tabla de contenido</w:t>
       </w:r>
@@ -401,7 +401,7 @@
         <w:rPr>
           <w:noProof/>
         </w:rPr>
-        <w:instrText xml:space="preserve"> PAGEREF _Toc243909175 \h </w:instrText>
+        <w:instrText xml:space="preserve"> PAGEREF _Toc243909561 \h </w:instrText>
       </w:r>
       <w:r>
         <w:rPr>
@@ -465,7 +465,7 @@
         <w:rPr>
           <w:noProof/>
         </w:rPr>
-        <w:instrText xml:space="preserve"> PAGEREF _Toc243909176 \h </w:instrText>
+        <w:instrText xml:space="preserve"> PAGEREF _Toc243909562 \h </w:instrText>
       </w:r>
       <w:r>
         <w:rPr>
@@ -529,7 +529,7 @@
         <w:rPr>
           <w:noProof/>
         </w:rPr>
-        <w:instrText xml:space="preserve"> PAGEREF _Toc243909177 \h </w:instrText>
+        <w:instrText xml:space="preserve"> PAGEREF _Toc243909563 \h </w:instrText>
       </w:r>
       <w:r>
         <w:rPr>
@@ -593,7 +593,7 @@
         <w:rPr>
           <w:noProof/>
         </w:rPr>
-        <w:instrText xml:space="preserve"> PAGEREF _Toc243909178 \h </w:instrText>
+        <w:instrText xml:space="preserve"> PAGEREF _Toc243909564 \h </w:instrText>
       </w:r>
       <w:r>
         <w:rPr>
@@ -651,7 +651,7 @@
         <w:rPr>
           <w:noProof/>
         </w:rPr>
-        <w:instrText xml:space="preserve"> PAGEREF _Toc243909179 \h </w:instrText>
+        <w:instrText xml:space="preserve"> PAGEREF _Toc243909565 \h </w:instrText>
       </w:r>
       <w:r>
         <w:rPr>
@@ -709,7 +709,7 @@
         <w:rPr>
           <w:noProof/>
         </w:rPr>
-        <w:instrText xml:space="preserve"> PAGEREF _Toc243909180 \h </w:instrText>
+        <w:instrText xml:space="preserve"> PAGEREF _Toc243909566 \h </w:instrText>
       </w:r>
       <w:r>
         <w:rPr>
@@ -773,7 +773,7 @@
         <w:rPr>
           <w:noProof/>
         </w:rPr>
-        <w:instrText xml:space="preserve"> PAGEREF _Toc243909181 \h </w:instrText>
+        <w:instrText xml:space="preserve"> PAGEREF _Toc243909567 \h </w:instrText>
       </w:r>
       <w:r>
         <w:rPr>
@@ -831,7 +831,7 @@
         <w:rPr>
           <w:noProof/>
         </w:rPr>
-        <w:instrText xml:space="preserve"> PAGEREF _Toc243909182 \h </w:instrText>
+        <w:instrText xml:space="preserve"> PAGEREF _Toc243909568 \h </w:instrText>
       </w:r>
       <w:r>
         <w:rPr>
@@ -889,7 +889,7 @@
         <w:rPr>
           <w:noProof/>
         </w:rPr>
-        <w:instrText xml:space="preserve"> PAGEREF _Toc243909183 \h </w:instrText>
+        <w:instrText xml:space="preserve"> PAGEREF _Toc243909569 \h </w:instrText>
       </w:r>
       <w:r>
         <w:rPr>
@@ -947,7 +947,7 @@
         <w:rPr>
           <w:noProof/>
         </w:rPr>
-        <w:instrText xml:space="preserve"> PAGEREF _Toc243909184 \h </w:instrText>
+        <w:instrText xml:space="preserve"> PAGEREF _Toc243909570 \h </w:instrText>
       </w:r>
       <w:r>
         <w:rPr>
@@ -1005,7 +1005,7 @@
         <w:rPr>
           <w:noProof/>
         </w:rPr>
-        <w:instrText xml:space="preserve"> PAGEREF _Toc243909185 \h </w:instrText>
+        <w:instrText xml:space="preserve"> PAGEREF _Toc243909571 \h </w:instrText>
       </w:r>
       <w:r>
         <w:rPr>
@@ -1063,7 +1063,7 @@
         <w:rPr>
           <w:noProof/>
         </w:rPr>
-        <w:instrText xml:space="preserve"> PAGEREF _Toc243909186 \h </w:instrText>
+        <w:instrText xml:space="preserve"> PAGEREF _Toc243909572 \h </w:instrText>
       </w:r>
       <w:r>
         <w:rPr>
@@ -1121,7 +1121,7 @@
         <w:rPr>
           <w:noProof/>
         </w:rPr>
-        <w:instrText xml:space="preserve"> PAGEREF _Toc243909187 \h </w:instrText>
+        <w:instrText xml:space="preserve"> PAGEREF _Toc243909573 \h </w:instrText>
       </w:r>
       <w:r>
         <w:rPr>
@@ -1185,7 +1185,7 @@
         <w:rPr>
           <w:noProof/>
         </w:rPr>
-        <w:instrText xml:space="preserve"> PAGEREF _Toc243909188 \h </w:instrText>
+        <w:instrText xml:space="preserve"> PAGEREF _Toc243909574 \h </w:instrText>
       </w:r>
       <w:r>
         <w:rPr>
@@ -1249,7 +1249,7 @@
         <w:rPr>
           <w:noProof/>
         </w:rPr>
-        <w:instrText xml:space="preserve"> PAGEREF _Toc243909189 \h </w:instrText>
+        <w:instrText xml:space="preserve"> PAGEREF _Toc243909575 \h </w:instrText>
       </w:r>
       <w:r>
         <w:rPr>
@@ -1313,7 +1313,7 @@
         <w:rPr>
           <w:noProof/>
         </w:rPr>
-        <w:instrText xml:space="preserve"> PAGEREF _Toc243909190 \h </w:instrText>
+        <w:instrText xml:space="preserve"> PAGEREF _Toc243909576 \h </w:instrText>
       </w:r>
       <w:r>
         <w:rPr>
@@ -1371,7 +1371,7 @@
         <w:rPr>
           <w:noProof/>
         </w:rPr>
-        <w:instrText xml:space="preserve"> PAGEREF _Toc243909191 \h </w:instrText>
+        <w:instrText xml:space="preserve"> PAGEREF _Toc243909577 \h </w:instrText>
       </w:r>
       <w:r>
         <w:rPr>
@@ -1429,7 +1429,7 @@
         <w:rPr>
           <w:noProof/>
         </w:rPr>
-        <w:instrText xml:space="preserve"> PAGEREF _Toc243909192 \h </w:instrText>
+        <w:instrText xml:space="preserve"> PAGEREF _Toc243909578 \h </w:instrText>
       </w:r>
       <w:r>
         <w:rPr>
@@ -1487,7 +1487,7 @@
         <w:rPr>
           <w:noProof/>
         </w:rPr>
-        <w:instrText xml:space="preserve"> PAGEREF _Toc243909193 \h </w:instrText>
+        <w:instrText xml:space="preserve"> PAGEREF _Toc243909579 \h </w:instrText>
       </w:r>
       <w:r>
         <w:rPr>
@@ -1528,7 +1528,7 @@
       <w:pPr>
         <w:pStyle w:val="Ttulo1"/>
       </w:pPr>
-      <w:bookmarkStart w:id="1" w:name="_Toc243909176"/>
+      <w:bookmarkStart w:id="1" w:name="_Toc243909562"/>
       <w:r>
         <w:t>1. Introducción</w:t>
       </w:r>
@@ -1553,7 +1553,7 @@
       <w:pPr>
         <w:pStyle w:val="Ttulo1"/>
       </w:pPr>
-      <w:bookmarkStart w:id="2" w:name="_Toc243909177"/>
+      <w:bookmarkStart w:id="2" w:name="_Toc243909563"/>
       <w:r>
         <w:t>2. Descripción de la actividad</w:t>
       </w:r>
@@ -1618,8 +1618,9 @@
       <w:pPr>
         <w:pStyle w:val="Ttulo1"/>
       </w:pPr>
-      <w:bookmarkStart w:id="3" w:name="_Toc243909178"/>
-      <w:r>
+      <w:bookmarkStart w:id="3" w:name="_Toc243909564"/>
+      <w:r>
+        <w:lastRenderedPageBreak/>
         <w:t>3. Requisitos</w:t>
       </w:r>
       <w:bookmarkEnd w:id="3"/>
@@ -1628,7 +1629,7 @@
       <w:pPr>
         <w:pStyle w:val="Ttulo2"/>
       </w:pPr>
-      <w:bookmarkStart w:id="4" w:name="_Toc243909179"/>
+      <w:bookmarkStart w:id="4" w:name="_Toc243909565"/>
       <w:r>
         <w:t>3.1 Requisitos funcionales</w:t>
       </w:r>
@@ -2681,6 +2682,7 @@
               <w:rPr>
                 <w:sz w:val="18"/>
               </w:rPr>
+              <w:lastRenderedPageBreak/>
               <w:t>RF16</w:t>
             </w:r>
           </w:p>
@@ -2790,7 +2792,7 @@
       <w:pPr>
         <w:pStyle w:val="Ttulo2"/>
       </w:pPr>
-      <w:bookmarkStart w:id="5" w:name="_Toc243909180"/>
+      <w:bookmarkStart w:id="5" w:name="_Toc243909566"/>
       <w:r>
         <w:t>3.2 Requisitos no funcionales</w:t>
       </w:r>
@@ -3580,8 +3582,9 @@
       <w:pPr>
         <w:pStyle w:val="Ttulo1"/>
       </w:pPr>
-      <w:bookmarkStart w:id="6" w:name="_Toc243909181"/>
-      <w:r>
+      <w:bookmarkStart w:id="6" w:name="_Toc243909567"/>
+      <w:r>
+        <w:lastRenderedPageBreak/>
         <w:t>4. Configuración y puesta en marcha</w:t>
       </w:r>
       <w:bookmarkEnd w:id="6"/>
@@ -3595,7 +3598,7 @@
       <w:pPr>
         <w:pStyle w:val="Ttulo2"/>
       </w:pPr>
-      <w:bookmarkStart w:id="7" w:name="_Toc243909182"/>
+      <w:bookmarkStart w:id="7" w:name="_Toc243909568"/>
       <w:r>
         <w:t>4.1 Cómo abrir la app y comprobar que funciona</w:t>
       </w:r>
@@ -3608,12 +3611,27 @@
     </w:p>
     <w:p>
       <w:r>
-        <w:t>Paso 1. Instalar Node.js 18 o superior (https://nodejs.org).</w:t>
-      </w:r>
-    </w:p>
-    <w:p>
-      <w:r>
-        <w:t>Paso 2. Levantar la API. En una terminal, dentro de la carpeta backend:</w:t>
+        <w:t>Paso 1. Instalar Node.js 18 o superior (https://nodejs.org). Es el único programa que hay que instalar.</w:t>
+      </w:r>
+    </w:p>
+    <w:p>
+      <w:r>
+        <w:t>Paso 2. Encender la API. En la carpeta del paquete, hacer doble clic en INICIAR-API.bat. Ese archivo se encarga de todo: crea el archivo de configuración con la dirección de la base de datos, instala las dependencias, crea el administrador y enciende el servidor. La primera vez tarda un minuto.</w:t>
+      </w:r>
+    </w:p>
+    <w:p>
+      <w:r>
+        <w:t>Al terminar, en esa misma ventana aparece el mensaje "API lista en http://localhost:4000". Para detenerla se presiona Ctrl + C en esa ventana.</w:t>
+      </w:r>
+    </w:p>
+    <w:p>
+      <w:r>
+        <w:t>Paso 3. Comprobar que la API está viva. En el navegador debe abrir http://localhost:4000/api/salud y mostrar: {"estado":"ok"}.</w:t>
+      </w:r>
+    </w:p>
+    <w:p>
+      <w:r>
+        <w:t>Paso 4. Abrir la aplicación. Hay dos opciones:</w:t>
       </w:r>
     </w:p>
     <w:p>
@@ -3621,7 +3639,7 @@
         <w:pStyle w:val="Prrafodelista"/>
       </w:pPr>
       <w:r>
-        <w:t>cp .env.example .env        (en Windows: copy .env.example .env)</w:t>
+        <w:t>Instalar el APK (app-release.apk) en un celular Android: se le pasa el archivo, en el celular se va a Ajustes → Aplicaciones → acceso especial → Instalar aplicaciones desconocidas, se activa la app desde donde se abre el archivo, y luego se abre el APK y se le da a Instalar.</w:t>
       </w:r>
     </w:p>
     <w:p>
@@ -3629,7 +3647,37 @@
         <w:pStyle w:val="Prrafodelista"/>
       </w:pPr>
       <w:r>
-        <w:t>Editar el archivo .env y pegar el valor de MONGO_URI que viene en el archivo conexion-base-de-datos.txt del paquete.</w:t>
+        <w:t>O bien abrir el proyecto en Android Studio (carpeta bolivar_aprende_y_trabaja) y darle al botón Run, que abre el emulador.</w:t>
+      </w:r>
+    </w:p>
+    <w:p>
+      <w:r>
+        <w:t>Paso 5. Iniciar sesión con el administrador: admin@bolivar.com y contraseña admin123.</w:t>
+      </w:r>
+    </w:p>
+    <w:p>
+      <w:r>
+        <w:t>Paso 6. Comprobar que todo está conectado. En el menú lateral se entra a "Gestión de datos": debe aparecer el chip verde "API conectada" y el listado de oportunidades que están guardadas en MongoDB. Si se crea una nueva, esta queda en la base de datos y aparece en el listado del inicio: ese es el ciclo completo de la API.</w:t>
+      </w:r>
+    </w:p>
+    <w:p>
+      <w:r>
+        <w:t>Si la aplicación se abre en un celular físico y sale el aviso "Sin conexión con el servidor", es porque el celular tiene que buscar la API en la red local. En ese caso, en la pantalla de inicio de sesión se toca el botón "Servidor: ..." y se escribe la dirección del computador donde está la API, por ejemplo http://192.168.1.50:4000/api (el celular y el computador deben estar en la misma red). La aplicación la recuerda y las demás veces entra directo. En el emulador de Android Studio no hace falta nada de esto, porque ya apunta al localhost del computador.</w:t>
+      </w:r>
+    </w:p>
+    <w:p>
+      <w:pPr>
+        <w:pStyle w:val="Ttulo2"/>
+      </w:pPr>
+      <w:bookmarkStart w:id="8" w:name="_Toc243909569"/>
+      <w:r>
+        <w:t>4.2 Levantar la API</w:t>
+      </w:r>
+      <w:bookmarkEnd w:id="8"/>
+    </w:p>
+    <w:p>
+      <w:r>
+        <w:t>1. Entrar a la carpeta del backend y instalar las dependencias:</w:t>
       </w:r>
     </w:p>
     <w:p>
@@ -3637,7 +3685,7 @@
         <w:pStyle w:val="Prrafodelista"/>
       </w:pPr>
       <w:r>
-        <w:t>npm install</w:t>
+        <w:t>cd backend</w:t>
       </w:r>
     </w:p>
     <w:p>
@@ -3645,86 +3693,7 @@
         <w:pStyle w:val="Prrafodelista"/>
       </w:pPr>
       <w:r>
-        <w:t>npm run seed                (crea el administrador: admin@bolivar.com / admin123)</w:t>
-      </w:r>
-    </w:p>
-    <w:p>
-      <w:pPr>
-        <w:pStyle w:val="Prrafodelista"/>
-      </w:pPr>
-      <w:r>
-        <w:t>npm start                   (la API queda escuchando en el puerto 4000)</w:t>
-      </w:r>
-    </w:p>
-    <w:p>
-      <w:r>
-        <w:t>Paso 3. Comprobar que la API está viva. En el navegador debe abrir http://localhost:4000/api/salud y mostrar: {"estado":"ok"}. (La primera vez tarda unos 40 segundos, porque la base de datos está en Atlas y la conexión es por internet.)</w:t>
-      </w:r>
-    </w:p>
-    <w:p>
-      <w:r>
-        <w:t>Paso 4. Abrir la aplicación. Hay dos opciones:</w:t>
-      </w:r>
-    </w:p>
-    <w:p>
-      <w:pPr>
-        <w:pStyle w:val="Prrafodelista"/>
-      </w:pPr>
-      <w:r>
-        <w:t>Instalar el APK (app-release.apk) en un celular Android: se le pasa el archivo, en el celular se va a Ajustes → Aplicaciones → acceso especial → Instalar aplicaciones desconocidas, se activa la app desde donde se abre el archivo, y luego se abre el APK y se le da a Instalar.</w:t>
-      </w:r>
-    </w:p>
-    <w:p>
-      <w:pPr>
-        <w:pStyle w:val="Prrafodelista"/>
-      </w:pPr>
-      <w:r>
-        <w:t>O bien abrir el proyecto en Android Studio (carpeta bolivar_aprende_y_trabaja) y darle al botón Run, que abre el emulador.</w:t>
-      </w:r>
-    </w:p>
-    <w:p>
-      <w:r>
-        <w:t>Paso 5. Iniciar sesión con el administrador: admin@bolivar.com y contraseña admin123.</w:t>
-      </w:r>
-    </w:p>
-    <w:p>
-      <w:r>
-        <w:t>Paso 6. Comprobar que todo está conectado. En el menú lateral se entra a "Gestión de datos": debe aparecer el chip verde "API conectada" y el listado de oportunidades que están guardadas en MongoDB. Si se crea una nueva, esta queda en la base de datos y aparece en el listado del inicio: ese es el ciclo completo de la API.</w:t>
-      </w:r>
-    </w:p>
-    <w:p>
-      <w:r>
-        <w:t>Si la aplicación se abre en un celular físico y sale el aviso "Sin conexión con el servidor", es porque el celular tiene que buscar la API en la red local. En ese caso, en la pantalla de inicio de sesión se toca el botón "Servidor: ..." y se escribe la dirección del computador donde está la API, por ejemplo http://192.168.1.50:4000/api (el celular y el computador deben estar en la misma red). La aplicación la recuerda y las demás veces entra directo. En el emulador de Android Studio no hace falta nada de esto, porque ya apunta al localhost del computador.</w:t>
-      </w:r>
-    </w:p>
-    <w:p>
-      <w:pPr>
-        <w:pStyle w:val="Ttulo2"/>
-      </w:pPr>
-      <w:bookmarkStart w:id="8" w:name="_Toc243909183"/>
-      <w:r>
-        <w:t>4.2 Levantar la API</w:t>
-      </w:r>
-      <w:bookmarkEnd w:id="8"/>
-    </w:p>
-    <w:p>
-      <w:r>
-        <w:t>1. Entrar a la carpeta del backend y instalar las dependencias:</w:t>
-      </w:r>
-    </w:p>
-    <w:p>
-      <w:pPr>
-        <w:pStyle w:val="Prrafodelista"/>
-      </w:pPr>
-      <w:r>
-        <w:t>cd backend</w:t>
-      </w:r>
-    </w:p>
-    <w:p>
-      <w:pPr>
-        <w:pStyle w:val="Prrafodelista"/>
-      </w:pPr>
-      <w:r>
+        <w:lastRenderedPageBreak/>
         <w:t>npm install</w:t>
       </w:r>
     </w:p>
@@ -4160,7 +4129,7 @@
       <w:pPr>
         <w:pStyle w:val="Ttulo2"/>
       </w:pPr>
-      <w:bookmarkStart w:id="9" w:name="_Toc243909184"/>
+      <w:bookmarkStart w:id="9" w:name="_Toc243909570"/>
       <w:r>
         <w:t>4.3 Correr la aplicación</w:t>
       </w:r>
@@ -4196,7 +4165,7 @@
       <w:pPr>
         <w:pStyle w:val="Ttulo2"/>
       </w:pPr>
-      <w:bookmarkStart w:id="10" w:name="_Toc243909185"/>
+      <w:bookmarkStart w:id="10" w:name="_Toc243909571"/>
       <w:r>
         <w:t>4.4 Compilar el APK de entrega</w:t>
       </w:r>
@@ -4219,8 +4188,9 @@
       <w:pPr>
         <w:pStyle w:val="Ttulo2"/>
       </w:pPr>
-      <w:bookmarkStart w:id="11" w:name="_Toc243909186"/>
-      <w:r>
+      <w:bookmarkStart w:id="11" w:name="_Toc243909572"/>
+      <w:r>
+        <w:lastRenderedPageBreak/>
         <w:t>4.5 Instalar el APK en un celular</w:t>
       </w:r>
       <w:bookmarkEnd w:id="11"/>
@@ -4258,7 +4228,7 @@
       <w:pPr>
         <w:pStyle w:val="Ttulo2"/>
       </w:pPr>
-      <w:bookmarkStart w:id="12" w:name="_Toc243909187"/>
+      <w:bookmarkStart w:id="12" w:name="_Toc243909573"/>
       <w:r>
         <w:t>4.6 Pruebas</w:t>
       </w:r>
@@ -4795,7 +4765,7 @@
       <w:pPr>
         <w:pStyle w:val="Ttulo1"/>
       </w:pPr>
-      <w:bookmarkStart w:id="13" w:name="_Toc243909188"/>
+      <w:bookmarkStart w:id="13" w:name="_Toc243909574"/>
       <w:r>
         <w:t>5. Resultados</w:t>
       </w:r>
@@ -4838,6 +4808,7 @@
     </w:p>
     <w:p>
       <w:r>
+        <w:lastRenderedPageBreak/>
         <w:t>5.4 Gestión de datos: el CRUD contra la API</w:t>
       </w:r>
     </w:p>
@@ -5164,7 +5135,7 @@
       <w:pPr>
         <w:pStyle w:val="Ttulo1"/>
       </w:pPr>
-      <w:bookmarkStart w:id="14" w:name="_Toc243909189"/>
+      <w:bookmarkStart w:id="14" w:name="_Toc243909575"/>
       <w:r>
         <w:t>6. Conclusiones</w:t>
       </w:r>
@@ -5187,6 +5158,7 @@
     </w:p>
     <w:p>
       <w:r>
+        <w:lastRenderedPageBreak/>
         <w:t>Como trabajo futuro queda publicar la API en internet para que la aplicación se pueda usar desde cualquier red, y agregar la pantalla de favoritos en la aplicación, que la API ya soporta pero la app todavía no muestra.</w:t>
       </w:r>
     </w:p>
@@ -5194,7 +5166,7 @@
       <w:pPr>
         <w:pStyle w:val="Ttulo1"/>
       </w:pPr>
-      <w:bookmarkStart w:id="15" w:name="_Toc243909190"/>
+      <w:bookmarkStart w:id="15" w:name="_Toc243909576"/>
       <w:r>
         <w:t>7. Anexo</w:t>
       </w:r>
@@ -5204,7 +5176,7 @@
       <w:pPr>
         <w:pStyle w:val="Ttulo2"/>
       </w:pPr>
-      <w:bookmarkStart w:id="16" w:name="_Toc243909191"/>
+      <w:bookmarkStart w:id="16" w:name="_Toc243909577"/>
       <w:r>
         <w:t>7.1 Enlaces</w:t>
       </w:r>
@@ -5539,7 +5511,7 @@
               <w:rPr>
                 <w:sz w:val="18"/>
               </w:rPr>
-              <w:t>archivo conexion-base-de-datos.txt del paquete</w:t>
+              <w:t>archivo configurar.env del paquete</w:t>
             </w:r>
           </w:p>
         </w:tc>
@@ -5550,7 +5522,7 @@
       <w:pPr>
         <w:pStyle w:val="Ttulo2"/>
       </w:pPr>
-      <w:bookmarkStart w:id="17" w:name="_Toc243909192"/>
+      <w:bookmarkStart w:id="17" w:name="_Toc243909578"/>
       <w:r>
         <w:t>7.2 Contenido del paquete de entrega</w:t>
       </w:r>
@@ -5647,6 +5619,50 @@
               <w:rPr>
                 <w:sz w:val="18"/>
               </w:rPr>
+              <w:t>INICIAR-API.bat</w:t>
+            </w:r>
+          </w:p>
+        </w:tc>
+        <w:tc>
+          <w:tcPr>
+            <w:tcW w:w="4419" w:type="dxa"/>
+          </w:tcPr>
+          <w:p>
+            <w:pPr>
+              <w:rPr>
+                <w:sz w:val="18"/>
+              </w:rPr>
+            </w:pPr>
+            <w:r>
+              <w:rPr>
+                <w:sz w:val="18"/>
+              </w:rPr>
+              <w:t>Doble clic y la API queda encendida (crea la configuración, instala y arranca).</w:t>
+            </w:r>
+          </w:p>
+        </w:tc>
+      </w:tr>
+      <w:tr>
+        <w:tblPrEx>
+          <w:tblCellMar>
+            <w:top w:w="0" w:type="dxa"/>
+            <w:bottom w:w="0" w:type="dxa"/>
+          </w:tblCellMar>
+        </w:tblPrEx>
+        <w:tc>
+          <w:tcPr>
+            <w:tcW w:w="4419" w:type="dxa"/>
+          </w:tcPr>
+          <w:p>
+            <w:pPr>
+              <w:rPr>
+                <w:sz w:val="18"/>
+              </w:rPr>
+            </w:pPr>
+            <w:r>
+              <w:rPr>
+                <w:sz w:val="18"/>
+              </w:rPr>
               <w:t>app-release.apk</w:t>
             </w:r>
           </w:p>
@@ -5779,25 +5795,25 @@
               <w:rPr>
                 <w:sz w:val="18"/>
               </w:rPr>
-              <w:t>conexion-base-de-datos.txt</w:t>
-            </w:r>
-          </w:p>
-        </w:tc>
-        <w:tc>
-          <w:tcPr>
-            <w:tcW w:w="4419" w:type="dxa"/>
-          </w:tcPr>
-          <w:p>
-            <w:pPr>
-              <w:rPr>
-                <w:sz w:val="18"/>
-              </w:rPr>
-            </w:pPr>
-            <w:r>
-              <w:rPr>
-                <w:sz w:val="18"/>
-              </w:rPr>
-              <w:t>El valor de MONGO_URI para levantar la API.</w:t>
+              <w:t>configurar.env</w:t>
+            </w:r>
+          </w:p>
+        </w:tc>
+        <w:tc>
+          <w:tcPr>
+            <w:tcW w:w="4419" w:type="dxa"/>
+          </w:tcPr>
+          <w:p>
+            <w:pPr>
+              <w:rPr>
+                <w:sz w:val="18"/>
+              </w:rPr>
+            </w:pPr>
+            <w:r>
+              <w:rPr>
+                <w:sz w:val="18"/>
+              </w:rPr>
+              <w:t>El archivo de configuración de la base de datos.</w:t>
             </w:r>
           </w:p>
         </w:tc>
@@ -5940,7 +5956,7 @@
       <w:pPr>
         <w:pStyle w:val="Ttulo2"/>
       </w:pPr>
-      <w:bookmarkStart w:id="18" w:name="_Toc243909193"/>
+      <w:bookmarkStart w:id="18" w:name="_Toc243909579"/>
       <w:r>
         <w:t>7.3 Estructura del proyecto</w:t>
       </w:r>
@@ -6125,6 +6141,7 @@
               <w:rPr>
                 <w:sz w:val="18"/>
               </w:rPr>
+              <w:lastRenderedPageBreak/>
               <w:t>backend/controllers/</w:t>
             </w:r>
           </w:p>
@@ -6683,11 +6700,12 @@
         <w:rPr>
           <w:noProof/>
         </w:rPr>
+        <w:lastRenderedPageBreak/>
         <w:drawing>
-          <wp:inline distT="0" distB="0" distL="0" distR="0" wp14:anchorId="05C410E4" wp14:editId="46C5D060">
+          <wp:inline distT="0" distB="0" distL="0" distR="0" wp14:anchorId="320AF6CC" wp14:editId="5746DE72">
             <wp:extent cx="4318000" cy="9355307"/>
             <wp:effectExtent l="0" t="0" r="6350" b="0"/>
-            <wp:docPr id="1968033975" name="Imagen 1"/>
+            <wp:docPr id="804929972" name="Imagen 1"/>
             <wp:cNvGraphicFramePr>
               <a:graphicFrameLocks xmlns:a="http://schemas.openxmlformats.org/drawingml/2006/main" noChangeAspect="1"/>
             </wp:cNvGraphicFramePr>
@@ -6695,7 +6713,7 @@
               <a:graphicData uri="http://schemas.openxmlformats.org/drawingml/2006/picture">
                 <pic:pic xmlns:pic="http://schemas.openxmlformats.org/drawingml/2006/picture">
                   <pic:nvPicPr>
-                    <pic:cNvPr id="1968033975" name=""/>
+                    <pic:cNvPr id="804929972" name=""/>
                     <pic:cNvPicPr/>
                   </pic:nvPicPr>
                   <pic:blipFill>
@@ -6742,10 +6760,10 @@
           <w:noProof/>
         </w:rPr>
         <w:drawing>
-          <wp:inline distT="0" distB="0" distL="0" distR="0" wp14:anchorId="6B8F279C" wp14:editId="3FE17156">
+          <wp:inline distT="0" distB="0" distL="0" distR="0" wp14:anchorId="656D45DB" wp14:editId="23D5AC7C">
             <wp:extent cx="4318000" cy="9355307"/>
             <wp:effectExtent l="0" t="0" r="6350" b="0"/>
-            <wp:docPr id="707043681" name="Imagen 2"/>
+            <wp:docPr id="776626724" name="Imagen 2"/>
             <wp:cNvGraphicFramePr>
               <a:graphicFrameLocks xmlns:a="http://schemas.openxmlformats.org/drawingml/2006/main" noChangeAspect="1"/>
             </wp:cNvGraphicFramePr>
@@ -6753,7 +6771,7 @@
               <a:graphicData uri="http://schemas.openxmlformats.org/drawingml/2006/picture">
                 <pic:pic xmlns:pic="http://schemas.openxmlformats.org/drawingml/2006/picture">
                   <pic:nvPicPr>
-                    <pic:cNvPr id="707043681" name=""/>
+                    <pic:cNvPr id="776626724" name=""/>
                     <pic:cNvPicPr/>
                   </pic:nvPicPr>
                   <pic:blipFill>
@@ -6800,10 +6818,10 @@
           <w:noProof/>
         </w:rPr>
         <w:drawing>
-          <wp:inline distT="0" distB="0" distL="0" distR="0" wp14:anchorId="1027CE28" wp14:editId="1C7B43B6">
+          <wp:inline distT="0" distB="0" distL="0" distR="0" wp14:anchorId="64C26D80" wp14:editId="708E72C4">
             <wp:extent cx="4318000" cy="9355307"/>
             <wp:effectExtent l="0" t="0" r="6350" b="0"/>
-            <wp:docPr id="2128959709" name="Imagen 3"/>
+            <wp:docPr id="1181089150" name="Imagen 3"/>
             <wp:cNvGraphicFramePr>
               <a:graphicFrameLocks xmlns:a="http://schemas.openxmlformats.org/drawingml/2006/main" noChangeAspect="1"/>
             </wp:cNvGraphicFramePr>
@@ -6811,7 +6829,7 @@
               <a:graphicData uri="http://schemas.openxmlformats.org/drawingml/2006/picture">
                 <pic:pic xmlns:pic="http://schemas.openxmlformats.org/drawingml/2006/picture">
                   <pic:nvPicPr>
-                    <pic:cNvPr id="2128959709" name=""/>
+                    <pic:cNvPr id="1181089150" name=""/>
                     <pic:cNvPicPr/>
                   </pic:nvPicPr>
                   <pic:blipFill>
@@ -6858,10 +6876,10 @@
           <w:noProof/>
         </w:rPr>
         <w:drawing>
-          <wp:inline distT="0" distB="0" distL="0" distR="0" wp14:anchorId="4FBF20A3" wp14:editId="35A1D529">
+          <wp:inline distT="0" distB="0" distL="0" distR="0" wp14:anchorId="1EBCF71B" wp14:editId="3CD91F31">
             <wp:extent cx="4318000" cy="9355307"/>
             <wp:effectExtent l="0" t="0" r="6350" b="0"/>
-            <wp:docPr id="1469937177" name="Imagen 4"/>
+            <wp:docPr id="1195166337" name="Imagen 4"/>
             <wp:cNvGraphicFramePr>
               <a:graphicFrameLocks xmlns:a="http://schemas.openxmlformats.org/drawingml/2006/main" noChangeAspect="1"/>
             </wp:cNvGraphicFramePr>
@@ -6869,7 +6887,7 @@
               <a:graphicData uri="http://schemas.openxmlformats.org/drawingml/2006/picture">
                 <pic:pic xmlns:pic="http://schemas.openxmlformats.org/drawingml/2006/picture">
                   <pic:nvPicPr>
-                    <pic:cNvPr id="1469937177" name=""/>
+                    <pic:cNvPr id="1195166337" name=""/>
                     <pic:cNvPicPr/>
                   </pic:nvPicPr>
                   <pic:blipFill>
@@ -6916,10 +6934,10 @@
           <w:noProof/>
         </w:rPr>
         <w:drawing>
-          <wp:inline distT="0" distB="0" distL="0" distR="0" wp14:anchorId="76371A2D" wp14:editId="7D07F729">
+          <wp:inline distT="0" distB="0" distL="0" distR="0" wp14:anchorId="2F5B2045" wp14:editId="5C3A1F8C">
             <wp:extent cx="4318000" cy="9355307"/>
             <wp:effectExtent l="0" t="0" r="6350" b="0"/>
-            <wp:docPr id="222899343" name="Imagen 5"/>
+            <wp:docPr id="2084870760" name="Imagen 5"/>
             <wp:cNvGraphicFramePr>
               <a:graphicFrameLocks xmlns:a="http://schemas.openxmlformats.org/drawingml/2006/main" noChangeAspect="1"/>
             </wp:cNvGraphicFramePr>
@@ -6927,7 +6945,7 @@
               <a:graphicData uri="http://schemas.openxmlformats.org/drawingml/2006/picture">
                 <pic:pic xmlns:pic="http://schemas.openxmlformats.org/drawingml/2006/picture">
                   <pic:nvPicPr>
-                    <pic:cNvPr id="222899343" name=""/>
+                    <pic:cNvPr id="2084870760" name=""/>
                     <pic:cNvPicPr/>
                   </pic:nvPicPr>
                   <pic:blipFill>
@@ -6974,10 +6992,10 @@
           <w:noProof/>
         </w:rPr>
         <w:drawing>
-          <wp:inline distT="0" distB="0" distL="0" distR="0" wp14:anchorId="5255AFE8" wp14:editId="2786E4E5">
+          <wp:inline distT="0" distB="0" distL="0" distR="0" wp14:anchorId="106EE79A" wp14:editId="1DD3AA54">
             <wp:extent cx="4318000" cy="9355307"/>
             <wp:effectExtent l="0" t="0" r="6350" b="0"/>
-            <wp:docPr id="1405416716" name="Imagen 6"/>
+            <wp:docPr id="325645658" name="Imagen 6"/>
             <wp:cNvGraphicFramePr>
               <a:graphicFrameLocks xmlns:a="http://schemas.openxmlformats.org/drawingml/2006/main" noChangeAspect="1"/>
             </wp:cNvGraphicFramePr>
@@ -6985,7 +7003,7 @@
               <a:graphicData uri="http://schemas.openxmlformats.org/drawingml/2006/picture">
                 <pic:pic xmlns:pic="http://schemas.openxmlformats.org/drawingml/2006/picture">
                   <pic:nvPicPr>
-                    <pic:cNvPr id="1405416716" name=""/>
+                    <pic:cNvPr id="325645658" name=""/>
                     <pic:cNvPicPr/>
                   </pic:nvPicPr>
                   <pic:blipFill>
@@ -7032,10 +7050,10 @@
           <w:noProof/>
         </w:rPr>
         <w:drawing>
-          <wp:inline distT="0" distB="0" distL="0" distR="0" wp14:anchorId="711074BE" wp14:editId="42DF18DA">
+          <wp:inline distT="0" distB="0" distL="0" distR="0" wp14:anchorId="0D5DFE05" wp14:editId="2ED97F6B">
             <wp:extent cx="4318000" cy="3626182"/>
             <wp:effectExtent l="0" t="0" r="6350" b="0"/>
-            <wp:docPr id="757816359" name="Imagen 7"/>
+            <wp:docPr id="1092408218" name="Imagen 7"/>
             <wp:cNvGraphicFramePr>
               <a:graphicFrameLocks xmlns:a="http://schemas.openxmlformats.org/drawingml/2006/main" noChangeAspect="1"/>
             </wp:cNvGraphicFramePr>
@@ -7043,7 +7061,7 @@
               <a:graphicData uri="http://schemas.openxmlformats.org/drawingml/2006/picture">
                 <pic:pic xmlns:pic="http://schemas.openxmlformats.org/drawingml/2006/picture">
                   <pic:nvPicPr>
-                    <pic:cNvPr id="757816359" name=""/>
+                    <pic:cNvPr id="1092408218" name=""/>
                     <pic:cNvPicPr/>
                   </pic:nvPicPr>
                   <pic:blipFill>
@@ -7501,7 +7519,7 @@
     <w:link w:val="Ttulo1Car"/>
     <w:uiPriority w:val="9"/>
     <w:qFormat/>
-    <w:rsid w:val="001E55CE"/>
+    <w:rsid w:val="00BF30FF"/>
     <w:pPr>
       <w:keepNext/>
       <w:keepLines/>
@@ -7523,7 +7541,7 @@
     <w:uiPriority w:val="9"/>
     <w:unhideWhenUsed/>
     <w:qFormat/>
-    <w:rsid w:val="001E55CE"/>
+    <w:rsid w:val="00BF30FF"/>
     <w:pPr>
       <w:keepNext/>
       <w:keepLines/>
@@ -7546,7 +7564,7 @@
     <w:semiHidden/>
     <w:unhideWhenUsed/>
     <w:qFormat/>
-    <w:rsid w:val="001E55CE"/>
+    <w:rsid w:val="00BF30FF"/>
     <w:pPr>
       <w:keepNext/>
       <w:keepLines/>
@@ -7569,7 +7587,7 @@
     <w:semiHidden/>
     <w:unhideWhenUsed/>
     <w:qFormat/>
-    <w:rsid w:val="001E55CE"/>
+    <w:rsid w:val="00BF30FF"/>
     <w:pPr>
       <w:keepNext/>
       <w:keepLines/>
@@ -7592,7 +7610,7 @@
     <w:semiHidden/>
     <w:unhideWhenUsed/>
     <w:qFormat/>
-    <w:rsid w:val="001E55CE"/>
+    <w:rsid w:val="00BF30FF"/>
     <w:pPr>
       <w:keepNext/>
       <w:keepLines/>
@@ -7613,7 +7631,7 @@
     <w:semiHidden/>
     <w:unhideWhenUsed/>
     <w:qFormat/>
-    <w:rsid w:val="001E55CE"/>
+    <w:rsid w:val="00BF30FF"/>
     <w:pPr>
       <w:keepNext/>
       <w:keepLines/>
@@ -7636,7 +7654,7 @@
     <w:semiHidden/>
     <w:unhideWhenUsed/>
     <w:qFormat/>
-    <w:rsid w:val="001E55CE"/>
+    <w:rsid w:val="00BF30FF"/>
     <w:pPr>
       <w:keepNext/>
       <w:keepLines/>
@@ -7657,7 +7675,7 @@
     <w:semiHidden/>
     <w:unhideWhenUsed/>
     <w:qFormat/>
-    <w:rsid w:val="001E55CE"/>
+    <w:rsid w:val="00BF30FF"/>
     <w:pPr>
       <w:keepNext/>
       <w:keepLines/>
@@ -7680,7 +7698,7 @@
     <w:semiHidden/>
     <w:unhideWhenUsed/>
     <w:qFormat/>
-    <w:rsid w:val="001E55CE"/>
+    <w:rsid w:val="00BF30FF"/>
     <w:pPr>
       <w:keepNext/>
       <w:keepLines/>
@@ -7724,7 +7742,7 @@
     <w:basedOn w:val="Fuentedeprrafopredeter"/>
     <w:link w:val="Ttulo1"/>
     <w:uiPriority w:val="9"/>
-    <w:rsid w:val="001E55CE"/>
+    <w:rsid w:val="00BF30FF"/>
     <w:rPr>
       <w:rFonts w:asciiTheme="majorHAnsi" w:eastAsiaTheme="majorEastAsia" w:hAnsiTheme="majorHAnsi" w:cstheme="majorBidi"/>
       <w:color w:val="2F5496" w:themeColor="accent1" w:themeShade="BF"/>
@@ -7737,7 +7755,7 @@
     <w:basedOn w:val="Fuentedeprrafopredeter"/>
     <w:link w:val="Ttulo2"/>
     <w:uiPriority w:val="9"/>
-    <w:rsid w:val="001E55CE"/>
+    <w:rsid w:val="00BF30FF"/>
     <w:rPr>
       <w:rFonts w:asciiTheme="majorHAnsi" w:eastAsiaTheme="majorEastAsia" w:hAnsiTheme="majorHAnsi" w:cstheme="majorBidi"/>
       <w:color w:val="2F5496" w:themeColor="accent1" w:themeShade="BF"/>
@@ -7751,7 +7769,7 @@
     <w:link w:val="Ttulo3"/>
     <w:uiPriority w:val="9"/>
     <w:semiHidden/>
-    <w:rsid w:val="001E55CE"/>
+    <w:rsid w:val="00BF30FF"/>
     <w:rPr>
       <w:rFonts w:eastAsiaTheme="majorEastAsia" w:cstheme="majorBidi"/>
       <w:color w:val="2F5496" w:themeColor="accent1" w:themeShade="BF"/>
@@ -7765,7 +7783,7 @@
     <w:link w:val="Ttulo4"/>
     <w:uiPriority w:val="9"/>
     <w:semiHidden/>
-    <w:rsid w:val="001E55CE"/>
+    <w:rsid w:val="00BF30FF"/>
     <w:rPr>
       <w:rFonts w:eastAsiaTheme="majorEastAsia" w:cstheme="majorBidi"/>
       <w:i/>
@@ -7779,7 +7797,7 @@
     <w:link w:val="Ttulo5"/>
     <w:uiPriority w:val="9"/>
     <w:semiHidden/>
-    <w:rsid w:val="001E55CE"/>
+    <w:rsid w:val="00BF30FF"/>
     <w:rPr>
       <w:rFonts w:eastAsiaTheme="majorEastAsia" w:cstheme="majorBidi"/>
       <w:color w:val="2F5496" w:themeColor="accent1" w:themeShade="BF"/>
@@ -7791,7 +7809,7 @@
     <w:link w:val="Ttulo6"/>
     <w:uiPriority w:val="9"/>
     <w:semiHidden/>
-    <w:rsid w:val="001E55CE"/>
+    <w:rsid w:val="00BF30FF"/>
     <w:rPr>
       <w:rFonts w:eastAsiaTheme="majorEastAsia" w:cstheme="majorBidi"/>
       <w:i/>
@@ -7805,7 +7823,7 @@
     <w:link w:val="Ttulo7"/>
     <w:uiPriority w:val="9"/>
     <w:semiHidden/>
-    <w:rsid w:val="001E55CE"/>
+    <w:rsid w:val="00BF30FF"/>
     <w:rPr>
       <w:rFonts w:eastAsiaTheme="majorEastAsia" w:cstheme="majorBidi"/>
       <w:color w:val="595959" w:themeColor="text1" w:themeTint="A6"/>
@@ -7817,7 +7835,7 @@
     <w:link w:val="Ttulo8"/>
     <w:uiPriority w:val="9"/>
     <w:semiHidden/>
-    <w:rsid w:val="001E55CE"/>
+    <w:rsid w:val="00BF30FF"/>
     <w:rPr>
       <w:rFonts w:eastAsiaTheme="majorEastAsia" w:cstheme="majorBidi"/>
       <w:i/>
@@ -7831,7 +7849,7 @@
     <w:link w:val="Ttulo9"/>
     <w:uiPriority w:val="9"/>
     <w:semiHidden/>
-    <w:rsid w:val="001E55CE"/>
+    <w:rsid w:val="00BF30FF"/>
     <w:rPr>
       <w:rFonts w:eastAsiaTheme="majorEastAsia" w:cstheme="majorBidi"/>
       <w:color w:val="272727" w:themeColor="text1" w:themeTint="D8"/>
@@ -7844,7 +7862,7 @@
     <w:link w:val="TtuloCar"/>
     <w:uiPriority w:val="10"/>
     <w:qFormat/>
-    <w:rsid w:val="001E55CE"/>
+    <w:rsid w:val="00BF30FF"/>
     <w:pPr>
       <w:spacing w:after="80" w:line="240" w:lineRule="auto"/>
       <w:contextualSpacing/>
@@ -7862,7 +7880,7 @@
     <w:basedOn w:val="Fuentedeprrafopredeter"/>
     <w:link w:val="Ttulo"/>
     <w:uiPriority w:val="10"/>
-    <w:rsid w:val="001E55CE"/>
+    <w:rsid w:val="00BF30FF"/>
     <w:rPr>
       <w:rFonts w:asciiTheme="majorHAnsi" w:eastAsiaTheme="majorEastAsia" w:hAnsiTheme="majorHAnsi" w:cstheme="majorBidi"/>
       <w:spacing w:val="-10"/>
@@ -7878,7 +7896,7 @@
     <w:link w:val="SubttuloCar"/>
     <w:uiPriority w:val="11"/>
     <w:qFormat/>
-    <w:rsid w:val="001E55CE"/>
+    <w:rsid w:val="00BF30FF"/>
     <w:pPr>
       <w:numPr>
         <w:ilvl w:val="1"/>
@@ -7897,7 +7915,7 @@
     <w:basedOn w:val="Fuentedeprrafopredeter"/>
     <w:link w:val="Subttulo"/>
     <w:uiPriority w:val="11"/>
-    <w:rsid w:val="001E55CE"/>
+    <w:rsid w:val="00BF30FF"/>
     <w:rPr>
       <w:rFonts w:eastAsiaTheme="majorEastAsia" w:cstheme="majorBidi"/>
       <w:color w:val="595959" w:themeColor="text1" w:themeTint="A6"/>
@@ -7913,7 +7931,7 @@
     <w:link w:val="CitaCar"/>
     <w:uiPriority w:val="29"/>
     <w:qFormat/>
-    <w:rsid w:val="001E55CE"/>
+    <w:rsid w:val="00BF30FF"/>
     <w:pPr>
       <w:spacing w:before="160"/>
       <w:jc w:val="center"/>
@@ -7929,7 +7947,7 @@
     <w:basedOn w:val="Fuentedeprrafopredeter"/>
     <w:link w:val="Cita"/>
     <w:uiPriority w:val="29"/>
-    <w:rsid w:val="001E55CE"/>
+    <w:rsid w:val="00BF30FF"/>
     <w:rPr>
       <w:i/>
       <w:iCs/>
@@ -7941,7 +7959,7 @@
     <w:basedOn w:val="Normal"/>
     <w:uiPriority w:val="34"/>
     <w:qFormat/>
-    <w:rsid w:val="001E55CE"/>
+    <w:rsid w:val="00BF30FF"/>
     <w:pPr>
       <w:ind w:left="720"/>
       <w:contextualSpacing/>
@@ -7952,7 +7970,7 @@
     <w:basedOn w:val="Fuentedeprrafopredeter"/>
     <w:uiPriority w:val="21"/>
     <w:qFormat/>
-    <w:rsid w:val="001E55CE"/>
+    <w:rsid w:val="00BF30FF"/>
     <w:rPr>
       <w:i/>
       <w:iCs/>
@@ -7966,7 +7984,7 @@
     <w:link w:val="CitadestacadaCar"/>
     <w:uiPriority w:val="30"/>
     <w:qFormat/>
-    <w:rsid w:val="001E55CE"/>
+    <w:rsid w:val="00BF30FF"/>
     <w:pPr>
       <w:pBdr>
         <w:top w:val="single" w:sz="4" w:space="10" w:color="2F5496" w:themeColor="accent1" w:themeShade="BF"/>
@@ -7987,7 +8005,7 @@
     <w:basedOn w:val="Fuentedeprrafopredeter"/>
     <w:link w:val="Citadestacada"/>
     <w:uiPriority w:val="30"/>
-    <w:rsid w:val="001E55CE"/>
+    <w:rsid w:val="00BF30FF"/>
     <w:rPr>
       <w:i/>
       <w:iCs/>
@@ -7999,7 +8017,7 @@
     <w:basedOn w:val="Fuentedeprrafopredeter"/>
     <w:uiPriority w:val="32"/>
     <w:qFormat/>
-    <w:rsid w:val="001E55CE"/>
+    <w:rsid w:val="00BF30FF"/>
     <w:rPr>
       <w:b/>
       <w:bCs/>
@@ -8015,7 +8033,7 @@
     <w:autoRedefine/>
     <w:uiPriority w:val="39"/>
     <w:unhideWhenUsed/>
-    <w:rsid w:val="001E55CE"/>
+    <w:rsid w:val="00BF30FF"/>
     <w:pPr>
       <w:spacing w:after="100"/>
     </w:pPr>
@@ -8027,7 +8045,7 @@
     <w:uiPriority w:val="35"/>
     <w:unhideWhenUsed/>
     <w:qFormat/>
-    <w:rsid w:val="001E55CE"/>
+    <w:rsid w:val="00BF30FF"/>
     <w:pPr>
       <w:spacing w:after="200" w:line="240" w:lineRule="auto"/>
     </w:pPr>
@@ -8046,7 +8064,7 @@
     <w:autoRedefine/>
     <w:uiPriority w:val="39"/>
     <w:unhideWhenUsed/>
-    <w:rsid w:val="001E55CE"/>
+    <w:rsid w:val="00BF30FF"/>
     <w:pPr>
       <w:spacing w:after="100"/>
       <w:ind w:left="220"/>
